--- a/Hệ thống mẫu văn bản/Nguyên đã làm/Kế hoạch dạy học Tin học từng lớp/Kế hoạch dạy học môn Tin học - Lớp 8 - 2026 - 2027.docx
+++ b/Hệ thống mẫu văn bản/Nguyên đã làm/Kế hoạch dạy học Tin học từng lớp/Kế hoạch dạy học môn Tin học - Lớp 8 - 2026 - 2027.docx
@@ -18,6 +18,7 @@
         <w:rPr>
           <w:rFonts w:ascii="Times New Roman" w:hAnsi="Times New Roman"/>
           <w:sz w:val="26"/>
+          <w:rFonts w:ascii="Times New Roman" w:hAnsi="Times New Roman" w:cs="Times New Roman"/>
         </w:rPr>
         <w:t>Phụ lục 1</w:t>
       </w:r>
@@ -36,6 +37,7 @@
           <w:b/>
           <w:bCs/>
           <w:sz w:val="26"/>
+          <w:rFonts w:ascii="Times New Roman" w:hAnsi="Times New Roman" w:cs="Times New Roman"/>
         </w:rPr>
         <w:t>KHUNG KẾ HOẠCH DẠY HỌC MÔN</w:t>
       </w:r>
@@ -45,6 +47,7 @@
           <w:b/>
           <w:bCs/>
           <w:sz w:val="26"/>
+          <w:rFonts w:ascii="Times New Roman" w:hAnsi="Times New Roman" w:cs="Times New Roman"/>
         </w:rPr>
         <w:t xml:space="preserve"> TIN HỌC</w:t>
       </w:r>
@@ -60,6 +63,7 @@
         <w:rPr>
           <w:rFonts w:ascii="Times New Roman" w:hAnsi="Times New Roman"/>
           <w:sz w:val="26"/>
+          <w:rFonts w:ascii="Times New Roman" w:hAnsi="Times New Roman" w:cs="Times New Roman"/>
         </w:rPr>
         <w:t>(</w:t>
       </w:r>
@@ -69,6 +73,7 @@
           <w:i/>
           <w:iCs/>
           <w:sz w:val="26"/>
+          <w:rFonts w:ascii="Times New Roman" w:hAnsi="Times New Roman" w:cs="Times New Roman"/>
         </w:rPr>
         <w:t>Kèm theo Công văn số 5512/BGDĐT-GDTrH ngày 18 tháng 12 năm 2022 của Bộ GDĐT)</w:t>
       </w:r>
@@ -111,6 +116,7 @@
                 <w:rFonts w:ascii="Times New Roman" w:eastAsia="Times New Roman" w:hAnsi="Times New Roman" w:cs="Times New Roman"/>
                 <w:sz w:val="26"/>
                 <w:szCs w:val="26"/>
+                <w:rFonts w:ascii="Times New Roman" w:hAnsi="Times New Roman" w:cs="Times New Roman"/>
               </w:rPr>
               <w:t xml:space="preserve">TRƯỜNG: </w:t>
             </w:r>
@@ -128,6 +134,7 @@
                 <w:rFonts w:ascii="Times New Roman" w:eastAsia="Times New Roman" w:hAnsi="Times New Roman" w:cs="Times New Roman"/>
                 <w:sz w:val="26"/>
                 <w:szCs w:val="26"/>
+                <w:rFonts w:ascii="Times New Roman" w:hAnsi="Times New Roman" w:cs="Times New Roman"/>
               </w:rPr>
               <w:t>Tiểu học &amp; THCS UNIGO</w:t>
             </w:r>
@@ -147,6 +154,7 @@
                 <w:sz w:val="26"/>
                 <w:szCs w:val="26"/>
                 <w:u w:val="single"/>
+                <w:rFonts w:ascii="Times New Roman" w:hAnsi="Times New Roman" w:cs="Times New Roman"/>
               </w:rPr>
               <w:t>TỔ:</w:t>
             </w:r>
@@ -156,6 +164,7 @@
                 <w:sz w:val="26"/>
                 <w:szCs w:val="26"/>
                 <w:u w:val="single"/>
+                <w:rFonts w:ascii="Times New Roman" w:hAnsi="Times New Roman" w:cs="Times New Roman"/>
               </w:rPr>
               <w:t xml:space="preserve"> </w:t>
             </w:r>
@@ -164,6 +173,7 @@
                 <w:rFonts w:ascii="Times New Roman" w:eastAsia="Times New Roman" w:hAnsi="Times New Roman" w:cs="Times New Roman"/>
                 <w:sz w:val="26"/>
                 <w:szCs w:val="26"/>
+                <w:rFonts w:ascii="Times New Roman" w:hAnsi="Times New Roman" w:cs="Times New Roman"/>
               </w:rPr>
               <w:t>Tin học</w:t>
             </w:r>
@@ -187,6 +197,7 @@
                 <w:rFonts w:ascii="Times New Roman" w:eastAsia="Times New Roman" w:hAnsi="Times New Roman" w:cs="Times New Roman"/>
                 <w:sz w:val="26"/>
                 <w:szCs w:val="26"/>
+                <w:rFonts w:ascii="Times New Roman" w:hAnsi="Times New Roman" w:cs="Times New Roman"/>
               </w:rPr>
               <w:t>CỘNG HOÀ XÃ HỘI CHỦ NGHĨA VIỆT NAM</w:t>
             </w:r>
@@ -211,6 +222,7 @@
                 <w:sz w:val="26"/>
                 <w:szCs w:val="26"/>
                 <w:u w:val="single"/>
+                <w:rFonts w:ascii="Times New Roman" w:hAnsi="Times New Roman" w:cs="Times New Roman"/>
               </w:rPr>
               <w:t>Độc lập- Tự do-Hạnh phúc</w:t>
             </w:r>
@@ -271,6 +283,7 @@
           <w:b/>
           <w:bCs/>
           <w:sz w:val="26"/>
+          <w:rFonts w:ascii="Times New Roman" w:hAnsi="Times New Roman" w:cs="Times New Roman"/>
         </w:rPr>
         <w:t>KẾ HOẠCH DẠY HỌC</w:t>
       </w:r>
@@ -287,6 +300,7 @@
         <w:rPr>
           <w:rFonts w:ascii="Times New Roman" w:hAnsi="Times New Roman"/>
           <w:sz w:val="26"/>
+          <w:rFonts w:ascii="Times New Roman" w:hAnsi="Times New Roman" w:cs="Times New Roman"/>
         </w:rPr>
         <w:t>MÔN HỌC/HOẠT ĐỘNG GIÁO DỤC TIN HỌC LỚP 8</w:t>
       </w:r>
@@ -299,6 +313,7 @@
         <w:rPr>
           <w:rFonts w:ascii="Times New Roman" w:hAnsi="Times New Roman"/>
           <w:sz w:val="26"/>
+          <w:rFonts w:ascii="Times New Roman" w:hAnsi="Times New Roman" w:cs="Times New Roman"/>
         </w:rPr>
         <w:t>(Năm học 2026-2027)</w:t>
       </w:r>
@@ -316,6 +331,7 @@
           <w:b/>
           <w:bCs/>
           <w:sz w:val="26"/>
+          <w:rFonts w:ascii="Times New Roman" w:hAnsi="Times New Roman" w:cs="Times New Roman"/>
         </w:rPr>
         <w:t>I. Đặc điểm tình hình</w:t>
       </w:r>
@@ -333,6 +349,7 @@
           <w:b/>
           <w:bCs/>
           <w:sz w:val="26"/>
+          <w:rFonts w:ascii="Times New Roman" w:hAnsi="Times New Roman" w:cs="Times New Roman"/>
         </w:rPr>
         <w:t>1. Số lớp………; Số học sinh:……;Số học sinh học chuyên đề lựa chọn (Nếu có):……</w:t>
       </w:r>
@@ -350,6 +367,7 @@
           <w:b/>
           <w:bCs/>
           <w:sz w:val="26"/>
+          <w:rFonts w:ascii="Times New Roman" w:hAnsi="Times New Roman" w:cs="Times New Roman"/>
         </w:rPr>
         <w:t>2. Tình hình đội ngũ:</w:t>
       </w:r>
@@ -364,6 +382,7 @@
           <w:b/>
           <w:bCs/>
           <w:sz w:val="26"/>
+          <w:rFonts w:ascii="Times New Roman" w:hAnsi="Times New Roman" w:cs="Times New Roman"/>
         </w:rPr>
         <w:t xml:space="preserve">- </w:t>
       </w:r>
@@ -371,6 +390,7 @@
         <w:rPr>
           <w:rFonts w:ascii="Times New Roman" w:hAnsi="Times New Roman"/>
           <w:sz w:val="26"/>
+          <w:rFonts w:ascii="Times New Roman" w:hAnsi="Times New Roman" w:cs="Times New Roman"/>
         </w:rPr>
         <w:t>Sĩ</w:t>
       </w:r>
@@ -378,6 +398,7 @@
         <w:rPr>
           <w:rFonts w:ascii="Times New Roman" w:hAnsi="Times New Roman"/>
           <w:sz w:val="26"/>
+          <w:rFonts w:ascii="Times New Roman" w:hAnsi="Times New Roman" w:cs="Times New Roman"/>
         </w:rPr>
         <w:t xml:space="preserve"> số</w:t>
       </w:r>
@@ -385,6 +406,7 @@
         <w:rPr>
           <w:rFonts w:ascii="Times New Roman" w:hAnsi="Times New Roman"/>
           <w:sz w:val="26"/>
+          <w:rFonts w:ascii="Times New Roman" w:hAnsi="Times New Roman" w:cs="Times New Roman"/>
         </w:rPr>
         <w:t xml:space="preserve"> giáo viên:</w:t>
       </w:r>
@@ -392,6 +414,7 @@
         <w:rPr>
           <w:rFonts w:ascii="Times New Roman" w:hAnsi="Times New Roman"/>
           <w:sz w:val="26"/>
+          <w:rFonts w:ascii="Times New Roman" w:hAnsi="Times New Roman" w:cs="Times New Roman"/>
         </w:rPr>
         <w:t xml:space="preserve"> 1</w:t>
       </w:r>
@@ -404,6 +427,7 @@
         <w:rPr>
           <w:rFonts w:ascii="Times New Roman" w:hAnsi="Times New Roman"/>
           <w:sz w:val="26"/>
+          <w:rFonts w:ascii="Times New Roman" w:hAnsi="Times New Roman" w:cs="Times New Roman"/>
         </w:rPr>
         <w:t>- Trình độ đào tạo: Cao đẳng:…………Đại học:……</w:t>
       </w:r>
@@ -411,6 +435,7 @@
         <w:rPr>
           <w:rFonts w:ascii="Times New Roman" w:hAnsi="Times New Roman"/>
           <w:sz w:val="26"/>
+          <w:rFonts w:ascii="Times New Roman" w:hAnsi="Times New Roman" w:cs="Times New Roman"/>
         </w:rPr>
         <w:t>1</w:t>
       </w:r>
@@ -418,6 +443,7 @@
         <w:rPr>
           <w:rFonts w:ascii="Times New Roman" w:hAnsi="Times New Roman"/>
           <w:sz w:val="26"/>
+          <w:rFonts w:ascii="Times New Roman" w:hAnsi="Times New Roman" w:cs="Times New Roman"/>
         </w:rPr>
         <w:t>……..; Trên Đại học:…………</w:t>
       </w:r>
@@ -430,6 +456,7 @@
         <w:rPr>
           <w:rFonts w:ascii="Times New Roman" w:hAnsi="Times New Roman"/>
           <w:sz w:val="26"/>
+          <w:rFonts w:ascii="Times New Roman" w:hAnsi="Times New Roman" w:cs="Times New Roman"/>
         </w:rPr>
         <w:t>- Mức chuẩn nghề nghiệp: Tốt:……</w:t>
       </w:r>
@@ -437,6 +464,7 @@
         <w:rPr>
           <w:rFonts w:ascii="Times New Roman" w:hAnsi="Times New Roman"/>
           <w:sz w:val="26"/>
+          <w:rFonts w:ascii="Times New Roman" w:hAnsi="Times New Roman" w:cs="Times New Roman"/>
         </w:rPr>
         <w:t>1</w:t>
       </w:r>
@@ -444,6 +472,7 @@
         <w:rPr>
           <w:rFonts w:ascii="Times New Roman" w:hAnsi="Times New Roman"/>
           <w:sz w:val="26"/>
+          <w:rFonts w:ascii="Times New Roman" w:hAnsi="Times New Roman" w:cs="Times New Roman"/>
         </w:rPr>
         <w:t>…….; Khá:………; Đạt:………..;Chưa đạt:……</w:t>
       </w:r>
@@ -461,6 +490,7 @@
           <w:b/>
           <w:bCs/>
           <w:sz w:val="26"/>
+          <w:rFonts w:ascii="Times New Roman" w:hAnsi="Times New Roman" w:cs="Times New Roman"/>
         </w:rPr>
         <w:t>3. Thiết bị dạy học: (</w:t>
       </w:r>
@@ -470,6 +500,7 @@
           <w:i/>
           <w:iCs/>
           <w:sz w:val="26"/>
+          <w:rFonts w:ascii="Times New Roman" w:hAnsi="Times New Roman" w:cs="Times New Roman"/>
         </w:rPr>
         <w:t>Trình bày cụ thể các thiết bị dạy học có thể sử dụng để tổ chức dạy học/môn học/hoạt động giáo dục)</w:t>
       </w:r>
@@ -523,6 +554,7 @@
                 <w:bCs/>
                 <w:sz w:val="26"/>
                 <w:szCs w:val="26"/>
+                <w:rFonts w:ascii="Times New Roman" w:hAnsi="Times New Roman" w:cs="Times New Roman"/>
               </w:rPr>
               <w:t>STT</w:t>
             </w:r>
@@ -550,6 +582,7 @@
                 <w:bCs/>
                 <w:sz w:val="26"/>
                 <w:szCs w:val="26"/>
+                <w:rFonts w:ascii="Times New Roman" w:hAnsi="Times New Roman" w:cs="Times New Roman"/>
               </w:rPr>
               <w:t>Thiết bị dạy học</w:t>
             </w:r>
@@ -577,6 +610,7 @@
                 <w:bCs/>
                 <w:sz w:val="26"/>
                 <w:szCs w:val="26"/>
+                <w:rFonts w:ascii="Times New Roman" w:hAnsi="Times New Roman" w:cs="Times New Roman"/>
               </w:rPr>
               <w:t>Số lượng</w:t>
             </w:r>
@@ -604,6 +638,7 @@
                 <w:bCs/>
                 <w:sz w:val="26"/>
                 <w:szCs w:val="26"/>
+                <w:rFonts w:ascii="Times New Roman" w:hAnsi="Times New Roman" w:cs="Times New Roman"/>
               </w:rPr>
               <w:t>Các bài thí nghiệm/thực hành</w:t>
             </w:r>
@@ -631,6 +666,7 @@
                 <w:bCs/>
                 <w:sz w:val="26"/>
                 <w:szCs w:val="26"/>
+                <w:rFonts w:ascii="Times New Roman" w:hAnsi="Times New Roman" w:cs="Times New Roman"/>
               </w:rPr>
               <w:t>Gihi chú</w:t>
             </w:r>
@@ -658,6 +694,7 @@
                 <w:rFonts w:ascii="Times New Roman" w:eastAsia="Times New Roman" w:hAnsi="Times New Roman" w:cs="Times New Roman"/>
                 <w:sz w:val="26"/>
                 <w:szCs w:val="26"/>
+                <w:rFonts w:ascii="Times New Roman" w:hAnsi="Times New Roman" w:cs="Times New Roman"/>
               </w:rPr>
               <w:t>1</w:t>
             </w:r>
@@ -680,6 +717,7 @@
                 <w:rFonts w:ascii="Times New Roman" w:eastAsia="Times New Roman" w:hAnsi="Times New Roman" w:cs="Times New Roman"/>
                 <w:sz w:val="26"/>
                 <w:szCs w:val="26"/>
+                <w:rFonts w:ascii="Times New Roman" w:hAnsi="Times New Roman" w:cs="Times New Roman"/>
               </w:rPr>
               <w:t>Máy chiếu</w:t>
             </w:r>
@@ -702,6 +740,7 @@
                 <w:rFonts w:ascii="Times New Roman" w:eastAsia="Times New Roman" w:hAnsi="Times New Roman" w:cs="Times New Roman"/>
                 <w:sz w:val="26"/>
                 <w:szCs w:val="26"/>
+                <w:rFonts w:ascii="Times New Roman" w:hAnsi="Times New Roman" w:cs="Times New Roman"/>
               </w:rPr>
               <w:t>1</w:t>
             </w:r>
@@ -757,6 +796,7 @@
                 <w:rFonts w:ascii="Times New Roman" w:eastAsia="Times New Roman" w:hAnsi="Times New Roman" w:cs="Times New Roman"/>
                 <w:sz w:val="26"/>
                 <w:szCs w:val="26"/>
+                <w:rFonts w:ascii="Times New Roman" w:hAnsi="Times New Roman" w:cs="Times New Roman"/>
               </w:rPr>
               <w:t>2</w:t>
             </w:r>
@@ -779,6 +819,7 @@
                 <w:rFonts w:ascii="Times New Roman" w:eastAsia="Times New Roman" w:hAnsi="Times New Roman" w:cs="Times New Roman"/>
                 <w:sz w:val="26"/>
                 <w:szCs w:val="26"/>
+                <w:rFonts w:ascii="Times New Roman" w:hAnsi="Times New Roman" w:cs="Times New Roman"/>
               </w:rPr>
               <w:t>Máy tính</w:t>
             </w:r>
@@ -840,6 +881,7 @@
               <w:rPr>
                 <w:rFonts w:ascii="Times New Roman" w:hAnsi="Times New Roman"/>
                 <w:sz w:val="26"/>
+                <w:rFonts w:ascii="Times New Roman" w:hAnsi="Times New Roman" w:cs="Times New Roman"/>
               </w:rPr>
               <w:t>….</w:t>
             </w:r>
@@ -884,6 +926,7 @@
           <w:b/>
           <w:bCs/>
           <w:sz w:val="26"/>
+          <w:rFonts w:ascii="Times New Roman" w:hAnsi="Times New Roman" w:cs="Times New Roman"/>
         </w:rPr>
         <w:t xml:space="preserve">4. Phòng học bộ môn/phòng thí nghiệm/phòng đa năng/sân chơi, bãi tập </w:t>
       </w:r>
@@ -891,6 +934,7 @@
         <w:rPr>
           <w:rFonts w:ascii="Times New Roman" w:hAnsi="Times New Roman"/>
           <w:sz w:val="26"/>
+          <w:rFonts w:ascii="Times New Roman" w:hAnsi="Times New Roman" w:cs="Times New Roman"/>
         </w:rPr>
         <w:t>(</w:t>
       </w:r>
@@ -900,6 +944,7 @@
           <w:i/>
           <w:iCs/>
           <w:sz w:val="26"/>
+          <w:rFonts w:ascii="Times New Roman" w:hAnsi="Times New Roman" w:cs="Times New Roman"/>
         </w:rPr>
         <w:t>Trinh bày cụ thể các phòng thí nghiệm/phòng bộ môn/phòng đa năng/sân chơi/bãi tập có thể sử dụng để tổ chức dạy học môn học/hoạt động giáo dục)</w:t>
       </w:r>
@@ -953,6 +998,7 @@
                 <w:bCs/>
                 <w:sz w:val="26"/>
                 <w:szCs w:val="26"/>
+                <w:rFonts w:ascii="Times New Roman" w:hAnsi="Times New Roman" w:cs="Times New Roman"/>
               </w:rPr>
               <w:t>STT</w:t>
             </w:r>
@@ -980,6 +1026,7 @@
                 <w:bCs/>
                 <w:sz w:val="26"/>
                 <w:szCs w:val="26"/>
+                <w:rFonts w:ascii="Times New Roman" w:hAnsi="Times New Roman" w:cs="Times New Roman"/>
               </w:rPr>
               <w:t>Tên phòng</w:t>
             </w:r>
@@ -1007,6 +1054,7 @@
                 <w:bCs/>
                 <w:sz w:val="26"/>
                 <w:szCs w:val="26"/>
+                <w:rFonts w:ascii="Times New Roman" w:hAnsi="Times New Roman" w:cs="Times New Roman"/>
               </w:rPr>
               <w:t>Số lượng</w:t>
             </w:r>
@@ -1034,6 +1082,7 @@
                 <w:bCs/>
                 <w:sz w:val="26"/>
                 <w:szCs w:val="26"/>
+                <w:rFonts w:ascii="Times New Roman" w:hAnsi="Times New Roman" w:cs="Times New Roman"/>
               </w:rPr>
               <w:t>Phạm vi và nội dung sử dụng</w:t>
             </w:r>
@@ -1061,6 +1110,7 @@
                 <w:bCs/>
                 <w:sz w:val="26"/>
                 <w:szCs w:val="26"/>
+                <w:rFonts w:ascii="Times New Roman" w:hAnsi="Times New Roman" w:cs="Times New Roman"/>
               </w:rPr>
               <w:t>Gihi chú</w:t>
             </w:r>
@@ -1088,6 +1138,7 @@
                 <w:rFonts w:ascii="Times New Roman" w:eastAsia="Times New Roman" w:hAnsi="Times New Roman" w:cs="Times New Roman"/>
                 <w:sz w:val="26"/>
                 <w:szCs w:val="26"/>
+                <w:rFonts w:ascii="Times New Roman" w:hAnsi="Times New Roman" w:cs="Times New Roman"/>
               </w:rPr>
               <w:t>1</w:t>
             </w:r>
@@ -1110,6 +1161,7 @@
                 <w:rFonts w:ascii="Times New Roman" w:eastAsia="Times New Roman" w:hAnsi="Times New Roman" w:cs="Times New Roman"/>
                 <w:sz w:val="26"/>
                 <w:szCs w:val="26"/>
+                <w:rFonts w:ascii="Times New Roman" w:hAnsi="Times New Roman" w:cs="Times New Roman"/>
               </w:rPr>
               <w:t>Phòng Tin học</w:t>
             </w:r>
@@ -1179,6 +1231,7 @@
                 <w:rFonts w:ascii="Times New Roman" w:eastAsia="Times New Roman" w:hAnsi="Times New Roman" w:cs="Times New Roman"/>
                 <w:sz w:val="26"/>
                 <w:szCs w:val="26"/>
+                <w:rFonts w:ascii="Times New Roman" w:hAnsi="Times New Roman" w:cs="Times New Roman"/>
               </w:rPr>
               <w:t>2</w:t>
             </w:r>
@@ -1254,6 +1307,7 @@
               <w:rPr>
                 <w:rFonts w:ascii="Times New Roman" w:hAnsi="Times New Roman"/>
                 <w:sz w:val="26"/>
+                <w:rFonts w:ascii="Times New Roman" w:hAnsi="Times New Roman" w:cs="Times New Roman"/>
               </w:rPr>
               <w:t>….</w:t>
             </w:r>
@@ -1296,6 +1350,7 @@
         <w:rPr>
           <w:rFonts w:ascii="Times New Roman" w:hAnsi="Times New Roman"/>
           <w:sz w:val="26"/>
+          <w:rFonts w:ascii="Times New Roman" w:hAnsi="Times New Roman" w:cs="Times New Roman"/>
         </w:rPr>
         <w:t xml:space="preserve">II. </w:t>
       </w:r>
@@ -1305,6 +1360,7 @@
           <w:b/>
           <w:bCs/>
           <w:sz w:val="26"/>
+          <w:rFonts w:ascii="Times New Roman" w:hAnsi="Times New Roman" w:cs="Times New Roman"/>
         </w:rPr>
         <w:t>Kế hoạch dạy học</w:t>
       </w:r>
@@ -1320,6 +1376,7 @@
         <w:rPr>
           <w:rFonts w:ascii="Times New Roman" w:hAnsi="Times New Roman"/>
           <w:sz w:val="26"/>
+          <w:rFonts w:ascii="Times New Roman" w:hAnsi="Times New Roman" w:cs="Times New Roman"/>
         </w:rPr>
         <w:lastRenderedPageBreak/>
         <w:t xml:space="preserve">1. </w:t>
@@ -1330,6 +1387,7 @@
           <w:b/>
           <w:bCs/>
           <w:sz w:val="26"/>
+          <w:rFonts w:ascii="Times New Roman" w:hAnsi="Times New Roman" w:cs="Times New Roman"/>
         </w:rPr>
         <w:t>Phân phối chương trình</w:t>
       </w:r>
@@ -1347,6 +1405,7 @@
           <w:b/>
           <w:bCs/>
           <w:sz w:val="26"/>
+          <w:rFonts w:ascii="Times New Roman" w:hAnsi="Times New Roman" w:cs="Times New Roman"/>
         </w:rPr>
         <w:t xml:space="preserve">Môn Tin lớp </w:t>
       </w:r>
@@ -1356,6 +1415,7 @@
           <w:b/>
           <w:bCs/>
           <w:sz w:val="26"/>
+          <w:rFonts w:ascii="Times New Roman" w:hAnsi="Times New Roman" w:cs="Times New Roman"/>
         </w:rPr>
         <w:t>8</w:t>
       </w:r>
@@ -1392,7 +1452,10 @@
             </w:pPr>
             <w:r>
               <w:rPr>
-                <w:b/>
+                <w:rFonts w:ascii="Times New Roman" w:hAnsi="Times New Roman"/>
+                <w:b/>
+                <w:sz w:val="26"/>
+                <w:rFonts w:ascii="Times New Roman" w:hAnsi="Times New Roman" w:cs="Times New Roman"/>
               </w:rPr>
               <w:t>STT</w:t>
             </w:r>
@@ -1409,7 +1472,10 @@
             </w:pPr>
             <w:r>
               <w:rPr>
-                <w:b/>
+                <w:rFonts w:ascii="Times New Roman" w:hAnsi="Times New Roman"/>
+                <w:b/>
+                <w:sz w:val="26"/>
+                <w:rFonts w:ascii="Times New Roman" w:hAnsi="Times New Roman" w:cs="Times New Roman"/>
               </w:rPr>
               <w:t>Bài học (1)</w:t>
             </w:r>
@@ -1426,7 +1492,10 @@
             </w:pPr>
             <w:r>
               <w:rPr>
-                <w:b/>
+                <w:rFonts w:ascii="Times New Roman" w:hAnsi="Times New Roman"/>
+                <w:b/>
+                <w:sz w:val="26"/>
+                <w:rFonts w:ascii="Times New Roman" w:hAnsi="Times New Roman" w:cs="Times New Roman"/>
               </w:rPr>
               <w:t>Số tiết (2)</w:t>
             </w:r>
@@ -1443,7 +1512,10 @@
             </w:pPr>
             <w:r>
               <w:rPr>
-                <w:b/>
+                <w:rFonts w:ascii="Times New Roman" w:hAnsi="Times New Roman"/>
+                <w:b/>
+                <w:sz w:val="26"/>
+                <w:rFonts w:ascii="Times New Roman" w:hAnsi="Times New Roman" w:cs="Times New Roman"/>
               </w:rPr>
               <w:t>Yêu cầu cần đạt (3)</w:t>
             </w:r>
@@ -1453,6 +1525,82 @@
       <w:tr>
         <w:tc>
           <w:tcPr>
+            <w:tcW w:type="dxa" w:w="838"/>
+          </w:tcPr>
+          <w:p>
+            <w:pPr>
+              <w:jc w:val="center"/>
+            </w:pPr>
+            <w:r>
+              <w:rPr>
+                <w:rFonts w:ascii="Times New Roman" w:hAnsi="Times New Roman"/>
+                <w:b w:val="0"/>
+                <w:sz w:val="26"/>
+                <w:rFonts w:ascii="Times New Roman" w:hAnsi="Times New Roman" w:cs="Times New Roman"/>
+                <w:rFonts w:ascii="Times New Roman" w:hAnsi="Times New Roman" w:cs="Times New Roman"/>
+              </w:rPr>
+              <w:t>0</w:t>
+            </w:r>
+          </w:p>
+        </w:tc>
+        <w:tc>
+          <w:tcPr>
+            <w:tcW w:type="dxa" w:w="3126"/>
+          </w:tcPr>
+          <w:p>
+            <w:r>
+              <w:rPr>
+                <w:rFonts w:ascii="Times New Roman" w:hAnsi="Times New Roman"/>
+                <w:b w:val="0"/>
+                <w:sz w:val="26"/>
+                <w:rFonts w:ascii="Times New Roman" w:hAnsi="Times New Roman" w:cs="Times New Roman"/>
+                <w:rFonts w:ascii="Times New Roman" w:hAnsi="Times New Roman" w:cs="Times New Roman"/>
+              </w:rPr>
+              <w:t>Tiết 0: Định hướng môn học</w:t>
+            </w:r>
+          </w:p>
+        </w:tc>
+        <w:tc>
+          <w:tcPr>
+            <w:tcW w:type="dxa" w:w="1134"/>
+          </w:tcPr>
+          <w:p>
+            <w:pPr>
+              <w:jc w:val="center"/>
+            </w:pPr>
+            <w:r>
+              <w:rPr>
+                <w:rFonts w:ascii="Times New Roman" w:hAnsi="Times New Roman"/>
+                <w:b w:val="0"/>
+                <w:sz w:val="26"/>
+                <w:rFonts w:ascii="Times New Roman" w:hAnsi="Times New Roman" w:cs="Times New Roman"/>
+                <w:rFonts w:ascii="Times New Roman" w:hAnsi="Times New Roman" w:cs="Times New Roman"/>
+              </w:rPr>
+              <w:t>0</w:t>
+            </w:r>
+          </w:p>
+        </w:tc>
+        <w:tc>
+          <w:tcPr>
+            <w:tcW w:type="dxa" w:w="4253"/>
+          </w:tcPr>
+          <w:p>
+            <w:r>
+              <w:rPr>
+                <w:rFonts w:ascii="Times New Roman" w:hAnsi="Times New Roman"/>
+                <w:b w:val="0"/>
+                <w:sz w:val="26"/>
+                <w:rFonts w:ascii="Times New Roman" w:hAnsi="Times New Roman" w:cs="Times New Roman"/>
+                <w:rFonts w:ascii="Times New Roman" w:hAnsi="Times New Roman" w:cs="Times New Roman"/>
+              </w:rPr>
+              <w:t>Giới thiệu tổng quan môn học Tin học, phương pháp học tập hiệu quả, các quy định an toàn và nội quy phòng học bộ môn.</w:t>
+            </w:r>
+          </w:p>
+        </w:tc>
+      </w:tr>
+      <w:tr>
+        <w:tc>
+          <w:tcPr>
             <w:tcW w:w="838" w:type="dxa"/>
           </w:tcPr>
           <w:p>
@@ -1461,6 +1609,11 @@
               <w:jc w:val="center"/>
             </w:pPr>
             <w:r>
+              <w:rPr>
+                <w:rFonts w:ascii="Times New Roman" w:hAnsi="Times New Roman"/>
+                <w:sz w:val="26"/>
+                <w:rFonts w:ascii="Times New Roman" w:hAnsi="Times New Roman" w:cs="Times New Roman"/>
+              </w:rPr>
               <w:lastRenderedPageBreak/>
               <w:t>1</w:t>
             </w:r>
@@ -1475,6 +1628,11 @@
               <w:spacing w:before="20" w:after="20"/>
             </w:pPr>
             <w:r>
+              <w:rPr>
+                <w:rFonts w:ascii="Times New Roman" w:hAnsi="Times New Roman"/>
+                <w:sz w:val="26"/>
+                <w:rFonts w:ascii="Times New Roman" w:hAnsi="Times New Roman" w:cs="Times New Roman"/>
+              </w:rPr>
               <w:t>Chủ đề 1: Máy tính và cộng đồng</w:t>
             </w:r>
           </w:p>
@@ -1489,6 +1647,11 @@
               <w:jc w:val="center"/>
             </w:pPr>
             <w:r>
+              <w:rPr>
+                <w:rFonts w:ascii="Times New Roman" w:hAnsi="Times New Roman"/>
+                <w:sz w:val="26"/>
+                <w:rFonts w:ascii="Times New Roman" w:hAnsi="Times New Roman" w:cs="Times New Roman"/>
+              </w:rPr>
               <w:t>1</w:t>
             </w:r>
           </w:p>
@@ -1515,6 +1678,11 @@
               <w:jc w:val="center"/>
             </w:pPr>
             <w:r>
+              <w:rPr>
+                <w:rFonts w:ascii="Times New Roman" w:hAnsi="Times New Roman"/>
+                <w:sz w:val="26"/>
+                <w:rFonts w:ascii="Times New Roman" w:hAnsi="Times New Roman" w:cs="Times New Roman"/>
+              </w:rPr>
               <w:t>2</w:t>
             </w:r>
           </w:p>
@@ -1528,6 +1696,11 @@
               <w:spacing w:before="20" w:after="20"/>
             </w:pPr>
             <w:r>
+              <w:rPr>
+                <w:rFonts w:ascii="Times New Roman" w:hAnsi="Times New Roman"/>
+                <w:sz w:val="26"/>
+                <w:rFonts w:ascii="Times New Roman" w:hAnsi="Times New Roman" w:cs="Times New Roman"/>
+              </w:rPr>
               <w:t>Bài 1. Lược sử công cụ tính toán</w:t>
             </w:r>
           </w:p>
@@ -1542,6 +1715,11 @@
               <w:jc w:val="center"/>
             </w:pPr>
             <w:r>
+              <w:rPr>
+                <w:rFonts w:ascii="Times New Roman" w:hAnsi="Times New Roman"/>
+                <w:sz w:val="26"/>
+                <w:rFonts w:ascii="Times New Roman" w:hAnsi="Times New Roman" w:cs="Times New Roman"/>
+              </w:rPr>
               <w:t>2, 3</w:t>
             </w:r>
           </w:p>
@@ -1555,6 +1733,11 @@
               <w:spacing w:before="20" w:after="20"/>
             </w:pPr>
             <w:r>
+              <w:rPr>
+                <w:rFonts w:ascii="Times New Roman" w:hAnsi="Times New Roman"/>
+                <w:sz w:val="26"/>
+                <w:rFonts w:ascii="Times New Roman" w:hAnsi="Times New Roman" w:cs="Times New Roman"/>
+              </w:rPr>
               <w:t>- Trình bày sơ lược lịch sử phát triển máy tính.  - Nêu ví dụ sự phát triển máy tính đem lại thay đổi lớn lao cho xã hội.</w:t>
             </w:r>
           </w:p>
@@ -1571,6 +1754,11 @@
               <w:jc w:val="center"/>
             </w:pPr>
             <w:r>
+              <w:rPr>
+                <w:rFonts w:ascii="Times New Roman" w:hAnsi="Times New Roman"/>
+                <w:sz w:val="26"/>
+                <w:rFonts w:ascii="Times New Roman" w:hAnsi="Times New Roman" w:cs="Times New Roman"/>
+              </w:rPr>
               <w:t>3</w:t>
             </w:r>
           </w:p>
@@ -1584,6 +1772,11 @@
               <w:spacing w:before="20" w:after="20"/>
             </w:pPr>
             <w:r>
+              <w:rPr>
+                <w:rFonts w:ascii="Times New Roman" w:hAnsi="Times New Roman"/>
+                <w:sz w:val="26"/>
+                <w:rFonts w:ascii="Times New Roman" w:hAnsi="Times New Roman" w:cs="Times New Roman"/>
+              </w:rPr>
               <w:t>Chủ đề 2: Tổ chức, lưu trữ, tìm kiếm và trao đổi thông tin</w:t>
             </w:r>
           </w:p>
@@ -1598,6 +1791,11 @@
               <w:jc w:val="center"/>
             </w:pPr>
             <w:r>
+              <w:rPr>
+                <w:rFonts w:ascii="Times New Roman" w:hAnsi="Times New Roman"/>
+                <w:sz w:val="26"/>
+                <w:rFonts w:ascii="Times New Roman" w:hAnsi="Times New Roman" w:cs="Times New Roman"/>
+              </w:rPr>
               <w:t>4</w:t>
             </w:r>
           </w:p>
@@ -1624,6 +1822,11 @@
               <w:jc w:val="center"/>
             </w:pPr>
             <w:r>
+              <w:rPr>
+                <w:rFonts w:ascii="Times New Roman" w:hAnsi="Times New Roman"/>
+                <w:sz w:val="26"/>
+                <w:rFonts w:ascii="Times New Roman" w:hAnsi="Times New Roman" w:cs="Times New Roman"/>
+              </w:rPr>
               <w:t>4</w:t>
             </w:r>
           </w:p>
@@ -1637,6 +1840,11 @@
               <w:spacing w:before="20" w:after="20"/>
             </w:pPr>
             <w:r>
+              <w:rPr>
+                <w:rFonts w:ascii="Times New Roman" w:hAnsi="Times New Roman"/>
+                <w:sz w:val="26"/>
+                <w:rFonts w:ascii="Times New Roman" w:hAnsi="Times New Roman" w:cs="Times New Roman"/>
+              </w:rPr>
               <w:t>Bài 2. Thông tin trong môi trường số</w:t>
             </w:r>
           </w:p>
@@ -1651,6 +1859,11 @@
               <w:jc w:val="center"/>
             </w:pPr>
             <w:r>
+              <w:rPr>
+                <w:rFonts w:ascii="Times New Roman" w:hAnsi="Times New Roman"/>
+                <w:sz w:val="26"/>
+                <w:rFonts w:ascii="Times New Roman" w:hAnsi="Times New Roman" w:cs="Times New Roman"/>
+              </w:rPr>
               <w:t>5, 6</w:t>
             </w:r>
           </w:p>
@@ -1664,6 +1877,11 @@
               <w:spacing w:before="20" w:after="20"/>
             </w:pPr>
             <w:r>
+              <w:rPr>
+                <w:rFonts w:ascii="Times New Roman" w:hAnsi="Times New Roman"/>
+                <w:sz w:val="26"/>
+                <w:rFonts w:ascii="Times New Roman" w:hAnsi="Times New Roman" w:cs="Times New Roman"/>
+              </w:rPr>
               <w:t>- Nêu đặc điểm thông tin số (đa dạng, thu thập nhanh/nhiều, lưu trữ khổng lồ, có bản quyền, độ tin cậy khác nhau, công cụ tìm kiếm/xử lý hiệu quả).  - Trình bày tầm quan trọng của khai thác nguồn thông tin đáng tin cậy.</w:t>
             </w:r>
           </w:p>
@@ -1680,6 +1898,11 @@
               <w:jc w:val="center"/>
             </w:pPr>
             <w:r>
+              <w:rPr>
+                <w:rFonts w:ascii="Times New Roman" w:hAnsi="Times New Roman"/>
+                <w:sz w:val="26"/>
+                <w:rFonts w:ascii="Times New Roman" w:hAnsi="Times New Roman" w:cs="Times New Roman"/>
+              </w:rPr>
               <w:t>5</w:t>
             </w:r>
           </w:p>
@@ -1693,6 +1916,11 @@
               <w:spacing w:before="20" w:after="20"/>
             </w:pPr>
             <w:r>
+              <w:rPr>
+                <w:rFonts w:ascii="Times New Roman" w:hAnsi="Times New Roman"/>
+                <w:sz w:val="26"/>
+                <w:rFonts w:ascii="Times New Roman" w:hAnsi="Times New Roman" w:cs="Times New Roman"/>
+              </w:rPr>
               <w:t>Bài 3. Thực hành khai thác thông tin số</w:t>
             </w:r>
           </w:p>
@@ -1707,6 +1935,11 @@
               <w:jc w:val="center"/>
             </w:pPr>
             <w:r>
+              <w:rPr>
+                <w:rFonts w:ascii="Times New Roman" w:hAnsi="Times New Roman"/>
+                <w:sz w:val="26"/>
+                <w:rFonts w:ascii="Times New Roman" w:hAnsi="Times New Roman" w:cs="Times New Roman"/>
+              </w:rPr>
               <w:t>7, 8</w:t>
             </w:r>
           </w:p>
@@ -1720,6 +1953,11 @@
               <w:spacing w:before="20" w:after="20"/>
             </w:pPr>
             <w:r>
+              <w:rPr>
+                <w:rFonts w:ascii="Times New Roman" w:hAnsi="Times New Roman"/>
+                <w:sz w:val="26"/>
+                <w:rFonts w:ascii="Times New Roman" w:hAnsi="Times New Roman" w:cs="Times New Roman"/>
+              </w:rPr>
               <w:t>- Sử dụng công cụ tìm kiếm, xử lý và trao đổi thông tin trong môi trường số.  - Chủ động tìm kiếm thông tin thực hiện nhiệm vụ; đánh giá lợi ích thông tin tìm được.</w:t>
             </w:r>
           </w:p>
@@ -1737,7 +1975,10 @@
             </w:pPr>
             <w:r>
               <w:rPr>
-                <w:b/>
+                <w:rFonts w:ascii="Times New Roman" w:hAnsi="Times New Roman"/>
+                <w:b/>
+                <w:sz w:val="26"/>
+                <w:rFonts w:ascii="Times New Roman" w:hAnsi="Times New Roman" w:cs="Times New Roman"/>
               </w:rPr>
               <w:t>6</w:t>
             </w:r>
@@ -1753,7 +1994,10 @@
             </w:pPr>
             <w:r>
               <w:rPr>
-                <w:b/>
+                <w:rFonts w:ascii="Times New Roman" w:hAnsi="Times New Roman"/>
+                <w:b/>
+                <w:sz w:val="26"/>
+                <w:rFonts w:ascii="Times New Roman" w:hAnsi="Times New Roman" w:cs="Times New Roman"/>
               </w:rPr>
               <w:t>Ôn tập Đánh giá định kỳ 1</w:t>
             </w:r>
@@ -1770,7 +2014,10 @@
             </w:pPr>
             <w:r>
               <w:rPr>
-                <w:b/>
+                <w:rFonts w:ascii="Times New Roman" w:hAnsi="Times New Roman"/>
+                <w:b/>
+                <w:sz w:val="26"/>
+                <w:rFonts w:ascii="Times New Roman" w:hAnsi="Times New Roman" w:cs="Times New Roman"/>
               </w:rPr>
               <w:t>9</w:t>
             </w:r>
@@ -1785,6 +2032,11 @@
               <w:spacing w:before="20" w:after="20"/>
             </w:pPr>
             <w:r>
+              <w:rPr>
+                <w:rFonts w:ascii="Times New Roman" w:hAnsi="Times New Roman"/>
+                <w:sz w:val="26"/>
+                <w:rFonts w:ascii="Times New Roman" w:hAnsi="Times New Roman" w:cs="Times New Roman"/>
+              </w:rPr>
               <w:t>Hệ thống hóa kiến thức chuẩn bị Đánh giá định kỳ 1.</w:t>
             </w:r>
           </w:p>
@@ -1802,7 +2054,10 @@
             </w:pPr>
             <w:r>
               <w:rPr>
-                <w:b/>
+                <w:rFonts w:ascii="Times New Roman" w:hAnsi="Times New Roman"/>
+                <w:b/>
+                <w:sz w:val="26"/>
+                <w:rFonts w:ascii="Times New Roman" w:hAnsi="Times New Roman" w:cs="Times New Roman"/>
               </w:rPr>
               <w:t>7</w:t>
             </w:r>
@@ -1818,7 +2073,10 @@
             </w:pPr>
             <w:r>
               <w:rPr>
-                <w:b/>
+                <w:rFonts w:ascii="Times New Roman" w:hAnsi="Times New Roman"/>
+                <w:b/>
+                <w:sz w:val="26"/>
+                <w:rFonts w:ascii="Times New Roman" w:hAnsi="Times New Roman" w:cs="Times New Roman"/>
               </w:rPr>
               <w:t>Đánh giá định kỳ 1</w:t>
             </w:r>
@@ -1835,7 +2093,10 @@
             </w:pPr>
             <w:r>
               <w:rPr>
-                <w:b/>
+                <w:rFonts w:ascii="Times New Roman" w:hAnsi="Times New Roman"/>
+                <w:b/>
+                <w:sz w:val="26"/>
+                <w:rFonts w:ascii="Times New Roman" w:hAnsi="Times New Roman" w:cs="Times New Roman"/>
               </w:rPr>
               <w:t>10</w:t>
             </w:r>
@@ -1850,6 +2111,11 @@
               <w:spacing w:before="20" w:after="20"/>
             </w:pPr>
             <w:r>
+              <w:rPr>
+                <w:rFonts w:ascii="Times New Roman" w:hAnsi="Times New Roman"/>
+                <w:sz w:val="26"/>
+                <w:rFonts w:ascii="Times New Roman" w:hAnsi="Times New Roman" w:cs="Times New Roman"/>
+              </w:rPr>
               <w:t>Kiểm tra đánh giá kết quả học tập.</w:t>
             </w:r>
           </w:p>
@@ -1866,6 +2132,11 @@
               <w:jc w:val="center"/>
             </w:pPr>
             <w:r>
+              <w:rPr>
+                <w:rFonts w:ascii="Times New Roman" w:hAnsi="Times New Roman"/>
+                <w:sz w:val="26"/>
+                <w:rFonts w:ascii="Times New Roman" w:hAnsi="Times New Roman" w:cs="Times New Roman"/>
+              </w:rPr>
               <w:t>8</w:t>
             </w:r>
           </w:p>
@@ -1879,6 +2150,11 @@
               <w:spacing w:before="20" w:after="20"/>
             </w:pPr>
             <w:r>
+              <w:rPr>
+                <w:rFonts w:ascii="Times New Roman" w:hAnsi="Times New Roman"/>
+                <w:sz w:val="26"/>
+                <w:rFonts w:ascii="Times New Roman" w:hAnsi="Times New Roman" w:cs="Times New Roman"/>
+              </w:rPr>
               <w:t>Chủ đề 3: Đạo đức, pháp luật và văn hóa trong môi trường số</w:t>
             </w:r>
           </w:p>
@@ -1893,6 +2169,11 @@
               <w:jc w:val="center"/>
             </w:pPr>
             <w:r>
+              <w:rPr>
+                <w:rFonts w:ascii="Times New Roman" w:hAnsi="Times New Roman"/>
+                <w:sz w:val="26"/>
+                <w:rFonts w:ascii="Times New Roman" w:hAnsi="Times New Roman" w:cs="Times New Roman"/>
+              </w:rPr>
               <w:t>11</w:t>
             </w:r>
           </w:p>
@@ -1919,6 +2200,11 @@
               <w:jc w:val="center"/>
             </w:pPr>
             <w:r>
+              <w:rPr>
+                <w:rFonts w:ascii="Times New Roman" w:hAnsi="Times New Roman"/>
+                <w:sz w:val="26"/>
+                <w:rFonts w:ascii="Times New Roman" w:hAnsi="Times New Roman" w:cs="Times New Roman"/>
+              </w:rPr>
               <w:t>9</w:t>
             </w:r>
           </w:p>
@@ -1932,6 +2218,11 @@
               <w:spacing w:before="20" w:after="20"/>
             </w:pPr>
             <w:r>
+              <w:rPr>
+                <w:rFonts w:ascii="Times New Roman" w:hAnsi="Times New Roman"/>
+                <w:sz w:val="26"/>
+                <w:rFonts w:ascii="Times New Roman" w:hAnsi="Times New Roman" w:cs="Times New Roman"/>
+              </w:rPr>
               <w:t>Bài 4. Đạo đức và văn hóa trong sử dụng công nghệ số</w:t>
             </w:r>
           </w:p>
@@ -1946,6 +2237,11 @@
               <w:jc w:val="center"/>
             </w:pPr>
             <w:r>
+              <w:rPr>
+                <w:rFonts w:ascii="Times New Roman" w:hAnsi="Times New Roman"/>
+                <w:sz w:val="26"/>
+                <w:rFonts w:ascii="Times New Roman" w:hAnsi="Times New Roman" w:cs="Times New Roman"/>
+              </w:rPr>
               <w:t>12</w:t>
             </w:r>
           </w:p>
@@ -1959,6 +2255,11 @@
               <w:spacing w:before="20" w:after="20"/>
             </w:pPr>
             <w:r>
+              <w:rPr>
+                <w:rFonts w:ascii="Times New Roman" w:hAnsi="Times New Roman"/>
+                <w:sz w:val="26"/>
+                <w:rFonts w:ascii="Times New Roman" w:hAnsi="Times New Roman" w:cs="Times New Roman"/>
+              </w:rPr>
               <w:t>- Nhận biết, giải thích biểu hiện vi phạm đạo đức/pháp luật, thiếu văn hóa khi dùng công nghệ số.  - Đảm bảo sản phẩm số do bản thân tạo ra thể hiện tính văn hóa, đạo đức.</w:t>
             </w:r>
           </w:p>
@@ -1975,6 +2276,11 @@
               <w:jc w:val="center"/>
             </w:pPr>
             <w:r>
+              <w:rPr>
+                <w:rFonts w:ascii="Times New Roman" w:hAnsi="Times New Roman"/>
+                <w:sz w:val="26"/>
+                <w:rFonts w:ascii="Times New Roman" w:hAnsi="Times New Roman" w:cs="Times New Roman"/>
+              </w:rPr>
               <w:t>10</w:t>
             </w:r>
           </w:p>
@@ -1988,6 +2294,11 @@
               <w:spacing w:before="20" w:after="20"/>
             </w:pPr>
             <w:r>
+              <w:rPr>
+                <w:rFonts w:ascii="Times New Roman" w:hAnsi="Times New Roman"/>
+                <w:sz w:val="26"/>
+                <w:rFonts w:ascii="Times New Roman" w:hAnsi="Times New Roman" w:cs="Times New Roman"/>
+              </w:rPr>
               <w:t>Chủ đề 4: Ứng dụng tin học</w:t>
             </w:r>
           </w:p>
@@ -2002,6 +2313,11 @@
               <w:jc w:val="center"/>
             </w:pPr>
             <w:r>
+              <w:rPr>
+                <w:rFonts w:ascii="Times New Roman" w:hAnsi="Times New Roman"/>
+                <w:sz w:val="26"/>
+                <w:rFonts w:ascii="Times New Roman" w:hAnsi="Times New Roman" w:cs="Times New Roman"/>
+              </w:rPr>
               <w:t>13</w:t>
             </w:r>
           </w:p>
@@ -2028,6 +2344,11 @@
               <w:jc w:val="center"/>
             </w:pPr>
             <w:r>
+              <w:rPr>
+                <w:rFonts w:ascii="Times New Roman" w:hAnsi="Times New Roman"/>
+                <w:sz w:val="26"/>
+                <w:rFonts w:ascii="Times New Roman" w:hAnsi="Times New Roman" w:cs="Times New Roman"/>
+              </w:rPr>
               <w:lastRenderedPageBreak/>
               <w:t>11</w:t>
             </w:r>
@@ -2042,6 +2363,11 @@
               <w:spacing w:before="20" w:after="20"/>
             </w:pPr>
             <w:r>
+              <w:rPr>
+                <w:rFonts w:ascii="Times New Roman" w:hAnsi="Times New Roman"/>
+                <w:sz w:val="26"/>
+                <w:rFonts w:ascii="Times New Roman" w:hAnsi="Times New Roman" w:cs="Times New Roman"/>
+              </w:rPr>
               <w:t>Bài 5. Sử dụng bảng tính giải quyết bài toán thực tế</w:t>
             </w:r>
           </w:p>
@@ -2056,6 +2382,11 @@
               <w:jc w:val="center"/>
             </w:pPr>
             <w:r>
+              <w:rPr>
+                <w:rFonts w:ascii="Times New Roman" w:hAnsi="Times New Roman"/>
+                <w:sz w:val="26"/>
+                <w:rFonts w:ascii="Times New Roman" w:hAnsi="Times New Roman" w:cs="Times New Roman"/>
+              </w:rPr>
               <w:t>14</w:t>
             </w:r>
           </w:p>
@@ -2069,6 +2400,11 @@
               <w:spacing w:before="20" w:after="20"/>
             </w:pPr>
             <w:r>
+              <w:rPr>
+                <w:rFonts w:ascii="Times New Roman" w:hAnsi="Times New Roman"/>
+                <w:sz w:val="26"/>
+                <w:rFonts w:ascii="Times New Roman" w:hAnsi="Times New Roman" w:cs="Times New Roman"/>
+              </w:rPr>
               <w:t>- Giải thích sự thay đổi địa chỉ tương đối khi sao chép công thức; phân biệt địa chỉ tương đối và tuyệt đối.  - Sử dụng bảng tính giải quyết bài toán thực tế; sao chép dữ liệu từ tệp văn bản/trang chiếu sang trang tính.</w:t>
             </w:r>
           </w:p>
@@ -2085,6 +2421,11 @@
               <w:jc w:val="center"/>
             </w:pPr>
             <w:r>
+              <w:rPr>
+                <w:rFonts w:ascii="Times New Roman" w:hAnsi="Times New Roman"/>
+                <w:sz w:val="26"/>
+                <w:rFonts w:ascii="Times New Roman" w:hAnsi="Times New Roman" w:cs="Times New Roman"/>
+              </w:rPr>
               <w:t>12</w:t>
             </w:r>
           </w:p>
@@ -2098,6 +2439,11 @@
               <w:spacing w:before="20" w:after="20"/>
             </w:pPr>
             <w:r>
+              <w:rPr>
+                <w:rFonts w:ascii="Times New Roman" w:hAnsi="Times New Roman"/>
+                <w:sz w:val="26"/>
+                <w:rFonts w:ascii="Times New Roman" w:hAnsi="Times New Roman" w:cs="Times New Roman"/>
+              </w:rPr>
               <w:t>Bài 6. Sắp xếp và lọc dữ liệu</w:t>
             </w:r>
           </w:p>
@@ -2112,6 +2458,11 @@
               <w:jc w:val="center"/>
             </w:pPr>
             <w:r>
+              <w:rPr>
+                <w:rFonts w:ascii="Times New Roman" w:hAnsi="Times New Roman"/>
+                <w:sz w:val="26"/>
+                <w:rFonts w:ascii="Times New Roman" w:hAnsi="Times New Roman" w:cs="Times New Roman"/>
+              </w:rPr>
               <w:t>15, 16</w:t>
             </w:r>
           </w:p>
@@ -2125,6 +2476,11 @@
               <w:spacing w:before="20" w:after="20"/>
             </w:pPr>
             <w:r>
+              <w:rPr>
+                <w:rFonts w:ascii="Times New Roman" w:hAnsi="Times New Roman"/>
+                <w:sz w:val="26"/>
+                <w:rFonts w:ascii="Times New Roman" w:hAnsi="Times New Roman" w:cs="Times New Roman"/>
+              </w:rPr>
               <w:t>- Nêu tình huống thực tế cần sắp xếp/lọc dữ liệu.  - Thực hiện các thao tác lọc, sắp xếp dữ liệu của phần mềm bảng tính.</w:t>
             </w:r>
           </w:p>
@@ -2141,6 +2497,11 @@
               <w:jc w:val="center"/>
             </w:pPr>
             <w:r>
+              <w:rPr>
+                <w:rFonts w:ascii="Times New Roman" w:hAnsi="Times New Roman"/>
+                <w:sz w:val="26"/>
+                <w:rFonts w:ascii="Times New Roman" w:hAnsi="Times New Roman" w:cs="Times New Roman"/>
+              </w:rPr>
               <w:t>13</w:t>
             </w:r>
           </w:p>
@@ -2154,6 +2515,11 @@
               <w:spacing w:before="20" w:after="20"/>
             </w:pPr>
             <w:r>
+              <w:rPr>
+                <w:rFonts w:ascii="Times New Roman" w:hAnsi="Times New Roman"/>
+                <w:sz w:val="26"/>
+                <w:rFonts w:ascii="Times New Roman" w:hAnsi="Times New Roman" w:cs="Times New Roman"/>
+              </w:rPr>
               <w:t>Bài 7. Trình bày dữ liệu bằng biểu đồ</w:t>
             </w:r>
           </w:p>
@@ -2168,6 +2534,11 @@
               <w:jc w:val="center"/>
             </w:pPr>
             <w:r>
+              <w:rPr>
+                <w:rFonts w:ascii="Times New Roman" w:hAnsi="Times New Roman"/>
+                <w:sz w:val="26"/>
+                <w:rFonts w:ascii="Times New Roman" w:hAnsi="Times New Roman" w:cs="Times New Roman"/>
+              </w:rPr>
               <w:t>17</w:t>
             </w:r>
           </w:p>
@@ -2181,6 +2552,11 @@
               <w:spacing w:before="20" w:after="20"/>
             </w:pPr>
             <w:r>
+              <w:rPr>
+                <w:rFonts w:ascii="Times New Roman" w:hAnsi="Times New Roman"/>
+                <w:sz w:val="26"/>
+                <w:rFonts w:ascii="Times New Roman" w:hAnsi="Times New Roman" w:cs="Times New Roman"/>
+              </w:rPr>
               <w:t>- Nêu tình huống thực tế cần tạo biểu đồ.  - Thực hiện thao tác tạo biểu đồ của phần mềm bảng tính.</w:t>
             </w:r>
           </w:p>
@@ -2198,7 +2574,10 @@
             </w:pPr>
             <w:r>
               <w:rPr>
-                <w:b/>
+                <w:rFonts w:ascii="Times New Roman" w:hAnsi="Times New Roman"/>
+                <w:b/>
+                <w:sz w:val="26"/>
+                <w:rFonts w:ascii="Times New Roman" w:hAnsi="Times New Roman" w:cs="Times New Roman"/>
               </w:rPr>
               <w:t>14</w:t>
             </w:r>
@@ -2214,7 +2593,10 @@
             </w:pPr>
             <w:r>
               <w:rPr>
-                <w:b/>
+                <w:rFonts w:ascii="Times New Roman" w:hAnsi="Times New Roman"/>
+                <w:b/>
+                <w:sz w:val="26"/>
+                <w:rFonts w:ascii="Times New Roman" w:hAnsi="Times New Roman" w:cs="Times New Roman"/>
               </w:rPr>
               <w:t>Ôn tập Đánh giá định kỳ 2</w:t>
             </w:r>
@@ -2231,7 +2613,10 @@
             </w:pPr>
             <w:r>
               <w:rPr>
-                <w:b/>
+                <w:rFonts w:ascii="Times New Roman" w:hAnsi="Times New Roman"/>
+                <w:b/>
+                <w:sz w:val="26"/>
+                <w:rFonts w:ascii="Times New Roman" w:hAnsi="Times New Roman" w:cs="Times New Roman"/>
               </w:rPr>
               <w:t>18</w:t>
             </w:r>
@@ -2246,6 +2631,11 @@
               <w:spacing w:before="20" w:after="20"/>
             </w:pPr>
             <w:r>
+              <w:rPr>
+                <w:rFonts w:ascii="Times New Roman" w:hAnsi="Times New Roman"/>
+                <w:sz w:val="26"/>
+                <w:rFonts w:ascii="Times New Roman" w:hAnsi="Times New Roman" w:cs="Times New Roman"/>
+              </w:rPr>
               <w:t>Hệ thống hóa kiến thức chuẩn bị Đánh giá định kỳ 2.</w:t>
             </w:r>
           </w:p>
@@ -2263,7 +2653,10 @@
             </w:pPr>
             <w:r>
               <w:rPr>
-                <w:b/>
+                <w:rFonts w:ascii="Times New Roman" w:hAnsi="Times New Roman"/>
+                <w:b/>
+                <w:sz w:val="26"/>
+                <w:rFonts w:ascii="Times New Roman" w:hAnsi="Times New Roman" w:cs="Times New Roman"/>
               </w:rPr>
               <w:t>15</w:t>
             </w:r>
@@ -2279,7 +2672,10 @@
             </w:pPr>
             <w:r>
               <w:rPr>
-                <w:b/>
+                <w:rFonts w:ascii="Times New Roman" w:hAnsi="Times New Roman"/>
+                <w:b/>
+                <w:sz w:val="26"/>
+                <w:rFonts w:ascii="Times New Roman" w:hAnsi="Times New Roman" w:cs="Times New Roman"/>
               </w:rPr>
               <w:t>Đánh giá định kỳ 2</w:t>
             </w:r>
@@ -2296,7 +2692,10 @@
             </w:pPr>
             <w:r>
               <w:rPr>
-                <w:b/>
+                <w:rFonts w:ascii="Times New Roman" w:hAnsi="Times New Roman"/>
+                <w:b/>
+                <w:sz w:val="26"/>
+                <w:rFonts w:ascii="Times New Roman" w:hAnsi="Times New Roman" w:cs="Times New Roman"/>
               </w:rPr>
               <w:t>19</w:t>
             </w:r>
@@ -2311,6 +2710,11 @@
               <w:spacing w:before="20" w:after="20"/>
             </w:pPr>
             <w:r>
+              <w:rPr>
+                <w:rFonts w:ascii="Times New Roman" w:hAnsi="Times New Roman"/>
+                <w:sz w:val="26"/>
+                <w:rFonts w:ascii="Times New Roman" w:hAnsi="Times New Roman" w:cs="Times New Roman"/>
+              </w:rPr>
               <w:t>Kiểm tra đánh giá kết quả học tập.</w:t>
             </w:r>
           </w:p>
@@ -2327,6 +2731,11 @@
               <w:jc w:val="center"/>
             </w:pPr>
             <w:r>
+              <w:rPr>
+                <w:rFonts w:ascii="Times New Roman" w:hAnsi="Times New Roman"/>
+                <w:sz w:val="26"/>
+                <w:rFonts w:ascii="Times New Roman" w:hAnsi="Times New Roman" w:cs="Times New Roman"/>
+              </w:rPr>
               <w:t>16</w:t>
             </w:r>
           </w:p>
@@ -2340,6 +2749,11 @@
               <w:spacing w:before="20" w:after="20"/>
             </w:pPr>
             <w:r>
+              <w:rPr>
+                <w:rFonts w:ascii="Times New Roman" w:hAnsi="Times New Roman"/>
+                <w:sz w:val="26"/>
+                <w:rFonts w:ascii="Times New Roman" w:hAnsi="Times New Roman" w:cs="Times New Roman"/>
+              </w:rPr>
               <w:t>Bài 8a. Làm việc với danh sách dạng liệt kê và hình ảnh trong văn bản</w:t>
             </w:r>
           </w:p>
@@ -2354,6 +2768,11 @@
               <w:jc w:val="center"/>
             </w:pPr>
             <w:r>
+              <w:rPr>
+                <w:rFonts w:ascii="Times New Roman" w:hAnsi="Times New Roman"/>
+                <w:sz w:val="26"/>
+                <w:rFonts w:ascii="Times New Roman" w:hAnsi="Times New Roman" w:cs="Times New Roman"/>
+              </w:rPr>
               <w:t>20, 21</w:t>
             </w:r>
           </w:p>
@@ -2367,6 +2786,11 @@
               <w:spacing w:before="20" w:after="20"/>
             </w:pPr>
             <w:r>
+              <w:rPr>
+                <w:rFonts w:ascii="Times New Roman" w:hAnsi="Times New Roman"/>
+                <w:sz w:val="26"/>
+                <w:rFonts w:ascii="Times New Roman" w:hAnsi="Times New Roman" w:cs="Times New Roman"/>
+              </w:rPr>
               <w:t>- Thao tác: tạo danh sách liệt kê, chèn, xóa, co dãn hình ảnh, vẽ hình đồ họa trong văn bản.  - Tạo sản phẩm văn bản có tính thẩm mỹ.</w:t>
             </w:r>
           </w:p>
@@ -2383,6 +2807,11 @@
               <w:jc w:val="center"/>
             </w:pPr>
             <w:r>
+              <w:rPr>
+                <w:rFonts w:ascii="Times New Roman" w:hAnsi="Times New Roman"/>
+                <w:sz w:val="26"/>
+                <w:rFonts w:ascii="Times New Roman" w:hAnsi="Times New Roman" w:cs="Times New Roman"/>
+              </w:rPr>
               <w:t>17</w:t>
             </w:r>
           </w:p>
@@ -2396,6 +2825,11 @@
               <w:spacing w:before="20" w:after="20"/>
             </w:pPr>
             <w:r>
+              <w:rPr>
+                <w:rFonts w:ascii="Times New Roman" w:hAnsi="Times New Roman"/>
+                <w:sz w:val="26"/>
+                <w:rFonts w:ascii="Times New Roman" w:hAnsi="Times New Roman" w:cs="Times New Roman"/>
+              </w:rPr>
               <w:t>Chủ đề 4a: Soạn thảo văn bản và trình chiếu nâng cao (tiếp)</w:t>
             </w:r>
           </w:p>
@@ -2410,6 +2844,11 @@
               <w:jc w:val="center"/>
             </w:pPr>
             <w:r>
+              <w:rPr>
+                <w:rFonts w:ascii="Times New Roman" w:hAnsi="Times New Roman"/>
+                <w:sz w:val="26"/>
+                <w:rFonts w:ascii="Times New Roman" w:hAnsi="Times New Roman" w:cs="Times New Roman"/>
+              </w:rPr>
               <w:t>22</w:t>
             </w:r>
           </w:p>
@@ -2436,6 +2875,11 @@
               <w:jc w:val="center"/>
             </w:pPr>
             <w:r>
+              <w:rPr>
+                <w:rFonts w:ascii="Times New Roman" w:hAnsi="Times New Roman"/>
+                <w:sz w:val="26"/>
+                <w:rFonts w:ascii="Times New Roman" w:hAnsi="Times New Roman" w:cs="Times New Roman"/>
+              </w:rPr>
               <w:t>18</w:t>
             </w:r>
           </w:p>
@@ -2449,6 +2893,11 @@
               <w:spacing w:before="20" w:after="20"/>
             </w:pPr>
             <w:r>
+              <w:rPr>
+                <w:rFonts w:ascii="Times New Roman" w:hAnsi="Times New Roman"/>
+                <w:sz w:val="26"/>
+                <w:rFonts w:ascii="Times New Roman" w:hAnsi="Times New Roman" w:cs="Times New Roman"/>
+              </w:rPr>
               <w:t>Bài 9a. Tạo đầu trang, chân trang cho văn bản</w:t>
             </w:r>
           </w:p>
@@ -2463,6 +2912,11 @@
               <w:jc w:val="center"/>
             </w:pPr>
             <w:r>
+              <w:rPr>
+                <w:rFonts w:ascii="Times New Roman" w:hAnsi="Times New Roman"/>
+                <w:sz w:val="26"/>
+                <w:rFonts w:ascii="Times New Roman" w:hAnsi="Times New Roman" w:cs="Times New Roman"/>
+              </w:rPr>
               <w:t>23</w:t>
             </w:r>
           </w:p>
@@ -2476,6 +2930,11 @@
               <w:spacing w:before="20" w:after="20"/>
             </w:pPr>
             <w:r>
+              <w:rPr>
+                <w:rFonts w:ascii="Times New Roman" w:hAnsi="Times New Roman"/>
+                <w:sz w:val="26"/>
+                <w:rFonts w:ascii="Times New Roman" w:hAnsi="Times New Roman" w:cs="Times New Roman"/>
+              </w:rPr>
               <w:t>- Thực hiện thao tác đánh số trang, thêm đầu trang (Header) và chân trang (Footer) cho văn bản.</w:t>
             </w:r>
           </w:p>
@@ -2492,6 +2951,11 @@
               <w:jc w:val="center"/>
             </w:pPr>
             <w:r>
+              <w:rPr>
+                <w:rFonts w:ascii="Times New Roman" w:hAnsi="Times New Roman"/>
+                <w:sz w:val="26"/>
+                <w:rFonts w:ascii="Times New Roman" w:hAnsi="Times New Roman" w:cs="Times New Roman"/>
+              </w:rPr>
               <w:t>19</w:t>
             </w:r>
           </w:p>
@@ -2505,6 +2969,11 @@
               <w:spacing w:before="20" w:after="20"/>
             </w:pPr>
             <w:r>
+              <w:rPr>
+                <w:rFonts w:ascii="Times New Roman" w:hAnsi="Times New Roman"/>
+                <w:sz w:val="26"/>
+                <w:rFonts w:ascii="Times New Roman" w:hAnsi="Times New Roman" w:cs="Times New Roman"/>
+              </w:rPr>
               <w:t>Bài 10a. Định dạng nâng cao cho trang chiếu</w:t>
             </w:r>
           </w:p>
@@ -2519,6 +2988,11 @@
               <w:jc w:val="center"/>
             </w:pPr>
             <w:r>
+              <w:rPr>
+                <w:rFonts w:ascii="Times New Roman" w:hAnsi="Times New Roman"/>
+                <w:sz w:val="26"/>
+                <w:rFonts w:ascii="Times New Roman" w:hAnsi="Times New Roman" w:cs="Times New Roman"/>
+              </w:rPr>
               <w:t>24</w:t>
             </w:r>
           </w:p>
@@ -2532,6 +3006,11 @@
               <w:spacing w:before="20" w:after="20"/>
             </w:pPr>
             <w:r>
+              <w:rPr>
+                <w:rFonts w:ascii="Times New Roman" w:hAnsi="Times New Roman"/>
+                <w:sz w:val="26"/>
+                <w:rFonts w:ascii="Times New Roman" w:hAnsi="Times New Roman" w:cs="Times New Roman"/>
+              </w:rPr>
               <w:t>- Chọn màu sắc, cỡ chữ hài hòa với nội dung.  - Đánh số trang, thêm đầu trang và chân trang vào trang chiếu.</w:t>
             </w:r>
           </w:p>
@@ -2548,6 +3027,11 @@
               <w:jc w:val="center"/>
             </w:pPr>
             <w:r>
+              <w:rPr>
+                <w:rFonts w:ascii="Times New Roman" w:hAnsi="Times New Roman"/>
+                <w:sz w:val="26"/>
+                <w:rFonts w:ascii="Times New Roman" w:hAnsi="Times New Roman" w:cs="Times New Roman"/>
+              </w:rPr>
               <w:t>20</w:t>
             </w:r>
           </w:p>
@@ -2561,6 +3045,11 @@
               <w:spacing w:before="20" w:after="20"/>
             </w:pPr>
             <w:r>
+              <w:rPr>
+                <w:rFonts w:ascii="Times New Roman" w:hAnsi="Times New Roman"/>
+                <w:sz w:val="26"/>
+                <w:rFonts w:ascii="Times New Roman" w:hAnsi="Times New Roman" w:cs="Times New Roman"/>
+              </w:rPr>
               <w:t>Bài 11a. Sử dụng bản mẫu cho bài trình chiếu</w:t>
             </w:r>
           </w:p>
@@ -2575,6 +3064,11 @@
               <w:jc w:val="center"/>
             </w:pPr>
             <w:r>
+              <w:rPr>
+                <w:rFonts w:ascii="Times New Roman" w:hAnsi="Times New Roman"/>
+                <w:sz w:val="26"/>
+                <w:rFonts w:ascii="Times New Roman" w:hAnsi="Times New Roman" w:cs="Times New Roman"/>
+              </w:rPr>
               <w:t>25, 26</w:t>
             </w:r>
           </w:p>
@@ -2588,9 +3082,19 @@
               <w:spacing w:before="20" w:after="20"/>
             </w:pPr>
             <w:r>
+              <w:rPr>
+                <w:rFonts w:ascii="Times New Roman" w:hAnsi="Times New Roman"/>
+                <w:sz w:val="26"/>
+                <w:rFonts w:ascii="Times New Roman" w:hAnsi="Times New Roman" w:cs="Times New Roman"/>
+              </w:rPr>
               <w:t xml:space="preserve">- Sử dụng bản mẫu (template); nhúng đường dẫn đến video/tài liệu khác vào trang chiếu.  - Tạo sản phẩm văn </w:t>
             </w:r>
             <w:r>
+              <w:rPr>
+                <w:rFonts w:ascii="Times New Roman" w:hAnsi="Times New Roman"/>
+                <w:sz w:val="26"/>
+                <w:rFonts w:ascii="Times New Roman" w:hAnsi="Times New Roman" w:cs="Times New Roman"/>
+              </w:rPr>
               <w:lastRenderedPageBreak/>
               <w:t>bản/trình chiếu có tính thẩm mỹ phục vụ nhu cầu thực tế.</w:t>
             </w:r>
@@ -2609,7 +3113,10 @@
             </w:pPr>
             <w:r>
               <w:rPr>
-                <w:b/>
+                <w:rFonts w:ascii="Times New Roman" w:hAnsi="Times New Roman"/>
+                <w:b/>
+                <w:sz w:val="26"/>
+                <w:rFonts w:ascii="Times New Roman" w:hAnsi="Times New Roman" w:cs="Times New Roman"/>
               </w:rPr>
               <w:lastRenderedPageBreak/>
               <w:t>21</w:t>
@@ -2626,7 +3133,10 @@
             </w:pPr>
             <w:r>
               <w:rPr>
-                <w:b/>
+                <w:rFonts w:ascii="Times New Roman" w:hAnsi="Times New Roman"/>
+                <w:b/>
+                <w:sz w:val="26"/>
+                <w:rFonts w:ascii="Times New Roman" w:hAnsi="Times New Roman" w:cs="Times New Roman"/>
               </w:rPr>
               <w:t>Ôn tập Đánh giá định kỳ 3</w:t>
             </w:r>
@@ -2643,7 +3153,10 @@
             </w:pPr>
             <w:r>
               <w:rPr>
-                <w:b/>
+                <w:rFonts w:ascii="Times New Roman" w:hAnsi="Times New Roman"/>
+                <w:b/>
+                <w:sz w:val="26"/>
+                <w:rFonts w:ascii="Times New Roman" w:hAnsi="Times New Roman" w:cs="Times New Roman"/>
               </w:rPr>
               <w:t>27</w:t>
             </w:r>
@@ -2658,6 +3171,11 @@
               <w:spacing w:before="20" w:after="20"/>
             </w:pPr>
             <w:r>
+              <w:rPr>
+                <w:rFonts w:ascii="Times New Roman" w:hAnsi="Times New Roman"/>
+                <w:sz w:val="26"/>
+                <w:rFonts w:ascii="Times New Roman" w:hAnsi="Times New Roman" w:cs="Times New Roman"/>
+              </w:rPr>
               <w:t>Hệ thống hóa kiến thức chuẩn bị Đánh giá định kỳ 3.</w:t>
             </w:r>
           </w:p>
@@ -2675,7 +3193,10 @@
             </w:pPr>
             <w:r>
               <w:rPr>
-                <w:b/>
+                <w:rFonts w:ascii="Times New Roman" w:hAnsi="Times New Roman"/>
+                <w:b/>
+                <w:sz w:val="26"/>
+                <w:rFonts w:ascii="Times New Roman" w:hAnsi="Times New Roman" w:cs="Times New Roman"/>
               </w:rPr>
               <w:t>22</w:t>
             </w:r>
@@ -2691,7 +3212,10 @@
             </w:pPr>
             <w:r>
               <w:rPr>
-                <w:b/>
+                <w:rFonts w:ascii="Times New Roman" w:hAnsi="Times New Roman"/>
+                <w:b/>
+                <w:sz w:val="26"/>
+                <w:rFonts w:ascii="Times New Roman" w:hAnsi="Times New Roman" w:cs="Times New Roman"/>
               </w:rPr>
               <w:t>Đánh giá định kỳ 3</w:t>
             </w:r>
@@ -2708,7 +3232,10 @@
             </w:pPr>
             <w:r>
               <w:rPr>
-                <w:b/>
+                <w:rFonts w:ascii="Times New Roman" w:hAnsi="Times New Roman"/>
+                <w:b/>
+                <w:sz w:val="26"/>
+                <w:rFonts w:ascii="Times New Roman" w:hAnsi="Times New Roman" w:cs="Times New Roman"/>
               </w:rPr>
               <w:t>28</w:t>
             </w:r>
@@ -2723,6 +3250,11 @@
               <w:spacing w:before="20" w:after="20"/>
             </w:pPr>
             <w:r>
+              <w:rPr>
+                <w:rFonts w:ascii="Times New Roman" w:hAnsi="Times New Roman"/>
+                <w:sz w:val="26"/>
+                <w:rFonts w:ascii="Times New Roman" w:hAnsi="Times New Roman" w:cs="Times New Roman"/>
+              </w:rPr>
               <w:t>Kiểm tra đánh giá kết quả học tập.</w:t>
             </w:r>
           </w:p>
@@ -2739,6 +3271,11 @@
               <w:jc w:val="center"/>
             </w:pPr>
             <w:r>
+              <w:rPr>
+                <w:rFonts w:ascii="Times New Roman" w:hAnsi="Times New Roman"/>
+                <w:sz w:val="26"/>
+                <w:rFonts w:ascii="Times New Roman" w:hAnsi="Times New Roman" w:cs="Times New Roman"/>
+              </w:rPr>
               <w:t>23</w:t>
             </w:r>
           </w:p>
@@ -2752,6 +3289,11 @@
               <w:spacing w:before="20" w:after="20"/>
             </w:pPr>
             <w:r>
+              <w:rPr>
+                <w:rFonts w:ascii="Times New Roman" w:hAnsi="Times New Roman"/>
+                <w:sz w:val="26"/>
+                <w:rFonts w:ascii="Times New Roman" w:hAnsi="Times New Roman" w:cs="Times New Roman"/>
+              </w:rPr>
               <w:t>Chủ đề 5: Giải quyết vấn đề với sự trợ giúp của máy tính</w:t>
             </w:r>
           </w:p>
@@ -2766,6 +3308,11 @@
               <w:jc w:val="center"/>
             </w:pPr>
             <w:r>
+              <w:rPr>
+                <w:rFonts w:ascii="Times New Roman" w:hAnsi="Times New Roman"/>
+                <w:sz w:val="26"/>
+                <w:rFonts w:ascii="Times New Roman" w:hAnsi="Times New Roman" w:cs="Times New Roman"/>
+              </w:rPr>
               <w:t>29</w:t>
             </w:r>
           </w:p>
@@ -2792,6 +3339,11 @@
               <w:jc w:val="center"/>
             </w:pPr>
             <w:r>
+              <w:rPr>
+                <w:rFonts w:ascii="Times New Roman" w:hAnsi="Times New Roman"/>
+                <w:sz w:val="26"/>
+                <w:rFonts w:ascii="Times New Roman" w:hAnsi="Times New Roman" w:cs="Times New Roman"/>
+              </w:rPr>
               <w:t>24</w:t>
             </w:r>
           </w:p>
@@ -2805,6 +3357,11 @@
               <w:spacing w:before="20" w:after="20"/>
             </w:pPr>
             <w:r>
+              <w:rPr>
+                <w:rFonts w:ascii="Times New Roman" w:hAnsi="Times New Roman"/>
+                <w:sz w:val="26"/>
+                <w:rFonts w:ascii="Times New Roman" w:hAnsi="Times New Roman" w:cs="Times New Roman"/>
+              </w:rPr>
               <w:t>Bài 12. Từ thuật toán đến chương trình</w:t>
             </w:r>
           </w:p>
@@ -2819,6 +3376,11 @@
               <w:jc w:val="center"/>
             </w:pPr>
             <w:r>
+              <w:rPr>
+                <w:rFonts w:ascii="Times New Roman" w:hAnsi="Times New Roman"/>
+                <w:sz w:val="26"/>
+                <w:rFonts w:ascii="Times New Roman" w:hAnsi="Times New Roman" w:cs="Times New Roman"/>
+              </w:rPr>
               <w:t>30</w:t>
             </w:r>
           </w:p>
@@ -2832,6 +3394,11 @@
               <w:spacing w:before="20" w:after="20"/>
             </w:pPr>
             <w:r>
+              <w:rPr>
+                <w:rFonts w:ascii="Times New Roman" w:hAnsi="Times New Roman"/>
+                <w:sz w:val="26"/>
+                <w:rFonts w:ascii="Times New Roman" w:hAnsi="Times New Roman" w:cs="Times New Roman"/>
+              </w:rPr>
               <w:t>- Mô tả kịch bản dưới dạng thuật toán; tạo chương trình đơn giản.  - Hiểu chương trình là dãy lệnh điều khiển máy tính thực hiện thuật toán.</w:t>
             </w:r>
           </w:p>
@@ -2848,6 +3415,11 @@
               <w:jc w:val="center"/>
             </w:pPr>
             <w:r>
+              <w:rPr>
+                <w:rFonts w:ascii="Times New Roman" w:hAnsi="Times New Roman"/>
+                <w:sz w:val="26"/>
+                <w:rFonts w:ascii="Times New Roman" w:hAnsi="Times New Roman" w:cs="Times New Roman"/>
+              </w:rPr>
               <w:t>25</w:t>
             </w:r>
           </w:p>
@@ -2861,6 +3433,11 @@
               <w:spacing w:before="20" w:after="20"/>
             </w:pPr>
             <w:r>
+              <w:rPr>
+                <w:rFonts w:ascii="Times New Roman" w:hAnsi="Times New Roman"/>
+                <w:sz w:val="26"/>
+                <w:rFonts w:ascii="Times New Roman" w:hAnsi="Times New Roman" w:cs="Times New Roman"/>
+              </w:rPr>
               <w:t>Ôn tập và luyện tập</w:t>
             </w:r>
           </w:p>
@@ -2875,6 +3452,11 @@
               <w:jc w:val="center"/>
             </w:pPr>
             <w:r>
+              <w:rPr>
+                <w:rFonts w:ascii="Times New Roman" w:hAnsi="Times New Roman"/>
+                <w:sz w:val="26"/>
+                <w:rFonts w:ascii="Times New Roman" w:hAnsi="Times New Roman" w:cs="Times New Roman"/>
+              </w:rPr>
               <w:t>31, 32</w:t>
             </w:r>
           </w:p>
@@ -2888,6 +3470,11 @@
               <w:spacing w:before="20" w:after="20"/>
             </w:pPr>
             <w:r>
+              <w:rPr>
+                <w:rFonts w:ascii="Times New Roman" w:hAnsi="Times New Roman"/>
+                <w:sz w:val="26"/>
+                <w:rFonts w:ascii="Times New Roman" w:hAnsi="Times New Roman" w:cs="Times New Roman"/>
+              </w:rPr>
               <w:t>Ôn tập, luyện tập bổ sung kiến thức và kỹ năng.</w:t>
             </w:r>
           </w:p>
@@ -2905,7 +3492,10 @@
             </w:pPr>
             <w:r>
               <w:rPr>
-                <w:b/>
+                <w:rFonts w:ascii="Times New Roman" w:hAnsi="Times New Roman"/>
+                <w:b/>
+                <w:sz w:val="26"/>
+                <w:rFonts w:ascii="Times New Roman" w:hAnsi="Times New Roman" w:cs="Times New Roman"/>
               </w:rPr>
               <w:t>26</w:t>
             </w:r>
@@ -2921,7 +3511,10 @@
             </w:pPr>
             <w:r>
               <w:rPr>
-                <w:b/>
+                <w:rFonts w:ascii="Times New Roman" w:hAnsi="Times New Roman"/>
+                <w:b/>
+                <w:sz w:val="26"/>
+                <w:rFonts w:ascii="Times New Roman" w:hAnsi="Times New Roman" w:cs="Times New Roman"/>
               </w:rPr>
               <w:t>Ôn tập Đánh giá định kỳ 4</w:t>
             </w:r>
@@ -2938,7 +3531,10 @@
             </w:pPr>
             <w:r>
               <w:rPr>
-                <w:b/>
+                <w:rFonts w:ascii="Times New Roman" w:hAnsi="Times New Roman"/>
+                <w:b/>
+                <w:sz w:val="26"/>
+                <w:rFonts w:ascii="Times New Roman" w:hAnsi="Times New Roman" w:cs="Times New Roman"/>
               </w:rPr>
               <w:t>33</w:t>
             </w:r>
@@ -2953,6 +3549,11 @@
               <w:spacing w:before="20" w:after="20"/>
             </w:pPr>
             <w:r>
+              <w:rPr>
+                <w:rFonts w:ascii="Times New Roman" w:hAnsi="Times New Roman"/>
+                <w:sz w:val="26"/>
+                <w:rFonts w:ascii="Times New Roman" w:hAnsi="Times New Roman" w:cs="Times New Roman"/>
+              </w:rPr>
               <w:t>Hệ thống hóa kiến thức chuẩn bị Đánh giá định kỳ 4.</w:t>
             </w:r>
           </w:p>
@@ -2970,7 +3571,10 @@
             </w:pPr>
             <w:r>
               <w:rPr>
-                <w:b/>
+                <w:rFonts w:ascii="Times New Roman" w:hAnsi="Times New Roman"/>
+                <w:b/>
+                <w:sz w:val="26"/>
+                <w:rFonts w:ascii="Times New Roman" w:hAnsi="Times New Roman" w:cs="Times New Roman"/>
               </w:rPr>
               <w:t>27</w:t>
             </w:r>
@@ -2986,7 +3590,10 @@
             </w:pPr>
             <w:r>
               <w:rPr>
-                <w:b/>
+                <w:rFonts w:ascii="Times New Roman" w:hAnsi="Times New Roman"/>
+                <w:b/>
+                <w:sz w:val="26"/>
+                <w:rFonts w:ascii="Times New Roman" w:hAnsi="Times New Roman" w:cs="Times New Roman"/>
               </w:rPr>
               <w:t>Đánh giá định kỳ 4</w:t>
             </w:r>
@@ -3003,7 +3610,10 @@
             </w:pPr>
             <w:r>
               <w:rPr>
-                <w:b/>
+                <w:rFonts w:ascii="Times New Roman" w:hAnsi="Times New Roman"/>
+                <w:b/>
+                <w:sz w:val="26"/>
+                <w:rFonts w:ascii="Times New Roman" w:hAnsi="Times New Roman" w:cs="Times New Roman"/>
               </w:rPr>
               <w:t>34</w:t>
             </w:r>
@@ -3018,6 +3628,11 @@
               <w:spacing w:before="20" w:after="20"/>
             </w:pPr>
             <w:r>
+              <w:rPr>
+                <w:rFonts w:ascii="Times New Roman" w:hAnsi="Times New Roman"/>
+                <w:sz w:val="26"/>
+                <w:rFonts w:ascii="Times New Roman" w:hAnsi="Times New Roman" w:cs="Times New Roman"/>
+              </w:rPr>
               <w:t>Kiểm tra đánh giá kết quả học tập.</w:t>
             </w:r>
           </w:p>
@@ -3034,6 +3649,11 @@
               <w:jc w:val="center"/>
             </w:pPr>
             <w:r>
+              <w:rPr>
+                <w:rFonts w:ascii="Times New Roman" w:hAnsi="Times New Roman"/>
+                <w:sz w:val="26"/>
+                <w:rFonts w:ascii="Times New Roman" w:hAnsi="Times New Roman" w:cs="Times New Roman"/>
+              </w:rPr>
               <w:t>28</w:t>
             </w:r>
           </w:p>
@@ -3047,6 +3667,11 @@
               <w:spacing w:before="20" w:after="20"/>
             </w:pPr>
             <w:r>
+              <w:rPr>
+                <w:rFonts w:ascii="Times New Roman" w:hAnsi="Times New Roman"/>
+                <w:sz w:val="26"/>
+                <w:rFonts w:ascii="Times New Roman" w:hAnsi="Times New Roman" w:cs="Times New Roman"/>
+              </w:rPr>
               <w:t>Bài 16. Tin học với nghề nghiệp</w:t>
             </w:r>
           </w:p>
@@ -3061,6 +3686,11 @@
               <w:jc w:val="center"/>
             </w:pPr>
             <w:r>
+              <w:rPr>
+                <w:rFonts w:ascii="Times New Roman" w:hAnsi="Times New Roman"/>
+                <w:sz w:val="26"/>
+                <w:rFonts w:ascii="Times New Roman" w:hAnsi="Times New Roman" w:cs="Times New Roman"/>
+              </w:rPr>
               <w:t>35</w:t>
             </w:r>
           </w:p>
@@ -3074,6 +3704,11 @@
               <w:spacing w:before="20" w:after="20"/>
             </w:pPr>
             <w:r>
+              <w:rPr>
+                <w:rFonts w:ascii="Times New Roman" w:hAnsi="Times New Roman"/>
+                <w:sz w:val="26"/>
+                <w:rFonts w:ascii="Times New Roman" w:hAnsi="Times New Roman" w:cs="Times New Roman"/>
+              </w:rPr>
               <w:t>- Nêu các nghề nghiệp ứng dụng tin học làm tăng hiệu quả công việc.  - Nêu các nghề thuộc lĩnh vực tin học và liên quan đến tin học.  - Trình bày vấn đề bình đẳng giới trong sử dụng máy tính và ứng dụng tin học.</w:t>
             </w:r>
           </w:p>
@@ -3095,6 +3730,7 @@
           <w:i/>
           <w:iCs/>
           <w:sz w:val="26"/>
+          <w:rFonts w:ascii="Times New Roman" w:hAnsi="Times New Roman" w:cs="Times New Roman"/>
         </w:rPr>
         <w:t xml:space="preserve">(1) </w:t>
       </w:r>
@@ -3104,6 +3740,7 @@
           <w:i/>
           <w:iCs/>
           <w:sz w:val="26"/>
+          <w:rFonts w:ascii="Times New Roman" w:hAnsi="Times New Roman" w:cs="Times New Roman"/>
         </w:rPr>
         <w:t>Tên bài học/chuyên đề được xây dựng từ nội dung/chủ đề/chuyên đề (được lấy nguyên hoặc thiết kế lại phù hợp với điều kiện thực tế của trường) theo chương trinh, sách giáo khoa môn học/hoạt động giáo dục</w:t>
       </w:r>
@@ -3121,6 +3758,7 @@
           <w:i/>
           <w:iCs/>
           <w:sz w:val="26"/>
+          <w:rFonts w:ascii="Times New Roman" w:hAnsi="Times New Roman" w:cs="Times New Roman"/>
         </w:rPr>
         <w:t>(2) Số tiết được sử dụng để thực hiện bài học, chuyên đề</w:t>
       </w:r>
@@ -3138,6 +3776,7 @@
           <w:i/>
           <w:iCs/>
           <w:sz w:val="26"/>
+          <w:rFonts w:ascii="Times New Roman" w:hAnsi="Times New Roman" w:cs="Times New Roman"/>
         </w:rPr>
         <w:t>(3) Yêu cầu cần đạt theo các đơn vị bài học, chủ đề và xác định yêu cầu cần đạt</w:t>
       </w:r>
@@ -3155,6 +3794,7 @@
           <w:b/>
           <w:bCs/>
           <w:sz w:val="26"/>
+          <w:rFonts w:ascii="Times New Roman" w:hAnsi="Times New Roman" w:cs="Times New Roman"/>
         </w:rPr>
         <w:t>2. Kiểm tra, đánh giá định kì</w:t>
       </w:r>
@@ -3172,6 +3812,7 @@
           <w:b/>
           <w:bCs/>
           <w:sz w:val="26"/>
+          <w:rFonts w:ascii="Times New Roman" w:hAnsi="Times New Roman" w:cs="Times New Roman"/>
         </w:rPr>
         <w:t>Môn Tin lớp 8</w:t>
       </w:r>
@@ -3212,7 +3853,10 @@
             </w:pPr>
             <w:r>
               <w:rPr>
-                <w:b/>
+                <w:rFonts w:ascii="Times New Roman" w:hAnsi="Times New Roman"/>
+                <w:b/>
+                <w:sz w:val="26"/>
+                <w:rFonts w:ascii="Times New Roman" w:hAnsi="Times New Roman" w:cs="Times New Roman"/>
               </w:rPr>
               <w:t>Bài kiểm tra, đánh giá</w:t>
             </w:r>
@@ -3229,7 +3873,10 @@
             </w:pPr>
             <w:r>
               <w:rPr>
-                <w:b/>
+                <w:rFonts w:ascii="Times New Roman" w:hAnsi="Times New Roman"/>
+                <w:b/>
+                <w:sz w:val="26"/>
+                <w:rFonts w:ascii="Times New Roman" w:hAnsi="Times New Roman" w:cs="Times New Roman"/>
               </w:rPr>
               <w:t>Thời gian (1)</w:t>
             </w:r>
@@ -3246,7 +3893,10 @@
             </w:pPr>
             <w:r>
               <w:rPr>
-                <w:b/>
+                <w:rFonts w:ascii="Times New Roman" w:hAnsi="Times New Roman"/>
+                <w:b/>
+                <w:sz w:val="26"/>
+                <w:rFonts w:ascii="Times New Roman" w:hAnsi="Times New Roman" w:cs="Times New Roman"/>
               </w:rPr>
               <w:t>Thời điểm (2)</w:t>
             </w:r>
@@ -3263,7 +3913,10 @@
             </w:pPr>
             <w:r>
               <w:rPr>
-                <w:b/>
+                <w:rFonts w:ascii="Times New Roman" w:hAnsi="Times New Roman"/>
+                <w:b/>
+                <w:sz w:val="26"/>
+                <w:rFonts w:ascii="Times New Roman" w:hAnsi="Times New Roman" w:cs="Times New Roman"/>
               </w:rPr>
               <w:t>Yêu cầu cần đạt (3)</w:t>
             </w:r>
@@ -3280,7 +3933,10 @@
             </w:pPr>
             <w:r>
               <w:rPr>
-                <w:b/>
+                <w:rFonts w:ascii="Times New Roman" w:hAnsi="Times New Roman"/>
+                <w:b/>
+                <w:sz w:val="26"/>
+                <w:rFonts w:ascii="Times New Roman" w:hAnsi="Times New Roman" w:cs="Times New Roman"/>
               </w:rPr>
               <w:t>Hình thức (4)</w:t>
             </w:r>
@@ -3301,7 +3957,10 @@
             </w:pPr>
             <w:r>
               <w:rPr>
-                <w:b/>
+                <w:rFonts w:ascii="Times New Roman" w:hAnsi="Times New Roman"/>
+                <w:b/>
+                <w:sz w:val="26"/>
+                <w:rFonts w:ascii="Times New Roman" w:hAnsi="Times New Roman" w:cs="Times New Roman"/>
               </w:rPr>
               <w:t>Đánh giá định kỳ 1</w:t>
             </w:r>
@@ -3317,6 +3976,11 @@
               <w:jc w:val="center"/>
             </w:pPr>
             <w:r>
+              <w:rPr>
+                <w:rFonts w:ascii="Times New Roman" w:hAnsi="Times New Roman"/>
+                <w:sz w:val="26"/>
+                <w:rFonts w:ascii="Times New Roman" w:hAnsi="Times New Roman" w:cs="Times New Roman"/>
+              </w:rPr>
               <w:t>45 phút</w:t>
             </w:r>
           </w:p>
@@ -3331,6 +3995,11 @@
               <w:jc w:val="center"/>
             </w:pPr>
             <w:r>
+              <w:rPr>
+                <w:rFonts w:ascii="Times New Roman" w:hAnsi="Times New Roman"/>
+                <w:sz w:val="26"/>
+                <w:rFonts w:ascii="Times New Roman" w:hAnsi="Times New Roman" w:cs="Times New Roman"/>
+              </w:rPr>
               <w:t>Tuần 10</w:t>
             </w:r>
           </w:p>
@@ -3348,6 +4017,11 @@
               </w:rPr>
             </w:pPr>
             <w:r>
+              <w:rPr>
+                <w:rFonts w:ascii="Times New Roman" w:hAnsi="Times New Roman"/>
+                <w:sz w:val="26"/>
+                <w:rFonts w:ascii="Times New Roman" w:hAnsi="Times New Roman" w:cs="Times New Roman"/>
+              </w:rPr>
               <w:t xml:space="preserve">Kiểm tra kiến thức đã học đến thời điểm hiện tại; phát triển tư duy thuật toán. </w:t>
             </w:r>
           </w:p>
@@ -3365,6 +4039,11 @@
               </w:rPr>
             </w:pPr>
             <w:r>
+              <w:rPr>
+                <w:rFonts w:ascii="Times New Roman" w:hAnsi="Times New Roman"/>
+                <w:sz w:val="26"/>
+                <w:rFonts w:ascii="Times New Roman" w:hAnsi="Times New Roman" w:cs="Times New Roman"/>
+              </w:rPr>
               <w:t xml:space="preserve">Trên giấy </w:t>
             </w:r>
           </w:p>
@@ -3384,7 +4063,10 @@
             </w:pPr>
             <w:r>
               <w:rPr>
-                <w:b/>
+                <w:rFonts w:ascii="Times New Roman" w:hAnsi="Times New Roman"/>
+                <w:b/>
+                <w:sz w:val="26"/>
+                <w:rFonts w:ascii="Times New Roman" w:hAnsi="Times New Roman" w:cs="Times New Roman"/>
               </w:rPr>
               <w:t>Đánh giá định kỳ 2</w:t>
             </w:r>
@@ -3400,6 +4082,11 @@
               <w:jc w:val="center"/>
             </w:pPr>
             <w:r>
+              <w:rPr>
+                <w:rFonts w:ascii="Times New Roman" w:hAnsi="Times New Roman"/>
+                <w:sz w:val="26"/>
+                <w:rFonts w:ascii="Times New Roman" w:hAnsi="Times New Roman" w:cs="Times New Roman"/>
+              </w:rPr>
               <w:t>45 phút</w:t>
             </w:r>
           </w:p>
@@ -3414,6 +4101,11 @@
               <w:jc w:val="center"/>
             </w:pPr>
             <w:r>
+              <w:rPr>
+                <w:rFonts w:ascii="Times New Roman" w:hAnsi="Times New Roman"/>
+                <w:sz w:val="26"/>
+                <w:rFonts w:ascii="Times New Roman" w:hAnsi="Times New Roman" w:cs="Times New Roman"/>
+              </w:rPr>
               <w:t>Tuần 19</w:t>
             </w:r>
           </w:p>
@@ -3431,6 +4123,11 @@
               </w:rPr>
             </w:pPr>
             <w:r>
+              <w:rPr>
+                <w:rFonts w:ascii="Times New Roman" w:hAnsi="Times New Roman"/>
+                <w:sz w:val="26"/>
+                <w:rFonts w:ascii="Times New Roman" w:hAnsi="Times New Roman" w:cs="Times New Roman"/>
+              </w:rPr>
               <w:t xml:space="preserve">Kiểm tra kiến thức đã học ở Học kỳ 1; vận dụng kiến thức làm bài. </w:t>
             </w:r>
           </w:p>
@@ -3448,6 +4145,11 @@
               </w:rPr>
             </w:pPr>
             <w:r>
+              <w:rPr>
+                <w:rFonts w:ascii="Times New Roman" w:hAnsi="Times New Roman"/>
+                <w:sz w:val="26"/>
+                <w:rFonts w:ascii="Times New Roman" w:hAnsi="Times New Roman" w:cs="Times New Roman"/>
+              </w:rPr>
               <w:t xml:space="preserve">Trên giấy </w:t>
             </w:r>
           </w:p>
@@ -3467,7 +4169,10 @@
             </w:pPr>
             <w:r>
               <w:rPr>
-                <w:b/>
+                <w:rFonts w:ascii="Times New Roman" w:hAnsi="Times New Roman"/>
+                <w:b/>
+                <w:sz w:val="26"/>
+                <w:rFonts w:ascii="Times New Roman" w:hAnsi="Times New Roman" w:cs="Times New Roman"/>
               </w:rPr>
               <w:t>Đánh giá định kỳ 3</w:t>
             </w:r>
@@ -3483,6 +4188,11 @@
               <w:jc w:val="center"/>
             </w:pPr>
             <w:r>
+              <w:rPr>
+                <w:rFonts w:ascii="Times New Roman" w:hAnsi="Times New Roman"/>
+                <w:sz w:val="26"/>
+                <w:rFonts w:ascii="Times New Roman" w:hAnsi="Times New Roman" w:cs="Times New Roman"/>
+              </w:rPr>
               <w:t>45 phút</w:t>
             </w:r>
           </w:p>
@@ -3497,6 +4207,11 @@
               <w:jc w:val="center"/>
             </w:pPr>
             <w:r>
+              <w:rPr>
+                <w:rFonts w:ascii="Times New Roman" w:hAnsi="Times New Roman"/>
+                <w:sz w:val="26"/>
+                <w:rFonts w:ascii="Times New Roman" w:hAnsi="Times New Roman" w:cs="Times New Roman"/>
+              </w:rPr>
               <w:t>Tuần 28</w:t>
             </w:r>
           </w:p>
@@ -3514,6 +4229,11 @@
               </w:rPr>
             </w:pPr>
             <w:r>
+              <w:rPr>
+                <w:rFonts w:ascii="Times New Roman" w:hAnsi="Times New Roman"/>
+                <w:sz w:val="26"/>
+                <w:rFonts w:ascii="Times New Roman" w:hAnsi="Times New Roman" w:cs="Times New Roman"/>
+              </w:rPr>
               <w:t xml:space="preserve">Kiểm tra kiến thức đã học ở đầu Học kỳ 2 đến thời điểm hiện tại. </w:t>
             </w:r>
           </w:p>
@@ -3531,6 +4251,11 @@
               </w:rPr>
             </w:pPr>
             <w:r>
+              <w:rPr>
+                <w:rFonts w:ascii="Times New Roman" w:hAnsi="Times New Roman"/>
+                <w:sz w:val="26"/>
+                <w:rFonts w:ascii="Times New Roman" w:hAnsi="Times New Roman" w:cs="Times New Roman"/>
+              </w:rPr>
               <w:t xml:space="preserve">Trên giấy </w:t>
             </w:r>
           </w:p>
@@ -3550,7 +4275,10 @@
             </w:pPr>
             <w:r>
               <w:rPr>
-                <w:b/>
+                <w:rFonts w:ascii="Times New Roman" w:hAnsi="Times New Roman"/>
+                <w:b/>
+                <w:sz w:val="26"/>
+                <w:rFonts w:ascii="Times New Roman" w:hAnsi="Times New Roman" w:cs="Times New Roman"/>
               </w:rPr>
               <w:t>Đánh giá định kỳ 4</w:t>
             </w:r>
@@ -3566,6 +4294,11 @@
               <w:jc w:val="center"/>
             </w:pPr>
             <w:r>
+              <w:rPr>
+                <w:rFonts w:ascii="Times New Roman" w:hAnsi="Times New Roman"/>
+                <w:sz w:val="26"/>
+                <w:rFonts w:ascii="Times New Roman" w:hAnsi="Times New Roman" w:cs="Times New Roman"/>
+              </w:rPr>
               <w:t>45 phút</w:t>
             </w:r>
           </w:p>
@@ -3580,6 +4313,11 @@
               <w:jc w:val="center"/>
             </w:pPr>
             <w:r>
+              <w:rPr>
+                <w:rFonts w:ascii="Times New Roman" w:hAnsi="Times New Roman"/>
+                <w:sz w:val="26"/>
+                <w:rFonts w:ascii="Times New Roman" w:hAnsi="Times New Roman" w:cs="Times New Roman"/>
+              </w:rPr>
               <w:t>Tuần 34</w:t>
             </w:r>
           </w:p>
@@ -3597,6 +4335,11 @@
               </w:rPr>
             </w:pPr>
             <w:r>
+              <w:rPr>
+                <w:rFonts w:ascii="Times New Roman" w:hAnsi="Times New Roman"/>
+                <w:sz w:val="26"/>
+                <w:rFonts w:ascii="Times New Roman" w:hAnsi="Times New Roman" w:cs="Times New Roman"/>
+              </w:rPr>
               <w:t xml:space="preserve">Kiểm tra tổng hợp kiến thức đã học trong Học kỳ 2. </w:t>
             </w:r>
           </w:p>
@@ -3614,6 +4357,11 @@
               </w:rPr>
             </w:pPr>
             <w:r>
+              <w:rPr>
+                <w:rFonts w:ascii="Times New Roman" w:hAnsi="Times New Roman"/>
+                <w:sz w:val="26"/>
+                <w:rFonts w:ascii="Times New Roman" w:hAnsi="Times New Roman" w:cs="Times New Roman"/>
+              </w:rPr>
               <w:t xml:space="preserve">Trên giấy </w:t>
             </w:r>
           </w:p>
@@ -3647,6 +4395,7 @@
           <w:iCs/>
           <w:color w:val="000000"/>
           <w:sz w:val="26"/>
+          <w:rFonts w:ascii="Times New Roman" w:hAnsi="Times New Roman" w:cs="Times New Roman"/>
         </w:rPr>
         <w:t>Thời gian làm bài kiểm tra, đánh giá</w:t>
       </w:r>
@@ -3678,6 +4427,7 @@
           <w:iCs/>
           <w:color w:val="000000"/>
           <w:sz w:val="26"/>
+          <w:rFonts w:ascii="Times New Roman" w:hAnsi="Times New Roman" w:cs="Times New Roman"/>
         </w:rPr>
         <w:t>Tuần thứ, tháng, năm thực hiện bài kiểm tra đánh giá</w:t>
       </w:r>
@@ -3709,6 +4459,7 @@
           <w:iCs/>
           <w:color w:val="000000"/>
           <w:sz w:val="26"/>
+          <w:rFonts w:ascii="Times New Roman" w:hAnsi="Times New Roman" w:cs="Times New Roman"/>
         </w:rPr>
         <w:t>Yêu cầu cần đạt thời điểm kiểm tra đánh giá (Theo phân phối chương trình)</w:t>
       </w:r>
@@ -3739,6 +4490,7 @@
           <w:iCs/>
           <w:color w:val="000000"/>
           <w:sz w:val="26"/>
+          <w:rFonts w:ascii="Times New Roman" w:hAnsi="Times New Roman" w:cs="Times New Roman"/>
         </w:rPr>
         <w:lastRenderedPageBreak/>
         <w:t>Hình thức bài kiểm tra đánh giá: Viết (trên giấy hoặc máy tính); bài thực hành; dự án học tập</w:t>
@@ -3757,6 +4509,7 @@
           <w:b/>
           <w:bCs/>
           <w:sz w:val="26"/>
+          <w:rFonts w:ascii="Times New Roman" w:hAnsi="Times New Roman" w:cs="Times New Roman"/>
         </w:rPr>
         <w:t>III. Các nội dung khác (Nếu có)</w:t>
       </w:r>
@@ -3816,6 +4569,7 @@
                 <w:bCs/>
                 <w:sz w:val="26"/>
                 <w:szCs w:val="26"/>
+                <w:rFonts w:ascii="Times New Roman" w:hAnsi="Times New Roman" w:cs="Times New Roman"/>
               </w:rPr>
               <w:t>TỔ TRƯỞNG</w:t>
             </w:r>
@@ -3838,6 +4592,7 @@
                 <w:iCs/>
                 <w:sz w:val="26"/>
                 <w:szCs w:val="26"/>
+                <w:rFonts w:ascii="Times New Roman" w:hAnsi="Times New Roman" w:cs="Times New Roman"/>
               </w:rPr>
               <w:t>(Ký, ghi rõ họ tên)</w:t>
             </w:r>
@@ -3865,6 +4620,7 @@
                 <w:iCs/>
                 <w:sz w:val="26"/>
                 <w:szCs w:val="26"/>
+                <w:rFonts w:ascii="Times New Roman" w:hAnsi="Times New Roman" w:cs="Times New Roman"/>
               </w:rPr>
               <w:t>Hoài Đức, ngày    tháng     năm 2026</w:t>
             </w:r>
@@ -3887,6 +4643,7 @@
                 <w:bCs/>
                 <w:sz w:val="26"/>
                 <w:szCs w:val="26"/>
+                <w:rFonts w:ascii="Times New Roman" w:hAnsi="Times New Roman" w:cs="Times New Roman"/>
               </w:rPr>
               <w:t>HIỆU TRƯỞNG</w:t>
             </w:r>
@@ -3911,6 +4668,7 @@
                 <w:iCs/>
                 <w:sz w:val="26"/>
                 <w:szCs w:val="26"/>
+                <w:rFonts w:ascii="Times New Roman" w:hAnsi="Times New Roman" w:cs="Times New Roman"/>
               </w:rPr>
               <w:t>(</w:t>
             </w:r>
@@ -3921,6 +4679,7 @@
                 <w:iCs/>
                 <w:sz w:val="26"/>
                 <w:szCs w:val="26"/>
+                <w:rFonts w:ascii="Times New Roman" w:hAnsi="Times New Roman" w:cs="Times New Roman"/>
               </w:rPr>
               <w:t>Ký và ghi rõ họ tên)</w:t>
             </w:r>

--- a/Hệ thống mẫu văn bản/Nguyên đã làm/Kế hoạch dạy học Tin học từng lớp/Kế hoạch dạy học môn Tin học - Lớp 8 - 2026 - 2027.docx
+++ b/Hệ thống mẫu văn bản/Nguyên đã làm/Kế hoạch dạy học Tin học từng lớp/Kế hoạch dạy học môn Tin học - Lớp 8 - 2026 - 2027.docx
@@ -1365,6 +1365,2625 @@
         <w:t>Kế hoạch dạy học</w:t>
       </w:r>
     </w:p>
+    <w:tbl>
+      <w:tblPr>
+        <w:tblW w:type="auto" w:w="0"/>
+        <w:jc w:val="center"/>
+        <w:tblLook w:firstColumn="1" w:firstRow="1" w:lastColumn="0" w:lastRow="0" w:noHBand="0" w:noVBand="1" w:val="04A0"/>
+        <w:tblBorders>
+          <w:top w:val="single" w:sz="4" w:space="0" w:color="000000"/>
+          <w:left w:val="single" w:sz="4" w:space="0" w:color="000000"/>
+          <w:bottom w:val="single" w:sz="4" w:space="0" w:color="000000"/>
+          <w:right w:val="single" w:sz="4" w:space="0" w:color="000000"/>
+          <w:insideH w:val="single" w:sz="4" w:space="0" w:color="000000"/>
+          <w:insideV w:val="single" w:sz="4" w:space="0" w:color="000000"/>
+        </w:tblBorders>
+      </w:tblPr>
+      <w:tblGrid>
+        <w:gridCol w:w="1862"/>
+        <w:gridCol w:w="1862"/>
+        <w:gridCol w:w="1862"/>
+        <w:gridCol w:w="1862"/>
+        <w:gridCol w:w="1862"/>
+      </w:tblGrid>
+      <w:tr>
+        <w:tc>
+          <w:tcPr>
+            <w:tcW w:type="dxa" w:w="680"/>
+            <w:vAlign w:val="center"/>
+          </w:tcPr>
+          <w:p>
+            <w:pPr>
+              <w:spacing w:before="40" w:after="40" w:line="276" w:lineRule="auto"/>
+              <w:jc w:val="center"/>
+            </w:pPr>
+            <w:r>
+              <w:rPr>
+                <w:rFonts w:ascii="Times New Roman" w:hAnsi="Times New Roman"/>
+                <w:b/>
+                <w:sz w:val="26"/>
+                <w:rFonts w:ascii="Times New Roman" w:hAnsi="Times New Roman" w:cs="Times New Roman"/>
+              </w:rPr>
+              <w:t>STT</w:t>
+            </w:r>
+          </w:p>
+        </w:tc>
+        <w:tc>
+          <w:tcPr>
+            <w:tcW w:type="dxa" w:w="3118"/>
+            <w:vAlign w:val="center"/>
+          </w:tcPr>
+          <w:p>
+            <w:pPr>
+              <w:spacing w:before="40" w:after="40" w:line="276" w:lineRule="auto"/>
+              <w:jc w:val="left"/>
+            </w:pPr>
+            <w:r>
+              <w:rPr>
+                <w:rFonts w:ascii="Times New Roman" w:hAnsi="Times New Roman"/>
+                <w:b/>
+                <w:sz w:val="26"/>
+                <w:rFonts w:ascii="Times New Roman" w:hAnsi="Times New Roman" w:cs="Times New Roman"/>
+              </w:rPr>
+              <w:t>Bài học (1)</w:t>
+            </w:r>
+          </w:p>
+        </w:tc>
+        <w:tc>
+          <w:tcPr>
+            <w:tcW w:type="dxa" w:w="850"/>
+            <w:vAlign w:val="center"/>
+          </w:tcPr>
+          <w:p>
+            <w:pPr>
+              <w:spacing w:before="40" w:after="40" w:line="276" w:lineRule="auto"/>
+              <w:jc w:val="center"/>
+            </w:pPr>
+            <w:r>
+              <w:rPr>
+                <w:rFonts w:ascii="Times New Roman" w:hAnsi="Times New Roman"/>
+                <w:b/>
+                <w:sz w:val="26"/>
+                <w:rFonts w:ascii="Times New Roman" w:hAnsi="Times New Roman" w:cs="Times New Roman"/>
+              </w:rPr>
+              <w:t>Số tiết (2)</w:t>
+            </w:r>
+          </w:p>
+        </w:tc>
+        <w:tc>
+          <w:tcPr>
+            <w:tcW w:type="dxa" w:w="1247"/>
+            <w:vAlign w:val="center"/>
+          </w:tcPr>
+          <w:p>
+            <w:pPr>
+              <w:spacing w:before="40" w:after="40" w:line="276" w:lineRule="auto"/>
+              <w:jc w:val="center"/>
+            </w:pPr>
+            <w:r>
+              <w:rPr>
+                <w:rFonts w:ascii="Times New Roman" w:hAnsi="Times New Roman"/>
+                <w:b/>
+                <w:sz w:val="26"/>
+                <w:rFonts w:ascii="Times New Roman" w:hAnsi="Times New Roman" w:cs="Times New Roman"/>
+              </w:rPr>
+              <w:t>Tiết theo PPCT</w:t>
+            </w:r>
+          </w:p>
+        </w:tc>
+        <w:tc>
+          <w:tcPr>
+            <w:tcW w:type="dxa" w:w="3402"/>
+            <w:vAlign w:val="center"/>
+          </w:tcPr>
+          <w:p>
+            <w:pPr>
+              <w:spacing w:before="40" w:after="40" w:line="276" w:lineRule="auto"/>
+              <w:jc w:val="left"/>
+            </w:pPr>
+            <w:r>
+              <w:rPr>
+                <w:rFonts w:ascii="Times New Roman" w:hAnsi="Times New Roman"/>
+                <w:b/>
+                <w:sz w:val="26"/>
+                <w:rFonts w:ascii="Times New Roman" w:hAnsi="Times New Roman" w:cs="Times New Roman"/>
+              </w:rPr>
+              <w:t>Yêu cầu cần đạt (3)</w:t>
+            </w:r>
+          </w:p>
+        </w:tc>
+      </w:tr>
+      <w:tr>
+        <w:tc>
+          <w:tcPr>
+            <w:tcW w:type="dxa" w:w="680"/>
+            <w:vAlign w:val="center"/>
+          </w:tcPr>
+          <w:p>
+            <w:pPr>
+              <w:spacing w:before="40" w:after="40" w:line="276" w:lineRule="auto"/>
+              <w:jc w:val="center"/>
+            </w:pPr>
+            <w:r>
+              <w:rPr>
+                <w:rFonts w:ascii="Times New Roman" w:hAnsi="Times New Roman"/>
+                <w:sz w:val="26"/>
+                <w:rFonts w:ascii="Times New Roman" w:hAnsi="Times New Roman" w:cs="Times New Roman"/>
+              </w:rPr>
+              <w:t>1</w:t>
+            </w:r>
+          </w:p>
+        </w:tc>
+        <w:tc>
+          <w:tcPr>
+            <w:tcW w:type="dxa" w:w="3118"/>
+            <w:vAlign w:val="center"/>
+          </w:tcPr>
+          <w:p>
+            <w:pPr>
+              <w:spacing w:before="40" w:after="40" w:line="276" w:lineRule="auto"/>
+              <w:jc w:val="both"/>
+            </w:pPr>
+            <w:r>
+              <w:rPr>
+                <w:rFonts w:ascii="Times New Roman" w:hAnsi="Times New Roman"/>
+                <w:sz w:val="26"/>
+                <w:rFonts w:ascii="Times New Roman" w:hAnsi="Times New Roman" w:cs="Times New Roman"/>
+              </w:rPr>
+              <w:t>Tiết 0: Định hướng môn học</w:t>
+            </w:r>
+          </w:p>
+        </w:tc>
+        <w:tc>
+          <w:tcPr>
+            <w:tcW w:type="dxa" w:w="850"/>
+            <w:vAlign w:val="center"/>
+          </w:tcPr>
+          <w:p>
+            <w:pPr>
+              <w:spacing w:before="40" w:after="40" w:line="276" w:lineRule="auto"/>
+              <w:jc w:val="center"/>
+            </w:pPr>
+            <w:r>
+              <w:rPr>
+                <w:rFonts w:ascii="Times New Roman" w:hAnsi="Times New Roman"/>
+                <w:sz w:val="26"/>
+                <w:rFonts w:ascii="Times New Roman" w:hAnsi="Times New Roman" w:cs="Times New Roman"/>
+              </w:rPr>
+              <w:t>1</w:t>
+            </w:r>
+          </w:p>
+        </w:tc>
+        <w:tc>
+          <w:tcPr>
+            <w:tcW w:type="dxa" w:w="1247"/>
+            <w:vAlign w:val="center"/>
+          </w:tcPr>
+          <w:p>
+            <w:pPr>
+              <w:spacing w:before="40" w:after="40" w:line="276" w:lineRule="auto"/>
+              <w:jc w:val="center"/>
+            </w:pPr>
+            <w:r>
+              <w:rPr>
+                <w:rFonts w:ascii="Times New Roman" w:hAnsi="Times New Roman"/>
+                <w:sz w:val="26"/>
+                <w:rFonts w:ascii="Times New Roman" w:hAnsi="Times New Roman" w:cs="Times New Roman"/>
+              </w:rPr>
+              <w:t>1</w:t>
+            </w:r>
+          </w:p>
+        </w:tc>
+        <w:tc>
+          <w:tcPr>
+            <w:tcW w:type="dxa" w:w="3402"/>
+            <w:vAlign w:val="center"/>
+          </w:tcPr>
+          <w:p>
+            <w:pPr>
+              <w:spacing w:before="40" w:after="40" w:line="276" w:lineRule="auto"/>
+              <w:jc w:val="both"/>
+            </w:pPr>
+            <w:r>
+              <w:rPr>
+                <w:rFonts w:ascii="Times New Roman" w:hAnsi="Times New Roman"/>
+                <w:sz w:val="26"/>
+                <w:rFonts w:ascii="Times New Roman" w:hAnsi="Times New Roman" w:cs="Times New Roman"/>
+              </w:rPr>
+              <w:t>Giới thiệu tổng quan môn học Tin học, phương pháp học tập hiệu quả, các quy định an toàn và nội quy phòng học bộ môn.</w:t>
+            </w:r>
+          </w:p>
+        </w:tc>
+      </w:tr>
+      <w:tr>
+        <w:tc>
+          <w:tcPr>
+            <w:tcW w:type="dxa" w:w="9310"/>
+            <w:gridSpan w:val="5"/>
+            <w:vAlign w:val="center"/>
+          </w:tcPr>
+          <w:p>
+            <w:pPr>
+              <w:spacing w:before="40" w:after="40" w:line="276" w:lineRule="auto"/>
+              <w:jc w:val="both"/>
+            </w:pPr>
+            <w:r>
+              <w:rPr>
+                <w:rFonts w:ascii="Times New Roman" w:hAnsi="Times New Roman"/>
+                <w:b/>
+                <w:sz w:val="26"/>
+                <w:rFonts w:ascii="Times New Roman" w:hAnsi="Times New Roman" w:cs="Times New Roman"/>
+              </w:rPr>
+              <w:t>Chủ đề 1: Máy tính và cộng đồng</w:t>
+            </w:r>
+          </w:p>
+        </w:tc>
+      </w:tr>
+      <w:tr>
+        <w:tc>
+          <w:tcPr>
+            <w:tcW w:type="dxa" w:w="680"/>
+            <w:vAlign w:val="center"/>
+          </w:tcPr>
+          <w:p>
+            <w:pPr>
+              <w:spacing w:before="40" w:after="40" w:line="276" w:lineRule="auto"/>
+              <w:jc w:val="center"/>
+            </w:pPr>
+            <w:r>
+              <w:rPr>
+                <w:rFonts w:ascii="Times New Roman" w:hAnsi="Times New Roman"/>
+                <w:sz w:val="26"/>
+                <w:rFonts w:ascii="Times New Roman" w:hAnsi="Times New Roman" w:cs="Times New Roman"/>
+              </w:rPr>
+              <w:t>2</w:t>
+            </w:r>
+          </w:p>
+        </w:tc>
+        <w:tc>
+          <w:tcPr>
+            <w:tcW w:type="dxa" w:w="3118"/>
+            <w:vAlign w:val="center"/>
+          </w:tcPr>
+          <w:p>
+            <w:pPr>
+              <w:spacing w:before="40" w:after="40" w:line="276" w:lineRule="auto"/>
+              <w:jc w:val="both"/>
+            </w:pPr>
+            <w:r>
+              <w:rPr>
+                <w:rFonts w:ascii="Times New Roman" w:hAnsi="Times New Roman"/>
+                <w:sz w:val="26"/>
+                <w:rFonts w:ascii="Times New Roman" w:hAnsi="Times New Roman" w:cs="Times New Roman"/>
+              </w:rPr>
+              <w:t>Bài 1. Lược sử công cụ tính toán</w:t>
+            </w:r>
+          </w:p>
+        </w:tc>
+        <w:tc>
+          <w:tcPr>
+            <w:tcW w:type="dxa" w:w="850"/>
+            <w:vAlign w:val="center"/>
+          </w:tcPr>
+          <w:p>
+            <w:pPr>
+              <w:spacing w:before="40" w:after="40" w:line="276" w:lineRule="auto"/>
+              <w:jc w:val="center"/>
+            </w:pPr>
+            <w:r>
+              <w:rPr>
+                <w:rFonts w:ascii="Times New Roman" w:hAnsi="Times New Roman"/>
+                <w:sz w:val="26"/>
+                <w:rFonts w:ascii="Times New Roman" w:hAnsi="Times New Roman" w:cs="Times New Roman"/>
+              </w:rPr>
+              <w:t>1</w:t>
+            </w:r>
+          </w:p>
+        </w:tc>
+        <w:tc>
+          <w:tcPr>
+            <w:tcW w:type="dxa" w:w="1247"/>
+            <w:vAlign w:val="center"/>
+          </w:tcPr>
+          <w:p>
+            <w:pPr>
+              <w:spacing w:before="40" w:after="40" w:line="276" w:lineRule="auto"/>
+              <w:jc w:val="center"/>
+            </w:pPr>
+            <w:r>
+              <w:rPr>
+                <w:rFonts w:ascii="Times New Roman" w:hAnsi="Times New Roman"/>
+                <w:sz w:val="26"/>
+                <w:rFonts w:ascii="Times New Roman" w:hAnsi="Times New Roman" w:cs="Times New Roman"/>
+              </w:rPr>
+              <w:t>2</w:t>
+            </w:r>
+          </w:p>
+        </w:tc>
+        <w:tc>
+          <w:tcPr>
+            <w:tcW w:type="dxa" w:w="3402"/>
+            <w:vAlign w:val="center"/>
+          </w:tcPr>
+          <w:p>
+            <w:pPr>
+              <w:spacing w:before="40" w:after="40" w:line="276" w:lineRule="auto"/>
+              <w:jc w:val="both"/>
+            </w:pPr>
+            <w:r>
+              <w:rPr>
+                <w:rFonts w:ascii="Times New Roman" w:hAnsi="Times New Roman"/>
+                <w:sz w:val="26"/>
+                <w:rFonts w:ascii="Times New Roman" w:hAnsi="Times New Roman" w:cs="Times New Roman"/>
+              </w:rPr>
+              <w:t>- Trình bày sơ lược lịch sử phát triển máy tính.  - Nêu ví dụ sự phát triển máy tính đem lại thay đổi lớn lao cho xã hội.</w:t>
+            </w:r>
+          </w:p>
+        </w:tc>
+      </w:tr>
+      <w:tr>
+        <w:tc>
+          <w:tcPr>
+            <w:tcW w:type="dxa" w:w="9310"/>
+            <w:gridSpan w:val="5"/>
+            <w:vAlign w:val="center"/>
+          </w:tcPr>
+          <w:p>
+            <w:pPr>
+              <w:spacing w:before="40" w:after="40" w:line="276" w:lineRule="auto"/>
+              <w:jc w:val="both"/>
+            </w:pPr>
+            <w:r>
+              <w:rPr>
+                <w:rFonts w:ascii="Times New Roman" w:hAnsi="Times New Roman"/>
+                <w:b/>
+                <w:sz w:val="26"/>
+                <w:rFonts w:ascii="Times New Roman" w:hAnsi="Times New Roman" w:cs="Times New Roman"/>
+              </w:rPr>
+              <w:t>Chủ đề 2: Tổ chức, lưu trữ, tìm kiếm và trao đổi thông tin</w:t>
+            </w:r>
+          </w:p>
+        </w:tc>
+      </w:tr>
+      <w:tr>
+        <w:tc>
+          <w:tcPr>
+            <w:tcW w:type="dxa" w:w="680"/>
+            <w:vAlign w:val="center"/>
+          </w:tcPr>
+          <w:p>
+            <w:pPr>
+              <w:spacing w:before="40" w:after="40" w:line="276" w:lineRule="auto"/>
+              <w:jc w:val="center"/>
+            </w:pPr>
+            <w:r>
+              <w:rPr>
+                <w:rFonts w:ascii="Times New Roman" w:hAnsi="Times New Roman"/>
+                <w:sz w:val="26"/>
+                <w:rFonts w:ascii="Times New Roman" w:hAnsi="Times New Roman" w:cs="Times New Roman"/>
+              </w:rPr>
+              <w:t>3</w:t>
+            </w:r>
+          </w:p>
+        </w:tc>
+        <w:tc>
+          <w:tcPr>
+            <w:tcW w:type="dxa" w:w="3118"/>
+            <w:vAlign w:val="center"/>
+          </w:tcPr>
+          <w:p>
+            <w:pPr>
+              <w:spacing w:before="40" w:after="40" w:line="276" w:lineRule="auto"/>
+              <w:jc w:val="both"/>
+            </w:pPr>
+            <w:r>
+              <w:rPr>
+                <w:rFonts w:ascii="Times New Roman" w:hAnsi="Times New Roman"/>
+                <w:sz w:val="26"/>
+                <w:rFonts w:ascii="Times New Roman" w:hAnsi="Times New Roman" w:cs="Times New Roman"/>
+              </w:rPr>
+              <w:t>Bài 2. Thông tin trong môi trường số</w:t>
+            </w:r>
+          </w:p>
+        </w:tc>
+        <w:tc>
+          <w:tcPr>
+            <w:tcW w:type="dxa" w:w="850"/>
+            <w:vAlign w:val="center"/>
+          </w:tcPr>
+          <w:p>
+            <w:pPr>
+              <w:spacing w:before="40" w:after="40" w:line="276" w:lineRule="auto"/>
+              <w:jc w:val="center"/>
+            </w:pPr>
+            <w:r>
+              <w:rPr>
+                <w:rFonts w:ascii="Times New Roman" w:hAnsi="Times New Roman"/>
+                <w:sz w:val="26"/>
+                <w:rFonts w:ascii="Times New Roman" w:hAnsi="Times New Roman" w:cs="Times New Roman"/>
+              </w:rPr>
+              <w:t>1</w:t>
+            </w:r>
+          </w:p>
+        </w:tc>
+        <w:tc>
+          <w:tcPr>
+            <w:tcW w:type="dxa" w:w="1247"/>
+            <w:vAlign w:val="center"/>
+          </w:tcPr>
+          <w:p>
+            <w:pPr>
+              <w:spacing w:before="40" w:after="40" w:line="276" w:lineRule="auto"/>
+              <w:jc w:val="center"/>
+            </w:pPr>
+            <w:r>
+              <w:rPr>
+                <w:rFonts w:ascii="Times New Roman" w:hAnsi="Times New Roman"/>
+                <w:sz w:val="26"/>
+                <w:rFonts w:ascii="Times New Roman" w:hAnsi="Times New Roman" w:cs="Times New Roman"/>
+              </w:rPr>
+              <w:t>3</w:t>
+            </w:r>
+          </w:p>
+        </w:tc>
+        <w:tc>
+          <w:tcPr>
+            <w:tcW w:type="dxa" w:w="3402"/>
+            <w:vAlign w:val="center"/>
+          </w:tcPr>
+          <w:p>
+            <w:pPr>
+              <w:spacing w:before="40" w:after="40" w:line="276" w:lineRule="auto"/>
+              <w:jc w:val="both"/>
+            </w:pPr>
+            <w:r>
+              <w:rPr>
+                <w:rFonts w:ascii="Times New Roman" w:hAnsi="Times New Roman"/>
+                <w:sz w:val="26"/>
+                <w:rFonts w:ascii="Times New Roman" w:hAnsi="Times New Roman" w:cs="Times New Roman"/>
+              </w:rPr>
+              <w:t>- Nêu đặc điểm thông tin số (đa dạng, thu thập nhanh/nhiều, lưu trữ khổng lồ, có bản quyền, độ tin cậy khác nhau, công cụ tìm kiếm/xử lý hiệu quả).  - Trình bày tầm quan trọng của khai thác nguồn thông tin đáng tin cậy.</w:t>
+            </w:r>
+          </w:p>
+        </w:tc>
+      </w:tr>
+      <w:tr>
+        <w:tc>
+          <w:tcPr>
+            <w:tcW w:type="dxa" w:w="680"/>
+            <w:vAlign w:val="center"/>
+          </w:tcPr>
+          <w:p>
+            <w:pPr>
+              <w:spacing w:before="40" w:after="40" w:line="276" w:lineRule="auto"/>
+              <w:jc w:val="center"/>
+            </w:pPr>
+            <w:r>
+              <w:rPr>
+                <w:rFonts w:ascii="Times New Roman" w:hAnsi="Times New Roman"/>
+                <w:sz w:val="26"/>
+                <w:rFonts w:ascii="Times New Roman" w:hAnsi="Times New Roman" w:cs="Times New Roman"/>
+              </w:rPr>
+              <w:t>4</w:t>
+            </w:r>
+          </w:p>
+        </w:tc>
+        <w:tc>
+          <w:tcPr>
+            <w:tcW w:type="dxa" w:w="3118"/>
+            <w:vAlign w:val="center"/>
+          </w:tcPr>
+          <w:p>
+            <w:pPr>
+              <w:spacing w:before="40" w:after="40" w:line="276" w:lineRule="auto"/>
+              <w:jc w:val="both"/>
+            </w:pPr>
+            <w:r>
+              <w:rPr>
+                <w:rFonts w:ascii="Times New Roman" w:hAnsi="Times New Roman"/>
+                <w:sz w:val="26"/>
+                <w:rFonts w:ascii="Times New Roman" w:hAnsi="Times New Roman" w:cs="Times New Roman"/>
+              </w:rPr>
+              <w:t>Bài 3. Thực hành khai thác thông tin số</w:t>
+            </w:r>
+          </w:p>
+        </w:tc>
+        <w:tc>
+          <w:tcPr>
+            <w:tcW w:type="dxa" w:w="850"/>
+            <w:vAlign w:val="center"/>
+          </w:tcPr>
+          <w:p>
+            <w:pPr>
+              <w:spacing w:before="40" w:after="40" w:line="276" w:lineRule="auto"/>
+              <w:jc w:val="center"/>
+            </w:pPr>
+            <w:r>
+              <w:rPr>
+                <w:rFonts w:ascii="Times New Roman" w:hAnsi="Times New Roman"/>
+                <w:sz w:val="26"/>
+                <w:rFonts w:ascii="Times New Roman" w:hAnsi="Times New Roman" w:cs="Times New Roman"/>
+              </w:rPr>
+              <w:t>1</w:t>
+            </w:r>
+          </w:p>
+        </w:tc>
+        <w:tc>
+          <w:tcPr>
+            <w:tcW w:type="dxa" w:w="1247"/>
+            <w:vAlign w:val="center"/>
+          </w:tcPr>
+          <w:p>
+            <w:pPr>
+              <w:spacing w:before="40" w:after="40" w:line="276" w:lineRule="auto"/>
+              <w:jc w:val="center"/>
+            </w:pPr>
+            <w:r>
+              <w:rPr>
+                <w:rFonts w:ascii="Times New Roman" w:hAnsi="Times New Roman"/>
+                <w:sz w:val="26"/>
+                <w:rFonts w:ascii="Times New Roman" w:hAnsi="Times New Roman" w:cs="Times New Roman"/>
+              </w:rPr>
+              <w:t>4</w:t>
+            </w:r>
+          </w:p>
+        </w:tc>
+        <w:tc>
+          <w:tcPr>
+            <w:tcW w:type="dxa" w:w="3402"/>
+            <w:vAlign w:val="center"/>
+          </w:tcPr>
+          <w:p>
+            <w:pPr>
+              <w:spacing w:before="40" w:after="40" w:line="276" w:lineRule="auto"/>
+              <w:jc w:val="both"/>
+            </w:pPr>
+            <w:r>
+              <w:rPr>
+                <w:rFonts w:ascii="Times New Roman" w:hAnsi="Times New Roman"/>
+                <w:sz w:val="26"/>
+                <w:rFonts w:ascii="Times New Roman" w:hAnsi="Times New Roman" w:cs="Times New Roman"/>
+              </w:rPr>
+              <w:t>- Sử dụng công cụ tìm kiếm, xử lý và trao đổi thông tin trong môi trường số.  - Chủ động tìm kiếm thông tin thực hiện nhiệm vụ; đánh giá lợi ích thông tin tìm được.</w:t>
+            </w:r>
+          </w:p>
+        </w:tc>
+      </w:tr>
+      <w:tr>
+        <w:tc>
+          <w:tcPr>
+            <w:tcW w:type="dxa" w:w="680"/>
+            <w:vAlign w:val="center"/>
+          </w:tcPr>
+          <w:p>
+            <w:pPr>
+              <w:spacing w:before="40" w:after="40" w:line="276" w:lineRule="auto"/>
+              <w:jc w:val="center"/>
+            </w:pPr>
+            <w:r>
+              <w:rPr>
+                <w:rFonts w:ascii="Times New Roman" w:hAnsi="Times New Roman"/>
+                <w:sz w:val="26"/>
+                <w:rFonts w:ascii="Times New Roman" w:hAnsi="Times New Roman" w:cs="Times New Roman"/>
+              </w:rPr>
+              <w:t>5</w:t>
+            </w:r>
+          </w:p>
+        </w:tc>
+        <w:tc>
+          <w:tcPr>
+            <w:tcW w:type="dxa" w:w="3118"/>
+            <w:vAlign w:val="center"/>
+          </w:tcPr>
+          <w:p>
+            <w:pPr>
+              <w:spacing w:before="40" w:after="40" w:line="276" w:lineRule="auto"/>
+              <w:jc w:val="both"/>
+            </w:pPr>
+            <w:r>
+              <w:rPr>
+                <w:rFonts w:ascii="Times New Roman" w:hAnsi="Times New Roman"/>
+                <w:sz w:val="26"/>
+                <w:rFonts w:ascii="Times New Roman" w:hAnsi="Times New Roman" w:cs="Times New Roman"/>
+              </w:rPr>
+              <w:t>Ôn tập Đánh giá định kỳ 1</w:t>
+            </w:r>
+          </w:p>
+        </w:tc>
+        <w:tc>
+          <w:tcPr>
+            <w:tcW w:type="dxa" w:w="850"/>
+            <w:vAlign w:val="center"/>
+          </w:tcPr>
+          <w:p>
+            <w:pPr>
+              <w:spacing w:before="40" w:after="40" w:line="276" w:lineRule="auto"/>
+              <w:jc w:val="center"/>
+            </w:pPr>
+            <w:r>
+              <w:rPr>
+                <w:rFonts w:ascii="Times New Roman" w:hAnsi="Times New Roman"/>
+                <w:sz w:val="26"/>
+                <w:rFonts w:ascii="Times New Roman" w:hAnsi="Times New Roman" w:cs="Times New Roman"/>
+              </w:rPr>
+              <w:t>1</w:t>
+            </w:r>
+          </w:p>
+        </w:tc>
+        <w:tc>
+          <w:tcPr>
+            <w:tcW w:type="dxa" w:w="1247"/>
+            <w:vAlign w:val="center"/>
+          </w:tcPr>
+          <w:p>
+            <w:pPr>
+              <w:spacing w:before="40" w:after="40" w:line="276" w:lineRule="auto"/>
+              <w:jc w:val="center"/>
+            </w:pPr>
+            <w:r>
+              <w:rPr>
+                <w:rFonts w:ascii="Times New Roman" w:hAnsi="Times New Roman"/>
+                <w:sz w:val="26"/>
+                <w:rFonts w:ascii="Times New Roman" w:hAnsi="Times New Roman" w:cs="Times New Roman"/>
+              </w:rPr>
+              <w:t>5</w:t>
+            </w:r>
+          </w:p>
+        </w:tc>
+        <w:tc>
+          <w:tcPr>
+            <w:tcW w:type="dxa" w:w="3402"/>
+            <w:vAlign w:val="center"/>
+          </w:tcPr>
+          <w:p>
+            <w:pPr>
+              <w:spacing w:before="40" w:after="40" w:line="276" w:lineRule="auto"/>
+              <w:jc w:val="both"/>
+            </w:pPr>
+            <w:r>
+              <w:rPr>
+                <w:rFonts w:ascii="Times New Roman" w:hAnsi="Times New Roman"/>
+                <w:sz w:val="26"/>
+                <w:rFonts w:ascii="Times New Roman" w:hAnsi="Times New Roman" w:cs="Times New Roman"/>
+              </w:rPr>
+              <w:t>Hệ thống hóa kiến thức chuẩn bị Đánh giá định kỳ 1.</w:t>
+            </w:r>
+          </w:p>
+        </w:tc>
+      </w:tr>
+      <w:tr>
+        <w:tc>
+          <w:tcPr>
+            <w:tcW w:type="dxa" w:w="680"/>
+            <w:vAlign w:val="center"/>
+          </w:tcPr>
+          <w:p>
+            <w:pPr>
+              <w:spacing w:before="40" w:after="40" w:line="276" w:lineRule="auto"/>
+              <w:jc w:val="center"/>
+            </w:pPr>
+            <w:r>
+              <w:rPr>
+                <w:rFonts w:ascii="Times New Roman" w:hAnsi="Times New Roman"/>
+                <w:sz w:val="26"/>
+                <w:rFonts w:ascii="Times New Roman" w:hAnsi="Times New Roman" w:cs="Times New Roman"/>
+              </w:rPr>
+              <w:t>6</w:t>
+            </w:r>
+          </w:p>
+        </w:tc>
+        <w:tc>
+          <w:tcPr>
+            <w:tcW w:type="dxa" w:w="3118"/>
+            <w:vAlign w:val="center"/>
+          </w:tcPr>
+          <w:p>
+            <w:pPr>
+              <w:spacing w:before="40" w:after="40" w:line="276" w:lineRule="auto"/>
+              <w:jc w:val="both"/>
+            </w:pPr>
+            <w:r>
+              <w:rPr>
+                <w:rFonts w:ascii="Times New Roman" w:hAnsi="Times New Roman"/>
+                <w:sz w:val="26"/>
+                <w:rFonts w:ascii="Times New Roman" w:hAnsi="Times New Roman" w:cs="Times New Roman"/>
+              </w:rPr>
+              <w:t>Đánh giá định kỳ 1</w:t>
+            </w:r>
+          </w:p>
+        </w:tc>
+        <w:tc>
+          <w:tcPr>
+            <w:tcW w:type="dxa" w:w="850"/>
+            <w:vAlign w:val="center"/>
+          </w:tcPr>
+          <w:p>
+            <w:pPr>
+              <w:spacing w:before="40" w:after="40" w:line="276" w:lineRule="auto"/>
+              <w:jc w:val="center"/>
+            </w:pPr>
+            <w:r>
+              <w:rPr>
+                <w:rFonts w:ascii="Times New Roman" w:hAnsi="Times New Roman"/>
+                <w:sz w:val="26"/>
+                <w:rFonts w:ascii="Times New Roman" w:hAnsi="Times New Roman" w:cs="Times New Roman"/>
+              </w:rPr>
+              <w:t>1</w:t>
+            </w:r>
+          </w:p>
+        </w:tc>
+        <w:tc>
+          <w:tcPr>
+            <w:tcW w:type="dxa" w:w="1247"/>
+            <w:vAlign w:val="center"/>
+          </w:tcPr>
+          <w:p>
+            <w:pPr>
+              <w:spacing w:before="40" w:after="40" w:line="276" w:lineRule="auto"/>
+              <w:jc w:val="center"/>
+            </w:pPr>
+            <w:r>
+              <w:rPr>
+                <w:rFonts w:ascii="Times New Roman" w:hAnsi="Times New Roman"/>
+                <w:sz w:val="26"/>
+                <w:rFonts w:ascii="Times New Roman" w:hAnsi="Times New Roman" w:cs="Times New Roman"/>
+              </w:rPr>
+              <w:t>6</w:t>
+            </w:r>
+          </w:p>
+        </w:tc>
+        <w:tc>
+          <w:tcPr>
+            <w:tcW w:type="dxa" w:w="3402"/>
+            <w:vAlign w:val="center"/>
+          </w:tcPr>
+          <w:p>
+            <w:pPr>
+              <w:spacing w:before="40" w:after="40" w:line="276" w:lineRule="auto"/>
+              <w:jc w:val="both"/>
+            </w:pPr>
+            <w:r>
+              <w:rPr>
+                <w:rFonts w:ascii="Times New Roman" w:hAnsi="Times New Roman"/>
+                <w:sz w:val="26"/>
+                <w:rFonts w:ascii="Times New Roman" w:hAnsi="Times New Roman" w:cs="Times New Roman"/>
+              </w:rPr>
+              <w:t>Kiểm tra đánh giá kết quả học tập.</w:t>
+            </w:r>
+          </w:p>
+        </w:tc>
+      </w:tr>
+      <w:tr>
+        <w:tc>
+          <w:tcPr>
+            <w:tcW w:type="dxa" w:w="9310"/>
+            <w:gridSpan w:val="5"/>
+            <w:vAlign w:val="center"/>
+          </w:tcPr>
+          <w:p>
+            <w:pPr>
+              <w:spacing w:before="40" w:after="40" w:line="276" w:lineRule="auto"/>
+              <w:jc w:val="both"/>
+            </w:pPr>
+            <w:r>
+              <w:rPr>
+                <w:rFonts w:ascii="Times New Roman" w:hAnsi="Times New Roman"/>
+                <w:b/>
+                <w:sz w:val="26"/>
+                <w:rFonts w:ascii="Times New Roman" w:hAnsi="Times New Roman" w:cs="Times New Roman"/>
+              </w:rPr>
+              <w:t>Chủ đề 3: Đạo đức, pháp luật và văn hóa trong môi trường số</w:t>
+            </w:r>
+          </w:p>
+        </w:tc>
+      </w:tr>
+      <w:tr>
+        <w:tc>
+          <w:tcPr>
+            <w:tcW w:type="dxa" w:w="680"/>
+            <w:vAlign w:val="center"/>
+          </w:tcPr>
+          <w:p>
+            <w:pPr>
+              <w:spacing w:before="40" w:after="40" w:line="276" w:lineRule="auto"/>
+              <w:jc w:val="center"/>
+            </w:pPr>
+            <w:r>
+              <w:rPr>
+                <w:rFonts w:ascii="Times New Roman" w:hAnsi="Times New Roman"/>
+                <w:sz w:val="26"/>
+                <w:rFonts w:ascii="Times New Roman" w:hAnsi="Times New Roman" w:cs="Times New Roman"/>
+              </w:rPr>
+              <w:t>7</w:t>
+            </w:r>
+          </w:p>
+        </w:tc>
+        <w:tc>
+          <w:tcPr>
+            <w:tcW w:type="dxa" w:w="3118"/>
+            <w:vAlign w:val="center"/>
+          </w:tcPr>
+          <w:p>
+            <w:pPr>
+              <w:spacing w:before="40" w:after="40" w:line="276" w:lineRule="auto"/>
+              <w:jc w:val="both"/>
+            </w:pPr>
+            <w:r>
+              <w:rPr>
+                <w:rFonts w:ascii="Times New Roman" w:hAnsi="Times New Roman"/>
+                <w:sz w:val="26"/>
+                <w:rFonts w:ascii="Times New Roman" w:hAnsi="Times New Roman" w:cs="Times New Roman"/>
+              </w:rPr>
+              <w:t>Bài 4. Đạo đức và văn hóa trong sử dụng công nghệ số</w:t>
+            </w:r>
+          </w:p>
+        </w:tc>
+        <w:tc>
+          <w:tcPr>
+            <w:tcW w:type="dxa" w:w="850"/>
+            <w:vAlign w:val="center"/>
+          </w:tcPr>
+          <w:p>
+            <w:pPr>
+              <w:spacing w:before="40" w:after="40" w:line="276" w:lineRule="auto"/>
+              <w:jc w:val="center"/>
+            </w:pPr>
+            <w:r>
+              <w:rPr>
+                <w:rFonts w:ascii="Times New Roman" w:hAnsi="Times New Roman"/>
+                <w:sz w:val="26"/>
+                <w:rFonts w:ascii="Times New Roman" w:hAnsi="Times New Roman" w:cs="Times New Roman"/>
+              </w:rPr>
+              <w:t>1</w:t>
+            </w:r>
+          </w:p>
+        </w:tc>
+        <w:tc>
+          <w:tcPr>
+            <w:tcW w:type="dxa" w:w="1247"/>
+            <w:vAlign w:val="center"/>
+          </w:tcPr>
+          <w:p>
+            <w:pPr>
+              <w:spacing w:before="40" w:after="40" w:line="276" w:lineRule="auto"/>
+              <w:jc w:val="center"/>
+            </w:pPr>
+            <w:r>
+              <w:rPr>
+                <w:rFonts w:ascii="Times New Roman" w:hAnsi="Times New Roman"/>
+                <w:sz w:val="26"/>
+                <w:rFonts w:ascii="Times New Roman" w:hAnsi="Times New Roman" w:cs="Times New Roman"/>
+              </w:rPr>
+              <w:t>7</w:t>
+            </w:r>
+          </w:p>
+        </w:tc>
+        <w:tc>
+          <w:tcPr>
+            <w:tcW w:type="dxa" w:w="3402"/>
+            <w:vAlign w:val="center"/>
+          </w:tcPr>
+          <w:p>
+            <w:pPr>
+              <w:spacing w:before="40" w:after="40" w:line="276" w:lineRule="auto"/>
+              <w:jc w:val="both"/>
+            </w:pPr>
+            <w:r>
+              <w:rPr>
+                <w:rFonts w:ascii="Times New Roman" w:hAnsi="Times New Roman"/>
+                <w:sz w:val="26"/>
+                <w:rFonts w:ascii="Times New Roman" w:hAnsi="Times New Roman" w:cs="Times New Roman"/>
+              </w:rPr>
+              <w:t>- Nhận biết, giải thích biểu hiện vi phạm đạo đức/pháp luật, thiếu văn hóa khi dùng công nghệ số.  - Đảm bảo sản phẩm số do bản thân tạo ra thể hiện tính văn hóa, đạo đức.</w:t>
+            </w:r>
+          </w:p>
+        </w:tc>
+      </w:tr>
+      <w:tr>
+        <w:tc>
+          <w:tcPr>
+            <w:tcW w:type="dxa" w:w="9310"/>
+            <w:gridSpan w:val="5"/>
+            <w:vAlign w:val="center"/>
+          </w:tcPr>
+          <w:p>
+            <w:pPr>
+              <w:spacing w:before="40" w:after="40" w:line="276" w:lineRule="auto"/>
+              <w:jc w:val="both"/>
+            </w:pPr>
+            <w:r>
+              <w:rPr>
+                <w:rFonts w:ascii="Times New Roman" w:hAnsi="Times New Roman"/>
+                <w:b/>
+                <w:sz w:val="26"/>
+                <w:rFonts w:ascii="Times New Roman" w:hAnsi="Times New Roman" w:cs="Times New Roman"/>
+              </w:rPr>
+              <w:t>Chủ đề 4: Ứng dụng tin học</w:t>
+            </w:r>
+          </w:p>
+        </w:tc>
+      </w:tr>
+      <w:tr>
+        <w:tc>
+          <w:tcPr>
+            <w:tcW w:type="dxa" w:w="680"/>
+            <w:vAlign w:val="center"/>
+          </w:tcPr>
+          <w:p>
+            <w:pPr>
+              <w:spacing w:before="40" w:after="40" w:line="276" w:lineRule="auto"/>
+              <w:jc w:val="center"/>
+            </w:pPr>
+            <w:r>
+              <w:rPr>
+                <w:rFonts w:ascii="Times New Roman" w:hAnsi="Times New Roman"/>
+                <w:sz w:val="26"/>
+                <w:rFonts w:ascii="Times New Roman" w:hAnsi="Times New Roman" w:cs="Times New Roman"/>
+              </w:rPr>
+              <w:t>8</w:t>
+            </w:r>
+          </w:p>
+        </w:tc>
+        <w:tc>
+          <w:tcPr>
+            <w:tcW w:type="dxa" w:w="3118"/>
+            <w:vAlign w:val="center"/>
+          </w:tcPr>
+          <w:p>
+            <w:pPr>
+              <w:spacing w:before="40" w:after="40" w:line="276" w:lineRule="auto"/>
+              <w:jc w:val="both"/>
+            </w:pPr>
+            <w:r>
+              <w:rPr>
+                <w:rFonts w:ascii="Times New Roman" w:hAnsi="Times New Roman"/>
+                <w:sz w:val="26"/>
+                <w:rFonts w:ascii="Times New Roman" w:hAnsi="Times New Roman" w:cs="Times New Roman"/>
+              </w:rPr>
+              <w:t>Bài 5. Sử dụng bảng tính giải quyết bài toán thực tế</w:t>
+            </w:r>
+          </w:p>
+        </w:tc>
+        <w:tc>
+          <w:tcPr>
+            <w:tcW w:type="dxa" w:w="850"/>
+            <w:vAlign w:val="center"/>
+          </w:tcPr>
+          <w:p>
+            <w:pPr>
+              <w:spacing w:before="40" w:after="40" w:line="276" w:lineRule="auto"/>
+              <w:jc w:val="center"/>
+            </w:pPr>
+            <w:r>
+              <w:rPr>
+                <w:rFonts w:ascii="Times New Roman" w:hAnsi="Times New Roman"/>
+                <w:sz w:val="26"/>
+                <w:rFonts w:ascii="Times New Roman" w:hAnsi="Times New Roman" w:cs="Times New Roman"/>
+              </w:rPr>
+              <w:t>1</w:t>
+            </w:r>
+          </w:p>
+        </w:tc>
+        <w:tc>
+          <w:tcPr>
+            <w:tcW w:type="dxa" w:w="1247"/>
+            <w:vAlign w:val="center"/>
+          </w:tcPr>
+          <w:p>
+            <w:pPr>
+              <w:spacing w:before="40" w:after="40" w:line="276" w:lineRule="auto"/>
+              <w:jc w:val="center"/>
+            </w:pPr>
+            <w:r>
+              <w:rPr>
+                <w:rFonts w:ascii="Times New Roman" w:hAnsi="Times New Roman"/>
+                <w:sz w:val="26"/>
+                <w:rFonts w:ascii="Times New Roman" w:hAnsi="Times New Roman" w:cs="Times New Roman"/>
+              </w:rPr>
+              <w:t>8</w:t>
+            </w:r>
+          </w:p>
+        </w:tc>
+        <w:tc>
+          <w:tcPr>
+            <w:tcW w:type="dxa" w:w="3402"/>
+            <w:vAlign w:val="center"/>
+          </w:tcPr>
+          <w:p>
+            <w:pPr>
+              <w:spacing w:before="40" w:after="40" w:line="276" w:lineRule="auto"/>
+              <w:jc w:val="both"/>
+            </w:pPr>
+            <w:r>
+              <w:rPr>
+                <w:rFonts w:ascii="Times New Roman" w:hAnsi="Times New Roman"/>
+                <w:sz w:val="26"/>
+                <w:rFonts w:ascii="Times New Roman" w:hAnsi="Times New Roman" w:cs="Times New Roman"/>
+              </w:rPr>
+              <w:t>- Giải thích sự thay đổi địa chỉ tương đối khi sao chép công thức; phân biệt địa chỉ tương đối và tuyệt đối.  - Sử dụng bảng tính giải quyết bài toán thực tế; sao chép dữ liệu từ tệp văn bản/trang chiếu sang trang tính.</w:t>
+            </w:r>
+          </w:p>
+        </w:tc>
+      </w:tr>
+      <w:tr>
+        <w:tc>
+          <w:tcPr>
+            <w:tcW w:type="dxa" w:w="680"/>
+            <w:vAlign w:val="center"/>
+          </w:tcPr>
+          <w:p>
+            <w:pPr>
+              <w:spacing w:before="40" w:after="40" w:line="276" w:lineRule="auto"/>
+              <w:jc w:val="center"/>
+            </w:pPr>
+            <w:r>
+              <w:rPr>
+                <w:rFonts w:ascii="Times New Roman" w:hAnsi="Times New Roman"/>
+                <w:sz w:val="26"/>
+                <w:rFonts w:ascii="Times New Roman" w:hAnsi="Times New Roman" w:cs="Times New Roman"/>
+              </w:rPr>
+              <w:t>9</w:t>
+            </w:r>
+          </w:p>
+        </w:tc>
+        <w:tc>
+          <w:tcPr>
+            <w:tcW w:type="dxa" w:w="3118"/>
+            <w:vAlign w:val="center"/>
+          </w:tcPr>
+          <w:p>
+            <w:pPr>
+              <w:spacing w:before="40" w:after="40" w:line="276" w:lineRule="auto"/>
+              <w:jc w:val="both"/>
+            </w:pPr>
+            <w:r>
+              <w:rPr>
+                <w:rFonts w:ascii="Times New Roman" w:hAnsi="Times New Roman"/>
+                <w:sz w:val="26"/>
+                <w:rFonts w:ascii="Times New Roman" w:hAnsi="Times New Roman" w:cs="Times New Roman"/>
+              </w:rPr>
+              <w:t>Bài 6. Sắp xếp và lọc dữ liệu</w:t>
+            </w:r>
+          </w:p>
+        </w:tc>
+        <w:tc>
+          <w:tcPr>
+            <w:tcW w:type="dxa" w:w="850"/>
+            <w:vAlign w:val="center"/>
+          </w:tcPr>
+          <w:p>
+            <w:pPr>
+              <w:spacing w:before="40" w:after="40" w:line="276" w:lineRule="auto"/>
+              <w:jc w:val="center"/>
+            </w:pPr>
+            <w:r>
+              <w:rPr>
+                <w:rFonts w:ascii="Times New Roman" w:hAnsi="Times New Roman"/>
+                <w:sz w:val="26"/>
+                <w:rFonts w:ascii="Times New Roman" w:hAnsi="Times New Roman" w:cs="Times New Roman"/>
+              </w:rPr>
+              <w:t>1</w:t>
+            </w:r>
+          </w:p>
+        </w:tc>
+        <w:tc>
+          <w:tcPr>
+            <w:tcW w:type="dxa" w:w="1247"/>
+            <w:vAlign w:val="center"/>
+          </w:tcPr>
+          <w:p>
+            <w:pPr>
+              <w:spacing w:before="40" w:after="40" w:line="276" w:lineRule="auto"/>
+              <w:jc w:val="center"/>
+            </w:pPr>
+            <w:r>
+              <w:rPr>
+                <w:rFonts w:ascii="Times New Roman" w:hAnsi="Times New Roman"/>
+                <w:sz w:val="26"/>
+                <w:rFonts w:ascii="Times New Roman" w:hAnsi="Times New Roman" w:cs="Times New Roman"/>
+              </w:rPr>
+              <w:t>9</w:t>
+            </w:r>
+          </w:p>
+        </w:tc>
+        <w:tc>
+          <w:tcPr>
+            <w:tcW w:type="dxa" w:w="3402"/>
+            <w:vAlign w:val="center"/>
+          </w:tcPr>
+          <w:p>
+            <w:pPr>
+              <w:spacing w:before="40" w:after="40" w:line="276" w:lineRule="auto"/>
+              <w:jc w:val="both"/>
+            </w:pPr>
+            <w:r>
+              <w:rPr>
+                <w:rFonts w:ascii="Times New Roman" w:hAnsi="Times New Roman"/>
+                <w:sz w:val="26"/>
+                <w:rFonts w:ascii="Times New Roman" w:hAnsi="Times New Roman" w:cs="Times New Roman"/>
+              </w:rPr>
+              <w:t>- Nêu tình huống thực tế cần sắp xếp/lọc dữ liệu.  - Thực hiện các thao tác lọc, sắp xếp dữ liệu của phần mềm bảng tính.</w:t>
+            </w:r>
+          </w:p>
+        </w:tc>
+      </w:tr>
+      <w:tr>
+        <w:tc>
+          <w:tcPr>
+            <w:tcW w:type="dxa" w:w="680"/>
+            <w:vAlign w:val="center"/>
+          </w:tcPr>
+          <w:p>
+            <w:pPr>
+              <w:spacing w:before="40" w:after="40" w:line="276" w:lineRule="auto"/>
+              <w:jc w:val="center"/>
+            </w:pPr>
+            <w:r>
+              <w:rPr>
+                <w:rFonts w:ascii="Times New Roman" w:hAnsi="Times New Roman"/>
+                <w:sz w:val="26"/>
+                <w:rFonts w:ascii="Times New Roman" w:hAnsi="Times New Roman" w:cs="Times New Roman"/>
+              </w:rPr>
+              <w:t>10</w:t>
+            </w:r>
+          </w:p>
+        </w:tc>
+        <w:tc>
+          <w:tcPr>
+            <w:tcW w:type="dxa" w:w="3118"/>
+            <w:vAlign w:val="center"/>
+          </w:tcPr>
+          <w:p>
+            <w:pPr>
+              <w:spacing w:before="40" w:after="40" w:line="276" w:lineRule="auto"/>
+              <w:jc w:val="both"/>
+            </w:pPr>
+            <w:r>
+              <w:rPr>
+                <w:rFonts w:ascii="Times New Roman" w:hAnsi="Times New Roman"/>
+                <w:sz w:val="26"/>
+                <w:rFonts w:ascii="Times New Roman" w:hAnsi="Times New Roman" w:cs="Times New Roman"/>
+              </w:rPr>
+              <w:t>Bài 7. Trình bày dữ liệu bằng biểu đồ</w:t>
+            </w:r>
+          </w:p>
+        </w:tc>
+        <w:tc>
+          <w:tcPr>
+            <w:tcW w:type="dxa" w:w="850"/>
+            <w:vAlign w:val="center"/>
+          </w:tcPr>
+          <w:p>
+            <w:pPr>
+              <w:spacing w:before="40" w:after="40" w:line="276" w:lineRule="auto"/>
+              <w:jc w:val="center"/>
+            </w:pPr>
+            <w:r>
+              <w:rPr>
+                <w:rFonts w:ascii="Times New Roman" w:hAnsi="Times New Roman"/>
+                <w:sz w:val="26"/>
+                <w:rFonts w:ascii="Times New Roman" w:hAnsi="Times New Roman" w:cs="Times New Roman"/>
+              </w:rPr>
+              <w:t>1</w:t>
+            </w:r>
+          </w:p>
+        </w:tc>
+        <w:tc>
+          <w:tcPr>
+            <w:tcW w:type="dxa" w:w="1247"/>
+            <w:vAlign w:val="center"/>
+          </w:tcPr>
+          <w:p>
+            <w:pPr>
+              <w:spacing w:before="40" w:after="40" w:line="276" w:lineRule="auto"/>
+              <w:jc w:val="center"/>
+            </w:pPr>
+            <w:r>
+              <w:rPr>
+                <w:rFonts w:ascii="Times New Roman" w:hAnsi="Times New Roman"/>
+                <w:sz w:val="26"/>
+                <w:rFonts w:ascii="Times New Roman" w:hAnsi="Times New Roman" w:cs="Times New Roman"/>
+              </w:rPr>
+              <w:t>10</w:t>
+            </w:r>
+          </w:p>
+        </w:tc>
+        <w:tc>
+          <w:tcPr>
+            <w:tcW w:type="dxa" w:w="3402"/>
+            <w:vAlign w:val="center"/>
+          </w:tcPr>
+          <w:p>
+            <w:pPr>
+              <w:spacing w:before="40" w:after="40" w:line="276" w:lineRule="auto"/>
+              <w:jc w:val="both"/>
+            </w:pPr>
+            <w:r>
+              <w:rPr>
+                <w:rFonts w:ascii="Times New Roman" w:hAnsi="Times New Roman"/>
+                <w:sz w:val="26"/>
+                <w:rFonts w:ascii="Times New Roman" w:hAnsi="Times New Roman" w:cs="Times New Roman"/>
+              </w:rPr>
+              <w:t>- Nêu tình huống thực tế cần tạo biểu đồ.  - Thực hiện thao tác tạo biểu đồ của phần mềm bảng tính.</w:t>
+            </w:r>
+          </w:p>
+        </w:tc>
+      </w:tr>
+      <w:tr>
+        <w:tc>
+          <w:tcPr>
+            <w:tcW w:type="dxa" w:w="680"/>
+            <w:vAlign w:val="center"/>
+          </w:tcPr>
+          <w:p>
+            <w:pPr>
+              <w:spacing w:before="40" w:after="40" w:line="276" w:lineRule="auto"/>
+              <w:jc w:val="center"/>
+            </w:pPr>
+            <w:r>
+              <w:rPr>
+                <w:rFonts w:ascii="Times New Roman" w:hAnsi="Times New Roman"/>
+                <w:sz w:val="26"/>
+                <w:rFonts w:ascii="Times New Roman" w:hAnsi="Times New Roman" w:cs="Times New Roman"/>
+              </w:rPr>
+              <w:t>11</w:t>
+            </w:r>
+          </w:p>
+        </w:tc>
+        <w:tc>
+          <w:tcPr>
+            <w:tcW w:type="dxa" w:w="3118"/>
+            <w:vAlign w:val="center"/>
+          </w:tcPr>
+          <w:p>
+            <w:pPr>
+              <w:spacing w:before="40" w:after="40" w:line="276" w:lineRule="auto"/>
+              <w:jc w:val="both"/>
+            </w:pPr>
+            <w:r>
+              <w:rPr>
+                <w:rFonts w:ascii="Times New Roman" w:hAnsi="Times New Roman"/>
+                <w:sz w:val="26"/>
+                <w:rFonts w:ascii="Times New Roman" w:hAnsi="Times New Roman" w:cs="Times New Roman"/>
+              </w:rPr>
+              <w:t>Ôn tập Đánh giá định kỳ 2</w:t>
+            </w:r>
+          </w:p>
+        </w:tc>
+        <w:tc>
+          <w:tcPr>
+            <w:tcW w:type="dxa" w:w="850"/>
+            <w:vAlign w:val="center"/>
+          </w:tcPr>
+          <w:p>
+            <w:pPr>
+              <w:spacing w:before="40" w:after="40" w:line="276" w:lineRule="auto"/>
+              <w:jc w:val="center"/>
+            </w:pPr>
+            <w:r>
+              <w:rPr>
+                <w:rFonts w:ascii="Times New Roman" w:hAnsi="Times New Roman"/>
+                <w:sz w:val="26"/>
+                <w:rFonts w:ascii="Times New Roman" w:hAnsi="Times New Roman" w:cs="Times New Roman"/>
+              </w:rPr>
+              <w:t>1</w:t>
+            </w:r>
+          </w:p>
+        </w:tc>
+        <w:tc>
+          <w:tcPr>
+            <w:tcW w:type="dxa" w:w="1247"/>
+            <w:vAlign w:val="center"/>
+          </w:tcPr>
+          <w:p>
+            <w:pPr>
+              <w:spacing w:before="40" w:after="40" w:line="276" w:lineRule="auto"/>
+              <w:jc w:val="center"/>
+            </w:pPr>
+            <w:r>
+              <w:rPr>
+                <w:rFonts w:ascii="Times New Roman" w:hAnsi="Times New Roman"/>
+                <w:sz w:val="26"/>
+                <w:rFonts w:ascii="Times New Roman" w:hAnsi="Times New Roman" w:cs="Times New Roman"/>
+              </w:rPr>
+              <w:t>11</w:t>
+            </w:r>
+          </w:p>
+        </w:tc>
+        <w:tc>
+          <w:tcPr>
+            <w:tcW w:type="dxa" w:w="3402"/>
+            <w:vAlign w:val="center"/>
+          </w:tcPr>
+          <w:p>
+            <w:pPr>
+              <w:spacing w:before="40" w:after="40" w:line="276" w:lineRule="auto"/>
+              <w:jc w:val="both"/>
+            </w:pPr>
+            <w:r>
+              <w:rPr>
+                <w:rFonts w:ascii="Times New Roman" w:hAnsi="Times New Roman"/>
+                <w:sz w:val="26"/>
+                <w:rFonts w:ascii="Times New Roman" w:hAnsi="Times New Roman" w:cs="Times New Roman"/>
+              </w:rPr>
+              <w:t>Hệ thống hóa kiến thức chuẩn bị Đánh giá định kỳ 2.</w:t>
+            </w:r>
+          </w:p>
+        </w:tc>
+      </w:tr>
+      <w:tr>
+        <w:tc>
+          <w:tcPr>
+            <w:tcW w:type="dxa" w:w="680"/>
+            <w:vAlign w:val="center"/>
+          </w:tcPr>
+          <w:p>
+            <w:pPr>
+              <w:spacing w:before="40" w:after="40" w:line="276" w:lineRule="auto"/>
+              <w:jc w:val="center"/>
+            </w:pPr>
+            <w:r>
+              <w:rPr>
+                <w:rFonts w:ascii="Times New Roman" w:hAnsi="Times New Roman"/>
+                <w:sz w:val="26"/>
+                <w:rFonts w:ascii="Times New Roman" w:hAnsi="Times New Roman" w:cs="Times New Roman"/>
+              </w:rPr>
+              <w:t>12</w:t>
+            </w:r>
+          </w:p>
+        </w:tc>
+        <w:tc>
+          <w:tcPr>
+            <w:tcW w:type="dxa" w:w="3118"/>
+            <w:vAlign w:val="center"/>
+          </w:tcPr>
+          <w:p>
+            <w:pPr>
+              <w:spacing w:before="40" w:after="40" w:line="276" w:lineRule="auto"/>
+              <w:jc w:val="both"/>
+            </w:pPr>
+            <w:r>
+              <w:rPr>
+                <w:rFonts w:ascii="Times New Roman" w:hAnsi="Times New Roman"/>
+                <w:sz w:val="26"/>
+                <w:rFonts w:ascii="Times New Roman" w:hAnsi="Times New Roman" w:cs="Times New Roman"/>
+              </w:rPr>
+              <w:t>Đánh giá định kỳ 2</w:t>
+            </w:r>
+          </w:p>
+        </w:tc>
+        <w:tc>
+          <w:tcPr>
+            <w:tcW w:type="dxa" w:w="850"/>
+            <w:vAlign w:val="center"/>
+          </w:tcPr>
+          <w:p>
+            <w:pPr>
+              <w:spacing w:before="40" w:after="40" w:line="276" w:lineRule="auto"/>
+              <w:jc w:val="center"/>
+            </w:pPr>
+            <w:r>
+              <w:rPr>
+                <w:rFonts w:ascii="Times New Roman" w:hAnsi="Times New Roman"/>
+                <w:sz w:val="26"/>
+                <w:rFonts w:ascii="Times New Roman" w:hAnsi="Times New Roman" w:cs="Times New Roman"/>
+              </w:rPr>
+              <w:t>1</w:t>
+            </w:r>
+          </w:p>
+        </w:tc>
+        <w:tc>
+          <w:tcPr>
+            <w:tcW w:type="dxa" w:w="1247"/>
+            <w:vAlign w:val="center"/>
+          </w:tcPr>
+          <w:p>
+            <w:pPr>
+              <w:spacing w:before="40" w:after="40" w:line="276" w:lineRule="auto"/>
+              <w:jc w:val="center"/>
+            </w:pPr>
+            <w:r>
+              <w:rPr>
+                <w:rFonts w:ascii="Times New Roman" w:hAnsi="Times New Roman"/>
+                <w:sz w:val="26"/>
+                <w:rFonts w:ascii="Times New Roman" w:hAnsi="Times New Roman" w:cs="Times New Roman"/>
+              </w:rPr>
+              <w:t>12</w:t>
+            </w:r>
+          </w:p>
+        </w:tc>
+        <w:tc>
+          <w:tcPr>
+            <w:tcW w:type="dxa" w:w="3402"/>
+            <w:vAlign w:val="center"/>
+          </w:tcPr>
+          <w:p>
+            <w:pPr>
+              <w:spacing w:before="40" w:after="40" w:line="276" w:lineRule="auto"/>
+              <w:jc w:val="both"/>
+            </w:pPr>
+            <w:r>
+              <w:rPr>
+                <w:rFonts w:ascii="Times New Roman" w:hAnsi="Times New Roman"/>
+                <w:sz w:val="26"/>
+                <w:rFonts w:ascii="Times New Roman" w:hAnsi="Times New Roman" w:cs="Times New Roman"/>
+              </w:rPr>
+              <w:t>Kiểm tra đánh giá kết quả học tập.</w:t>
+            </w:r>
+          </w:p>
+        </w:tc>
+      </w:tr>
+      <w:tr>
+        <w:tc>
+          <w:tcPr>
+            <w:tcW w:type="dxa" w:w="680"/>
+            <w:vAlign w:val="center"/>
+          </w:tcPr>
+          <w:p>
+            <w:pPr>
+              <w:spacing w:before="40" w:after="40" w:line="276" w:lineRule="auto"/>
+              <w:jc w:val="center"/>
+            </w:pPr>
+            <w:r>
+              <w:rPr>
+                <w:rFonts w:ascii="Times New Roman" w:hAnsi="Times New Roman"/>
+                <w:sz w:val="26"/>
+                <w:rFonts w:ascii="Times New Roman" w:hAnsi="Times New Roman" w:cs="Times New Roman"/>
+              </w:rPr>
+              <w:t>13</w:t>
+            </w:r>
+          </w:p>
+        </w:tc>
+        <w:tc>
+          <w:tcPr>
+            <w:tcW w:type="dxa" w:w="3118"/>
+            <w:vAlign w:val="center"/>
+          </w:tcPr>
+          <w:p>
+            <w:pPr>
+              <w:spacing w:before="40" w:after="40" w:line="276" w:lineRule="auto"/>
+              <w:jc w:val="both"/>
+            </w:pPr>
+            <w:r>
+              <w:rPr>
+                <w:rFonts w:ascii="Times New Roman" w:hAnsi="Times New Roman"/>
+                <w:sz w:val="26"/>
+                <w:rFonts w:ascii="Times New Roman" w:hAnsi="Times New Roman" w:cs="Times New Roman"/>
+              </w:rPr>
+              <w:t>Bài 8a. Làm việc với danh sách dạng liệt kê và hình ảnh trong văn bản</w:t>
+            </w:r>
+          </w:p>
+        </w:tc>
+        <w:tc>
+          <w:tcPr>
+            <w:tcW w:type="dxa" w:w="850"/>
+            <w:vAlign w:val="center"/>
+          </w:tcPr>
+          <w:p>
+            <w:pPr>
+              <w:spacing w:before="40" w:after="40" w:line="276" w:lineRule="auto"/>
+              <w:jc w:val="center"/>
+            </w:pPr>
+            <w:r>
+              <w:rPr>
+                <w:rFonts w:ascii="Times New Roman" w:hAnsi="Times New Roman"/>
+                <w:sz w:val="26"/>
+                <w:rFonts w:ascii="Times New Roman" w:hAnsi="Times New Roman" w:cs="Times New Roman"/>
+              </w:rPr>
+              <w:t>1</w:t>
+            </w:r>
+          </w:p>
+        </w:tc>
+        <w:tc>
+          <w:tcPr>
+            <w:tcW w:type="dxa" w:w="1247"/>
+            <w:vAlign w:val="center"/>
+          </w:tcPr>
+          <w:p>
+            <w:pPr>
+              <w:spacing w:before="40" w:after="40" w:line="276" w:lineRule="auto"/>
+              <w:jc w:val="center"/>
+            </w:pPr>
+            <w:r>
+              <w:rPr>
+                <w:rFonts w:ascii="Times New Roman" w:hAnsi="Times New Roman"/>
+                <w:sz w:val="26"/>
+                <w:rFonts w:ascii="Times New Roman" w:hAnsi="Times New Roman" w:cs="Times New Roman"/>
+              </w:rPr>
+              <w:t>13</w:t>
+            </w:r>
+          </w:p>
+        </w:tc>
+        <w:tc>
+          <w:tcPr>
+            <w:tcW w:type="dxa" w:w="3402"/>
+            <w:vAlign w:val="center"/>
+          </w:tcPr>
+          <w:p>
+            <w:pPr>
+              <w:spacing w:before="40" w:after="40" w:line="276" w:lineRule="auto"/>
+              <w:jc w:val="both"/>
+            </w:pPr>
+            <w:r>
+              <w:rPr>
+                <w:rFonts w:ascii="Times New Roman" w:hAnsi="Times New Roman"/>
+                <w:sz w:val="26"/>
+                <w:rFonts w:ascii="Times New Roman" w:hAnsi="Times New Roman" w:cs="Times New Roman"/>
+              </w:rPr>
+              <w:t>- Thao tác: tạo danh sách liệt kê, chèn, xóa, co dãn hình ảnh, vẽ hình đồ họa trong văn bản.  - Tạo sản phẩm văn bản có tính thẩm mỹ.</w:t>
+            </w:r>
+          </w:p>
+        </w:tc>
+      </w:tr>
+      <w:tr>
+        <w:tc>
+          <w:tcPr>
+            <w:tcW w:type="dxa" w:w="9310"/>
+            <w:gridSpan w:val="5"/>
+            <w:vAlign w:val="center"/>
+          </w:tcPr>
+          <w:p>
+            <w:pPr>
+              <w:spacing w:before="40" w:after="40" w:line="276" w:lineRule="auto"/>
+              <w:jc w:val="both"/>
+            </w:pPr>
+            <w:r>
+              <w:rPr>
+                <w:rFonts w:ascii="Times New Roman" w:hAnsi="Times New Roman"/>
+                <w:b/>
+                <w:sz w:val="26"/>
+                <w:rFonts w:ascii="Times New Roman" w:hAnsi="Times New Roman" w:cs="Times New Roman"/>
+              </w:rPr>
+              <w:t>Chủ đề 4a: Soạn thảo văn bản và trình chiếu nâng cao (tiếp)</w:t>
+            </w:r>
+          </w:p>
+        </w:tc>
+      </w:tr>
+      <w:tr>
+        <w:tc>
+          <w:tcPr>
+            <w:tcW w:type="dxa" w:w="680"/>
+            <w:vAlign w:val="center"/>
+          </w:tcPr>
+          <w:p>
+            <w:pPr>
+              <w:spacing w:before="40" w:after="40" w:line="276" w:lineRule="auto"/>
+              <w:jc w:val="center"/>
+            </w:pPr>
+            <w:r>
+              <w:rPr>
+                <w:rFonts w:ascii="Times New Roman" w:hAnsi="Times New Roman"/>
+                <w:sz w:val="26"/>
+                <w:rFonts w:ascii="Times New Roman" w:hAnsi="Times New Roman" w:cs="Times New Roman"/>
+              </w:rPr>
+              <w:t>14</w:t>
+            </w:r>
+          </w:p>
+        </w:tc>
+        <w:tc>
+          <w:tcPr>
+            <w:tcW w:type="dxa" w:w="3118"/>
+            <w:vAlign w:val="center"/>
+          </w:tcPr>
+          <w:p>
+            <w:pPr>
+              <w:spacing w:before="40" w:after="40" w:line="276" w:lineRule="auto"/>
+              <w:jc w:val="both"/>
+            </w:pPr>
+            <w:r>
+              <w:rPr>
+                <w:rFonts w:ascii="Times New Roman" w:hAnsi="Times New Roman"/>
+                <w:sz w:val="26"/>
+                <w:rFonts w:ascii="Times New Roman" w:hAnsi="Times New Roman" w:cs="Times New Roman"/>
+              </w:rPr>
+              <w:t>Bài 9a. Tạo đầu trang, chân trang cho văn bản</w:t>
+            </w:r>
+          </w:p>
+        </w:tc>
+        <w:tc>
+          <w:tcPr>
+            <w:tcW w:type="dxa" w:w="850"/>
+            <w:vAlign w:val="center"/>
+          </w:tcPr>
+          <w:p>
+            <w:pPr>
+              <w:spacing w:before="40" w:after="40" w:line="276" w:lineRule="auto"/>
+              <w:jc w:val="center"/>
+            </w:pPr>
+            <w:r>
+              <w:rPr>
+                <w:rFonts w:ascii="Times New Roman" w:hAnsi="Times New Roman"/>
+                <w:sz w:val="26"/>
+                <w:rFonts w:ascii="Times New Roman" w:hAnsi="Times New Roman" w:cs="Times New Roman"/>
+              </w:rPr>
+              <w:t>1</w:t>
+            </w:r>
+          </w:p>
+        </w:tc>
+        <w:tc>
+          <w:tcPr>
+            <w:tcW w:type="dxa" w:w="1247"/>
+            <w:vAlign w:val="center"/>
+          </w:tcPr>
+          <w:p>
+            <w:pPr>
+              <w:spacing w:before="40" w:after="40" w:line="276" w:lineRule="auto"/>
+              <w:jc w:val="center"/>
+            </w:pPr>
+            <w:r>
+              <w:rPr>
+                <w:rFonts w:ascii="Times New Roman" w:hAnsi="Times New Roman"/>
+                <w:sz w:val="26"/>
+                <w:rFonts w:ascii="Times New Roman" w:hAnsi="Times New Roman" w:cs="Times New Roman"/>
+              </w:rPr>
+              <w:t>14</w:t>
+            </w:r>
+          </w:p>
+        </w:tc>
+        <w:tc>
+          <w:tcPr>
+            <w:tcW w:type="dxa" w:w="3402"/>
+            <w:vAlign w:val="center"/>
+          </w:tcPr>
+          <w:p>
+            <w:pPr>
+              <w:spacing w:before="40" w:after="40" w:line="276" w:lineRule="auto"/>
+              <w:jc w:val="both"/>
+            </w:pPr>
+            <w:r>
+              <w:rPr>
+                <w:rFonts w:ascii="Times New Roman" w:hAnsi="Times New Roman"/>
+                <w:sz w:val="26"/>
+                <w:rFonts w:ascii="Times New Roman" w:hAnsi="Times New Roman" w:cs="Times New Roman"/>
+              </w:rPr>
+              <w:t>- Thực hiện thao tác đánh số trang, thêm đầu trang (Header) và chân trang (Footer) cho văn bản.</w:t>
+            </w:r>
+          </w:p>
+        </w:tc>
+      </w:tr>
+      <w:tr>
+        <w:tc>
+          <w:tcPr>
+            <w:tcW w:type="dxa" w:w="680"/>
+            <w:vAlign w:val="center"/>
+          </w:tcPr>
+          <w:p>
+            <w:pPr>
+              <w:spacing w:before="40" w:after="40" w:line="276" w:lineRule="auto"/>
+              <w:jc w:val="center"/>
+            </w:pPr>
+            <w:r>
+              <w:rPr>
+                <w:rFonts w:ascii="Times New Roman" w:hAnsi="Times New Roman"/>
+                <w:sz w:val="26"/>
+                <w:rFonts w:ascii="Times New Roman" w:hAnsi="Times New Roman" w:cs="Times New Roman"/>
+              </w:rPr>
+              <w:t>15</w:t>
+            </w:r>
+          </w:p>
+        </w:tc>
+        <w:tc>
+          <w:tcPr>
+            <w:tcW w:type="dxa" w:w="3118"/>
+            <w:vAlign w:val="center"/>
+          </w:tcPr>
+          <w:p>
+            <w:pPr>
+              <w:spacing w:before="40" w:after="40" w:line="276" w:lineRule="auto"/>
+              <w:jc w:val="both"/>
+            </w:pPr>
+            <w:r>
+              <w:rPr>
+                <w:rFonts w:ascii="Times New Roman" w:hAnsi="Times New Roman"/>
+                <w:sz w:val="26"/>
+                <w:rFonts w:ascii="Times New Roman" w:hAnsi="Times New Roman" w:cs="Times New Roman"/>
+              </w:rPr>
+              <w:t>Bài 10a. Định dạng nâng cao cho trang chiếu</w:t>
+            </w:r>
+          </w:p>
+        </w:tc>
+        <w:tc>
+          <w:tcPr>
+            <w:tcW w:type="dxa" w:w="850"/>
+            <w:vAlign w:val="center"/>
+          </w:tcPr>
+          <w:p>
+            <w:pPr>
+              <w:spacing w:before="40" w:after="40" w:line="276" w:lineRule="auto"/>
+              <w:jc w:val="center"/>
+            </w:pPr>
+            <w:r>
+              <w:rPr>
+                <w:rFonts w:ascii="Times New Roman" w:hAnsi="Times New Roman"/>
+                <w:sz w:val="26"/>
+                <w:rFonts w:ascii="Times New Roman" w:hAnsi="Times New Roman" w:cs="Times New Roman"/>
+              </w:rPr>
+              <w:t>1</w:t>
+            </w:r>
+          </w:p>
+        </w:tc>
+        <w:tc>
+          <w:tcPr>
+            <w:tcW w:type="dxa" w:w="1247"/>
+            <w:vAlign w:val="center"/>
+          </w:tcPr>
+          <w:p>
+            <w:pPr>
+              <w:spacing w:before="40" w:after="40" w:line="276" w:lineRule="auto"/>
+              <w:jc w:val="center"/>
+            </w:pPr>
+            <w:r>
+              <w:rPr>
+                <w:rFonts w:ascii="Times New Roman" w:hAnsi="Times New Roman"/>
+                <w:sz w:val="26"/>
+                <w:rFonts w:ascii="Times New Roman" w:hAnsi="Times New Roman" w:cs="Times New Roman"/>
+              </w:rPr>
+              <w:t>15</w:t>
+            </w:r>
+          </w:p>
+        </w:tc>
+        <w:tc>
+          <w:tcPr>
+            <w:tcW w:type="dxa" w:w="3402"/>
+            <w:vAlign w:val="center"/>
+          </w:tcPr>
+          <w:p>
+            <w:pPr>
+              <w:spacing w:before="40" w:after="40" w:line="276" w:lineRule="auto"/>
+              <w:jc w:val="both"/>
+            </w:pPr>
+            <w:r>
+              <w:rPr>
+                <w:rFonts w:ascii="Times New Roman" w:hAnsi="Times New Roman"/>
+                <w:sz w:val="26"/>
+                <w:rFonts w:ascii="Times New Roman" w:hAnsi="Times New Roman" w:cs="Times New Roman"/>
+              </w:rPr>
+              <w:t>- Chọn màu sắc, cỡ chữ hài hòa với nội dung.  - Đánh số trang, thêm đầu trang và chân trang vào trang chiếu.</w:t>
+            </w:r>
+          </w:p>
+        </w:tc>
+      </w:tr>
+      <w:tr>
+        <w:tc>
+          <w:tcPr>
+            <w:tcW w:type="dxa" w:w="680"/>
+            <w:vAlign w:val="center"/>
+          </w:tcPr>
+          <w:p>
+            <w:pPr>
+              <w:spacing w:before="40" w:after="40" w:line="276" w:lineRule="auto"/>
+              <w:jc w:val="center"/>
+            </w:pPr>
+            <w:r>
+              <w:rPr>
+                <w:rFonts w:ascii="Times New Roman" w:hAnsi="Times New Roman"/>
+                <w:sz w:val="26"/>
+                <w:rFonts w:ascii="Times New Roman" w:hAnsi="Times New Roman" w:cs="Times New Roman"/>
+              </w:rPr>
+              <w:t>16</w:t>
+            </w:r>
+          </w:p>
+        </w:tc>
+        <w:tc>
+          <w:tcPr>
+            <w:tcW w:type="dxa" w:w="3118"/>
+            <w:vAlign w:val="center"/>
+          </w:tcPr>
+          <w:p>
+            <w:pPr>
+              <w:spacing w:before="40" w:after="40" w:line="276" w:lineRule="auto"/>
+              <w:jc w:val="both"/>
+            </w:pPr>
+            <w:r>
+              <w:rPr>
+                <w:rFonts w:ascii="Times New Roman" w:hAnsi="Times New Roman"/>
+                <w:sz w:val="26"/>
+                <w:rFonts w:ascii="Times New Roman" w:hAnsi="Times New Roman" w:cs="Times New Roman"/>
+              </w:rPr>
+              <w:t>Bài 11a. Sử dụng bản mẫu cho bài trình chiếu</w:t>
+            </w:r>
+          </w:p>
+        </w:tc>
+        <w:tc>
+          <w:tcPr>
+            <w:tcW w:type="dxa" w:w="850"/>
+            <w:vAlign w:val="center"/>
+          </w:tcPr>
+          <w:p>
+            <w:pPr>
+              <w:spacing w:before="40" w:after="40" w:line="276" w:lineRule="auto"/>
+              <w:jc w:val="center"/>
+            </w:pPr>
+            <w:r>
+              <w:rPr>
+                <w:rFonts w:ascii="Times New Roman" w:hAnsi="Times New Roman"/>
+                <w:sz w:val="26"/>
+                <w:rFonts w:ascii="Times New Roman" w:hAnsi="Times New Roman" w:cs="Times New Roman"/>
+              </w:rPr>
+              <w:t>1</w:t>
+            </w:r>
+          </w:p>
+        </w:tc>
+        <w:tc>
+          <w:tcPr>
+            <w:tcW w:type="dxa" w:w="1247"/>
+            <w:vAlign w:val="center"/>
+          </w:tcPr>
+          <w:p>
+            <w:pPr>
+              <w:spacing w:before="40" w:after="40" w:line="276" w:lineRule="auto"/>
+              <w:jc w:val="center"/>
+            </w:pPr>
+            <w:r>
+              <w:rPr>
+                <w:rFonts w:ascii="Times New Roman" w:hAnsi="Times New Roman"/>
+                <w:sz w:val="26"/>
+                <w:rFonts w:ascii="Times New Roman" w:hAnsi="Times New Roman" w:cs="Times New Roman"/>
+              </w:rPr>
+              <w:t>16</w:t>
+            </w:r>
+          </w:p>
+        </w:tc>
+        <w:tc>
+          <w:tcPr>
+            <w:tcW w:type="dxa" w:w="3402"/>
+            <w:vAlign w:val="center"/>
+          </w:tcPr>
+          <w:p>
+            <w:pPr>
+              <w:spacing w:before="40" w:after="40" w:line="276" w:lineRule="auto"/>
+              <w:jc w:val="both"/>
+            </w:pPr>
+            <w:r>
+              <w:rPr>
+                <w:rFonts w:ascii="Times New Roman" w:hAnsi="Times New Roman"/>
+                <w:sz w:val="26"/>
+                <w:rFonts w:ascii="Times New Roman" w:hAnsi="Times New Roman" w:cs="Times New Roman"/>
+              </w:rPr>
+              <w:t>- Sử dụng bản mẫu (template); nhúng đường dẫn đến video/tài liệu khác vào trang chiếu.  - Tạo sản phẩm văn bản/trình chiếu có tính thẩm mỹ phục vụ nhu cầu thực tế.</w:t>
+            </w:r>
+          </w:p>
+        </w:tc>
+      </w:tr>
+      <w:tr>
+        <w:tc>
+          <w:tcPr>
+            <w:tcW w:type="dxa" w:w="680"/>
+            <w:vAlign w:val="center"/>
+          </w:tcPr>
+          <w:p>
+            <w:pPr>
+              <w:spacing w:before="40" w:after="40" w:line="276" w:lineRule="auto"/>
+              <w:jc w:val="center"/>
+            </w:pPr>
+            <w:r>
+              <w:rPr>
+                <w:rFonts w:ascii="Times New Roman" w:hAnsi="Times New Roman"/>
+                <w:sz w:val="26"/>
+                <w:rFonts w:ascii="Times New Roman" w:hAnsi="Times New Roman" w:cs="Times New Roman"/>
+              </w:rPr>
+              <w:t>17</w:t>
+            </w:r>
+          </w:p>
+        </w:tc>
+        <w:tc>
+          <w:tcPr>
+            <w:tcW w:type="dxa" w:w="3118"/>
+            <w:vAlign w:val="center"/>
+          </w:tcPr>
+          <w:p>
+            <w:pPr>
+              <w:spacing w:before="40" w:after="40" w:line="276" w:lineRule="auto"/>
+              <w:jc w:val="both"/>
+            </w:pPr>
+            <w:r>
+              <w:rPr>
+                <w:rFonts w:ascii="Times New Roman" w:hAnsi="Times New Roman"/>
+                <w:sz w:val="26"/>
+                <w:rFonts w:ascii="Times New Roman" w:hAnsi="Times New Roman" w:cs="Times New Roman"/>
+              </w:rPr>
+              <w:t>Ôn tập Đánh giá định kỳ 3</w:t>
+            </w:r>
+          </w:p>
+        </w:tc>
+        <w:tc>
+          <w:tcPr>
+            <w:tcW w:type="dxa" w:w="850"/>
+            <w:vAlign w:val="center"/>
+          </w:tcPr>
+          <w:p>
+            <w:pPr>
+              <w:spacing w:before="40" w:after="40" w:line="276" w:lineRule="auto"/>
+              <w:jc w:val="center"/>
+            </w:pPr>
+            <w:r>
+              <w:rPr>
+                <w:rFonts w:ascii="Times New Roman" w:hAnsi="Times New Roman"/>
+                <w:sz w:val="26"/>
+                <w:rFonts w:ascii="Times New Roman" w:hAnsi="Times New Roman" w:cs="Times New Roman"/>
+              </w:rPr>
+              <w:t>1</w:t>
+            </w:r>
+          </w:p>
+        </w:tc>
+        <w:tc>
+          <w:tcPr>
+            <w:tcW w:type="dxa" w:w="1247"/>
+            <w:vAlign w:val="center"/>
+          </w:tcPr>
+          <w:p>
+            <w:pPr>
+              <w:spacing w:before="40" w:after="40" w:line="276" w:lineRule="auto"/>
+              <w:jc w:val="center"/>
+            </w:pPr>
+            <w:r>
+              <w:rPr>
+                <w:rFonts w:ascii="Times New Roman" w:hAnsi="Times New Roman"/>
+                <w:sz w:val="26"/>
+                <w:rFonts w:ascii="Times New Roman" w:hAnsi="Times New Roman" w:cs="Times New Roman"/>
+              </w:rPr>
+              <w:t>17</w:t>
+            </w:r>
+          </w:p>
+        </w:tc>
+        <w:tc>
+          <w:tcPr>
+            <w:tcW w:type="dxa" w:w="3402"/>
+            <w:vAlign w:val="center"/>
+          </w:tcPr>
+          <w:p>
+            <w:pPr>
+              <w:spacing w:before="40" w:after="40" w:line="276" w:lineRule="auto"/>
+              <w:jc w:val="both"/>
+            </w:pPr>
+            <w:r>
+              <w:rPr>
+                <w:rFonts w:ascii="Times New Roman" w:hAnsi="Times New Roman"/>
+                <w:sz w:val="26"/>
+                <w:rFonts w:ascii="Times New Roman" w:hAnsi="Times New Roman" w:cs="Times New Roman"/>
+              </w:rPr>
+              <w:t>Hệ thống hóa kiến thức chuẩn bị Đánh giá định kỳ 3.</w:t>
+            </w:r>
+          </w:p>
+        </w:tc>
+      </w:tr>
+      <w:tr>
+        <w:tc>
+          <w:tcPr>
+            <w:tcW w:type="dxa" w:w="680"/>
+            <w:vAlign w:val="center"/>
+          </w:tcPr>
+          <w:p>
+            <w:pPr>
+              <w:spacing w:before="40" w:after="40" w:line="276" w:lineRule="auto"/>
+              <w:jc w:val="center"/>
+            </w:pPr>
+            <w:r>
+              <w:rPr>
+                <w:rFonts w:ascii="Times New Roman" w:hAnsi="Times New Roman"/>
+                <w:sz w:val="26"/>
+                <w:rFonts w:ascii="Times New Roman" w:hAnsi="Times New Roman" w:cs="Times New Roman"/>
+              </w:rPr>
+              <w:t>18</w:t>
+            </w:r>
+          </w:p>
+        </w:tc>
+        <w:tc>
+          <w:tcPr>
+            <w:tcW w:type="dxa" w:w="3118"/>
+            <w:vAlign w:val="center"/>
+          </w:tcPr>
+          <w:p>
+            <w:pPr>
+              <w:spacing w:before="40" w:after="40" w:line="276" w:lineRule="auto"/>
+              <w:jc w:val="both"/>
+            </w:pPr>
+            <w:r>
+              <w:rPr>
+                <w:rFonts w:ascii="Times New Roman" w:hAnsi="Times New Roman"/>
+                <w:sz w:val="26"/>
+                <w:rFonts w:ascii="Times New Roman" w:hAnsi="Times New Roman" w:cs="Times New Roman"/>
+              </w:rPr>
+              <w:t>Đánh giá định kỳ 3</w:t>
+            </w:r>
+          </w:p>
+        </w:tc>
+        <w:tc>
+          <w:tcPr>
+            <w:tcW w:type="dxa" w:w="850"/>
+            <w:vAlign w:val="center"/>
+          </w:tcPr>
+          <w:p>
+            <w:pPr>
+              <w:spacing w:before="40" w:after="40" w:line="276" w:lineRule="auto"/>
+              <w:jc w:val="center"/>
+            </w:pPr>
+            <w:r>
+              <w:rPr>
+                <w:rFonts w:ascii="Times New Roman" w:hAnsi="Times New Roman"/>
+                <w:sz w:val="26"/>
+                <w:rFonts w:ascii="Times New Roman" w:hAnsi="Times New Roman" w:cs="Times New Roman"/>
+              </w:rPr>
+              <w:t>1</w:t>
+            </w:r>
+          </w:p>
+        </w:tc>
+        <w:tc>
+          <w:tcPr>
+            <w:tcW w:type="dxa" w:w="1247"/>
+            <w:vAlign w:val="center"/>
+          </w:tcPr>
+          <w:p>
+            <w:pPr>
+              <w:spacing w:before="40" w:after="40" w:line="276" w:lineRule="auto"/>
+              <w:jc w:val="center"/>
+            </w:pPr>
+            <w:r>
+              <w:rPr>
+                <w:rFonts w:ascii="Times New Roman" w:hAnsi="Times New Roman"/>
+                <w:sz w:val="26"/>
+                <w:rFonts w:ascii="Times New Roman" w:hAnsi="Times New Roman" w:cs="Times New Roman"/>
+              </w:rPr>
+              <w:t>18</w:t>
+            </w:r>
+          </w:p>
+        </w:tc>
+        <w:tc>
+          <w:tcPr>
+            <w:tcW w:type="dxa" w:w="3402"/>
+            <w:vAlign w:val="center"/>
+          </w:tcPr>
+          <w:p>
+            <w:pPr>
+              <w:spacing w:before="40" w:after="40" w:line="276" w:lineRule="auto"/>
+              <w:jc w:val="both"/>
+            </w:pPr>
+            <w:r>
+              <w:rPr>
+                <w:rFonts w:ascii="Times New Roman" w:hAnsi="Times New Roman"/>
+                <w:sz w:val="26"/>
+                <w:rFonts w:ascii="Times New Roman" w:hAnsi="Times New Roman" w:cs="Times New Roman"/>
+              </w:rPr>
+              <w:t>Kiểm tra đánh giá kết quả học tập.</w:t>
+            </w:r>
+          </w:p>
+        </w:tc>
+      </w:tr>
+      <w:tr>
+        <w:tc>
+          <w:tcPr>
+            <w:tcW w:type="dxa" w:w="9310"/>
+            <w:gridSpan w:val="5"/>
+            <w:vAlign w:val="center"/>
+          </w:tcPr>
+          <w:p>
+            <w:pPr>
+              <w:spacing w:before="40" w:after="40" w:line="276" w:lineRule="auto"/>
+              <w:jc w:val="both"/>
+            </w:pPr>
+            <w:r>
+              <w:rPr>
+                <w:rFonts w:ascii="Times New Roman" w:hAnsi="Times New Roman"/>
+                <w:b/>
+                <w:sz w:val="26"/>
+                <w:rFonts w:ascii="Times New Roman" w:hAnsi="Times New Roman" w:cs="Times New Roman"/>
+              </w:rPr>
+              <w:t>Chủ đề 5: Giải quyết vấn đề với sự trợ giúp của máy tính</w:t>
+            </w:r>
+          </w:p>
+        </w:tc>
+      </w:tr>
+      <w:tr>
+        <w:tc>
+          <w:tcPr>
+            <w:tcW w:type="dxa" w:w="680"/>
+            <w:vAlign w:val="center"/>
+          </w:tcPr>
+          <w:p>
+            <w:pPr>
+              <w:spacing w:before="40" w:after="40" w:line="276" w:lineRule="auto"/>
+              <w:jc w:val="center"/>
+            </w:pPr>
+            <w:r>
+              <w:rPr>
+                <w:rFonts w:ascii="Times New Roman" w:hAnsi="Times New Roman"/>
+                <w:sz w:val="26"/>
+                <w:rFonts w:ascii="Times New Roman" w:hAnsi="Times New Roman" w:cs="Times New Roman"/>
+              </w:rPr>
+              <w:t>19</w:t>
+            </w:r>
+          </w:p>
+        </w:tc>
+        <w:tc>
+          <w:tcPr>
+            <w:tcW w:type="dxa" w:w="3118"/>
+            <w:vAlign w:val="center"/>
+          </w:tcPr>
+          <w:p>
+            <w:pPr>
+              <w:spacing w:before="40" w:after="40" w:line="276" w:lineRule="auto"/>
+              <w:jc w:val="both"/>
+            </w:pPr>
+            <w:r>
+              <w:rPr>
+                <w:rFonts w:ascii="Times New Roman" w:hAnsi="Times New Roman"/>
+                <w:sz w:val="26"/>
+                <w:rFonts w:ascii="Times New Roman" w:hAnsi="Times New Roman" w:cs="Times New Roman"/>
+              </w:rPr>
+              <w:t>Bài 12. Từ thuật toán đến chương trình</w:t>
+            </w:r>
+          </w:p>
+        </w:tc>
+        <w:tc>
+          <w:tcPr>
+            <w:tcW w:type="dxa" w:w="850"/>
+            <w:vAlign w:val="center"/>
+          </w:tcPr>
+          <w:p>
+            <w:pPr>
+              <w:spacing w:before="40" w:after="40" w:line="276" w:lineRule="auto"/>
+              <w:jc w:val="center"/>
+            </w:pPr>
+            <w:r>
+              <w:rPr>
+                <w:rFonts w:ascii="Times New Roman" w:hAnsi="Times New Roman"/>
+                <w:sz w:val="26"/>
+                <w:rFonts w:ascii="Times New Roman" w:hAnsi="Times New Roman" w:cs="Times New Roman"/>
+              </w:rPr>
+              <w:t>1</w:t>
+            </w:r>
+          </w:p>
+        </w:tc>
+        <w:tc>
+          <w:tcPr>
+            <w:tcW w:type="dxa" w:w="1247"/>
+            <w:vAlign w:val="center"/>
+          </w:tcPr>
+          <w:p>
+            <w:pPr>
+              <w:spacing w:before="40" w:after="40" w:line="276" w:lineRule="auto"/>
+              <w:jc w:val="center"/>
+            </w:pPr>
+            <w:r>
+              <w:rPr>
+                <w:rFonts w:ascii="Times New Roman" w:hAnsi="Times New Roman"/>
+                <w:sz w:val="26"/>
+                <w:rFonts w:ascii="Times New Roman" w:hAnsi="Times New Roman" w:cs="Times New Roman"/>
+              </w:rPr>
+              <w:t>19</w:t>
+            </w:r>
+          </w:p>
+        </w:tc>
+        <w:tc>
+          <w:tcPr>
+            <w:tcW w:type="dxa" w:w="3402"/>
+            <w:vAlign w:val="center"/>
+          </w:tcPr>
+          <w:p>
+            <w:pPr>
+              <w:spacing w:before="40" w:after="40" w:line="276" w:lineRule="auto"/>
+              <w:jc w:val="both"/>
+            </w:pPr>
+            <w:r>
+              <w:rPr>
+                <w:rFonts w:ascii="Times New Roman" w:hAnsi="Times New Roman"/>
+                <w:sz w:val="26"/>
+                <w:rFonts w:ascii="Times New Roman" w:hAnsi="Times New Roman" w:cs="Times New Roman"/>
+              </w:rPr>
+              <w:t>- Mô tả kịch bản dưới dạng thuật toán; tạo chương trình đơn giản.  - Hiểu chương trình là dãy lệnh điều khiển máy tính thực hiện thuật toán.</w:t>
+            </w:r>
+          </w:p>
+        </w:tc>
+      </w:tr>
+      <w:tr>
+        <w:tc>
+          <w:tcPr>
+            <w:tcW w:type="dxa" w:w="680"/>
+            <w:vAlign w:val="center"/>
+          </w:tcPr>
+          <w:p>
+            <w:pPr>
+              <w:spacing w:before="40" w:after="40" w:line="276" w:lineRule="auto"/>
+              <w:jc w:val="center"/>
+            </w:pPr>
+            <w:r>
+              <w:rPr>
+                <w:rFonts w:ascii="Times New Roman" w:hAnsi="Times New Roman"/>
+                <w:sz w:val="26"/>
+                <w:rFonts w:ascii="Times New Roman" w:hAnsi="Times New Roman" w:cs="Times New Roman"/>
+              </w:rPr>
+              <w:t>20</w:t>
+            </w:r>
+          </w:p>
+        </w:tc>
+        <w:tc>
+          <w:tcPr>
+            <w:tcW w:type="dxa" w:w="3118"/>
+            <w:vAlign w:val="center"/>
+          </w:tcPr>
+          <w:p>
+            <w:pPr>
+              <w:spacing w:before="40" w:after="40" w:line="276" w:lineRule="auto"/>
+              <w:jc w:val="both"/>
+            </w:pPr>
+            <w:r>
+              <w:rPr>
+                <w:rFonts w:ascii="Times New Roman" w:hAnsi="Times New Roman"/>
+                <w:sz w:val="26"/>
+                <w:rFonts w:ascii="Times New Roman" w:hAnsi="Times New Roman" w:cs="Times New Roman"/>
+              </w:rPr>
+              <w:t>Ôn tập và luyện tập</w:t>
+            </w:r>
+          </w:p>
+        </w:tc>
+        <w:tc>
+          <w:tcPr>
+            <w:tcW w:type="dxa" w:w="850"/>
+            <w:vAlign w:val="center"/>
+          </w:tcPr>
+          <w:p>
+            <w:pPr>
+              <w:spacing w:before="40" w:after="40" w:line="276" w:lineRule="auto"/>
+              <w:jc w:val="center"/>
+            </w:pPr>
+            <w:r>
+              <w:rPr>
+                <w:rFonts w:ascii="Times New Roman" w:hAnsi="Times New Roman"/>
+                <w:sz w:val="26"/>
+                <w:rFonts w:ascii="Times New Roman" w:hAnsi="Times New Roman" w:cs="Times New Roman"/>
+              </w:rPr>
+              <w:t>1</w:t>
+            </w:r>
+          </w:p>
+        </w:tc>
+        <w:tc>
+          <w:tcPr>
+            <w:tcW w:type="dxa" w:w="1247"/>
+            <w:vAlign w:val="center"/>
+          </w:tcPr>
+          <w:p>
+            <w:pPr>
+              <w:spacing w:before="40" w:after="40" w:line="276" w:lineRule="auto"/>
+              <w:jc w:val="center"/>
+            </w:pPr>
+            <w:r>
+              <w:rPr>
+                <w:rFonts w:ascii="Times New Roman" w:hAnsi="Times New Roman"/>
+                <w:sz w:val="26"/>
+                <w:rFonts w:ascii="Times New Roman" w:hAnsi="Times New Roman" w:cs="Times New Roman"/>
+              </w:rPr>
+              <w:t>20</w:t>
+            </w:r>
+          </w:p>
+        </w:tc>
+        <w:tc>
+          <w:tcPr>
+            <w:tcW w:type="dxa" w:w="3402"/>
+            <w:vAlign w:val="center"/>
+          </w:tcPr>
+          <w:p>
+            <w:pPr>
+              <w:spacing w:before="40" w:after="40" w:line="276" w:lineRule="auto"/>
+              <w:jc w:val="both"/>
+            </w:pPr>
+            <w:r>
+              <w:rPr>
+                <w:rFonts w:ascii="Times New Roman" w:hAnsi="Times New Roman"/>
+                <w:sz w:val="26"/>
+                <w:rFonts w:ascii="Times New Roman" w:hAnsi="Times New Roman" w:cs="Times New Roman"/>
+              </w:rPr>
+              <w:t>Ôn tập, luyện tập bổ sung kiến thức và kỹ năng.</w:t>
+            </w:r>
+          </w:p>
+        </w:tc>
+      </w:tr>
+      <w:tr>
+        <w:tc>
+          <w:tcPr>
+            <w:tcW w:type="dxa" w:w="680"/>
+            <w:vAlign w:val="center"/>
+          </w:tcPr>
+          <w:p>
+            <w:pPr>
+              <w:spacing w:before="40" w:after="40" w:line="276" w:lineRule="auto"/>
+              <w:jc w:val="center"/>
+            </w:pPr>
+            <w:r>
+              <w:rPr>
+                <w:rFonts w:ascii="Times New Roman" w:hAnsi="Times New Roman"/>
+                <w:sz w:val="26"/>
+                <w:rFonts w:ascii="Times New Roman" w:hAnsi="Times New Roman" w:cs="Times New Roman"/>
+              </w:rPr>
+              <w:t>21</w:t>
+            </w:r>
+          </w:p>
+        </w:tc>
+        <w:tc>
+          <w:tcPr>
+            <w:tcW w:type="dxa" w:w="3118"/>
+            <w:vAlign w:val="center"/>
+          </w:tcPr>
+          <w:p>
+            <w:pPr>
+              <w:spacing w:before="40" w:after="40" w:line="276" w:lineRule="auto"/>
+              <w:jc w:val="both"/>
+            </w:pPr>
+            <w:r>
+              <w:rPr>
+                <w:rFonts w:ascii="Times New Roman" w:hAnsi="Times New Roman"/>
+                <w:sz w:val="26"/>
+                <w:rFonts w:ascii="Times New Roman" w:hAnsi="Times New Roman" w:cs="Times New Roman"/>
+              </w:rPr>
+              <w:t>Ôn tập Đánh giá định kỳ 4</w:t>
+            </w:r>
+          </w:p>
+        </w:tc>
+        <w:tc>
+          <w:tcPr>
+            <w:tcW w:type="dxa" w:w="850"/>
+            <w:vAlign w:val="center"/>
+          </w:tcPr>
+          <w:p>
+            <w:pPr>
+              <w:spacing w:before="40" w:after="40" w:line="276" w:lineRule="auto"/>
+              <w:jc w:val="center"/>
+            </w:pPr>
+            <w:r>
+              <w:rPr>
+                <w:rFonts w:ascii="Times New Roman" w:hAnsi="Times New Roman"/>
+                <w:sz w:val="26"/>
+                <w:rFonts w:ascii="Times New Roman" w:hAnsi="Times New Roman" w:cs="Times New Roman"/>
+              </w:rPr>
+              <w:t>1</w:t>
+            </w:r>
+          </w:p>
+        </w:tc>
+        <w:tc>
+          <w:tcPr>
+            <w:tcW w:type="dxa" w:w="1247"/>
+            <w:vAlign w:val="center"/>
+          </w:tcPr>
+          <w:p>
+            <w:pPr>
+              <w:spacing w:before="40" w:after="40" w:line="276" w:lineRule="auto"/>
+              <w:jc w:val="center"/>
+            </w:pPr>
+            <w:r>
+              <w:rPr>
+                <w:rFonts w:ascii="Times New Roman" w:hAnsi="Times New Roman"/>
+                <w:sz w:val="26"/>
+                <w:rFonts w:ascii="Times New Roman" w:hAnsi="Times New Roman" w:cs="Times New Roman"/>
+              </w:rPr>
+              <w:t>21</w:t>
+            </w:r>
+          </w:p>
+        </w:tc>
+        <w:tc>
+          <w:tcPr>
+            <w:tcW w:type="dxa" w:w="3402"/>
+            <w:vAlign w:val="center"/>
+          </w:tcPr>
+          <w:p>
+            <w:pPr>
+              <w:spacing w:before="40" w:after="40" w:line="276" w:lineRule="auto"/>
+              <w:jc w:val="both"/>
+            </w:pPr>
+            <w:r>
+              <w:rPr>
+                <w:rFonts w:ascii="Times New Roman" w:hAnsi="Times New Roman"/>
+                <w:sz w:val="26"/>
+                <w:rFonts w:ascii="Times New Roman" w:hAnsi="Times New Roman" w:cs="Times New Roman"/>
+              </w:rPr>
+              <w:t>Hệ thống hóa kiến thức chuẩn bị Đánh giá định kỳ 4.</w:t>
+            </w:r>
+          </w:p>
+        </w:tc>
+      </w:tr>
+      <w:tr>
+        <w:tc>
+          <w:tcPr>
+            <w:tcW w:type="dxa" w:w="680"/>
+            <w:vAlign w:val="center"/>
+          </w:tcPr>
+          <w:p>
+            <w:pPr>
+              <w:spacing w:before="40" w:after="40" w:line="276" w:lineRule="auto"/>
+              <w:jc w:val="center"/>
+            </w:pPr>
+            <w:r>
+              <w:rPr>
+                <w:rFonts w:ascii="Times New Roman" w:hAnsi="Times New Roman"/>
+                <w:sz w:val="26"/>
+                <w:rFonts w:ascii="Times New Roman" w:hAnsi="Times New Roman" w:cs="Times New Roman"/>
+              </w:rPr>
+              <w:t>22</w:t>
+            </w:r>
+          </w:p>
+        </w:tc>
+        <w:tc>
+          <w:tcPr>
+            <w:tcW w:type="dxa" w:w="3118"/>
+            <w:vAlign w:val="center"/>
+          </w:tcPr>
+          <w:p>
+            <w:pPr>
+              <w:spacing w:before="40" w:after="40" w:line="276" w:lineRule="auto"/>
+              <w:jc w:val="both"/>
+            </w:pPr>
+            <w:r>
+              <w:rPr>
+                <w:rFonts w:ascii="Times New Roman" w:hAnsi="Times New Roman"/>
+                <w:sz w:val="26"/>
+                <w:rFonts w:ascii="Times New Roman" w:hAnsi="Times New Roman" w:cs="Times New Roman"/>
+              </w:rPr>
+              <w:t>Đánh giá định kỳ 4</w:t>
+            </w:r>
+          </w:p>
+        </w:tc>
+        <w:tc>
+          <w:tcPr>
+            <w:tcW w:type="dxa" w:w="850"/>
+            <w:vAlign w:val="center"/>
+          </w:tcPr>
+          <w:p>
+            <w:pPr>
+              <w:spacing w:before="40" w:after="40" w:line="276" w:lineRule="auto"/>
+              <w:jc w:val="center"/>
+            </w:pPr>
+            <w:r>
+              <w:rPr>
+                <w:rFonts w:ascii="Times New Roman" w:hAnsi="Times New Roman"/>
+                <w:sz w:val="26"/>
+                <w:rFonts w:ascii="Times New Roman" w:hAnsi="Times New Roman" w:cs="Times New Roman"/>
+              </w:rPr>
+              <w:t>1</w:t>
+            </w:r>
+          </w:p>
+        </w:tc>
+        <w:tc>
+          <w:tcPr>
+            <w:tcW w:type="dxa" w:w="1247"/>
+            <w:vAlign w:val="center"/>
+          </w:tcPr>
+          <w:p>
+            <w:pPr>
+              <w:spacing w:before="40" w:after="40" w:line="276" w:lineRule="auto"/>
+              <w:jc w:val="center"/>
+            </w:pPr>
+            <w:r>
+              <w:rPr>
+                <w:rFonts w:ascii="Times New Roman" w:hAnsi="Times New Roman"/>
+                <w:sz w:val="26"/>
+                <w:rFonts w:ascii="Times New Roman" w:hAnsi="Times New Roman" w:cs="Times New Roman"/>
+              </w:rPr>
+              <w:t>22</w:t>
+            </w:r>
+          </w:p>
+        </w:tc>
+        <w:tc>
+          <w:tcPr>
+            <w:tcW w:type="dxa" w:w="3402"/>
+            <w:vAlign w:val="center"/>
+          </w:tcPr>
+          <w:p>
+            <w:pPr>
+              <w:spacing w:before="40" w:after="40" w:line="276" w:lineRule="auto"/>
+              <w:jc w:val="both"/>
+            </w:pPr>
+            <w:r>
+              <w:rPr>
+                <w:rFonts w:ascii="Times New Roman" w:hAnsi="Times New Roman"/>
+                <w:sz w:val="26"/>
+                <w:rFonts w:ascii="Times New Roman" w:hAnsi="Times New Roman" w:cs="Times New Roman"/>
+              </w:rPr>
+              <w:t>Kiểm tra đánh giá kết quả học tập.</w:t>
+            </w:r>
+          </w:p>
+        </w:tc>
+      </w:tr>
+      <w:tr>
+        <w:tc>
+          <w:tcPr>
+            <w:tcW w:type="dxa" w:w="680"/>
+            <w:vAlign w:val="center"/>
+          </w:tcPr>
+          <w:p>
+            <w:pPr>
+              <w:spacing w:before="40" w:after="40" w:line="276" w:lineRule="auto"/>
+              <w:jc w:val="center"/>
+            </w:pPr>
+            <w:r>
+              <w:rPr>
+                <w:rFonts w:ascii="Times New Roman" w:hAnsi="Times New Roman"/>
+                <w:sz w:val="26"/>
+                <w:rFonts w:ascii="Times New Roman" w:hAnsi="Times New Roman" w:cs="Times New Roman"/>
+              </w:rPr>
+              <w:t>23</w:t>
+            </w:r>
+          </w:p>
+        </w:tc>
+        <w:tc>
+          <w:tcPr>
+            <w:tcW w:type="dxa" w:w="3118"/>
+            <w:vAlign w:val="center"/>
+          </w:tcPr>
+          <w:p>
+            <w:pPr>
+              <w:spacing w:before="40" w:after="40" w:line="276" w:lineRule="auto"/>
+              <w:jc w:val="both"/>
+            </w:pPr>
+            <w:r>
+              <w:rPr>
+                <w:rFonts w:ascii="Times New Roman" w:hAnsi="Times New Roman"/>
+                <w:sz w:val="26"/>
+                <w:rFonts w:ascii="Times New Roman" w:hAnsi="Times New Roman" w:cs="Times New Roman"/>
+              </w:rPr>
+              <w:t>Bài 16. Tin học với nghề nghiệp</w:t>
+            </w:r>
+          </w:p>
+        </w:tc>
+        <w:tc>
+          <w:tcPr>
+            <w:tcW w:type="dxa" w:w="850"/>
+            <w:vAlign w:val="center"/>
+          </w:tcPr>
+          <w:p>
+            <w:pPr>
+              <w:spacing w:before="40" w:after="40" w:line="276" w:lineRule="auto"/>
+              <w:jc w:val="center"/>
+            </w:pPr>
+            <w:r>
+              <w:rPr>
+                <w:rFonts w:ascii="Times New Roman" w:hAnsi="Times New Roman"/>
+                <w:sz w:val="26"/>
+                <w:rFonts w:ascii="Times New Roman" w:hAnsi="Times New Roman" w:cs="Times New Roman"/>
+              </w:rPr>
+              <w:t>1</w:t>
+            </w:r>
+          </w:p>
+        </w:tc>
+        <w:tc>
+          <w:tcPr>
+            <w:tcW w:type="dxa" w:w="1247"/>
+            <w:vAlign w:val="center"/>
+          </w:tcPr>
+          <w:p>
+            <w:pPr>
+              <w:spacing w:before="40" w:after="40" w:line="276" w:lineRule="auto"/>
+              <w:jc w:val="center"/>
+            </w:pPr>
+            <w:r>
+              <w:rPr>
+                <w:rFonts w:ascii="Times New Roman" w:hAnsi="Times New Roman"/>
+                <w:sz w:val="26"/>
+                <w:rFonts w:ascii="Times New Roman" w:hAnsi="Times New Roman" w:cs="Times New Roman"/>
+              </w:rPr>
+              <w:t>23</w:t>
+            </w:r>
+          </w:p>
+        </w:tc>
+        <w:tc>
+          <w:tcPr>
+            <w:tcW w:type="dxa" w:w="3402"/>
+            <w:vAlign w:val="center"/>
+          </w:tcPr>
+          <w:p>
+            <w:pPr>
+              <w:spacing w:before="40" w:after="40" w:line="276" w:lineRule="auto"/>
+              <w:jc w:val="both"/>
+            </w:pPr>
+            <w:r>
+              <w:rPr>
+                <w:rFonts w:ascii="Times New Roman" w:hAnsi="Times New Roman"/>
+                <w:sz w:val="26"/>
+                <w:rFonts w:ascii="Times New Roman" w:hAnsi="Times New Roman" w:cs="Times New Roman"/>
+              </w:rPr>
+              <w:t>- Nêu các nghề nghiệp ứng dụng tin học làm tăng hiệu quả công việc.  - Nêu các nghề thuộc lĩnh vực tin học và liên quan đến tin học.  - Trình bày vấn đề bình đẳng giới trong sử dụng máy tính và ứng dụng tin học.</w:t>
+            </w:r>
+          </w:p>
+        </w:tc>
+      </w:tr>
+    </w:tbl>
     <w:p>
       <w:pPr>
         <w:rPr>
@@ -1420,2301 +4039,6 @@
         <w:t>8</w:t>
       </w:r>
     </w:p>
-    <w:tbl>
-      <w:tblPr>
-        <w:tblW w:w="9351" w:type="dxa"/>
-        <w:tblBorders>
-          <w:top w:val="single" w:sz="4" w:space="0" w:color="000000"/>
-          <w:left w:val="single" w:sz="4" w:space="0" w:color="000000"/>
-          <w:bottom w:val="single" w:sz="4" w:space="0" w:color="000000"/>
-          <w:right w:val="single" w:sz="4" w:space="0" w:color="000000"/>
-          <w:insideH w:val="single" w:sz="4" w:space="0" w:color="000000"/>
-          <w:insideV w:val="single" w:sz="4" w:space="0" w:color="000000"/>
-        </w:tblBorders>
-        <w:tblLayout w:type="fixed"/>
-        <w:tblLook w:val="0400" w:firstRow="0" w:lastRow="0" w:firstColumn="0" w:lastColumn="0" w:noHBand="0" w:noVBand="1"/>
-      </w:tblPr>
-      <w:tblGrid>
-        <w:gridCol w:w="838"/>
-        <w:gridCol w:w="3126"/>
-        <w:gridCol w:w="1134"/>
-        <w:gridCol w:w="4253"/>
-      </w:tblGrid>
-      <w:tr>
-        <w:tc>
-          <w:tcPr>
-            <w:tcW w:w="838" w:type="dxa"/>
-          </w:tcPr>
-          <w:p>
-            <w:pPr>
-              <w:spacing w:before="20" w:after="20"/>
-              <w:jc w:val="center"/>
-            </w:pPr>
-            <w:r>
-              <w:rPr>
-                <w:rFonts w:ascii="Times New Roman" w:hAnsi="Times New Roman"/>
-                <w:b/>
-                <w:sz w:val="26"/>
-                <w:rFonts w:ascii="Times New Roman" w:hAnsi="Times New Roman" w:cs="Times New Roman"/>
-              </w:rPr>
-              <w:t>STT</w:t>
-            </w:r>
-          </w:p>
-        </w:tc>
-        <w:tc>
-          <w:tcPr>
-            <w:tcW w:w="3126" w:type="dxa"/>
-          </w:tcPr>
-          <w:p>
-            <w:pPr>
-              <w:spacing w:before="20" w:after="20"/>
-              <w:jc w:val="center"/>
-            </w:pPr>
-            <w:r>
-              <w:rPr>
-                <w:rFonts w:ascii="Times New Roman" w:hAnsi="Times New Roman"/>
-                <w:b/>
-                <w:sz w:val="26"/>
-                <w:rFonts w:ascii="Times New Roman" w:hAnsi="Times New Roman" w:cs="Times New Roman"/>
-              </w:rPr>
-              <w:t>Bài học (1)</w:t>
-            </w:r>
-          </w:p>
-        </w:tc>
-        <w:tc>
-          <w:tcPr>
-            <w:tcW w:w="1134" w:type="dxa"/>
-          </w:tcPr>
-          <w:p>
-            <w:pPr>
-              <w:spacing w:before="20" w:after="20"/>
-              <w:jc w:val="center"/>
-            </w:pPr>
-            <w:r>
-              <w:rPr>
-                <w:rFonts w:ascii="Times New Roman" w:hAnsi="Times New Roman"/>
-                <w:b/>
-                <w:sz w:val="26"/>
-                <w:rFonts w:ascii="Times New Roman" w:hAnsi="Times New Roman" w:cs="Times New Roman"/>
-              </w:rPr>
-              <w:t>Số tiết (2)</w:t>
-            </w:r>
-          </w:p>
-        </w:tc>
-        <w:tc>
-          <w:tcPr>
-            <w:tcW w:w="4253" w:type="dxa"/>
-          </w:tcPr>
-          <w:p>
-            <w:pPr>
-              <w:spacing w:before="20" w:after="20"/>
-              <w:jc w:val="center"/>
-            </w:pPr>
-            <w:r>
-              <w:rPr>
-                <w:rFonts w:ascii="Times New Roman" w:hAnsi="Times New Roman"/>
-                <w:b/>
-                <w:sz w:val="26"/>
-                <w:rFonts w:ascii="Times New Roman" w:hAnsi="Times New Roman" w:cs="Times New Roman"/>
-              </w:rPr>
-              <w:t>Yêu cầu cần đạt (3)</w:t>
-            </w:r>
-          </w:p>
-        </w:tc>
-      </w:tr>
-      <w:tr>
-        <w:tc>
-          <w:tcPr>
-            <w:tcW w:type="dxa" w:w="838"/>
-          </w:tcPr>
-          <w:p>
-            <w:pPr>
-              <w:jc w:val="center"/>
-            </w:pPr>
-            <w:r>
-              <w:rPr>
-                <w:rFonts w:ascii="Times New Roman" w:hAnsi="Times New Roman"/>
-                <w:b w:val="0"/>
-                <w:sz w:val="26"/>
-                <w:rFonts w:ascii="Times New Roman" w:hAnsi="Times New Roman" w:cs="Times New Roman"/>
-                <w:rFonts w:ascii="Times New Roman" w:hAnsi="Times New Roman" w:cs="Times New Roman"/>
-              </w:rPr>
-              <w:t>0</w:t>
-            </w:r>
-          </w:p>
-        </w:tc>
-        <w:tc>
-          <w:tcPr>
-            <w:tcW w:type="dxa" w:w="3126"/>
-          </w:tcPr>
-          <w:p>
-            <w:r>
-              <w:rPr>
-                <w:rFonts w:ascii="Times New Roman" w:hAnsi="Times New Roman"/>
-                <w:b w:val="0"/>
-                <w:sz w:val="26"/>
-                <w:rFonts w:ascii="Times New Roman" w:hAnsi="Times New Roman" w:cs="Times New Roman"/>
-                <w:rFonts w:ascii="Times New Roman" w:hAnsi="Times New Roman" w:cs="Times New Roman"/>
-              </w:rPr>
-              <w:t>Tiết 0: Định hướng môn học</w:t>
-            </w:r>
-          </w:p>
-        </w:tc>
-        <w:tc>
-          <w:tcPr>
-            <w:tcW w:type="dxa" w:w="1134"/>
-          </w:tcPr>
-          <w:p>
-            <w:pPr>
-              <w:jc w:val="center"/>
-            </w:pPr>
-            <w:r>
-              <w:rPr>
-                <w:rFonts w:ascii="Times New Roman" w:hAnsi="Times New Roman"/>
-                <w:b w:val="0"/>
-                <w:sz w:val="26"/>
-                <w:rFonts w:ascii="Times New Roman" w:hAnsi="Times New Roman" w:cs="Times New Roman"/>
-                <w:rFonts w:ascii="Times New Roman" w:hAnsi="Times New Roman" w:cs="Times New Roman"/>
-              </w:rPr>
-              <w:t>0</w:t>
-            </w:r>
-          </w:p>
-        </w:tc>
-        <w:tc>
-          <w:tcPr>
-            <w:tcW w:type="dxa" w:w="4253"/>
-          </w:tcPr>
-          <w:p>
-            <w:r>
-              <w:rPr>
-                <w:rFonts w:ascii="Times New Roman" w:hAnsi="Times New Roman"/>
-                <w:b w:val="0"/>
-                <w:sz w:val="26"/>
-                <w:rFonts w:ascii="Times New Roman" w:hAnsi="Times New Roman" w:cs="Times New Roman"/>
-                <w:rFonts w:ascii="Times New Roman" w:hAnsi="Times New Roman" w:cs="Times New Roman"/>
-              </w:rPr>
-              <w:t>Giới thiệu tổng quan môn học Tin học, phương pháp học tập hiệu quả, các quy định an toàn và nội quy phòng học bộ môn.</w:t>
-            </w:r>
-          </w:p>
-        </w:tc>
-      </w:tr>
-      <w:tr>
-        <w:tc>
-          <w:tcPr>
-            <w:tcW w:w="838" w:type="dxa"/>
-          </w:tcPr>
-          <w:p>
-            <w:pPr>
-              <w:spacing w:before="20" w:after="20"/>
-              <w:jc w:val="center"/>
-            </w:pPr>
-            <w:r>
-              <w:rPr>
-                <w:rFonts w:ascii="Times New Roman" w:hAnsi="Times New Roman"/>
-                <w:sz w:val="26"/>
-                <w:rFonts w:ascii="Times New Roman" w:hAnsi="Times New Roman" w:cs="Times New Roman"/>
-              </w:rPr>
-              <w:lastRenderedPageBreak/>
-              <w:t>1</w:t>
-            </w:r>
-          </w:p>
-        </w:tc>
-        <w:tc>
-          <w:tcPr>
-            <w:tcW w:w="3126" w:type="dxa"/>
-          </w:tcPr>
-          <w:p>
-            <w:pPr>
-              <w:spacing w:before="20" w:after="20"/>
-            </w:pPr>
-            <w:r>
-              <w:rPr>
-                <w:rFonts w:ascii="Times New Roman" w:hAnsi="Times New Roman"/>
-                <w:sz w:val="26"/>
-                <w:rFonts w:ascii="Times New Roman" w:hAnsi="Times New Roman" w:cs="Times New Roman"/>
-              </w:rPr>
-              <w:t>Chủ đề 1: Máy tính và cộng đồng</w:t>
-            </w:r>
-          </w:p>
-        </w:tc>
-        <w:tc>
-          <w:tcPr>
-            <w:tcW w:w="1134" w:type="dxa"/>
-          </w:tcPr>
-          <w:p>
-            <w:pPr>
-              <w:spacing w:before="20" w:after="20"/>
-              <w:jc w:val="center"/>
-            </w:pPr>
-            <w:r>
-              <w:rPr>
-                <w:rFonts w:ascii="Times New Roman" w:hAnsi="Times New Roman"/>
-                <w:sz w:val="26"/>
-                <w:rFonts w:ascii="Times New Roman" w:hAnsi="Times New Roman" w:cs="Times New Roman"/>
-              </w:rPr>
-              <w:t>1</w:t>
-            </w:r>
-          </w:p>
-        </w:tc>
-        <w:tc>
-          <w:tcPr>
-            <w:tcW w:w="4253" w:type="dxa"/>
-          </w:tcPr>
-          <w:p>
-            <w:pPr>
-              <w:spacing w:before="20" w:after="20"/>
-            </w:pPr>
-          </w:p>
-        </w:tc>
-      </w:tr>
-      <w:tr>
-        <w:tc>
-          <w:tcPr>
-            <w:tcW w:w="838" w:type="dxa"/>
-          </w:tcPr>
-          <w:p>
-            <w:pPr>
-              <w:spacing w:before="20" w:after="20"/>
-              <w:jc w:val="center"/>
-            </w:pPr>
-            <w:r>
-              <w:rPr>
-                <w:rFonts w:ascii="Times New Roman" w:hAnsi="Times New Roman"/>
-                <w:sz w:val="26"/>
-                <w:rFonts w:ascii="Times New Roman" w:hAnsi="Times New Roman" w:cs="Times New Roman"/>
-              </w:rPr>
-              <w:t>2</w:t>
-            </w:r>
-          </w:p>
-        </w:tc>
-        <w:tc>
-          <w:tcPr>
-            <w:tcW w:w="3126" w:type="dxa"/>
-          </w:tcPr>
-          <w:p>
-            <w:pPr>
-              <w:spacing w:before="20" w:after="20"/>
-            </w:pPr>
-            <w:r>
-              <w:rPr>
-                <w:rFonts w:ascii="Times New Roman" w:hAnsi="Times New Roman"/>
-                <w:sz w:val="26"/>
-                <w:rFonts w:ascii="Times New Roman" w:hAnsi="Times New Roman" w:cs="Times New Roman"/>
-              </w:rPr>
-              <w:t>Bài 1. Lược sử công cụ tính toán</w:t>
-            </w:r>
-          </w:p>
-        </w:tc>
-        <w:tc>
-          <w:tcPr>
-            <w:tcW w:w="1134" w:type="dxa"/>
-          </w:tcPr>
-          <w:p>
-            <w:pPr>
-              <w:spacing w:before="20" w:after="20"/>
-              <w:jc w:val="center"/>
-            </w:pPr>
-            <w:r>
-              <w:rPr>
-                <w:rFonts w:ascii="Times New Roman" w:hAnsi="Times New Roman"/>
-                <w:sz w:val="26"/>
-                <w:rFonts w:ascii="Times New Roman" w:hAnsi="Times New Roman" w:cs="Times New Roman"/>
-              </w:rPr>
-              <w:t>2, 3</w:t>
-            </w:r>
-          </w:p>
-        </w:tc>
-        <w:tc>
-          <w:tcPr>
-            <w:tcW w:w="4253" w:type="dxa"/>
-          </w:tcPr>
-          <w:p>
-            <w:pPr>
-              <w:spacing w:before="20" w:after="20"/>
-            </w:pPr>
-            <w:r>
-              <w:rPr>
-                <w:rFonts w:ascii="Times New Roman" w:hAnsi="Times New Roman"/>
-                <w:sz w:val="26"/>
-                <w:rFonts w:ascii="Times New Roman" w:hAnsi="Times New Roman" w:cs="Times New Roman"/>
-              </w:rPr>
-              <w:t>- Trình bày sơ lược lịch sử phát triển máy tính.  - Nêu ví dụ sự phát triển máy tính đem lại thay đổi lớn lao cho xã hội.</w:t>
-            </w:r>
-          </w:p>
-        </w:tc>
-      </w:tr>
-      <w:tr>
-        <w:tc>
-          <w:tcPr>
-            <w:tcW w:w="838" w:type="dxa"/>
-          </w:tcPr>
-          <w:p>
-            <w:pPr>
-              <w:spacing w:before="20" w:after="20"/>
-              <w:jc w:val="center"/>
-            </w:pPr>
-            <w:r>
-              <w:rPr>
-                <w:rFonts w:ascii="Times New Roman" w:hAnsi="Times New Roman"/>
-                <w:sz w:val="26"/>
-                <w:rFonts w:ascii="Times New Roman" w:hAnsi="Times New Roman" w:cs="Times New Roman"/>
-              </w:rPr>
-              <w:t>3</w:t>
-            </w:r>
-          </w:p>
-        </w:tc>
-        <w:tc>
-          <w:tcPr>
-            <w:tcW w:w="3126" w:type="dxa"/>
-          </w:tcPr>
-          <w:p>
-            <w:pPr>
-              <w:spacing w:before="20" w:after="20"/>
-            </w:pPr>
-            <w:r>
-              <w:rPr>
-                <w:rFonts w:ascii="Times New Roman" w:hAnsi="Times New Roman"/>
-                <w:sz w:val="26"/>
-                <w:rFonts w:ascii="Times New Roman" w:hAnsi="Times New Roman" w:cs="Times New Roman"/>
-              </w:rPr>
-              <w:t>Chủ đề 2: Tổ chức, lưu trữ, tìm kiếm và trao đổi thông tin</w:t>
-            </w:r>
-          </w:p>
-        </w:tc>
-        <w:tc>
-          <w:tcPr>
-            <w:tcW w:w="1134" w:type="dxa"/>
-          </w:tcPr>
-          <w:p>
-            <w:pPr>
-              <w:spacing w:before="20" w:after="20"/>
-              <w:jc w:val="center"/>
-            </w:pPr>
-            <w:r>
-              <w:rPr>
-                <w:rFonts w:ascii="Times New Roman" w:hAnsi="Times New Roman"/>
-                <w:sz w:val="26"/>
-                <w:rFonts w:ascii="Times New Roman" w:hAnsi="Times New Roman" w:cs="Times New Roman"/>
-              </w:rPr>
-              <w:t>4</w:t>
-            </w:r>
-          </w:p>
-        </w:tc>
-        <w:tc>
-          <w:tcPr>
-            <w:tcW w:w="4253" w:type="dxa"/>
-          </w:tcPr>
-          <w:p>
-            <w:pPr>
-              <w:spacing w:before="20" w:after="20"/>
-            </w:pPr>
-          </w:p>
-        </w:tc>
-      </w:tr>
-      <w:tr>
-        <w:tc>
-          <w:tcPr>
-            <w:tcW w:w="838" w:type="dxa"/>
-          </w:tcPr>
-          <w:p>
-            <w:pPr>
-              <w:spacing w:before="20" w:after="20"/>
-              <w:jc w:val="center"/>
-            </w:pPr>
-            <w:r>
-              <w:rPr>
-                <w:rFonts w:ascii="Times New Roman" w:hAnsi="Times New Roman"/>
-                <w:sz w:val="26"/>
-                <w:rFonts w:ascii="Times New Roman" w:hAnsi="Times New Roman" w:cs="Times New Roman"/>
-              </w:rPr>
-              <w:t>4</w:t>
-            </w:r>
-          </w:p>
-        </w:tc>
-        <w:tc>
-          <w:tcPr>
-            <w:tcW w:w="3126" w:type="dxa"/>
-          </w:tcPr>
-          <w:p>
-            <w:pPr>
-              <w:spacing w:before="20" w:after="20"/>
-            </w:pPr>
-            <w:r>
-              <w:rPr>
-                <w:rFonts w:ascii="Times New Roman" w:hAnsi="Times New Roman"/>
-                <w:sz w:val="26"/>
-                <w:rFonts w:ascii="Times New Roman" w:hAnsi="Times New Roman" w:cs="Times New Roman"/>
-              </w:rPr>
-              <w:t>Bài 2. Thông tin trong môi trường số</w:t>
-            </w:r>
-          </w:p>
-        </w:tc>
-        <w:tc>
-          <w:tcPr>
-            <w:tcW w:w="1134" w:type="dxa"/>
-          </w:tcPr>
-          <w:p>
-            <w:pPr>
-              <w:spacing w:before="20" w:after="20"/>
-              <w:jc w:val="center"/>
-            </w:pPr>
-            <w:r>
-              <w:rPr>
-                <w:rFonts w:ascii="Times New Roman" w:hAnsi="Times New Roman"/>
-                <w:sz w:val="26"/>
-                <w:rFonts w:ascii="Times New Roman" w:hAnsi="Times New Roman" w:cs="Times New Roman"/>
-              </w:rPr>
-              <w:t>5, 6</w:t>
-            </w:r>
-          </w:p>
-        </w:tc>
-        <w:tc>
-          <w:tcPr>
-            <w:tcW w:w="4253" w:type="dxa"/>
-          </w:tcPr>
-          <w:p>
-            <w:pPr>
-              <w:spacing w:before="20" w:after="20"/>
-            </w:pPr>
-            <w:r>
-              <w:rPr>
-                <w:rFonts w:ascii="Times New Roman" w:hAnsi="Times New Roman"/>
-                <w:sz w:val="26"/>
-                <w:rFonts w:ascii="Times New Roman" w:hAnsi="Times New Roman" w:cs="Times New Roman"/>
-              </w:rPr>
-              <w:t>- Nêu đặc điểm thông tin số (đa dạng, thu thập nhanh/nhiều, lưu trữ khổng lồ, có bản quyền, độ tin cậy khác nhau, công cụ tìm kiếm/xử lý hiệu quả).  - Trình bày tầm quan trọng của khai thác nguồn thông tin đáng tin cậy.</w:t>
-            </w:r>
-          </w:p>
-        </w:tc>
-      </w:tr>
-      <w:tr>
-        <w:tc>
-          <w:tcPr>
-            <w:tcW w:w="838" w:type="dxa"/>
-          </w:tcPr>
-          <w:p>
-            <w:pPr>
-              <w:spacing w:before="20" w:after="20"/>
-              <w:jc w:val="center"/>
-            </w:pPr>
-            <w:r>
-              <w:rPr>
-                <w:rFonts w:ascii="Times New Roman" w:hAnsi="Times New Roman"/>
-                <w:sz w:val="26"/>
-                <w:rFonts w:ascii="Times New Roman" w:hAnsi="Times New Roman" w:cs="Times New Roman"/>
-              </w:rPr>
-              <w:t>5</w:t>
-            </w:r>
-          </w:p>
-        </w:tc>
-        <w:tc>
-          <w:tcPr>
-            <w:tcW w:w="3126" w:type="dxa"/>
-          </w:tcPr>
-          <w:p>
-            <w:pPr>
-              <w:spacing w:before="20" w:after="20"/>
-            </w:pPr>
-            <w:r>
-              <w:rPr>
-                <w:rFonts w:ascii="Times New Roman" w:hAnsi="Times New Roman"/>
-                <w:sz w:val="26"/>
-                <w:rFonts w:ascii="Times New Roman" w:hAnsi="Times New Roman" w:cs="Times New Roman"/>
-              </w:rPr>
-              <w:t>Bài 3. Thực hành khai thác thông tin số</w:t>
-            </w:r>
-          </w:p>
-        </w:tc>
-        <w:tc>
-          <w:tcPr>
-            <w:tcW w:w="1134" w:type="dxa"/>
-          </w:tcPr>
-          <w:p>
-            <w:pPr>
-              <w:spacing w:before="20" w:after="20"/>
-              <w:jc w:val="center"/>
-            </w:pPr>
-            <w:r>
-              <w:rPr>
-                <w:rFonts w:ascii="Times New Roman" w:hAnsi="Times New Roman"/>
-                <w:sz w:val="26"/>
-                <w:rFonts w:ascii="Times New Roman" w:hAnsi="Times New Roman" w:cs="Times New Roman"/>
-              </w:rPr>
-              <w:t>7, 8</w:t>
-            </w:r>
-          </w:p>
-        </w:tc>
-        <w:tc>
-          <w:tcPr>
-            <w:tcW w:w="4253" w:type="dxa"/>
-          </w:tcPr>
-          <w:p>
-            <w:pPr>
-              <w:spacing w:before="20" w:after="20"/>
-            </w:pPr>
-            <w:r>
-              <w:rPr>
-                <w:rFonts w:ascii="Times New Roman" w:hAnsi="Times New Roman"/>
-                <w:sz w:val="26"/>
-                <w:rFonts w:ascii="Times New Roman" w:hAnsi="Times New Roman" w:cs="Times New Roman"/>
-              </w:rPr>
-              <w:t>- Sử dụng công cụ tìm kiếm, xử lý và trao đổi thông tin trong môi trường số.  - Chủ động tìm kiếm thông tin thực hiện nhiệm vụ; đánh giá lợi ích thông tin tìm được.</w:t>
-            </w:r>
-          </w:p>
-        </w:tc>
-      </w:tr>
-      <w:tr>
-        <w:tc>
-          <w:tcPr>
-            <w:tcW w:w="838" w:type="dxa"/>
-          </w:tcPr>
-          <w:p>
-            <w:pPr>
-              <w:spacing w:before="20" w:after="20"/>
-              <w:jc w:val="center"/>
-            </w:pPr>
-            <w:r>
-              <w:rPr>
-                <w:rFonts w:ascii="Times New Roman" w:hAnsi="Times New Roman"/>
-                <w:b/>
-                <w:sz w:val="26"/>
-                <w:rFonts w:ascii="Times New Roman" w:hAnsi="Times New Roman" w:cs="Times New Roman"/>
-              </w:rPr>
-              <w:t>6</w:t>
-            </w:r>
-          </w:p>
-        </w:tc>
-        <w:tc>
-          <w:tcPr>
-            <w:tcW w:w="3126" w:type="dxa"/>
-          </w:tcPr>
-          <w:p>
-            <w:pPr>
-              <w:spacing w:before="20" w:after="20"/>
-            </w:pPr>
-            <w:r>
-              <w:rPr>
-                <w:rFonts w:ascii="Times New Roman" w:hAnsi="Times New Roman"/>
-                <w:b/>
-                <w:sz w:val="26"/>
-                <w:rFonts w:ascii="Times New Roman" w:hAnsi="Times New Roman" w:cs="Times New Roman"/>
-              </w:rPr>
-              <w:t>Ôn tập Đánh giá định kỳ 1</w:t>
-            </w:r>
-          </w:p>
-        </w:tc>
-        <w:tc>
-          <w:tcPr>
-            <w:tcW w:w="1134" w:type="dxa"/>
-          </w:tcPr>
-          <w:p>
-            <w:pPr>
-              <w:spacing w:before="20" w:after="20"/>
-              <w:jc w:val="center"/>
-            </w:pPr>
-            <w:r>
-              <w:rPr>
-                <w:rFonts w:ascii="Times New Roman" w:hAnsi="Times New Roman"/>
-                <w:b/>
-                <w:sz w:val="26"/>
-                <w:rFonts w:ascii="Times New Roman" w:hAnsi="Times New Roman" w:cs="Times New Roman"/>
-              </w:rPr>
-              <w:t>9</w:t>
-            </w:r>
-          </w:p>
-        </w:tc>
-        <w:tc>
-          <w:tcPr>
-            <w:tcW w:w="4253" w:type="dxa"/>
-          </w:tcPr>
-          <w:p>
-            <w:pPr>
-              <w:spacing w:before="20" w:after="20"/>
-            </w:pPr>
-            <w:r>
-              <w:rPr>
-                <w:rFonts w:ascii="Times New Roman" w:hAnsi="Times New Roman"/>
-                <w:sz w:val="26"/>
-                <w:rFonts w:ascii="Times New Roman" w:hAnsi="Times New Roman" w:cs="Times New Roman"/>
-              </w:rPr>
-              <w:t>Hệ thống hóa kiến thức chuẩn bị Đánh giá định kỳ 1.</w:t>
-            </w:r>
-          </w:p>
-        </w:tc>
-      </w:tr>
-      <w:tr>
-        <w:tc>
-          <w:tcPr>
-            <w:tcW w:w="838" w:type="dxa"/>
-          </w:tcPr>
-          <w:p>
-            <w:pPr>
-              <w:spacing w:before="20" w:after="20"/>
-              <w:jc w:val="center"/>
-            </w:pPr>
-            <w:r>
-              <w:rPr>
-                <w:rFonts w:ascii="Times New Roman" w:hAnsi="Times New Roman"/>
-                <w:b/>
-                <w:sz w:val="26"/>
-                <w:rFonts w:ascii="Times New Roman" w:hAnsi="Times New Roman" w:cs="Times New Roman"/>
-              </w:rPr>
-              <w:t>7</w:t>
-            </w:r>
-          </w:p>
-        </w:tc>
-        <w:tc>
-          <w:tcPr>
-            <w:tcW w:w="3126" w:type="dxa"/>
-          </w:tcPr>
-          <w:p>
-            <w:pPr>
-              <w:spacing w:before="20" w:after="20"/>
-            </w:pPr>
-            <w:r>
-              <w:rPr>
-                <w:rFonts w:ascii="Times New Roman" w:hAnsi="Times New Roman"/>
-                <w:b/>
-                <w:sz w:val="26"/>
-                <w:rFonts w:ascii="Times New Roman" w:hAnsi="Times New Roman" w:cs="Times New Roman"/>
-              </w:rPr>
-              <w:t>Đánh giá định kỳ 1</w:t>
-            </w:r>
-          </w:p>
-        </w:tc>
-        <w:tc>
-          <w:tcPr>
-            <w:tcW w:w="1134" w:type="dxa"/>
-          </w:tcPr>
-          <w:p>
-            <w:pPr>
-              <w:spacing w:before="20" w:after="20"/>
-              <w:jc w:val="center"/>
-            </w:pPr>
-            <w:r>
-              <w:rPr>
-                <w:rFonts w:ascii="Times New Roman" w:hAnsi="Times New Roman"/>
-                <w:b/>
-                <w:sz w:val="26"/>
-                <w:rFonts w:ascii="Times New Roman" w:hAnsi="Times New Roman" w:cs="Times New Roman"/>
-              </w:rPr>
-              <w:t>10</w:t>
-            </w:r>
-          </w:p>
-        </w:tc>
-        <w:tc>
-          <w:tcPr>
-            <w:tcW w:w="4253" w:type="dxa"/>
-          </w:tcPr>
-          <w:p>
-            <w:pPr>
-              <w:spacing w:before="20" w:after="20"/>
-            </w:pPr>
-            <w:r>
-              <w:rPr>
-                <w:rFonts w:ascii="Times New Roman" w:hAnsi="Times New Roman"/>
-                <w:sz w:val="26"/>
-                <w:rFonts w:ascii="Times New Roman" w:hAnsi="Times New Roman" w:cs="Times New Roman"/>
-              </w:rPr>
-              <w:t>Kiểm tra đánh giá kết quả học tập.</w:t>
-            </w:r>
-          </w:p>
-        </w:tc>
-      </w:tr>
-      <w:tr>
-        <w:tc>
-          <w:tcPr>
-            <w:tcW w:w="838" w:type="dxa"/>
-          </w:tcPr>
-          <w:p>
-            <w:pPr>
-              <w:spacing w:before="20" w:after="20"/>
-              <w:jc w:val="center"/>
-            </w:pPr>
-            <w:r>
-              <w:rPr>
-                <w:rFonts w:ascii="Times New Roman" w:hAnsi="Times New Roman"/>
-                <w:sz w:val="26"/>
-                <w:rFonts w:ascii="Times New Roman" w:hAnsi="Times New Roman" w:cs="Times New Roman"/>
-              </w:rPr>
-              <w:t>8</w:t>
-            </w:r>
-          </w:p>
-        </w:tc>
-        <w:tc>
-          <w:tcPr>
-            <w:tcW w:w="3126" w:type="dxa"/>
-          </w:tcPr>
-          <w:p>
-            <w:pPr>
-              <w:spacing w:before="20" w:after="20"/>
-            </w:pPr>
-            <w:r>
-              <w:rPr>
-                <w:rFonts w:ascii="Times New Roman" w:hAnsi="Times New Roman"/>
-                <w:sz w:val="26"/>
-                <w:rFonts w:ascii="Times New Roman" w:hAnsi="Times New Roman" w:cs="Times New Roman"/>
-              </w:rPr>
-              <w:t>Chủ đề 3: Đạo đức, pháp luật và văn hóa trong môi trường số</w:t>
-            </w:r>
-          </w:p>
-        </w:tc>
-        <w:tc>
-          <w:tcPr>
-            <w:tcW w:w="1134" w:type="dxa"/>
-          </w:tcPr>
-          <w:p>
-            <w:pPr>
-              <w:spacing w:before="20" w:after="20"/>
-              <w:jc w:val="center"/>
-            </w:pPr>
-            <w:r>
-              <w:rPr>
-                <w:rFonts w:ascii="Times New Roman" w:hAnsi="Times New Roman"/>
-                <w:sz w:val="26"/>
-                <w:rFonts w:ascii="Times New Roman" w:hAnsi="Times New Roman" w:cs="Times New Roman"/>
-              </w:rPr>
-              <w:t>11</w:t>
-            </w:r>
-          </w:p>
-        </w:tc>
-        <w:tc>
-          <w:tcPr>
-            <w:tcW w:w="4253" w:type="dxa"/>
-          </w:tcPr>
-          <w:p>
-            <w:pPr>
-              <w:spacing w:before="20" w:after="20"/>
-            </w:pPr>
-          </w:p>
-        </w:tc>
-      </w:tr>
-      <w:tr>
-        <w:tc>
-          <w:tcPr>
-            <w:tcW w:w="838" w:type="dxa"/>
-          </w:tcPr>
-          <w:p>
-            <w:pPr>
-              <w:spacing w:before="20" w:after="20"/>
-              <w:jc w:val="center"/>
-            </w:pPr>
-            <w:r>
-              <w:rPr>
-                <w:rFonts w:ascii="Times New Roman" w:hAnsi="Times New Roman"/>
-                <w:sz w:val="26"/>
-                <w:rFonts w:ascii="Times New Roman" w:hAnsi="Times New Roman" w:cs="Times New Roman"/>
-              </w:rPr>
-              <w:t>9</w:t>
-            </w:r>
-          </w:p>
-        </w:tc>
-        <w:tc>
-          <w:tcPr>
-            <w:tcW w:w="3126" w:type="dxa"/>
-          </w:tcPr>
-          <w:p>
-            <w:pPr>
-              <w:spacing w:before="20" w:after="20"/>
-            </w:pPr>
-            <w:r>
-              <w:rPr>
-                <w:rFonts w:ascii="Times New Roman" w:hAnsi="Times New Roman"/>
-                <w:sz w:val="26"/>
-                <w:rFonts w:ascii="Times New Roman" w:hAnsi="Times New Roman" w:cs="Times New Roman"/>
-              </w:rPr>
-              <w:t>Bài 4. Đạo đức và văn hóa trong sử dụng công nghệ số</w:t>
-            </w:r>
-          </w:p>
-        </w:tc>
-        <w:tc>
-          <w:tcPr>
-            <w:tcW w:w="1134" w:type="dxa"/>
-          </w:tcPr>
-          <w:p>
-            <w:pPr>
-              <w:spacing w:before="20" w:after="20"/>
-              <w:jc w:val="center"/>
-            </w:pPr>
-            <w:r>
-              <w:rPr>
-                <w:rFonts w:ascii="Times New Roman" w:hAnsi="Times New Roman"/>
-                <w:sz w:val="26"/>
-                <w:rFonts w:ascii="Times New Roman" w:hAnsi="Times New Roman" w:cs="Times New Roman"/>
-              </w:rPr>
-              <w:t>12</w:t>
-            </w:r>
-          </w:p>
-        </w:tc>
-        <w:tc>
-          <w:tcPr>
-            <w:tcW w:w="4253" w:type="dxa"/>
-          </w:tcPr>
-          <w:p>
-            <w:pPr>
-              <w:spacing w:before="20" w:after="20"/>
-            </w:pPr>
-            <w:r>
-              <w:rPr>
-                <w:rFonts w:ascii="Times New Roman" w:hAnsi="Times New Roman"/>
-                <w:sz w:val="26"/>
-                <w:rFonts w:ascii="Times New Roman" w:hAnsi="Times New Roman" w:cs="Times New Roman"/>
-              </w:rPr>
-              <w:t>- Nhận biết, giải thích biểu hiện vi phạm đạo đức/pháp luật, thiếu văn hóa khi dùng công nghệ số.  - Đảm bảo sản phẩm số do bản thân tạo ra thể hiện tính văn hóa, đạo đức.</w:t>
-            </w:r>
-          </w:p>
-        </w:tc>
-      </w:tr>
-      <w:tr>
-        <w:tc>
-          <w:tcPr>
-            <w:tcW w:w="838" w:type="dxa"/>
-          </w:tcPr>
-          <w:p>
-            <w:pPr>
-              <w:spacing w:before="20" w:after="20"/>
-              <w:jc w:val="center"/>
-            </w:pPr>
-            <w:r>
-              <w:rPr>
-                <w:rFonts w:ascii="Times New Roman" w:hAnsi="Times New Roman"/>
-                <w:sz w:val="26"/>
-                <w:rFonts w:ascii="Times New Roman" w:hAnsi="Times New Roman" w:cs="Times New Roman"/>
-              </w:rPr>
-              <w:t>10</w:t>
-            </w:r>
-          </w:p>
-        </w:tc>
-        <w:tc>
-          <w:tcPr>
-            <w:tcW w:w="3126" w:type="dxa"/>
-          </w:tcPr>
-          <w:p>
-            <w:pPr>
-              <w:spacing w:before="20" w:after="20"/>
-            </w:pPr>
-            <w:r>
-              <w:rPr>
-                <w:rFonts w:ascii="Times New Roman" w:hAnsi="Times New Roman"/>
-                <w:sz w:val="26"/>
-                <w:rFonts w:ascii="Times New Roman" w:hAnsi="Times New Roman" w:cs="Times New Roman"/>
-              </w:rPr>
-              <w:t>Chủ đề 4: Ứng dụng tin học</w:t>
-            </w:r>
-          </w:p>
-        </w:tc>
-        <w:tc>
-          <w:tcPr>
-            <w:tcW w:w="1134" w:type="dxa"/>
-          </w:tcPr>
-          <w:p>
-            <w:pPr>
-              <w:spacing w:before="20" w:after="20"/>
-              <w:jc w:val="center"/>
-            </w:pPr>
-            <w:r>
-              <w:rPr>
-                <w:rFonts w:ascii="Times New Roman" w:hAnsi="Times New Roman"/>
-                <w:sz w:val="26"/>
-                <w:rFonts w:ascii="Times New Roman" w:hAnsi="Times New Roman" w:cs="Times New Roman"/>
-              </w:rPr>
-              <w:t>13</w:t>
-            </w:r>
-          </w:p>
-        </w:tc>
-        <w:tc>
-          <w:tcPr>
-            <w:tcW w:w="4253" w:type="dxa"/>
-          </w:tcPr>
-          <w:p>
-            <w:pPr>
-              <w:spacing w:before="20" w:after="20"/>
-            </w:pPr>
-          </w:p>
-        </w:tc>
-      </w:tr>
-      <w:tr>
-        <w:tc>
-          <w:tcPr>
-            <w:tcW w:w="838" w:type="dxa"/>
-          </w:tcPr>
-          <w:p>
-            <w:pPr>
-              <w:spacing w:before="20" w:after="20"/>
-              <w:jc w:val="center"/>
-            </w:pPr>
-            <w:r>
-              <w:rPr>
-                <w:rFonts w:ascii="Times New Roman" w:hAnsi="Times New Roman"/>
-                <w:sz w:val="26"/>
-                <w:rFonts w:ascii="Times New Roman" w:hAnsi="Times New Roman" w:cs="Times New Roman"/>
-              </w:rPr>
-              <w:lastRenderedPageBreak/>
-              <w:t>11</w:t>
-            </w:r>
-          </w:p>
-        </w:tc>
-        <w:tc>
-          <w:tcPr>
-            <w:tcW w:w="3126" w:type="dxa"/>
-          </w:tcPr>
-          <w:p>
-            <w:pPr>
-              <w:spacing w:before="20" w:after="20"/>
-            </w:pPr>
-            <w:r>
-              <w:rPr>
-                <w:rFonts w:ascii="Times New Roman" w:hAnsi="Times New Roman"/>
-                <w:sz w:val="26"/>
-                <w:rFonts w:ascii="Times New Roman" w:hAnsi="Times New Roman" w:cs="Times New Roman"/>
-              </w:rPr>
-              <w:t>Bài 5. Sử dụng bảng tính giải quyết bài toán thực tế</w:t>
-            </w:r>
-          </w:p>
-        </w:tc>
-        <w:tc>
-          <w:tcPr>
-            <w:tcW w:w="1134" w:type="dxa"/>
-          </w:tcPr>
-          <w:p>
-            <w:pPr>
-              <w:spacing w:before="20" w:after="20"/>
-              <w:jc w:val="center"/>
-            </w:pPr>
-            <w:r>
-              <w:rPr>
-                <w:rFonts w:ascii="Times New Roman" w:hAnsi="Times New Roman"/>
-                <w:sz w:val="26"/>
-                <w:rFonts w:ascii="Times New Roman" w:hAnsi="Times New Roman" w:cs="Times New Roman"/>
-              </w:rPr>
-              <w:t>14</w:t>
-            </w:r>
-          </w:p>
-        </w:tc>
-        <w:tc>
-          <w:tcPr>
-            <w:tcW w:w="4253" w:type="dxa"/>
-          </w:tcPr>
-          <w:p>
-            <w:pPr>
-              <w:spacing w:before="20" w:after="20"/>
-            </w:pPr>
-            <w:r>
-              <w:rPr>
-                <w:rFonts w:ascii="Times New Roman" w:hAnsi="Times New Roman"/>
-                <w:sz w:val="26"/>
-                <w:rFonts w:ascii="Times New Roman" w:hAnsi="Times New Roman" w:cs="Times New Roman"/>
-              </w:rPr>
-              <w:t>- Giải thích sự thay đổi địa chỉ tương đối khi sao chép công thức; phân biệt địa chỉ tương đối và tuyệt đối.  - Sử dụng bảng tính giải quyết bài toán thực tế; sao chép dữ liệu từ tệp văn bản/trang chiếu sang trang tính.</w:t>
-            </w:r>
-          </w:p>
-        </w:tc>
-      </w:tr>
-      <w:tr>
-        <w:tc>
-          <w:tcPr>
-            <w:tcW w:w="838" w:type="dxa"/>
-          </w:tcPr>
-          <w:p>
-            <w:pPr>
-              <w:spacing w:before="20" w:after="20"/>
-              <w:jc w:val="center"/>
-            </w:pPr>
-            <w:r>
-              <w:rPr>
-                <w:rFonts w:ascii="Times New Roman" w:hAnsi="Times New Roman"/>
-                <w:sz w:val="26"/>
-                <w:rFonts w:ascii="Times New Roman" w:hAnsi="Times New Roman" w:cs="Times New Roman"/>
-              </w:rPr>
-              <w:t>12</w:t>
-            </w:r>
-          </w:p>
-        </w:tc>
-        <w:tc>
-          <w:tcPr>
-            <w:tcW w:w="3126" w:type="dxa"/>
-          </w:tcPr>
-          <w:p>
-            <w:pPr>
-              <w:spacing w:before="20" w:after="20"/>
-            </w:pPr>
-            <w:r>
-              <w:rPr>
-                <w:rFonts w:ascii="Times New Roman" w:hAnsi="Times New Roman"/>
-                <w:sz w:val="26"/>
-                <w:rFonts w:ascii="Times New Roman" w:hAnsi="Times New Roman" w:cs="Times New Roman"/>
-              </w:rPr>
-              <w:t>Bài 6. Sắp xếp và lọc dữ liệu</w:t>
-            </w:r>
-          </w:p>
-        </w:tc>
-        <w:tc>
-          <w:tcPr>
-            <w:tcW w:w="1134" w:type="dxa"/>
-          </w:tcPr>
-          <w:p>
-            <w:pPr>
-              <w:spacing w:before="20" w:after="20"/>
-              <w:jc w:val="center"/>
-            </w:pPr>
-            <w:r>
-              <w:rPr>
-                <w:rFonts w:ascii="Times New Roman" w:hAnsi="Times New Roman"/>
-                <w:sz w:val="26"/>
-                <w:rFonts w:ascii="Times New Roman" w:hAnsi="Times New Roman" w:cs="Times New Roman"/>
-              </w:rPr>
-              <w:t>15, 16</w:t>
-            </w:r>
-          </w:p>
-        </w:tc>
-        <w:tc>
-          <w:tcPr>
-            <w:tcW w:w="4253" w:type="dxa"/>
-          </w:tcPr>
-          <w:p>
-            <w:pPr>
-              <w:spacing w:before="20" w:after="20"/>
-            </w:pPr>
-            <w:r>
-              <w:rPr>
-                <w:rFonts w:ascii="Times New Roman" w:hAnsi="Times New Roman"/>
-                <w:sz w:val="26"/>
-                <w:rFonts w:ascii="Times New Roman" w:hAnsi="Times New Roman" w:cs="Times New Roman"/>
-              </w:rPr>
-              <w:t>- Nêu tình huống thực tế cần sắp xếp/lọc dữ liệu.  - Thực hiện các thao tác lọc, sắp xếp dữ liệu của phần mềm bảng tính.</w:t>
-            </w:r>
-          </w:p>
-        </w:tc>
-      </w:tr>
-      <w:tr>
-        <w:tc>
-          <w:tcPr>
-            <w:tcW w:w="838" w:type="dxa"/>
-          </w:tcPr>
-          <w:p>
-            <w:pPr>
-              <w:spacing w:before="20" w:after="20"/>
-              <w:jc w:val="center"/>
-            </w:pPr>
-            <w:r>
-              <w:rPr>
-                <w:rFonts w:ascii="Times New Roman" w:hAnsi="Times New Roman"/>
-                <w:sz w:val="26"/>
-                <w:rFonts w:ascii="Times New Roman" w:hAnsi="Times New Roman" w:cs="Times New Roman"/>
-              </w:rPr>
-              <w:t>13</w:t>
-            </w:r>
-          </w:p>
-        </w:tc>
-        <w:tc>
-          <w:tcPr>
-            <w:tcW w:w="3126" w:type="dxa"/>
-          </w:tcPr>
-          <w:p>
-            <w:pPr>
-              <w:spacing w:before="20" w:after="20"/>
-            </w:pPr>
-            <w:r>
-              <w:rPr>
-                <w:rFonts w:ascii="Times New Roman" w:hAnsi="Times New Roman"/>
-                <w:sz w:val="26"/>
-                <w:rFonts w:ascii="Times New Roman" w:hAnsi="Times New Roman" w:cs="Times New Roman"/>
-              </w:rPr>
-              <w:t>Bài 7. Trình bày dữ liệu bằng biểu đồ</w:t>
-            </w:r>
-          </w:p>
-        </w:tc>
-        <w:tc>
-          <w:tcPr>
-            <w:tcW w:w="1134" w:type="dxa"/>
-          </w:tcPr>
-          <w:p>
-            <w:pPr>
-              <w:spacing w:before="20" w:after="20"/>
-              <w:jc w:val="center"/>
-            </w:pPr>
-            <w:r>
-              <w:rPr>
-                <w:rFonts w:ascii="Times New Roman" w:hAnsi="Times New Roman"/>
-                <w:sz w:val="26"/>
-                <w:rFonts w:ascii="Times New Roman" w:hAnsi="Times New Roman" w:cs="Times New Roman"/>
-              </w:rPr>
-              <w:t>17</w:t>
-            </w:r>
-          </w:p>
-        </w:tc>
-        <w:tc>
-          <w:tcPr>
-            <w:tcW w:w="4253" w:type="dxa"/>
-          </w:tcPr>
-          <w:p>
-            <w:pPr>
-              <w:spacing w:before="20" w:after="20"/>
-            </w:pPr>
-            <w:r>
-              <w:rPr>
-                <w:rFonts w:ascii="Times New Roman" w:hAnsi="Times New Roman"/>
-                <w:sz w:val="26"/>
-                <w:rFonts w:ascii="Times New Roman" w:hAnsi="Times New Roman" w:cs="Times New Roman"/>
-              </w:rPr>
-              <w:t>- Nêu tình huống thực tế cần tạo biểu đồ.  - Thực hiện thao tác tạo biểu đồ của phần mềm bảng tính.</w:t>
-            </w:r>
-          </w:p>
-        </w:tc>
-      </w:tr>
-      <w:tr>
-        <w:tc>
-          <w:tcPr>
-            <w:tcW w:w="838" w:type="dxa"/>
-          </w:tcPr>
-          <w:p>
-            <w:pPr>
-              <w:spacing w:before="20" w:after="20"/>
-              <w:jc w:val="center"/>
-            </w:pPr>
-            <w:r>
-              <w:rPr>
-                <w:rFonts w:ascii="Times New Roman" w:hAnsi="Times New Roman"/>
-                <w:b/>
-                <w:sz w:val="26"/>
-                <w:rFonts w:ascii="Times New Roman" w:hAnsi="Times New Roman" w:cs="Times New Roman"/>
-              </w:rPr>
-              <w:t>14</w:t>
-            </w:r>
-          </w:p>
-        </w:tc>
-        <w:tc>
-          <w:tcPr>
-            <w:tcW w:w="3126" w:type="dxa"/>
-          </w:tcPr>
-          <w:p>
-            <w:pPr>
-              <w:spacing w:before="20" w:after="20"/>
-            </w:pPr>
-            <w:r>
-              <w:rPr>
-                <w:rFonts w:ascii="Times New Roman" w:hAnsi="Times New Roman"/>
-                <w:b/>
-                <w:sz w:val="26"/>
-                <w:rFonts w:ascii="Times New Roman" w:hAnsi="Times New Roman" w:cs="Times New Roman"/>
-              </w:rPr>
-              <w:t>Ôn tập Đánh giá định kỳ 2</w:t>
-            </w:r>
-          </w:p>
-        </w:tc>
-        <w:tc>
-          <w:tcPr>
-            <w:tcW w:w="1134" w:type="dxa"/>
-          </w:tcPr>
-          <w:p>
-            <w:pPr>
-              <w:spacing w:before="20" w:after="20"/>
-              <w:jc w:val="center"/>
-            </w:pPr>
-            <w:r>
-              <w:rPr>
-                <w:rFonts w:ascii="Times New Roman" w:hAnsi="Times New Roman"/>
-                <w:b/>
-                <w:sz w:val="26"/>
-                <w:rFonts w:ascii="Times New Roman" w:hAnsi="Times New Roman" w:cs="Times New Roman"/>
-              </w:rPr>
-              <w:t>18</w:t>
-            </w:r>
-          </w:p>
-        </w:tc>
-        <w:tc>
-          <w:tcPr>
-            <w:tcW w:w="4253" w:type="dxa"/>
-          </w:tcPr>
-          <w:p>
-            <w:pPr>
-              <w:spacing w:before="20" w:after="20"/>
-            </w:pPr>
-            <w:r>
-              <w:rPr>
-                <w:rFonts w:ascii="Times New Roman" w:hAnsi="Times New Roman"/>
-                <w:sz w:val="26"/>
-                <w:rFonts w:ascii="Times New Roman" w:hAnsi="Times New Roman" w:cs="Times New Roman"/>
-              </w:rPr>
-              <w:t>Hệ thống hóa kiến thức chuẩn bị Đánh giá định kỳ 2.</w:t>
-            </w:r>
-          </w:p>
-        </w:tc>
-      </w:tr>
-      <w:tr>
-        <w:tc>
-          <w:tcPr>
-            <w:tcW w:w="838" w:type="dxa"/>
-          </w:tcPr>
-          <w:p>
-            <w:pPr>
-              <w:spacing w:before="20" w:after="20"/>
-              <w:jc w:val="center"/>
-            </w:pPr>
-            <w:r>
-              <w:rPr>
-                <w:rFonts w:ascii="Times New Roman" w:hAnsi="Times New Roman"/>
-                <w:b/>
-                <w:sz w:val="26"/>
-                <w:rFonts w:ascii="Times New Roman" w:hAnsi="Times New Roman" w:cs="Times New Roman"/>
-              </w:rPr>
-              <w:t>15</w:t>
-            </w:r>
-          </w:p>
-        </w:tc>
-        <w:tc>
-          <w:tcPr>
-            <w:tcW w:w="3126" w:type="dxa"/>
-          </w:tcPr>
-          <w:p>
-            <w:pPr>
-              <w:spacing w:before="20" w:after="20"/>
-            </w:pPr>
-            <w:r>
-              <w:rPr>
-                <w:rFonts w:ascii="Times New Roman" w:hAnsi="Times New Roman"/>
-                <w:b/>
-                <w:sz w:val="26"/>
-                <w:rFonts w:ascii="Times New Roman" w:hAnsi="Times New Roman" w:cs="Times New Roman"/>
-              </w:rPr>
-              <w:t>Đánh giá định kỳ 2</w:t>
-            </w:r>
-          </w:p>
-        </w:tc>
-        <w:tc>
-          <w:tcPr>
-            <w:tcW w:w="1134" w:type="dxa"/>
-          </w:tcPr>
-          <w:p>
-            <w:pPr>
-              <w:spacing w:before="20" w:after="20"/>
-              <w:jc w:val="center"/>
-            </w:pPr>
-            <w:r>
-              <w:rPr>
-                <w:rFonts w:ascii="Times New Roman" w:hAnsi="Times New Roman"/>
-                <w:b/>
-                <w:sz w:val="26"/>
-                <w:rFonts w:ascii="Times New Roman" w:hAnsi="Times New Roman" w:cs="Times New Roman"/>
-              </w:rPr>
-              <w:t>19</w:t>
-            </w:r>
-          </w:p>
-        </w:tc>
-        <w:tc>
-          <w:tcPr>
-            <w:tcW w:w="4253" w:type="dxa"/>
-          </w:tcPr>
-          <w:p>
-            <w:pPr>
-              <w:spacing w:before="20" w:after="20"/>
-            </w:pPr>
-            <w:r>
-              <w:rPr>
-                <w:rFonts w:ascii="Times New Roman" w:hAnsi="Times New Roman"/>
-                <w:sz w:val="26"/>
-                <w:rFonts w:ascii="Times New Roman" w:hAnsi="Times New Roman" w:cs="Times New Roman"/>
-              </w:rPr>
-              <w:t>Kiểm tra đánh giá kết quả học tập.</w:t>
-            </w:r>
-          </w:p>
-        </w:tc>
-      </w:tr>
-      <w:tr>
-        <w:tc>
-          <w:tcPr>
-            <w:tcW w:w="838" w:type="dxa"/>
-          </w:tcPr>
-          <w:p>
-            <w:pPr>
-              <w:spacing w:before="20" w:after="20"/>
-              <w:jc w:val="center"/>
-            </w:pPr>
-            <w:r>
-              <w:rPr>
-                <w:rFonts w:ascii="Times New Roman" w:hAnsi="Times New Roman"/>
-                <w:sz w:val="26"/>
-                <w:rFonts w:ascii="Times New Roman" w:hAnsi="Times New Roman" w:cs="Times New Roman"/>
-              </w:rPr>
-              <w:t>16</w:t>
-            </w:r>
-          </w:p>
-        </w:tc>
-        <w:tc>
-          <w:tcPr>
-            <w:tcW w:w="3126" w:type="dxa"/>
-          </w:tcPr>
-          <w:p>
-            <w:pPr>
-              <w:spacing w:before="20" w:after="20"/>
-            </w:pPr>
-            <w:r>
-              <w:rPr>
-                <w:rFonts w:ascii="Times New Roman" w:hAnsi="Times New Roman"/>
-                <w:sz w:val="26"/>
-                <w:rFonts w:ascii="Times New Roman" w:hAnsi="Times New Roman" w:cs="Times New Roman"/>
-              </w:rPr>
-              <w:t>Bài 8a. Làm việc với danh sách dạng liệt kê và hình ảnh trong văn bản</w:t>
-            </w:r>
-          </w:p>
-        </w:tc>
-        <w:tc>
-          <w:tcPr>
-            <w:tcW w:w="1134" w:type="dxa"/>
-          </w:tcPr>
-          <w:p>
-            <w:pPr>
-              <w:spacing w:before="20" w:after="20"/>
-              <w:jc w:val="center"/>
-            </w:pPr>
-            <w:r>
-              <w:rPr>
-                <w:rFonts w:ascii="Times New Roman" w:hAnsi="Times New Roman"/>
-                <w:sz w:val="26"/>
-                <w:rFonts w:ascii="Times New Roman" w:hAnsi="Times New Roman" w:cs="Times New Roman"/>
-              </w:rPr>
-              <w:t>20, 21</w:t>
-            </w:r>
-          </w:p>
-        </w:tc>
-        <w:tc>
-          <w:tcPr>
-            <w:tcW w:w="4253" w:type="dxa"/>
-          </w:tcPr>
-          <w:p>
-            <w:pPr>
-              <w:spacing w:before="20" w:after="20"/>
-            </w:pPr>
-            <w:r>
-              <w:rPr>
-                <w:rFonts w:ascii="Times New Roman" w:hAnsi="Times New Roman"/>
-                <w:sz w:val="26"/>
-                <w:rFonts w:ascii="Times New Roman" w:hAnsi="Times New Roman" w:cs="Times New Roman"/>
-              </w:rPr>
-              <w:t>- Thao tác: tạo danh sách liệt kê, chèn, xóa, co dãn hình ảnh, vẽ hình đồ họa trong văn bản.  - Tạo sản phẩm văn bản có tính thẩm mỹ.</w:t>
-            </w:r>
-          </w:p>
-        </w:tc>
-      </w:tr>
-      <w:tr>
-        <w:tc>
-          <w:tcPr>
-            <w:tcW w:w="838" w:type="dxa"/>
-          </w:tcPr>
-          <w:p>
-            <w:pPr>
-              <w:spacing w:before="20" w:after="20"/>
-              <w:jc w:val="center"/>
-            </w:pPr>
-            <w:r>
-              <w:rPr>
-                <w:rFonts w:ascii="Times New Roman" w:hAnsi="Times New Roman"/>
-                <w:sz w:val="26"/>
-                <w:rFonts w:ascii="Times New Roman" w:hAnsi="Times New Roman" w:cs="Times New Roman"/>
-              </w:rPr>
-              <w:t>17</w:t>
-            </w:r>
-          </w:p>
-        </w:tc>
-        <w:tc>
-          <w:tcPr>
-            <w:tcW w:w="3126" w:type="dxa"/>
-          </w:tcPr>
-          <w:p>
-            <w:pPr>
-              <w:spacing w:before="20" w:after="20"/>
-            </w:pPr>
-            <w:r>
-              <w:rPr>
-                <w:rFonts w:ascii="Times New Roman" w:hAnsi="Times New Roman"/>
-                <w:sz w:val="26"/>
-                <w:rFonts w:ascii="Times New Roman" w:hAnsi="Times New Roman" w:cs="Times New Roman"/>
-              </w:rPr>
-              <w:t>Chủ đề 4a: Soạn thảo văn bản và trình chiếu nâng cao (tiếp)</w:t>
-            </w:r>
-          </w:p>
-        </w:tc>
-        <w:tc>
-          <w:tcPr>
-            <w:tcW w:w="1134" w:type="dxa"/>
-          </w:tcPr>
-          <w:p>
-            <w:pPr>
-              <w:spacing w:before="20" w:after="20"/>
-              <w:jc w:val="center"/>
-            </w:pPr>
-            <w:r>
-              <w:rPr>
-                <w:rFonts w:ascii="Times New Roman" w:hAnsi="Times New Roman"/>
-                <w:sz w:val="26"/>
-                <w:rFonts w:ascii="Times New Roman" w:hAnsi="Times New Roman" w:cs="Times New Roman"/>
-              </w:rPr>
-              <w:t>22</w:t>
-            </w:r>
-          </w:p>
-        </w:tc>
-        <w:tc>
-          <w:tcPr>
-            <w:tcW w:w="4253" w:type="dxa"/>
-          </w:tcPr>
-          <w:p>
-            <w:pPr>
-              <w:spacing w:before="20" w:after="20"/>
-            </w:pPr>
-          </w:p>
-        </w:tc>
-      </w:tr>
-      <w:tr>
-        <w:tc>
-          <w:tcPr>
-            <w:tcW w:w="838" w:type="dxa"/>
-          </w:tcPr>
-          <w:p>
-            <w:pPr>
-              <w:spacing w:before="20" w:after="20"/>
-              <w:jc w:val="center"/>
-            </w:pPr>
-            <w:r>
-              <w:rPr>
-                <w:rFonts w:ascii="Times New Roman" w:hAnsi="Times New Roman"/>
-                <w:sz w:val="26"/>
-                <w:rFonts w:ascii="Times New Roman" w:hAnsi="Times New Roman" w:cs="Times New Roman"/>
-              </w:rPr>
-              <w:t>18</w:t>
-            </w:r>
-          </w:p>
-        </w:tc>
-        <w:tc>
-          <w:tcPr>
-            <w:tcW w:w="3126" w:type="dxa"/>
-          </w:tcPr>
-          <w:p>
-            <w:pPr>
-              <w:spacing w:before="20" w:after="20"/>
-            </w:pPr>
-            <w:r>
-              <w:rPr>
-                <w:rFonts w:ascii="Times New Roman" w:hAnsi="Times New Roman"/>
-                <w:sz w:val="26"/>
-                <w:rFonts w:ascii="Times New Roman" w:hAnsi="Times New Roman" w:cs="Times New Roman"/>
-              </w:rPr>
-              <w:t>Bài 9a. Tạo đầu trang, chân trang cho văn bản</w:t>
-            </w:r>
-          </w:p>
-        </w:tc>
-        <w:tc>
-          <w:tcPr>
-            <w:tcW w:w="1134" w:type="dxa"/>
-          </w:tcPr>
-          <w:p>
-            <w:pPr>
-              <w:spacing w:before="20" w:after="20"/>
-              <w:jc w:val="center"/>
-            </w:pPr>
-            <w:r>
-              <w:rPr>
-                <w:rFonts w:ascii="Times New Roman" w:hAnsi="Times New Roman"/>
-                <w:sz w:val="26"/>
-                <w:rFonts w:ascii="Times New Roman" w:hAnsi="Times New Roman" w:cs="Times New Roman"/>
-              </w:rPr>
-              <w:t>23</w:t>
-            </w:r>
-          </w:p>
-        </w:tc>
-        <w:tc>
-          <w:tcPr>
-            <w:tcW w:w="4253" w:type="dxa"/>
-          </w:tcPr>
-          <w:p>
-            <w:pPr>
-              <w:spacing w:before="20" w:after="20"/>
-            </w:pPr>
-            <w:r>
-              <w:rPr>
-                <w:rFonts w:ascii="Times New Roman" w:hAnsi="Times New Roman"/>
-                <w:sz w:val="26"/>
-                <w:rFonts w:ascii="Times New Roman" w:hAnsi="Times New Roman" w:cs="Times New Roman"/>
-              </w:rPr>
-              <w:t>- Thực hiện thao tác đánh số trang, thêm đầu trang (Header) và chân trang (Footer) cho văn bản.</w:t>
-            </w:r>
-          </w:p>
-        </w:tc>
-      </w:tr>
-      <w:tr>
-        <w:tc>
-          <w:tcPr>
-            <w:tcW w:w="838" w:type="dxa"/>
-          </w:tcPr>
-          <w:p>
-            <w:pPr>
-              <w:spacing w:before="20" w:after="20"/>
-              <w:jc w:val="center"/>
-            </w:pPr>
-            <w:r>
-              <w:rPr>
-                <w:rFonts w:ascii="Times New Roman" w:hAnsi="Times New Roman"/>
-                <w:sz w:val="26"/>
-                <w:rFonts w:ascii="Times New Roman" w:hAnsi="Times New Roman" w:cs="Times New Roman"/>
-              </w:rPr>
-              <w:t>19</w:t>
-            </w:r>
-          </w:p>
-        </w:tc>
-        <w:tc>
-          <w:tcPr>
-            <w:tcW w:w="3126" w:type="dxa"/>
-          </w:tcPr>
-          <w:p>
-            <w:pPr>
-              <w:spacing w:before="20" w:after="20"/>
-            </w:pPr>
-            <w:r>
-              <w:rPr>
-                <w:rFonts w:ascii="Times New Roman" w:hAnsi="Times New Roman"/>
-                <w:sz w:val="26"/>
-                <w:rFonts w:ascii="Times New Roman" w:hAnsi="Times New Roman" w:cs="Times New Roman"/>
-              </w:rPr>
-              <w:t>Bài 10a. Định dạng nâng cao cho trang chiếu</w:t>
-            </w:r>
-          </w:p>
-        </w:tc>
-        <w:tc>
-          <w:tcPr>
-            <w:tcW w:w="1134" w:type="dxa"/>
-          </w:tcPr>
-          <w:p>
-            <w:pPr>
-              <w:spacing w:before="20" w:after="20"/>
-              <w:jc w:val="center"/>
-            </w:pPr>
-            <w:r>
-              <w:rPr>
-                <w:rFonts w:ascii="Times New Roman" w:hAnsi="Times New Roman"/>
-                <w:sz w:val="26"/>
-                <w:rFonts w:ascii="Times New Roman" w:hAnsi="Times New Roman" w:cs="Times New Roman"/>
-              </w:rPr>
-              <w:t>24</w:t>
-            </w:r>
-          </w:p>
-        </w:tc>
-        <w:tc>
-          <w:tcPr>
-            <w:tcW w:w="4253" w:type="dxa"/>
-          </w:tcPr>
-          <w:p>
-            <w:pPr>
-              <w:spacing w:before="20" w:after="20"/>
-            </w:pPr>
-            <w:r>
-              <w:rPr>
-                <w:rFonts w:ascii="Times New Roman" w:hAnsi="Times New Roman"/>
-                <w:sz w:val="26"/>
-                <w:rFonts w:ascii="Times New Roman" w:hAnsi="Times New Roman" w:cs="Times New Roman"/>
-              </w:rPr>
-              <w:t>- Chọn màu sắc, cỡ chữ hài hòa với nội dung.  - Đánh số trang, thêm đầu trang và chân trang vào trang chiếu.</w:t>
-            </w:r>
-          </w:p>
-        </w:tc>
-      </w:tr>
-      <w:tr>
-        <w:tc>
-          <w:tcPr>
-            <w:tcW w:w="838" w:type="dxa"/>
-          </w:tcPr>
-          <w:p>
-            <w:pPr>
-              <w:spacing w:before="20" w:after="20"/>
-              <w:jc w:val="center"/>
-            </w:pPr>
-            <w:r>
-              <w:rPr>
-                <w:rFonts w:ascii="Times New Roman" w:hAnsi="Times New Roman"/>
-                <w:sz w:val="26"/>
-                <w:rFonts w:ascii="Times New Roman" w:hAnsi="Times New Roman" w:cs="Times New Roman"/>
-              </w:rPr>
-              <w:t>20</w:t>
-            </w:r>
-          </w:p>
-        </w:tc>
-        <w:tc>
-          <w:tcPr>
-            <w:tcW w:w="3126" w:type="dxa"/>
-          </w:tcPr>
-          <w:p>
-            <w:pPr>
-              <w:spacing w:before="20" w:after="20"/>
-            </w:pPr>
-            <w:r>
-              <w:rPr>
-                <w:rFonts w:ascii="Times New Roman" w:hAnsi="Times New Roman"/>
-                <w:sz w:val="26"/>
-                <w:rFonts w:ascii="Times New Roman" w:hAnsi="Times New Roman" w:cs="Times New Roman"/>
-              </w:rPr>
-              <w:t>Bài 11a. Sử dụng bản mẫu cho bài trình chiếu</w:t>
-            </w:r>
-          </w:p>
-        </w:tc>
-        <w:tc>
-          <w:tcPr>
-            <w:tcW w:w="1134" w:type="dxa"/>
-          </w:tcPr>
-          <w:p>
-            <w:pPr>
-              <w:spacing w:before="20" w:after="20"/>
-              <w:jc w:val="center"/>
-            </w:pPr>
-            <w:r>
-              <w:rPr>
-                <w:rFonts w:ascii="Times New Roman" w:hAnsi="Times New Roman"/>
-                <w:sz w:val="26"/>
-                <w:rFonts w:ascii="Times New Roman" w:hAnsi="Times New Roman" w:cs="Times New Roman"/>
-              </w:rPr>
-              <w:t>25, 26</w:t>
-            </w:r>
-          </w:p>
-        </w:tc>
-        <w:tc>
-          <w:tcPr>
-            <w:tcW w:w="4253" w:type="dxa"/>
-          </w:tcPr>
-          <w:p>
-            <w:pPr>
-              <w:spacing w:before="20" w:after="20"/>
-            </w:pPr>
-            <w:r>
-              <w:rPr>
-                <w:rFonts w:ascii="Times New Roman" w:hAnsi="Times New Roman"/>
-                <w:sz w:val="26"/>
-                <w:rFonts w:ascii="Times New Roman" w:hAnsi="Times New Roman" w:cs="Times New Roman"/>
-              </w:rPr>
-              <w:t xml:space="preserve">- Sử dụng bản mẫu (template); nhúng đường dẫn đến video/tài liệu khác vào trang chiếu.  - Tạo sản phẩm văn </w:t>
-            </w:r>
-            <w:r>
-              <w:rPr>
-                <w:rFonts w:ascii="Times New Roman" w:hAnsi="Times New Roman"/>
-                <w:sz w:val="26"/>
-                <w:rFonts w:ascii="Times New Roman" w:hAnsi="Times New Roman" w:cs="Times New Roman"/>
-              </w:rPr>
-              <w:lastRenderedPageBreak/>
-              <w:t>bản/trình chiếu có tính thẩm mỹ phục vụ nhu cầu thực tế.</w:t>
-            </w:r>
-          </w:p>
-        </w:tc>
-      </w:tr>
-      <w:tr>
-        <w:tc>
-          <w:tcPr>
-            <w:tcW w:w="838" w:type="dxa"/>
-          </w:tcPr>
-          <w:p>
-            <w:pPr>
-              <w:spacing w:before="20" w:after="20"/>
-              <w:jc w:val="center"/>
-            </w:pPr>
-            <w:r>
-              <w:rPr>
-                <w:rFonts w:ascii="Times New Roman" w:hAnsi="Times New Roman"/>
-                <w:b/>
-                <w:sz w:val="26"/>
-                <w:rFonts w:ascii="Times New Roman" w:hAnsi="Times New Roman" w:cs="Times New Roman"/>
-              </w:rPr>
-              <w:lastRenderedPageBreak/>
-              <w:t>21</w:t>
-            </w:r>
-          </w:p>
-        </w:tc>
-        <w:tc>
-          <w:tcPr>
-            <w:tcW w:w="3126" w:type="dxa"/>
-          </w:tcPr>
-          <w:p>
-            <w:pPr>
-              <w:spacing w:before="20" w:after="20"/>
-            </w:pPr>
-            <w:r>
-              <w:rPr>
-                <w:rFonts w:ascii="Times New Roman" w:hAnsi="Times New Roman"/>
-                <w:b/>
-                <w:sz w:val="26"/>
-                <w:rFonts w:ascii="Times New Roman" w:hAnsi="Times New Roman" w:cs="Times New Roman"/>
-              </w:rPr>
-              <w:t>Ôn tập Đánh giá định kỳ 3</w:t>
-            </w:r>
-          </w:p>
-        </w:tc>
-        <w:tc>
-          <w:tcPr>
-            <w:tcW w:w="1134" w:type="dxa"/>
-          </w:tcPr>
-          <w:p>
-            <w:pPr>
-              <w:spacing w:before="20" w:after="20"/>
-              <w:jc w:val="center"/>
-            </w:pPr>
-            <w:r>
-              <w:rPr>
-                <w:rFonts w:ascii="Times New Roman" w:hAnsi="Times New Roman"/>
-                <w:b/>
-                <w:sz w:val="26"/>
-                <w:rFonts w:ascii="Times New Roman" w:hAnsi="Times New Roman" w:cs="Times New Roman"/>
-              </w:rPr>
-              <w:t>27</w:t>
-            </w:r>
-          </w:p>
-        </w:tc>
-        <w:tc>
-          <w:tcPr>
-            <w:tcW w:w="4253" w:type="dxa"/>
-          </w:tcPr>
-          <w:p>
-            <w:pPr>
-              <w:spacing w:before="20" w:after="20"/>
-            </w:pPr>
-            <w:r>
-              <w:rPr>
-                <w:rFonts w:ascii="Times New Roman" w:hAnsi="Times New Roman"/>
-                <w:sz w:val="26"/>
-                <w:rFonts w:ascii="Times New Roman" w:hAnsi="Times New Roman" w:cs="Times New Roman"/>
-              </w:rPr>
-              <w:t>Hệ thống hóa kiến thức chuẩn bị Đánh giá định kỳ 3.</w:t>
-            </w:r>
-          </w:p>
-        </w:tc>
-      </w:tr>
-      <w:tr>
-        <w:tc>
-          <w:tcPr>
-            <w:tcW w:w="838" w:type="dxa"/>
-          </w:tcPr>
-          <w:p>
-            <w:pPr>
-              <w:spacing w:before="20" w:after="20"/>
-              <w:jc w:val="center"/>
-            </w:pPr>
-            <w:r>
-              <w:rPr>
-                <w:rFonts w:ascii="Times New Roman" w:hAnsi="Times New Roman"/>
-                <w:b/>
-                <w:sz w:val="26"/>
-                <w:rFonts w:ascii="Times New Roman" w:hAnsi="Times New Roman" w:cs="Times New Roman"/>
-              </w:rPr>
-              <w:t>22</w:t>
-            </w:r>
-          </w:p>
-        </w:tc>
-        <w:tc>
-          <w:tcPr>
-            <w:tcW w:w="3126" w:type="dxa"/>
-          </w:tcPr>
-          <w:p>
-            <w:pPr>
-              <w:spacing w:before="20" w:after="20"/>
-            </w:pPr>
-            <w:r>
-              <w:rPr>
-                <w:rFonts w:ascii="Times New Roman" w:hAnsi="Times New Roman"/>
-                <w:b/>
-                <w:sz w:val="26"/>
-                <w:rFonts w:ascii="Times New Roman" w:hAnsi="Times New Roman" w:cs="Times New Roman"/>
-              </w:rPr>
-              <w:t>Đánh giá định kỳ 3</w:t>
-            </w:r>
-          </w:p>
-        </w:tc>
-        <w:tc>
-          <w:tcPr>
-            <w:tcW w:w="1134" w:type="dxa"/>
-          </w:tcPr>
-          <w:p>
-            <w:pPr>
-              <w:spacing w:before="20" w:after="20"/>
-              <w:jc w:val="center"/>
-            </w:pPr>
-            <w:r>
-              <w:rPr>
-                <w:rFonts w:ascii="Times New Roman" w:hAnsi="Times New Roman"/>
-                <w:b/>
-                <w:sz w:val="26"/>
-                <w:rFonts w:ascii="Times New Roman" w:hAnsi="Times New Roman" w:cs="Times New Roman"/>
-              </w:rPr>
-              <w:t>28</w:t>
-            </w:r>
-          </w:p>
-        </w:tc>
-        <w:tc>
-          <w:tcPr>
-            <w:tcW w:w="4253" w:type="dxa"/>
-          </w:tcPr>
-          <w:p>
-            <w:pPr>
-              <w:spacing w:before="20" w:after="20"/>
-            </w:pPr>
-            <w:r>
-              <w:rPr>
-                <w:rFonts w:ascii="Times New Roman" w:hAnsi="Times New Roman"/>
-                <w:sz w:val="26"/>
-                <w:rFonts w:ascii="Times New Roman" w:hAnsi="Times New Roman" w:cs="Times New Roman"/>
-              </w:rPr>
-              <w:t>Kiểm tra đánh giá kết quả học tập.</w:t>
-            </w:r>
-          </w:p>
-        </w:tc>
-      </w:tr>
-      <w:tr>
-        <w:tc>
-          <w:tcPr>
-            <w:tcW w:w="838" w:type="dxa"/>
-          </w:tcPr>
-          <w:p>
-            <w:pPr>
-              <w:spacing w:before="20" w:after="20"/>
-              <w:jc w:val="center"/>
-            </w:pPr>
-            <w:r>
-              <w:rPr>
-                <w:rFonts w:ascii="Times New Roman" w:hAnsi="Times New Roman"/>
-                <w:sz w:val="26"/>
-                <w:rFonts w:ascii="Times New Roman" w:hAnsi="Times New Roman" w:cs="Times New Roman"/>
-              </w:rPr>
-              <w:t>23</w:t>
-            </w:r>
-          </w:p>
-        </w:tc>
-        <w:tc>
-          <w:tcPr>
-            <w:tcW w:w="3126" w:type="dxa"/>
-          </w:tcPr>
-          <w:p>
-            <w:pPr>
-              <w:spacing w:before="20" w:after="20"/>
-            </w:pPr>
-            <w:r>
-              <w:rPr>
-                <w:rFonts w:ascii="Times New Roman" w:hAnsi="Times New Roman"/>
-                <w:sz w:val="26"/>
-                <w:rFonts w:ascii="Times New Roman" w:hAnsi="Times New Roman" w:cs="Times New Roman"/>
-              </w:rPr>
-              <w:t>Chủ đề 5: Giải quyết vấn đề với sự trợ giúp của máy tính</w:t>
-            </w:r>
-          </w:p>
-        </w:tc>
-        <w:tc>
-          <w:tcPr>
-            <w:tcW w:w="1134" w:type="dxa"/>
-          </w:tcPr>
-          <w:p>
-            <w:pPr>
-              <w:spacing w:before="20" w:after="20"/>
-              <w:jc w:val="center"/>
-            </w:pPr>
-            <w:r>
-              <w:rPr>
-                <w:rFonts w:ascii="Times New Roman" w:hAnsi="Times New Roman"/>
-                <w:sz w:val="26"/>
-                <w:rFonts w:ascii="Times New Roman" w:hAnsi="Times New Roman" w:cs="Times New Roman"/>
-              </w:rPr>
-              <w:t>29</w:t>
-            </w:r>
-          </w:p>
-        </w:tc>
-        <w:tc>
-          <w:tcPr>
-            <w:tcW w:w="4253" w:type="dxa"/>
-          </w:tcPr>
-          <w:p>
-            <w:pPr>
-              <w:spacing w:before="20" w:after="20"/>
-            </w:pPr>
-          </w:p>
-        </w:tc>
-      </w:tr>
-      <w:tr>
-        <w:tc>
-          <w:tcPr>
-            <w:tcW w:w="838" w:type="dxa"/>
-          </w:tcPr>
-          <w:p>
-            <w:pPr>
-              <w:spacing w:before="20" w:after="20"/>
-              <w:jc w:val="center"/>
-            </w:pPr>
-            <w:r>
-              <w:rPr>
-                <w:rFonts w:ascii="Times New Roman" w:hAnsi="Times New Roman"/>
-                <w:sz w:val="26"/>
-                <w:rFonts w:ascii="Times New Roman" w:hAnsi="Times New Roman" w:cs="Times New Roman"/>
-              </w:rPr>
-              <w:t>24</w:t>
-            </w:r>
-          </w:p>
-        </w:tc>
-        <w:tc>
-          <w:tcPr>
-            <w:tcW w:w="3126" w:type="dxa"/>
-          </w:tcPr>
-          <w:p>
-            <w:pPr>
-              <w:spacing w:before="20" w:after="20"/>
-            </w:pPr>
-            <w:r>
-              <w:rPr>
-                <w:rFonts w:ascii="Times New Roman" w:hAnsi="Times New Roman"/>
-                <w:sz w:val="26"/>
-                <w:rFonts w:ascii="Times New Roman" w:hAnsi="Times New Roman" w:cs="Times New Roman"/>
-              </w:rPr>
-              <w:t>Bài 12. Từ thuật toán đến chương trình</w:t>
-            </w:r>
-          </w:p>
-        </w:tc>
-        <w:tc>
-          <w:tcPr>
-            <w:tcW w:w="1134" w:type="dxa"/>
-          </w:tcPr>
-          <w:p>
-            <w:pPr>
-              <w:spacing w:before="20" w:after="20"/>
-              <w:jc w:val="center"/>
-            </w:pPr>
-            <w:r>
-              <w:rPr>
-                <w:rFonts w:ascii="Times New Roman" w:hAnsi="Times New Roman"/>
-                <w:sz w:val="26"/>
-                <w:rFonts w:ascii="Times New Roman" w:hAnsi="Times New Roman" w:cs="Times New Roman"/>
-              </w:rPr>
-              <w:t>30</w:t>
-            </w:r>
-          </w:p>
-        </w:tc>
-        <w:tc>
-          <w:tcPr>
-            <w:tcW w:w="4253" w:type="dxa"/>
-          </w:tcPr>
-          <w:p>
-            <w:pPr>
-              <w:spacing w:before="20" w:after="20"/>
-            </w:pPr>
-            <w:r>
-              <w:rPr>
-                <w:rFonts w:ascii="Times New Roman" w:hAnsi="Times New Roman"/>
-                <w:sz w:val="26"/>
-                <w:rFonts w:ascii="Times New Roman" w:hAnsi="Times New Roman" w:cs="Times New Roman"/>
-              </w:rPr>
-              <w:t>- Mô tả kịch bản dưới dạng thuật toán; tạo chương trình đơn giản.  - Hiểu chương trình là dãy lệnh điều khiển máy tính thực hiện thuật toán.</w:t>
-            </w:r>
-          </w:p>
-        </w:tc>
-      </w:tr>
-      <w:tr>
-        <w:tc>
-          <w:tcPr>
-            <w:tcW w:w="838" w:type="dxa"/>
-          </w:tcPr>
-          <w:p>
-            <w:pPr>
-              <w:spacing w:before="20" w:after="20"/>
-              <w:jc w:val="center"/>
-            </w:pPr>
-            <w:r>
-              <w:rPr>
-                <w:rFonts w:ascii="Times New Roman" w:hAnsi="Times New Roman"/>
-                <w:sz w:val="26"/>
-                <w:rFonts w:ascii="Times New Roman" w:hAnsi="Times New Roman" w:cs="Times New Roman"/>
-              </w:rPr>
-              <w:t>25</w:t>
-            </w:r>
-          </w:p>
-        </w:tc>
-        <w:tc>
-          <w:tcPr>
-            <w:tcW w:w="3126" w:type="dxa"/>
-          </w:tcPr>
-          <w:p>
-            <w:pPr>
-              <w:spacing w:before="20" w:after="20"/>
-            </w:pPr>
-            <w:r>
-              <w:rPr>
-                <w:rFonts w:ascii="Times New Roman" w:hAnsi="Times New Roman"/>
-                <w:sz w:val="26"/>
-                <w:rFonts w:ascii="Times New Roman" w:hAnsi="Times New Roman" w:cs="Times New Roman"/>
-              </w:rPr>
-              <w:t>Ôn tập và luyện tập</w:t>
-            </w:r>
-          </w:p>
-        </w:tc>
-        <w:tc>
-          <w:tcPr>
-            <w:tcW w:w="1134" w:type="dxa"/>
-          </w:tcPr>
-          <w:p>
-            <w:pPr>
-              <w:spacing w:before="20" w:after="20"/>
-              <w:jc w:val="center"/>
-            </w:pPr>
-            <w:r>
-              <w:rPr>
-                <w:rFonts w:ascii="Times New Roman" w:hAnsi="Times New Roman"/>
-                <w:sz w:val="26"/>
-                <w:rFonts w:ascii="Times New Roman" w:hAnsi="Times New Roman" w:cs="Times New Roman"/>
-              </w:rPr>
-              <w:t>31, 32</w:t>
-            </w:r>
-          </w:p>
-        </w:tc>
-        <w:tc>
-          <w:tcPr>
-            <w:tcW w:w="4253" w:type="dxa"/>
-          </w:tcPr>
-          <w:p>
-            <w:pPr>
-              <w:spacing w:before="20" w:after="20"/>
-            </w:pPr>
-            <w:r>
-              <w:rPr>
-                <w:rFonts w:ascii="Times New Roman" w:hAnsi="Times New Roman"/>
-                <w:sz w:val="26"/>
-                <w:rFonts w:ascii="Times New Roman" w:hAnsi="Times New Roman" w:cs="Times New Roman"/>
-              </w:rPr>
-              <w:t>Ôn tập, luyện tập bổ sung kiến thức và kỹ năng.</w:t>
-            </w:r>
-          </w:p>
-        </w:tc>
-      </w:tr>
-      <w:tr>
-        <w:tc>
-          <w:tcPr>
-            <w:tcW w:w="838" w:type="dxa"/>
-          </w:tcPr>
-          <w:p>
-            <w:pPr>
-              <w:spacing w:before="20" w:after="20"/>
-              <w:jc w:val="center"/>
-            </w:pPr>
-            <w:r>
-              <w:rPr>
-                <w:rFonts w:ascii="Times New Roman" w:hAnsi="Times New Roman"/>
-                <w:b/>
-                <w:sz w:val="26"/>
-                <w:rFonts w:ascii="Times New Roman" w:hAnsi="Times New Roman" w:cs="Times New Roman"/>
-              </w:rPr>
-              <w:t>26</w:t>
-            </w:r>
-          </w:p>
-        </w:tc>
-        <w:tc>
-          <w:tcPr>
-            <w:tcW w:w="3126" w:type="dxa"/>
-          </w:tcPr>
-          <w:p>
-            <w:pPr>
-              <w:spacing w:before="20" w:after="20"/>
-            </w:pPr>
-            <w:r>
-              <w:rPr>
-                <w:rFonts w:ascii="Times New Roman" w:hAnsi="Times New Roman"/>
-                <w:b/>
-                <w:sz w:val="26"/>
-                <w:rFonts w:ascii="Times New Roman" w:hAnsi="Times New Roman" w:cs="Times New Roman"/>
-              </w:rPr>
-              <w:t>Ôn tập Đánh giá định kỳ 4</w:t>
-            </w:r>
-          </w:p>
-        </w:tc>
-        <w:tc>
-          <w:tcPr>
-            <w:tcW w:w="1134" w:type="dxa"/>
-          </w:tcPr>
-          <w:p>
-            <w:pPr>
-              <w:spacing w:before="20" w:after="20"/>
-              <w:jc w:val="center"/>
-            </w:pPr>
-            <w:r>
-              <w:rPr>
-                <w:rFonts w:ascii="Times New Roman" w:hAnsi="Times New Roman"/>
-                <w:b/>
-                <w:sz w:val="26"/>
-                <w:rFonts w:ascii="Times New Roman" w:hAnsi="Times New Roman" w:cs="Times New Roman"/>
-              </w:rPr>
-              <w:t>33</w:t>
-            </w:r>
-          </w:p>
-        </w:tc>
-        <w:tc>
-          <w:tcPr>
-            <w:tcW w:w="4253" w:type="dxa"/>
-          </w:tcPr>
-          <w:p>
-            <w:pPr>
-              <w:spacing w:before="20" w:after="20"/>
-            </w:pPr>
-            <w:r>
-              <w:rPr>
-                <w:rFonts w:ascii="Times New Roman" w:hAnsi="Times New Roman"/>
-                <w:sz w:val="26"/>
-                <w:rFonts w:ascii="Times New Roman" w:hAnsi="Times New Roman" w:cs="Times New Roman"/>
-              </w:rPr>
-              <w:t>Hệ thống hóa kiến thức chuẩn bị Đánh giá định kỳ 4.</w:t>
-            </w:r>
-          </w:p>
-        </w:tc>
-      </w:tr>
-      <w:tr>
-        <w:tc>
-          <w:tcPr>
-            <w:tcW w:w="838" w:type="dxa"/>
-          </w:tcPr>
-          <w:p>
-            <w:pPr>
-              <w:spacing w:before="20" w:after="20"/>
-              <w:jc w:val="center"/>
-            </w:pPr>
-            <w:r>
-              <w:rPr>
-                <w:rFonts w:ascii="Times New Roman" w:hAnsi="Times New Roman"/>
-                <w:b/>
-                <w:sz w:val="26"/>
-                <w:rFonts w:ascii="Times New Roman" w:hAnsi="Times New Roman" w:cs="Times New Roman"/>
-              </w:rPr>
-              <w:t>27</w:t>
-            </w:r>
-          </w:p>
-        </w:tc>
-        <w:tc>
-          <w:tcPr>
-            <w:tcW w:w="3126" w:type="dxa"/>
-          </w:tcPr>
-          <w:p>
-            <w:pPr>
-              <w:spacing w:before="20" w:after="20"/>
-            </w:pPr>
-            <w:r>
-              <w:rPr>
-                <w:rFonts w:ascii="Times New Roman" w:hAnsi="Times New Roman"/>
-                <w:b/>
-                <w:sz w:val="26"/>
-                <w:rFonts w:ascii="Times New Roman" w:hAnsi="Times New Roman" w:cs="Times New Roman"/>
-              </w:rPr>
-              <w:t>Đánh giá định kỳ 4</w:t>
-            </w:r>
-          </w:p>
-        </w:tc>
-        <w:tc>
-          <w:tcPr>
-            <w:tcW w:w="1134" w:type="dxa"/>
-          </w:tcPr>
-          <w:p>
-            <w:pPr>
-              <w:spacing w:before="20" w:after="20"/>
-              <w:jc w:val="center"/>
-            </w:pPr>
-            <w:r>
-              <w:rPr>
-                <w:rFonts w:ascii="Times New Roman" w:hAnsi="Times New Roman"/>
-                <w:b/>
-                <w:sz w:val="26"/>
-                <w:rFonts w:ascii="Times New Roman" w:hAnsi="Times New Roman" w:cs="Times New Roman"/>
-              </w:rPr>
-              <w:t>34</w:t>
-            </w:r>
-          </w:p>
-        </w:tc>
-        <w:tc>
-          <w:tcPr>
-            <w:tcW w:w="4253" w:type="dxa"/>
-          </w:tcPr>
-          <w:p>
-            <w:pPr>
-              <w:spacing w:before="20" w:after="20"/>
-            </w:pPr>
-            <w:r>
-              <w:rPr>
-                <w:rFonts w:ascii="Times New Roman" w:hAnsi="Times New Roman"/>
-                <w:sz w:val="26"/>
-                <w:rFonts w:ascii="Times New Roman" w:hAnsi="Times New Roman" w:cs="Times New Roman"/>
-              </w:rPr>
-              <w:t>Kiểm tra đánh giá kết quả học tập.</w:t>
-            </w:r>
-          </w:p>
-        </w:tc>
-      </w:tr>
-      <w:tr>
-        <w:tc>
-          <w:tcPr>
-            <w:tcW w:w="838" w:type="dxa"/>
-          </w:tcPr>
-          <w:p>
-            <w:pPr>
-              <w:spacing w:before="20" w:after="20"/>
-              <w:jc w:val="center"/>
-            </w:pPr>
-            <w:r>
-              <w:rPr>
-                <w:rFonts w:ascii="Times New Roman" w:hAnsi="Times New Roman"/>
-                <w:sz w:val="26"/>
-                <w:rFonts w:ascii="Times New Roman" w:hAnsi="Times New Roman" w:cs="Times New Roman"/>
-              </w:rPr>
-              <w:t>28</w:t>
-            </w:r>
-          </w:p>
-        </w:tc>
-        <w:tc>
-          <w:tcPr>
-            <w:tcW w:w="3126" w:type="dxa"/>
-          </w:tcPr>
-          <w:p>
-            <w:pPr>
-              <w:spacing w:before="20" w:after="20"/>
-            </w:pPr>
-            <w:r>
-              <w:rPr>
-                <w:rFonts w:ascii="Times New Roman" w:hAnsi="Times New Roman"/>
-                <w:sz w:val="26"/>
-                <w:rFonts w:ascii="Times New Roman" w:hAnsi="Times New Roman" w:cs="Times New Roman"/>
-              </w:rPr>
-              <w:t>Bài 16. Tin học với nghề nghiệp</w:t>
-            </w:r>
-          </w:p>
-        </w:tc>
-        <w:tc>
-          <w:tcPr>
-            <w:tcW w:w="1134" w:type="dxa"/>
-          </w:tcPr>
-          <w:p>
-            <w:pPr>
-              <w:spacing w:before="20" w:after="20"/>
-              <w:jc w:val="center"/>
-            </w:pPr>
-            <w:r>
-              <w:rPr>
-                <w:rFonts w:ascii="Times New Roman" w:hAnsi="Times New Roman"/>
-                <w:sz w:val="26"/>
-                <w:rFonts w:ascii="Times New Roman" w:hAnsi="Times New Roman" w:cs="Times New Roman"/>
-              </w:rPr>
-              <w:t>35</w:t>
-            </w:r>
-          </w:p>
-        </w:tc>
-        <w:tc>
-          <w:tcPr>
-            <w:tcW w:w="4253" w:type="dxa"/>
-          </w:tcPr>
-          <w:p>
-            <w:pPr>
-              <w:spacing w:before="20" w:after="20"/>
-            </w:pPr>
-            <w:r>
-              <w:rPr>
-                <w:rFonts w:ascii="Times New Roman" w:hAnsi="Times New Roman"/>
-                <w:sz w:val="26"/>
-                <w:rFonts w:ascii="Times New Roman" w:hAnsi="Times New Roman" w:cs="Times New Roman"/>
-              </w:rPr>
-              <w:t>- Nêu các nghề nghiệp ứng dụng tin học làm tăng hiệu quả công việc.  - Nêu các nghề thuộc lĩnh vực tin học và liên quan đến tin học.  - Trình bày vấn đề bình đẳng giới trong sử dụng máy tính và ứng dụng tin học.</w:t>
-            </w:r>
-          </w:p>
-        </w:tc>
-      </w:tr>
-    </w:tbl>
     <w:p>
       <w:pPr>
         <w:rPr>

--- a/Hệ thống mẫu văn bản/Nguyên đã làm/Kế hoạch dạy học Tin học từng lớp/Kế hoạch dạy học môn Tin học - Lớp 8 - 2026 - 2027.docx
+++ b/Hệ thống mẫu văn bản/Nguyên đã làm/Kế hoạch dạy học Tin học từng lớp/Kế hoạch dạy học môn Tin học - Lớp 8 - 2026 - 2027.docx
@@ -83,16 +83,16 @@
         <w:tblStyle w:val="a"/>
         <w:tblW w:w="9310" w:type="dxa"/>
         <w:tblInd w:w="0" w:type="dxa"/>
-        <w:tblBorders>
-          <w:top w:val="nil"/>
-          <w:left w:val="nil"/>
-          <w:bottom w:val="nil"/>
-          <w:right w:val="nil"/>
-          <w:insideH w:val="nil"/>
-          <w:insideV w:val="nil"/>
-        </w:tblBorders>
         <w:tblLayout w:type="fixed"/>
         <w:tblLook w:val="0400" w:firstRow="0" w:lastRow="0" w:firstColumn="0" w:lastColumn="0" w:noHBand="0" w:noVBand="1"/>
+        <w:tblBorders>
+          <w:top w:val="single" w:sz="4" w:space="0" w:color="000000"/>
+          <w:left w:val="single" w:sz="4" w:space="0" w:color="000000"/>
+          <w:bottom w:val="single" w:sz="4" w:space="0" w:color="000000"/>
+          <w:right w:val="single" w:sz="4" w:space="0" w:color="000000"/>
+          <w:insideH w:val="single" w:sz="4" w:space="0" w:color="000000"/>
+          <w:insideV w:val="single" w:sz="4" w:space="0" w:color="000000"/>
+        </w:tblBorders>
       </w:tblPr>
       <w:tblGrid>
         <w:gridCol w:w="3828"/>
@@ -510,6 +510,8 @@
         <w:tblStyle w:val="a0"/>
         <w:tblW w:w="9631" w:type="dxa"/>
         <w:tblInd w:w="0" w:type="dxa"/>
+        <w:tblLayout w:type="fixed"/>
+        <w:tblLook w:val="0400" w:firstRow="0" w:lastRow="0" w:firstColumn="0" w:lastColumn="0" w:noHBand="0" w:noVBand="1"/>
         <w:tblBorders>
           <w:top w:val="single" w:sz="4" w:space="0" w:color="000000"/>
           <w:left w:val="single" w:sz="4" w:space="0" w:color="000000"/>
@@ -518,8 +520,6 @@
           <w:insideH w:val="single" w:sz="4" w:space="0" w:color="000000"/>
           <w:insideV w:val="single" w:sz="4" w:space="0" w:color="000000"/>
         </w:tblBorders>
-        <w:tblLayout w:type="fixed"/>
-        <w:tblLook w:val="0400" w:firstRow="0" w:lastRow="0" w:firstColumn="0" w:lastColumn="0" w:noHBand="0" w:noVBand="1"/>
       </w:tblPr>
       <w:tblGrid>
         <w:gridCol w:w="733"/>
@@ -954,6 +954,8 @@
         <w:tblStyle w:val="a1"/>
         <w:tblW w:w="9631" w:type="dxa"/>
         <w:tblInd w:w="0" w:type="dxa"/>
+        <w:tblLayout w:type="fixed"/>
+        <w:tblLook w:val="0400" w:firstRow="0" w:lastRow="0" w:firstColumn="0" w:lastColumn="0" w:noHBand="0" w:noVBand="1"/>
         <w:tblBorders>
           <w:top w:val="single" w:sz="4" w:space="0" w:color="000000"/>
           <w:left w:val="single" w:sz="4" w:space="0" w:color="000000"/>
@@ -962,8 +964,6 @@
           <w:insideH w:val="single" w:sz="4" w:space="0" w:color="000000"/>
           <w:insideV w:val="single" w:sz="4" w:space="0" w:color="000000"/>
         </w:tblBorders>
-        <w:tblLayout w:type="fixed"/>
-        <w:tblLook w:val="0400" w:firstRow="0" w:lastRow="0" w:firstColumn="0" w:lastColumn="0" w:noHBand="0" w:noVBand="1"/>
       </w:tblPr>
       <w:tblGrid>
         <w:gridCol w:w="733"/>
@@ -1389,8 +1389,9 @@
       <w:tr>
         <w:tc>
           <w:tcPr>
-            <w:tcW w:type="dxa" w:w="680"/>
-            <w:vAlign w:val="center"/>
+            <w:tcW w:type="dxa" w:w="510"/>
+            <w:vAlign w:val="center"/>
+            <w:tcW w:w="510" w:type="dxa"/>
           </w:tcPr>
           <w:p>
             <w:pPr>
@@ -1410,13 +1411,14 @@
         </w:tc>
         <w:tc>
           <w:tcPr>
-            <w:tcW w:type="dxa" w:w="3118"/>
-            <w:vAlign w:val="center"/>
-          </w:tcPr>
-          <w:p>
-            <w:pPr>
-              <w:spacing w:before="40" w:after="40" w:line="276" w:lineRule="auto"/>
-              <w:jc w:val="left"/>
+            <w:tcW w:type="dxa" w:w="2154"/>
+            <w:vAlign w:val="center"/>
+            <w:tcW w:w="2154" w:type="dxa"/>
+          </w:tcPr>
+          <w:p>
+            <w:pPr>
+              <w:spacing w:before="40" w:after="40" w:line="276" w:lineRule="auto"/>
+              <w:jc w:val="center"/>
             </w:pPr>
             <w:r>
               <w:rPr>
@@ -1431,8 +1433,9 @@
         </w:tc>
         <w:tc>
           <w:tcPr>
-            <w:tcW w:type="dxa" w:w="850"/>
-            <w:vAlign w:val="center"/>
+            <w:tcW w:type="dxa" w:w="624"/>
+            <w:vAlign w:val="center"/>
+            <w:tcW w:w="623" w:type="dxa"/>
           </w:tcPr>
           <w:p>
             <w:pPr>
@@ -1452,8 +1455,9 @@
         </w:tc>
         <w:tc>
           <w:tcPr>
-            <w:tcW w:type="dxa" w:w="1247"/>
-            <w:vAlign w:val="center"/>
+            <w:tcW w:type="dxa" w:w="794"/>
+            <w:vAlign w:val="center"/>
+            <w:tcW w:w="793" w:type="dxa"/>
           </w:tcPr>
           <w:p>
             <w:pPr>
@@ -1473,13 +1477,14 @@
         </w:tc>
         <w:tc>
           <w:tcPr>
-            <w:tcW w:type="dxa" w:w="3402"/>
-            <w:vAlign w:val="center"/>
-          </w:tcPr>
-          <w:p>
-            <w:pPr>
-              <w:spacing w:before="40" w:after="40" w:line="276" w:lineRule="auto"/>
-              <w:jc w:val="left"/>
+            <w:tcW w:type="dxa" w:w="5272"/>
+            <w:vAlign w:val="center"/>
+            <w:tcW w:w="5273" w:type="dxa"/>
+          </w:tcPr>
+          <w:p>
+            <w:pPr>
+              <w:spacing w:before="40" w:after="40" w:line="276" w:lineRule="auto"/>
+              <w:jc w:val="center"/>
             </w:pPr>
             <w:r>
               <w:rPr>
@@ -1496,101 +1501,23 @@
       <w:tr>
         <w:tc>
           <w:tcPr>
-            <w:tcW w:type="dxa" w:w="680"/>
-            <w:vAlign w:val="center"/>
-          </w:tcPr>
-          <w:p>
-            <w:pPr>
-              <w:spacing w:before="40" w:after="40" w:line="276" w:lineRule="auto"/>
-              <w:jc w:val="center"/>
-            </w:pPr>
-            <w:r>
-              <w:rPr>
-                <w:rFonts w:ascii="Times New Roman" w:hAnsi="Times New Roman"/>
-                <w:sz w:val="26"/>
-                <w:rFonts w:ascii="Times New Roman" w:hAnsi="Times New Roman" w:cs="Times New Roman"/>
-              </w:rPr>
-              <w:t>1</w:t>
-            </w:r>
-          </w:p>
-        </w:tc>
-        <w:tc>
-          <w:tcPr>
-            <w:tcW w:type="dxa" w:w="3118"/>
-            <w:vAlign w:val="center"/>
-          </w:tcPr>
-          <w:p>
-            <w:pPr>
-              <w:spacing w:before="40" w:after="40" w:line="276" w:lineRule="auto"/>
-              <w:jc w:val="both"/>
-            </w:pPr>
-            <w:r>
-              <w:rPr>
-                <w:rFonts w:ascii="Times New Roman" w:hAnsi="Times New Roman"/>
-                <w:sz w:val="26"/>
-                <w:rFonts w:ascii="Times New Roman" w:hAnsi="Times New Roman" w:cs="Times New Roman"/>
-              </w:rPr>
-              <w:t>Tiết 0: Định hướng môn học</w:t>
-            </w:r>
-          </w:p>
-        </w:tc>
-        <w:tc>
-          <w:tcPr>
-            <w:tcW w:type="dxa" w:w="850"/>
-            <w:vAlign w:val="center"/>
-          </w:tcPr>
-          <w:p>
-            <w:pPr>
-              <w:spacing w:before="40" w:after="40" w:line="276" w:lineRule="auto"/>
-              <w:jc w:val="center"/>
-            </w:pPr>
-            <w:r>
-              <w:rPr>
-                <w:rFonts w:ascii="Times New Roman" w:hAnsi="Times New Roman"/>
-                <w:sz w:val="26"/>
-                <w:rFonts w:ascii="Times New Roman" w:hAnsi="Times New Roman" w:cs="Times New Roman"/>
-              </w:rPr>
-              <w:t>1</w:t>
-            </w:r>
-          </w:p>
-        </w:tc>
-        <w:tc>
-          <w:tcPr>
-            <w:tcW w:type="dxa" w:w="1247"/>
-            <w:vAlign w:val="center"/>
-          </w:tcPr>
-          <w:p>
-            <w:pPr>
-              <w:spacing w:before="40" w:after="40" w:line="276" w:lineRule="auto"/>
-              <w:jc w:val="center"/>
-            </w:pPr>
-            <w:r>
-              <w:rPr>
-                <w:rFonts w:ascii="Times New Roman" w:hAnsi="Times New Roman"/>
-                <w:sz w:val="26"/>
-                <w:rFonts w:ascii="Times New Roman" w:hAnsi="Times New Roman" w:cs="Times New Roman"/>
-              </w:rPr>
-              <w:t>1</w:t>
-            </w:r>
-          </w:p>
-        </w:tc>
-        <w:tc>
-          <w:tcPr>
-            <w:tcW w:type="dxa" w:w="3402"/>
-            <w:vAlign w:val="center"/>
-          </w:tcPr>
-          <w:p>
-            <w:pPr>
-              <w:spacing w:before="40" w:after="40" w:line="276" w:lineRule="auto"/>
-              <w:jc w:val="both"/>
-            </w:pPr>
-            <w:r>
-              <w:rPr>
-                <w:rFonts w:ascii="Times New Roman" w:hAnsi="Times New Roman"/>
-                <w:sz w:val="26"/>
-                <w:rFonts w:ascii="Times New Roman" w:hAnsi="Times New Roman" w:cs="Times New Roman"/>
-              </w:rPr>
-              <w:t>Giới thiệu tổng quan môn học Tin học, phương pháp học tập hiệu quả, các quy định an toàn và nội quy phòng học bộ môn.</w:t>
+            <w:tcW w:type="dxa" w:w="9310"/>
+            <w:gridSpan w:val="5"/>
+            <w:vAlign w:val="center"/>
+          </w:tcPr>
+          <w:p>
+            <w:pPr>
+              <w:spacing w:before="40" w:after="40" w:line="276" w:lineRule="auto"/>
+              <w:jc w:val="left"/>
+            </w:pPr>
+            <w:r>
+              <w:rPr>
+                <w:rFonts w:ascii="Times New Roman" w:hAnsi="Times New Roman"/>
+                <w:b/>
+                <w:sz w:val="26"/>
+                <w:rFonts w:ascii="Times New Roman" w:hAnsi="Times New Roman" w:cs="Times New Roman"/>
+              </w:rPr>
+              <w:t>Chủ đề 1: Máy tính và cộng đồng</w:t>
             </w:r>
           </w:p>
         </w:tc>
@@ -1598,6 +1525,109 @@
       <w:tr>
         <w:tc>
           <w:tcPr>
+            <w:tcW w:type="dxa" w:w="510"/>
+            <w:vAlign w:val="center"/>
+            <w:tcW w:w="510" w:type="dxa"/>
+          </w:tcPr>
+          <w:p>
+            <w:pPr>
+              <w:jc w:val="center"/>
+            </w:pPr>
+            <w:r>
+              <w:rPr>
+                <w:rFonts w:ascii="Times New Roman" w:hAnsi="Times New Roman"/>
+                <w:sz w:val="26"/>
+              </w:rPr>
+              <w:t>1</w:t>
+            </w:r>
+          </w:p>
+        </w:tc>
+        <w:tc>
+          <w:tcPr>
+            <w:tcW w:type="dxa" w:w="2154"/>
+            <w:vAlign w:val="center"/>
+            <w:tcW w:w="2154" w:type="dxa"/>
+          </w:tcPr>
+          <w:p>
+            <w:pPr>
+              <w:spacing w:before="40" w:after="40" w:line="276" w:lineRule="auto"/>
+              <w:jc w:val="both"/>
+            </w:pPr>
+            <w:r>
+              <w:rPr>
+                <w:rFonts w:ascii="Times New Roman" w:hAnsi="Times New Roman"/>
+                <w:sz w:val="26"/>
+                <w:rFonts w:ascii="Times New Roman" w:hAnsi="Times New Roman" w:cs="Times New Roman"/>
+              </w:rPr>
+              <w:t>Bài 1. Lược sử công cụ tính toán</w:t>
+            </w:r>
+          </w:p>
+        </w:tc>
+        <w:tc>
+          <w:tcPr>
+            <w:tcW w:type="dxa" w:w="624"/>
+            <w:vAlign w:val="center"/>
+            <w:tcW w:w="623" w:type="dxa"/>
+          </w:tcPr>
+          <w:p>
+            <w:pPr>
+              <w:spacing w:before="40" w:after="40" w:line="276" w:lineRule="auto"/>
+              <w:jc w:val="center"/>
+            </w:pPr>
+            <w:r>
+              <w:rPr>
+                <w:rFonts w:ascii="Times New Roman" w:hAnsi="Times New Roman"/>
+                <w:sz w:val="26"/>
+                <w:rFonts w:ascii="Times New Roman" w:hAnsi="Times New Roman" w:cs="Times New Roman"/>
+              </w:rPr>
+              <w:t>1</w:t>
+            </w:r>
+          </w:p>
+        </w:tc>
+        <w:tc>
+          <w:tcPr>
+            <w:tcW w:type="dxa" w:w="794"/>
+            <w:vAlign w:val="center"/>
+            <w:tcW w:w="793" w:type="dxa"/>
+          </w:tcPr>
+          <w:p>
+            <w:pPr>
+              <w:jc w:val="center"/>
+            </w:pPr>
+            <w:r>
+              <w:rPr>
+                <w:rFonts w:ascii="Times New Roman" w:hAnsi="Times New Roman"/>
+                <w:sz w:val="26"/>
+              </w:rPr>
+              <w:t>1</w:t>
+            </w:r>
+          </w:p>
+        </w:tc>
+        <w:tc>
+          <w:tcPr>
+            <w:tcW w:type="dxa" w:w="5272"/>
+            <w:vAlign w:val="center"/>
+            <w:tcW w:w="5273" w:type="dxa"/>
+          </w:tcPr>
+          <w:p>
+            <w:pPr>
+              <w:spacing w:before="40" w:after="40" w:line="276" w:lineRule="auto"/>
+              <w:jc w:val="both"/>
+            </w:pPr>
+            <w:r>
+              <w:rPr>
+                <w:rFonts w:ascii="Times New Roman" w:hAnsi="Times New Roman"/>
+                <w:sz w:val="26"/>
+                <w:rFonts w:ascii="Times New Roman" w:hAnsi="Times New Roman" w:cs="Times New Roman"/>
+              </w:rPr>
+              <w:t>- Trình bày sơ lược lịch sử phát triển máy tính.  - Nêu ví dụ sự phát triển máy tính đem lại thay đổi lớn lao cho xã hội.</w:t>
+            </w:r>
+          </w:p>
+        </w:tc>
+      </w:tr>
+      <w:tr>
+        <w:tc>
+          <w:tcPr>
             <w:tcW w:type="dxa" w:w="9310"/>
             <w:gridSpan w:val="5"/>
             <w:vAlign w:val="center"/>
@@ -1605,7 +1635,7 @@
           <w:p>
             <w:pPr>
               <w:spacing w:before="40" w:after="40" w:line="276" w:lineRule="auto"/>
-              <w:jc w:val="both"/>
+              <w:jc w:val="left"/>
             </w:pPr>
             <w:r>
               <w:rPr>
@@ -1614,7 +1644,7 @@
                 <w:sz w:val="26"/>
                 <w:rFonts w:ascii="Times New Roman" w:hAnsi="Times New Roman" w:cs="Times New Roman"/>
               </w:rPr>
-              <w:t>Chủ đề 1: Máy tính và cộng đồng</w:t>
+              <w:t>Chủ đề 2: Tổ chức, lưu trữ, tìm kiếm và trao đổi thông tin</w:t>
             </w:r>
           </w:p>
         </w:tc>
@@ -1622,19 +1652,18 @@
       <w:tr>
         <w:tc>
           <w:tcPr>
-            <w:tcW w:type="dxa" w:w="680"/>
-            <w:vAlign w:val="center"/>
-          </w:tcPr>
-          <w:p>
-            <w:pPr>
-              <w:spacing w:before="40" w:after="40" w:line="276" w:lineRule="auto"/>
-              <w:jc w:val="center"/>
-            </w:pPr>
-            <w:r>
-              <w:rPr>
-                <w:rFonts w:ascii="Times New Roman" w:hAnsi="Times New Roman"/>
-                <w:sz w:val="26"/>
-                <w:rFonts w:ascii="Times New Roman" w:hAnsi="Times New Roman" w:cs="Times New Roman"/>
+            <w:tcW w:type="dxa" w:w="510"/>
+            <w:vAlign w:val="center"/>
+            <w:tcW w:w="510" w:type="dxa"/>
+          </w:tcPr>
+          <w:p>
+            <w:pPr>
+              <w:jc w:val="center"/>
+            </w:pPr>
+            <w:r>
+              <w:rPr>
+                <w:rFonts w:ascii="Times New Roman" w:hAnsi="Times New Roman"/>
+                <w:sz w:val="26"/>
               </w:rPr>
               <w:t>2</w:t>
             </w:r>
@@ -1642,8 +1671,9 @@
         </w:tc>
         <w:tc>
           <w:tcPr>
-            <w:tcW w:type="dxa" w:w="3118"/>
-            <w:vAlign w:val="center"/>
+            <w:tcW w:type="dxa" w:w="2154"/>
+            <w:vAlign w:val="center"/>
+            <w:tcW w:w="2154" w:type="dxa"/>
           </w:tcPr>
           <w:p>
             <w:pPr>
@@ -1656,14 +1686,15 @@
                 <w:sz w:val="26"/>
                 <w:rFonts w:ascii="Times New Roman" w:hAnsi="Times New Roman" w:cs="Times New Roman"/>
               </w:rPr>
-              <w:t>Bài 1. Lược sử công cụ tính toán</w:t>
-            </w:r>
-          </w:p>
-        </w:tc>
-        <w:tc>
-          <w:tcPr>
-            <w:tcW w:type="dxa" w:w="850"/>
-            <w:vAlign w:val="center"/>
+              <w:t>Bài 2. Thông tin trong môi trường số</w:t>
+            </w:r>
+          </w:p>
+        </w:tc>
+        <w:tc>
+          <w:tcPr>
+            <w:tcW w:type="dxa" w:w="624"/>
+            <w:vAlign w:val="center"/>
+            <w:tcW w:w="623" w:type="dxa"/>
           </w:tcPr>
           <w:p>
             <w:pPr>
@@ -1682,19 +1713,18 @@
         </w:tc>
         <w:tc>
           <w:tcPr>
-            <w:tcW w:type="dxa" w:w="1247"/>
-            <w:vAlign w:val="center"/>
-          </w:tcPr>
-          <w:p>
-            <w:pPr>
-              <w:spacing w:before="40" w:after="40" w:line="276" w:lineRule="auto"/>
-              <w:jc w:val="center"/>
-            </w:pPr>
-            <w:r>
-              <w:rPr>
-                <w:rFonts w:ascii="Times New Roman" w:hAnsi="Times New Roman"/>
-                <w:sz w:val="26"/>
-                <w:rFonts w:ascii="Times New Roman" w:hAnsi="Times New Roman" w:cs="Times New Roman"/>
+            <w:tcW w:type="dxa" w:w="794"/>
+            <w:vAlign w:val="center"/>
+            <w:tcW w:w="793" w:type="dxa"/>
+          </w:tcPr>
+          <w:p>
+            <w:pPr>
+              <w:jc w:val="center"/>
+            </w:pPr>
+            <w:r>
+              <w:rPr>
+                <w:rFonts w:ascii="Times New Roman" w:hAnsi="Times New Roman"/>
+                <w:sz w:val="26"/>
               </w:rPr>
               <w:t>2</w:t>
             </w:r>
@@ -1702,8 +1732,9 @@
         </w:tc>
         <w:tc>
           <w:tcPr>
-            <w:tcW w:type="dxa" w:w="3402"/>
-            <w:vAlign w:val="center"/>
+            <w:tcW w:type="dxa" w:w="5272"/>
+            <w:vAlign w:val="center"/>
+            <w:tcW w:w="5273" w:type="dxa"/>
           </w:tcPr>
           <w:p>
             <w:pPr>
@@ -1716,7 +1747,7 @@
                 <w:sz w:val="26"/>
                 <w:rFonts w:ascii="Times New Roman" w:hAnsi="Times New Roman" w:cs="Times New Roman"/>
               </w:rPr>
-              <w:t>- Trình bày sơ lược lịch sử phát triển máy tính.  - Nêu ví dụ sự phát triển máy tính đem lại thay đổi lớn lao cho xã hội.</w:t>
+              <w:t>- Nêu đặc điểm thông tin số (đa dạng, thu thập nhanh/nhiều, lưu trữ khổng lồ, có bản quyền, độ tin cậy khác nhau, công cụ tìm kiếm/xử lý hiệu quả).  - Trình bày tầm quan trọng của khai thác nguồn thông tin đáng tin cậy.</w:t>
             </w:r>
           </w:p>
         </w:tc>
@@ -1724,6 +1755,315 @@
       <w:tr>
         <w:tc>
           <w:tcPr>
+            <w:tcW w:type="dxa" w:w="510"/>
+            <w:vAlign w:val="center"/>
+            <w:tcW w:w="510" w:type="dxa"/>
+          </w:tcPr>
+          <w:p>
+            <w:pPr>
+              <w:jc w:val="center"/>
+            </w:pPr>
+            <w:r>
+              <w:rPr>
+                <w:rFonts w:ascii="Times New Roman" w:hAnsi="Times New Roman"/>
+                <w:sz w:val="26"/>
+              </w:rPr>
+              <w:t>3</w:t>
+            </w:r>
+          </w:p>
+        </w:tc>
+        <w:tc>
+          <w:tcPr>
+            <w:tcW w:type="dxa" w:w="2154"/>
+            <w:vAlign w:val="center"/>
+            <w:tcW w:w="2154" w:type="dxa"/>
+          </w:tcPr>
+          <w:p>
+            <w:pPr>
+              <w:spacing w:before="40" w:after="40" w:line="276" w:lineRule="auto"/>
+              <w:jc w:val="both"/>
+            </w:pPr>
+            <w:r>
+              <w:rPr>
+                <w:rFonts w:ascii="Times New Roman" w:hAnsi="Times New Roman"/>
+                <w:sz w:val="26"/>
+                <w:rFonts w:ascii="Times New Roman" w:hAnsi="Times New Roman" w:cs="Times New Roman"/>
+              </w:rPr>
+              <w:t>Bài 3. Thực hành khai thác thông tin số</w:t>
+            </w:r>
+          </w:p>
+        </w:tc>
+        <w:tc>
+          <w:tcPr>
+            <w:tcW w:type="dxa" w:w="624"/>
+            <w:vAlign w:val="center"/>
+            <w:tcW w:w="623" w:type="dxa"/>
+          </w:tcPr>
+          <w:p>
+            <w:pPr>
+              <w:spacing w:before="40" w:after="40" w:line="276" w:lineRule="auto"/>
+              <w:jc w:val="center"/>
+            </w:pPr>
+            <w:r>
+              <w:rPr>
+                <w:rFonts w:ascii="Times New Roman" w:hAnsi="Times New Roman"/>
+                <w:sz w:val="26"/>
+                <w:rFonts w:ascii="Times New Roman" w:hAnsi="Times New Roman" w:cs="Times New Roman"/>
+              </w:rPr>
+              <w:t>1</w:t>
+            </w:r>
+          </w:p>
+        </w:tc>
+        <w:tc>
+          <w:tcPr>
+            <w:tcW w:type="dxa" w:w="794"/>
+            <w:vAlign w:val="center"/>
+            <w:tcW w:w="793" w:type="dxa"/>
+          </w:tcPr>
+          <w:p>
+            <w:pPr>
+              <w:jc w:val="center"/>
+            </w:pPr>
+            <w:r>
+              <w:rPr>
+                <w:rFonts w:ascii="Times New Roman" w:hAnsi="Times New Roman"/>
+                <w:sz w:val="26"/>
+              </w:rPr>
+              <w:t>3</w:t>
+            </w:r>
+          </w:p>
+        </w:tc>
+        <w:tc>
+          <w:tcPr>
+            <w:tcW w:type="dxa" w:w="5272"/>
+            <w:vAlign w:val="center"/>
+            <w:tcW w:w="5273" w:type="dxa"/>
+          </w:tcPr>
+          <w:p>
+            <w:pPr>
+              <w:spacing w:before="40" w:after="40" w:line="276" w:lineRule="auto"/>
+              <w:jc w:val="both"/>
+            </w:pPr>
+            <w:r>
+              <w:rPr>
+                <w:rFonts w:ascii="Times New Roman" w:hAnsi="Times New Roman"/>
+                <w:sz w:val="26"/>
+                <w:rFonts w:ascii="Times New Roman" w:hAnsi="Times New Roman" w:cs="Times New Roman"/>
+              </w:rPr>
+              <w:t>- Sử dụng công cụ tìm kiếm, xử lý và trao đổi thông tin trong môi trường số.  - Chủ động tìm kiếm thông tin thực hiện nhiệm vụ; đánh giá lợi ích thông tin tìm được.</w:t>
+            </w:r>
+          </w:p>
+        </w:tc>
+      </w:tr>
+      <w:tr>
+        <w:tc>
+          <w:tcPr>
+            <w:tcW w:type="dxa" w:w="510"/>
+            <w:vAlign w:val="center"/>
+            <w:tcW w:w="510" w:type="dxa"/>
+          </w:tcPr>
+          <w:p>
+            <w:pPr>
+              <w:jc w:val="center"/>
+            </w:pPr>
+            <w:r>
+              <w:rPr>
+                <w:rFonts w:ascii="Times New Roman" w:hAnsi="Times New Roman"/>
+                <w:sz w:val="26"/>
+              </w:rPr>
+              <w:t>4</w:t>
+            </w:r>
+          </w:p>
+        </w:tc>
+        <w:tc>
+          <w:tcPr>
+            <w:tcW w:type="dxa" w:w="2154"/>
+            <w:vAlign w:val="center"/>
+            <w:tcW w:w="2154" w:type="dxa"/>
+          </w:tcPr>
+          <w:p>
+            <w:pPr>
+              <w:spacing w:before="40" w:after="40" w:line="276" w:lineRule="auto"/>
+              <w:jc w:val="both"/>
+            </w:pPr>
+            <w:r>
+              <w:rPr>
+                <w:rFonts w:ascii="Times New Roman" w:hAnsi="Times New Roman"/>
+                <w:sz w:val="26"/>
+                <w:rFonts w:ascii="Times New Roman" w:hAnsi="Times New Roman" w:cs="Times New Roman"/>
+              </w:rPr>
+              <w:t>Ôn tập Đánh giá định kỳ 1</w:t>
+            </w:r>
+          </w:p>
+        </w:tc>
+        <w:tc>
+          <w:tcPr>
+            <w:tcW w:type="dxa" w:w="624"/>
+            <w:vAlign w:val="center"/>
+            <w:tcW w:w="623" w:type="dxa"/>
+          </w:tcPr>
+          <w:p>
+            <w:pPr>
+              <w:spacing w:before="40" w:after="40" w:line="276" w:lineRule="auto"/>
+              <w:jc w:val="center"/>
+            </w:pPr>
+            <w:r>
+              <w:rPr>
+                <w:rFonts w:ascii="Times New Roman" w:hAnsi="Times New Roman"/>
+                <w:sz w:val="26"/>
+                <w:rFonts w:ascii="Times New Roman" w:hAnsi="Times New Roman" w:cs="Times New Roman"/>
+              </w:rPr>
+              <w:t>1</w:t>
+            </w:r>
+          </w:p>
+        </w:tc>
+        <w:tc>
+          <w:tcPr>
+            <w:tcW w:type="dxa" w:w="794"/>
+            <w:vAlign w:val="center"/>
+            <w:tcW w:w="793" w:type="dxa"/>
+          </w:tcPr>
+          <w:p>
+            <w:pPr>
+              <w:jc w:val="center"/>
+            </w:pPr>
+            <w:r>
+              <w:rPr>
+                <w:rFonts w:ascii="Times New Roman" w:hAnsi="Times New Roman"/>
+                <w:sz w:val="26"/>
+              </w:rPr>
+              <w:t>4</w:t>
+            </w:r>
+          </w:p>
+        </w:tc>
+        <w:tc>
+          <w:tcPr>
+            <w:tcW w:type="dxa" w:w="5272"/>
+            <w:vAlign w:val="center"/>
+            <w:tcW w:w="5273" w:type="dxa"/>
+          </w:tcPr>
+          <w:p>
+            <w:pPr>
+              <w:spacing w:before="40" w:after="40" w:line="276" w:lineRule="auto"/>
+              <w:jc w:val="both"/>
+            </w:pPr>
+            <w:r>
+              <w:rPr>
+                <w:rFonts w:ascii="Times New Roman" w:hAnsi="Times New Roman"/>
+                <w:sz w:val="26"/>
+                <w:rFonts w:ascii="Times New Roman" w:hAnsi="Times New Roman" w:cs="Times New Roman"/>
+              </w:rPr>
+              <w:t>Hệ thống hóa kiến thức chuẩn bị Đánh giá định kỳ 1.</w:t>
+            </w:r>
+          </w:p>
+        </w:tc>
+      </w:tr>
+      <w:tr>
+        <w:tc>
+          <w:tcPr>
+            <w:tcW w:type="dxa" w:w="510"/>
+            <w:vAlign w:val="center"/>
+            <w:tcW w:w="510" w:type="dxa"/>
+          </w:tcPr>
+          <w:p>
+            <w:pPr>
+              <w:jc w:val="center"/>
+            </w:pPr>
+            <w:r>
+              <w:rPr>
+                <w:rFonts w:ascii="Times New Roman" w:hAnsi="Times New Roman"/>
+                <w:sz w:val="26"/>
+              </w:rPr>
+              <w:t>5</w:t>
+            </w:r>
+          </w:p>
+        </w:tc>
+        <w:tc>
+          <w:tcPr>
+            <w:tcW w:type="dxa" w:w="2154"/>
+            <w:vAlign w:val="center"/>
+            <w:tcW w:w="2154" w:type="dxa"/>
+          </w:tcPr>
+          <w:p>
+            <w:pPr>
+              <w:spacing w:before="40" w:after="40" w:line="276" w:lineRule="auto"/>
+              <w:jc w:val="both"/>
+            </w:pPr>
+            <w:r>
+              <w:rPr>
+                <w:rFonts w:ascii="Times New Roman" w:hAnsi="Times New Roman"/>
+                <w:sz w:val="26"/>
+                <w:rFonts w:ascii="Times New Roman" w:hAnsi="Times New Roman" w:cs="Times New Roman"/>
+              </w:rPr>
+              <w:t>Đánh giá định kỳ 1</w:t>
+            </w:r>
+          </w:p>
+        </w:tc>
+        <w:tc>
+          <w:tcPr>
+            <w:tcW w:type="dxa" w:w="624"/>
+            <w:vAlign w:val="center"/>
+            <w:tcW w:w="623" w:type="dxa"/>
+          </w:tcPr>
+          <w:p>
+            <w:pPr>
+              <w:spacing w:before="40" w:after="40" w:line="276" w:lineRule="auto"/>
+              <w:jc w:val="center"/>
+            </w:pPr>
+            <w:r>
+              <w:rPr>
+                <w:rFonts w:ascii="Times New Roman" w:hAnsi="Times New Roman"/>
+                <w:sz w:val="26"/>
+                <w:rFonts w:ascii="Times New Roman" w:hAnsi="Times New Roman" w:cs="Times New Roman"/>
+              </w:rPr>
+              <w:t>1</w:t>
+            </w:r>
+          </w:p>
+        </w:tc>
+        <w:tc>
+          <w:tcPr>
+            <w:tcW w:type="dxa" w:w="794"/>
+            <w:vAlign w:val="center"/>
+            <w:tcW w:w="793" w:type="dxa"/>
+          </w:tcPr>
+          <w:p>
+            <w:pPr>
+              <w:jc w:val="center"/>
+            </w:pPr>
+            <w:r>
+              <w:rPr>
+                <w:rFonts w:ascii="Times New Roman" w:hAnsi="Times New Roman"/>
+                <w:sz w:val="26"/>
+              </w:rPr>
+              <w:t>5</w:t>
+            </w:r>
+          </w:p>
+        </w:tc>
+        <w:tc>
+          <w:tcPr>
+            <w:tcW w:type="dxa" w:w="5272"/>
+            <w:vAlign w:val="center"/>
+            <w:tcW w:w="5273" w:type="dxa"/>
+          </w:tcPr>
+          <w:p>
+            <w:pPr>
+              <w:spacing w:before="40" w:after="40" w:line="276" w:lineRule="auto"/>
+              <w:jc w:val="both"/>
+            </w:pPr>
+            <w:r>
+              <w:rPr>
+                <w:rFonts w:ascii="Times New Roman" w:hAnsi="Times New Roman"/>
+                <w:sz w:val="26"/>
+                <w:rFonts w:ascii="Times New Roman" w:hAnsi="Times New Roman" w:cs="Times New Roman"/>
+              </w:rPr>
+              <w:t>Kiểm tra đánh giá kết quả học tập.</w:t>
+            </w:r>
+          </w:p>
+        </w:tc>
+      </w:tr>
+      <w:tr>
+        <w:tc>
+          <w:tcPr>
             <w:tcW w:type="dxa" w:w="9310"/>
             <w:gridSpan w:val="5"/>
             <w:vAlign w:val="center"/>
@@ -1731,7 +2071,7 @@
           <w:p>
             <w:pPr>
               <w:spacing w:before="40" w:after="40" w:line="276" w:lineRule="auto"/>
-              <w:jc w:val="both"/>
+              <w:jc w:val="left"/>
             </w:pPr>
             <w:r>
               <w:rPr>
@@ -1740,7 +2080,7 @@
                 <w:sz w:val="26"/>
                 <w:rFonts w:ascii="Times New Roman" w:hAnsi="Times New Roman" w:cs="Times New Roman"/>
               </w:rPr>
-              <w:t>Chủ đề 2: Tổ chức, lưu trữ, tìm kiếm và trao đổi thông tin</w:t>
+              <w:t>Chủ đề 3: Đạo đức, pháp luật và văn hóa trong môi trường số</w:t>
             </w:r>
           </w:p>
         </w:tc>
@@ -1748,28 +2088,28 @@
       <w:tr>
         <w:tc>
           <w:tcPr>
-            <w:tcW w:type="dxa" w:w="680"/>
-            <w:vAlign w:val="center"/>
-          </w:tcPr>
-          <w:p>
-            <w:pPr>
-              <w:spacing w:before="40" w:after="40" w:line="276" w:lineRule="auto"/>
-              <w:jc w:val="center"/>
-            </w:pPr>
-            <w:r>
-              <w:rPr>
-                <w:rFonts w:ascii="Times New Roman" w:hAnsi="Times New Roman"/>
-                <w:sz w:val="26"/>
-                <w:rFonts w:ascii="Times New Roman" w:hAnsi="Times New Roman" w:cs="Times New Roman"/>
-              </w:rPr>
-              <w:t>3</w:t>
-            </w:r>
-          </w:p>
-        </w:tc>
-        <w:tc>
-          <w:tcPr>
-            <w:tcW w:type="dxa" w:w="3118"/>
-            <w:vAlign w:val="center"/>
+            <w:tcW w:type="dxa" w:w="510"/>
+            <w:vAlign w:val="center"/>
+            <w:tcW w:w="510" w:type="dxa"/>
+          </w:tcPr>
+          <w:p>
+            <w:pPr>
+              <w:jc w:val="center"/>
+            </w:pPr>
+            <w:r>
+              <w:rPr>
+                <w:rFonts w:ascii="Times New Roman" w:hAnsi="Times New Roman"/>
+                <w:sz w:val="26"/>
+              </w:rPr>
+              <w:t>6</w:t>
+            </w:r>
+          </w:p>
+        </w:tc>
+        <w:tc>
+          <w:tcPr>
+            <w:tcW w:type="dxa" w:w="2154"/>
+            <w:vAlign w:val="center"/>
+            <w:tcW w:w="2154" w:type="dxa"/>
           </w:tcPr>
           <w:p>
             <w:pPr>
@@ -1782,14 +2122,15 @@
                 <w:sz w:val="26"/>
                 <w:rFonts w:ascii="Times New Roman" w:hAnsi="Times New Roman" w:cs="Times New Roman"/>
               </w:rPr>
-              <w:t>Bài 2. Thông tin trong môi trường số</w:t>
-            </w:r>
-          </w:p>
-        </w:tc>
-        <w:tc>
-          <w:tcPr>
-            <w:tcW w:type="dxa" w:w="850"/>
-            <w:vAlign w:val="center"/>
+              <w:t>Bài 4. Đạo đức và văn hóa trong sử dụng công nghệ số</w:t>
+            </w:r>
+          </w:p>
+        </w:tc>
+        <w:tc>
+          <w:tcPr>
+            <w:tcW w:type="dxa" w:w="624"/>
+            <w:vAlign w:val="center"/>
+            <w:tcW w:w="623" w:type="dxa"/>
           </w:tcPr>
           <w:p>
             <w:pPr>
@@ -1808,28 +2149,28 @@
         </w:tc>
         <w:tc>
           <w:tcPr>
-            <w:tcW w:type="dxa" w:w="1247"/>
-            <w:vAlign w:val="center"/>
-          </w:tcPr>
-          <w:p>
-            <w:pPr>
-              <w:spacing w:before="40" w:after="40" w:line="276" w:lineRule="auto"/>
-              <w:jc w:val="center"/>
-            </w:pPr>
-            <w:r>
-              <w:rPr>
-                <w:rFonts w:ascii="Times New Roman" w:hAnsi="Times New Roman"/>
-                <w:sz w:val="26"/>
-                <w:rFonts w:ascii="Times New Roman" w:hAnsi="Times New Roman" w:cs="Times New Roman"/>
-              </w:rPr>
-              <w:t>3</w:t>
-            </w:r>
-          </w:p>
-        </w:tc>
-        <w:tc>
-          <w:tcPr>
-            <w:tcW w:type="dxa" w:w="3402"/>
-            <w:vAlign w:val="center"/>
+            <w:tcW w:type="dxa" w:w="794"/>
+            <w:vAlign w:val="center"/>
+            <w:tcW w:w="793" w:type="dxa"/>
+          </w:tcPr>
+          <w:p>
+            <w:pPr>
+              <w:jc w:val="center"/>
+            </w:pPr>
+            <w:r>
+              <w:rPr>
+                <w:rFonts w:ascii="Times New Roman" w:hAnsi="Times New Roman"/>
+                <w:sz w:val="26"/>
+              </w:rPr>
+              <w:t>6</w:t>
+            </w:r>
+          </w:p>
+        </w:tc>
+        <w:tc>
+          <w:tcPr>
+            <w:tcW w:type="dxa" w:w="5272"/>
+            <w:vAlign w:val="center"/>
+            <w:tcW w:w="5273" w:type="dxa"/>
           </w:tcPr>
           <w:p>
             <w:pPr>
@@ -1842,7 +2183,7 @@
                 <w:sz w:val="26"/>
                 <w:rFonts w:ascii="Times New Roman" w:hAnsi="Times New Roman" w:cs="Times New Roman"/>
               </w:rPr>
-              <w:t>- Nêu đặc điểm thông tin số (đa dạng, thu thập nhanh/nhiều, lưu trữ khổng lồ, có bản quyền, độ tin cậy khác nhau, công cụ tìm kiếm/xử lý hiệu quả).  - Trình bày tầm quan trọng của khai thác nguồn thông tin đáng tin cậy.</w:t>
+              <w:t>- Nhận biết, giải thích biểu hiện vi phạm đạo đức/pháp luật, thiếu văn hóa khi dùng công nghệ số.  - Đảm bảo sản phẩm số do bản thân tạo ra thể hiện tính văn hóa, đạo đức.</w:t>
             </w:r>
           </w:p>
         </w:tc>
@@ -1850,101 +2191,23 @@
       <w:tr>
         <w:tc>
           <w:tcPr>
-            <w:tcW w:type="dxa" w:w="680"/>
-            <w:vAlign w:val="center"/>
-          </w:tcPr>
-          <w:p>
-            <w:pPr>
-              <w:spacing w:before="40" w:after="40" w:line="276" w:lineRule="auto"/>
-              <w:jc w:val="center"/>
-            </w:pPr>
-            <w:r>
-              <w:rPr>
-                <w:rFonts w:ascii="Times New Roman" w:hAnsi="Times New Roman"/>
-                <w:sz w:val="26"/>
-                <w:rFonts w:ascii="Times New Roman" w:hAnsi="Times New Roman" w:cs="Times New Roman"/>
-              </w:rPr>
-              <w:t>4</w:t>
-            </w:r>
-          </w:p>
-        </w:tc>
-        <w:tc>
-          <w:tcPr>
-            <w:tcW w:type="dxa" w:w="3118"/>
-            <w:vAlign w:val="center"/>
-          </w:tcPr>
-          <w:p>
-            <w:pPr>
-              <w:spacing w:before="40" w:after="40" w:line="276" w:lineRule="auto"/>
-              <w:jc w:val="both"/>
-            </w:pPr>
-            <w:r>
-              <w:rPr>
-                <w:rFonts w:ascii="Times New Roman" w:hAnsi="Times New Roman"/>
-                <w:sz w:val="26"/>
-                <w:rFonts w:ascii="Times New Roman" w:hAnsi="Times New Roman" w:cs="Times New Roman"/>
-              </w:rPr>
-              <w:t>Bài 3. Thực hành khai thác thông tin số</w:t>
-            </w:r>
-          </w:p>
-        </w:tc>
-        <w:tc>
-          <w:tcPr>
-            <w:tcW w:type="dxa" w:w="850"/>
-            <w:vAlign w:val="center"/>
-          </w:tcPr>
-          <w:p>
-            <w:pPr>
-              <w:spacing w:before="40" w:after="40" w:line="276" w:lineRule="auto"/>
-              <w:jc w:val="center"/>
-            </w:pPr>
-            <w:r>
-              <w:rPr>
-                <w:rFonts w:ascii="Times New Roman" w:hAnsi="Times New Roman"/>
-                <w:sz w:val="26"/>
-                <w:rFonts w:ascii="Times New Roman" w:hAnsi="Times New Roman" w:cs="Times New Roman"/>
-              </w:rPr>
-              <w:t>1</w:t>
-            </w:r>
-          </w:p>
-        </w:tc>
-        <w:tc>
-          <w:tcPr>
-            <w:tcW w:type="dxa" w:w="1247"/>
-            <w:vAlign w:val="center"/>
-          </w:tcPr>
-          <w:p>
-            <w:pPr>
-              <w:spacing w:before="40" w:after="40" w:line="276" w:lineRule="auto"/>
-              <w:jc w:val="center"/>
-            </w:pPr>
-            <w:r>
-              <w:rPr>
-                <w:rFonts w:ascii="Times New Roman" w:hAnsi="Times New Roman"/>
-                <w:sz w:val="26"/>
-                <w:rFonts w:ascii="Times New Roman" w:hAnsi="Times New Roman" w:cs="Times New Roman"/>
-              </w:rPr>
-              <w:t>4</w:t>
-            </w:r>
-          </w:p>
-        </w:tc>
-        <w:tc>
-          <w:tcPr>
-            <w:tcW w:type="dxa" w:w="3402"/>
-            <w:vAlign w:val="center"/>
-          </w:tcPr>
-          <w:p>
-            <w:pPr>
-              <w:spacing w:before="40" w:after="40" w:line="276" w:lineRule="auto"/>
-              <w:jc w:val="both"/>
-            </w:pPr>
-            <w:r>
-              <w:rPr>
-                <w:rFonts w:ascii="Times New Roman" w:hAnsi="Times New Roman"/>
-                <w:sz w:val="26"/>
-                <w:rFonts w:ascii="Times New Roman" w:hAnsi="Times New Roman" w:cs="Times New Roman"/>
-              </w:rPr>
-              <w:t>- Sử dụng công cụ tìm kiếm, xử lý và trao đổi thông tin trong môi trường số.  - Chủ động tìm kiếm thông tin thực hiện nhiệm vụ; đánh giá lợi ích thông tin tìm được.</w:t>
+            <w:tcW w:type="dxa" w:w="9310"/>
+            <w:gridSpan w:val="5"/>
+            <w:vAlign w:val="center"/>
+          </w:tcPr>
+          <w:p>
+            <w:pPr>
+              <w:spacing w:before="40" w:after="40" w:line="276" w:lineRule="auto"/>
+              <w:jc w:val="left"/>
+            </w:pPr>
+            <w:r>
+              <w:rPr>
+                <w:rFonts w:ascii="Times New Roman" w:hAnsi="Times New Roman"/>
+                <w:b/>
+                <w:sz w:val="26"/>
+                <w:rFonts w:ascii="Times New Roman" w:hAnsi="Times New Roman" w:cs="Times New Roman"/>
+              </w:rPr>
+              <w:t>Chủ đề 4: Ứng dụng tin học</w:t>
             </w:r>
           </w:p>
         </w:tc>
@@ -1952,28 +2215,28 @@
       <w:tr>
         <w:tc>
           <w:tcPr>
-            <w:tcW w:type="dxa" w:w="680"/>
-            <w:vAlign w:val="center"/>
-          </w:tcPr>
-          <w:p>
-            <w:pPr>
-              <w:spacing w:before="40" w:after="40" w:line="276" w:lineRule="auto"/>
-              <w:jc w:val="center"/>
-            </w:pPr>
-            <w:r>
-              <w:rPr>
-                <w:rFonts w:ascii="Times New Roman" w:hAnsi="Times New Roman"/>
-                <w:sz w:val="26"/>
-                <w:rFonts w:ascii="Times New Roman" w:hAnsi="Times New Roman" w:cs="Times New Roman"/>
-              </w:rPr>
-              <w:t>5</w:t>
-            </w:r>
-          </w:p>
-        </w:tc>
-        <w:tc>
-          <w:tcPr>
-            <w:tcW w:type="dxa" w:w="3118"/>
-            <w:vAlign w:val="center"/>
+            <w:tcW w:type="dxa" w:w="510"/>
+            <w:vAlign w:val="center"/>
+            <w:tcW w:w="510" w:type="dxa"/>
+          </w:tcPr>
+          <w:p>
+            <w:pPr>
+              <w:jc w:val="center"/>
+            </w:pPr>
+            <w:r>
+              <w:rPr>
+                <w:rFonts w:ascii="Times New Roman" w:hAnsi="Times New Roman"/>
+                <w:sz w:val="26"/>
+              </w:rPr>
+              <w:t>7</w:t>
+            </w:r>
+          </w:p>
+        </w:tc>
+        <w:tc>
+          <w:tcPr>
+            <w:tcW w:type="dxa" w:w="2154"/>
+            <w:vAlign w:val="center"/>
+            <w:tcW w:w="2154" w:type="dxa"/>
           </w:tcPr>
           <w:p>
             <w:pPr>
@@ -1986,14 +2249,15 @@
                 <w:sz w:val="26"/>
                 <w:rFonts w:ascii="Times New Roman" w:hAnsi="Times New Roman" w:cs="Times New Roman"/>
               </w:rPr>
-              <w:t>Ôn tập Đánh giá định kỳ 1</w:t>
-            </w:r>
-          </w:p>
-        </w:tc>
-        <w:tc>
-          <w:tcPr>
-            <w:tcW w:type="dxa" w:w="850"/>
-            <w:vAlign w:val="center"/>
+              <w:t>Bài 5. Sử dụng bảng tính giải quyết bài toán thực tế</w:t>
+            </w:r>
+          </w:p>
+        </w:tc>
+        <w:tc>
+          <w:tcPr>
+            <w:tcW w:type="dxa" w:w="624"/>
+            <w:vAlign w:val="center"/>
+            <w:tcW w:w="623" w:type="dxa"/>
           </w:tcPr>
           <w:p>
             <w:pPr>
@@ -2012,28 +2276,28 @@
         </w:tc>
         <w:tc>
           <w:tcPr>
-            <w:tcW w:type="dxa" w:w="1247"/>
-            <w:vAlign w:val="center"/>
-          </w:tcPr>
-          <w:p>
-            <w:pPr>
-              <w:spacing w:before="40" w:after="40" w:line="276" w:lineRule="auto"/>
-              <w:jc w:val="center"/>
-            </w:pPr>
-            <w:r>
-              <w:rPr>
-                <w:rFonts w:ascii="Times New Roman" w:hAnsi="Times New Roman"/>
-                <w:sz w:val="26"/>
-                <w:rFonts w:ascii="Times New Roman" w:hAnsi="Times New Roman" w:cs="Times New Roman"/>
-              </w:rPr>
-              <w:t>5</w:t>
-            </w:r>
-          </w:p>
-        </w:tc>
-        <w:tc>
-          <w:tcPr>
-            <w:tcW w:type="dxa" w:w="3402"/>
-            <w:vAlign w:val="center"/>
+            <w:tcW w:type="dxa" w:w="794"/>
+            <w:vAlign w:val="center"/>
+            <w:tcW w:w="793" w:type="dxa"/>
+          </w:tcPr>
+          <w:p>
+            <w:pPr>
+              <w:jc w:val="center"/>
+            </w:pPr>
+            <w:r>
+              <w:rPr>
+                <w:rFonts w:ascii="Times New Roman" w:hAnsi="Times New Roman"/>
+                <w:sz w:val="26"/>
+              </w:rPr>
+              <w:t>7</w:t>
+            </w:r>
+          </w:p>
+        </w:tc>
+        <w:tc>
+          <w:tcPr>
+            <w:tcW w:type="dxa" w:w="5272"/>
+            <w:vAlign w:val="center"/>
+            <w:tcW w:w="5273" w:type="dxa"/>
           </w:tcPr>
           <w:p>
             <w:pPr>
@@ -2046,7 +2310,7 @@
                 <w:sz w:val="26"/>
                 <w:rFonts w:ascii="Times New Roman" w:hAnsi="Times New Roman" w:cs="Times New Roman"/>
               </w:rPr>
-              <w:t>Hệ thống hóa kiến thức chuẩn bị Đánh giá định kỳ 1.</w:t>
+              <w:t>- Giải thích sự thay đổi địa chỉ tương đối khi sao chép công thức; phân biệt địa chỉ tương đối và tuyệt đối.  - Sử dụng bảng tính giải quyết bài toán thực tế; sao chép dữ liệu từ tệp văn bản/trang chiếu sang trang tính.</w:t>
             </w:r>
           </w:p>
         </w:tc>
@@ -2054,28 +2318,28 @@
       <w:tr>
         <w:tc>
           <w:tcPr>
-            <w:tcW w:type="dxa" w:w="680"/>
-            <w:vAlign w:val="center"/>
-          </w:tcPr>
-          <w:p>
-            <w:pPr>
-              <w:spacing w:before="40" w:after="40" w:line="276" w:lineRule="auto"/>
-              <w:jc w:val="center"/>
-            </w:pPr>
-            <w:r>
-              <w:rPr>
-                <w:rFonts w:ascii="Times New Roman" w:hAnsi="Times New Roman"/>
-                <w:sz w:val="26"/>
-                <w:rFonts w:ascii="Times New Roman" w:hAnsi="Times New Roman" w:cs="Times New Roman"/>
-              </w:rPr>
-              <w:t>6</w:t>
-            </w:r>
-          </w:p>
-        </w:tc>
-        <w:tc>
-          <w:tcPr>
-            <w:tcW w:type="dxa" w:w="3118"/>
-            <w:vAlign w:val="center"/>
+            <w:tcW w:type="dxa" w:w="510"/>
+            <w:vAlign w:val="center"/>
+            <w:tcW w:w="510" w:type="dxa"/>
+          </w:tcPr>
+          <w:p>
+            <w:pPr>
+              <w:jc w:val="center"/>
+            </w:pPr>
+            <w:r>
+              <w:rPr>
+                <w:rFonts w:ascii="Times New Roman" w:hAnsi="Times New Roman"/>
+                <w:sz w:val="26"/>
+              </w:rPr>
+              <w:t>8</w:t>
+            </w:r>
+          </w:p>
+        </w:tc>
+        <w:tc>
+          <w:tcPr>
+            <w:tcW w:type="dxa" w:w="2154"/>
+            <w:vAlign w:val="center"/>
+            <w:tcW w:w="2154" w:type="dxa"/>
           </w:tcPr>
           <w:p>
             <w:pPr>
@@ -2088,14 +2352,15 @@
                 <w:sz w:val="26"/>
                 <w:rFonts w:ascii="Times New Roman" w:hAnsi="Times New Roman" w:cs="Times New Roman"/>
               </w:rPr>
-              <w:t>Đánh giá định kỳ 1</w:t>
-            </w:r>
-          </w:p>
-        </w:tc>
-        <w:tc>
-          <w:tcPr>
-            <w:tcW w:type="dxa" w:w="850"/>
-            <w:vAlign w:val="center"/>
+              <w:t>Bài 6. Sắp xếp và lọc dữ liệu</w:t>
+            </w:r>
+          </w:p>
+        </w:tc>
+        <w:tc>
+          <w:tcPr>
+            <w:tcW w:type="dxa" w:w="624"/>
+            <w:vAlign w:val="center"/>
+            <w:tcW w:w="623" w:type="dxa"/>
           </w:tcPr>
           <w:p>
             <w:pPr>
@@ -2114,28 +2379,28 @@
         </w:tc>
         <w:tc>
           <w:tcPr>
-            <w:tcW w:type="dxa" w:w="1247"/>
-            <w:vAlign w:val="center"/>
-          </w:tcPr>
-          <w:p>
-            <w:pPr>
-              <w:spacing w:before="40" w:after="40" w:line="276" w:lineRule="auto"/>
-              <w:jc w:val="center"/>
-            </w:pPr>
-            <w:r>
-              <w:rPr>
-                <w:rFonts w:ascii="Times New Roman" w:hAnsi="Times New Roman"/>
-                <w:sz w:val="26"/>
-                <w:rFonts w:ascii="Times New Roman" w:hAnsi="Times New Roman" w:cs="Times New Roman"/>
-              </w:rPr>
-              <w:t>6</w:t>
-            </w:r>
-          </w:p>
-        </w:tc>
-        <w:tc>
-          <w:tcPr>
-            <w:tcW w:type="dxa" w:w="3402"/>
-            <w:vAlign w:val="center"/>
+            <w:tcW w:type="dxa" w:w="794"/>
+            <w:vAlign w:val="center"/>
+            <w:tcW w:w="793" w:type="dxa"/>
+          </w:tcPr>
+          <w:p>
+            <w:pPr>
+              <w:jc w:val="center"/>
+            </w:pPr>
+            <w:r>
+              <w:rPr>
+                <w:rFonts w:ascii="Times New Roman" w:hAnsi="Times New Roman"/>
+                <w:sz w:val="26"/>
+              </w:rPr>
+              <w:t>8</w:t>
+            </w:r>
+          </w:p>
+        </w:tc>
+        <w:tc>
+          <w:tcPr>
+            <w:tcW w:type="dxa" w:w="5272"/>
+            <w:vAlign w:val="center"/>
+            <w:tcW w:w="5273" w:type="dxa"/>
           </w:tcPr>
           <w:p>
             <w:pPr>
@@ -2148,7 +2413,7 @@
                 <w:sz w:val="26"/>
                 <w:rFonts w:ascii="Times New Roman" w:hAnsi="Times New Roman" w:cs="Times New Roman"/>
               </w:rPr>
-              <w:t>Kiểm tra đánh giá kết quả học tập.</w:t>
+              <w:t>- Nêu tình huống thực tế cần sắp xếp/lọc dữ liệu.  - Thực hiện các thao tác lọc, sắp xếp dữ liệu của phần mềm bảng tính.</w:t>
             </w:r>
           </w:p>
         </w:tc>
@@ -2156,6 +2421,418 @@
       <w:tr>
         <w:tc>
           <w:tcPr>
+            <w:tcW w:type="dxa" w:w="510"/>
+            <w:vAlign w:val="center"/>
+            <w:tcW w:w="510" w:type="dxa"/>
+          </w:tcPr>
+          <w:p>
+            <w:pPr>
+              <w:jc w:val="center"/>
+            </w:pPr>
+            <w:r>
+              <w:rPr>
+                <w:rFonts w:ascii="Times New Roman" w:hAnsi="Times New Roman"/>
+                <w:sz w:val="26"/>
+              </w:rPr>
+              <w:t>9</w:t>
+            </w:r>
+          </w:p>
+        </w:tc>
+        <w:tc>
+          <w:tcPr>
+            <w:tcW w:type="dxa" w:w="2154"/>
+            <w:vAlign w:val="center"/>
+            <w:tcW w:w="2154" w:type="dxa"/>
+          </w:tcPr>
+          <w:p>
+            <w:pPr>
+              <w:spacing w:before="40" w:after="40" w:line="276" w:lineRule="auto"/>
+              <w:jc w:val="both"/>
+            </w:pPr>
+            <w:r>
+              <w:rPr>
+                <w:rFonts w:ascii="Times New Roman" w:hAnsi="Times New Roman"/>
+                <w:sz w:val="26"/>
+                <w:rFonts w:ascii="Times New Roman" w:hAnsi="Times New Roman" w:cs="Times New Roman"/>
+              </w:rPr>
+              <w:t>Bài 7. Trình bày dữ liệu bằng biểu đồ</w:t>
+            </w:r>
+          </w:p>
+        </w:tc>
+        <w:tc>
+          <w:tcPr>
+            <w:tcW w:type="dxa" w:w="624"/>
+            <w:vAlign w:val="center"/>
+            <w:tcW w:w="623" w:type="dxa"/>
+          </w:tcPr>
+          <w:p>
+            <w:pPr>
+              <w:spacing w:before="40" w:after="40" w:line="276" w:lineRule="auto"/>
+              <w:jc w:val="center"/>
+            </w:pPr>
+            <w:r>
+              <w:rPr>
+                <w:rFonts w:ascii="Times New Roman" w:hAnsi="Times New Roman"/>
+                <w:sz w:val="26"/>
+                <w:rFonts w:ascii="Times New Roman" w:hAnsi="Times New Roman" w:cs="Times New Roman"/>
+              </w:rPr>
+              <w:t>1</w:t>
+            </w:r>
+          </w:p>
+        </w:tc>
+        <w:tc>
+          <w:tcPr>
+            <w:tcW w:type="dxa" w:w="794"/>
+            <w:vAlign w:val="center"/>
+            <w:tcW w:w="793" w:type="dxa"/>
+          </w:tcPr>
+          <w:p>
+            <w:pPr>
+              <w:jc w:val="center"/>
+            </w:pPr>
+            <w:r>
+              <w:rPr>
+                <w:rFonts w:ascii="Times New Roman" w:hAnsi="Times New Roman"/>
+                <w:sz w:val="26"/>
+              </w:rPr>
+              <w:t>9</w:t>
+            </w:r>
+          </w:p>
+        </w:tc>
+        <w:tc>
+          <w:tcPr>
+            <w:tcW w:type="dxa" w:w="5272"/>
+            <w:vAlign w:val="center"/>
+            <w:tcW w:w="5273" w:type="dxa"/>
+          </w:tcPr>
+          <w:p>
+            <w:pPr>
+              <w:spacing w:before="40" w:after="40" w:line="276" w:lineRule="auto"/>
+              <w:jc w:val="both"/>
+            </w:pPr>
+            <w:r>
+              <w:rPr>
+                <w:rFonts w:ascii="Times New Roman" w:hAnsi="Times New Roman"/>
+                <w:sz w:val="26"/>
+                <w:rFonts w:ascii="Times New Roman" w:hAnsi="Times New Roman" w:cs="Times New Roman"/>
+              </w:rPr>
+              <w:t>- Nêu tình huống thực tế cần tạo biểu đồ.  - Thực hiện thao tác tạo biểu đồ của phần mềm bảng tính.</w:t>
+            </w:r>
+          </w:p>
+        </w:tc>
+      </w:tr>
+      <w:tr>
+        <w:tc>
+          <w:tcPr>
+            <w:tcW w:type="dxa" w:w="510"/>
+            <w:vAlign w:val="center"/>
+            <w:tcW w:w="510" w:type="dxa"/>
+          </w:tcPr>
+          <w:p>
+            <w:pPr>
+              <w:jc w:val="center"/>
+            </w:pPr>
+            <w:r>
+              <w:rPr>
+                <w:rFonts w:ascii="Times New Roman" w:hAnsi="Times New Roman"/>
+                <w:sz w:val="26"/>
+              </w:rPr>
+              <w:t>10</w:t>
+            </w:r>
+          </w:p>
+        </w:tc>
+        <w:tc>
+          <w:tcPr>
+            <w:tcW w:type="dxa" w:w="2154"/>
+            <w:vAlign w:val="center"/>
+            <w:tcW w:w="2154" w:type="dxa"/>
+          </w:tcPr>
+          <w:p>
+            <w:pPr>
+              <w:spacing w:before="40" w:after="40" w:line="276" w:lineRule="auto"/>
+              <w:jc w:val="both"/>
+            </w:pPr>
+            <w:r>
+              <w:rPr>
+                <w:rFonts w:ascii="Times New Roman" w:hAnsi="Times New Roman"/>
+                <w:sz w:val="26"/>
+                <w:rFonts w:ascii="Times New Roman" w:hAnsi="Times New Roman" w:cs="Times New Roman"/>
+              </w:rPr>
+              <w:t>Ôn tập Đánh giá định kỳ 2</w:t>
+            </w:r>
+          </w:p>
+        </w:tc>
+        <w:tc>
+          <w:tcPr>
+            <w:tcW w:type="dxa" w:w="624"/>
+            <w:vAlign w:val="center"/>
+            <w:tcW w:w="623" w:type="dxa"/>
+          </w:tcPr>
+          <w:p>
+            <w:pPr>
+              <w:spacing w:before="40" w:after="40" w:line="276" w:lineRule="auto"/>
+              <w:jc w:val="center"/>
+            </w:pPr>
+            <w:r>
+              <w:rPr>
+                <w:rFonts w:ascii="Times New Roman" w:hAnsi="Times New Roman"/>
+                <w:sz w:val="26"/>
+                <w:rFonts w:ascii="Times New Roman" w:hAnsi="Times New Roman" w:cs="Times New Roman"/>
+              </w:rPr>
+              <w:t>1</w:t>
+            </w:r>
+          </w:p>
+        </w:tc>
+        <w:tc>
+          <w:tcPr>
+            <w:tcW w:type="dxa" w:w="794"/>
+            <w:vAlign w:val="center"/>
+            <w:tcW w:w="793" w:type="dxa"/>
+          </w:tcPr>
+          <w:p>
+            <w:pPr>
+              <w:jc w:val="center"/>
+            </w:pPr>
+            <w:r>
+              <w:rPr>
+                <w:rFonts w:ascii="Times New Roman" w:hAnsi="Times New Roman"/>
+                <w:sz w:val="26"/>
+              </w:rPr>
+              <w:t>10</w:t>
+            </w:r>
+          </w:p>
+        </w:tc>
+        <w:tc>
+          <w:tcPr>
+            <w:tcW w:type="dxa" w:w="5272"/>
+            <w:vAlign w:val="center"/>
+            <w:tcW w:w="5273" w:type="dxa"/>
+          </w:tcPr>
+          <w:p>
+            <w:pPr>
+              <w:spacing w:before="40" w:after="40" w:line="276" w:lineRule="auto"/>
+              <w:jc w:val="both"/>
+            </w:pPr>
+            <w:r>
+              <w:rPr>
+                <w:rFonts w:ascii="Times New Roman" w:hAnsi="Times New Roman"/>
+                <w:sz w:val="26"/>
+                <w:rFonts w:ascii="Times New Roman" w:hAnsi="Times New Roman" w:cs="Times New Roman"/>
+              </w:rPr>
+              <w:t>Hệ thống hóa kiến thức chuẩn bị Đánh giá định kỳ 2.</w:t>
+            </w:r>
+          </w:p>
+        </w:tc>
+      </w:tr>
+      <w:tr>
+        <w:tc>
+          <w:tcPr>
+            <w:tcW w:type="dxa" w:w="510"/>
+            <w:vAlign w:val="center"/>
+            <w:tcW w:w="510" w:type="dxa"/>
+          </w:tcPr>
+          <w:p>
+            <w:pPr>
+              <w:jc w:val="center"/>
+            </w:pPr>
+            <w:r>
+              <w:rPr>
+                <w:rFonts w:ascii="Times New Roman" w:hAnsi="Times New Roman"/>
+                <w:sz w:val="26"/>
+              </w:rPr>
+              <w:t>11</w:t>
+            </w:r>
+          </w:p>
+        </w:tc>
+        <w:tc>
+          <w:tcPr>
+            <w:tcW w:type="dxa" w:w="2154"/>
+            <w:vAlign w:val="center"/>
+            <w:tcW w:w="2154" w:type="dxa"/>
+          </w:tcPr>
+          <w:p>
+            <w:pPr>
+              <w:spacing w:before="40" w:after="40" w:line="276" w:lineRule="auto"/>
+              <w:jc w:val="both"/>
+            </w:pPr>
+            <w:r>
+              <w:rPr>
+                <w:rFonts w:ascii="Times New Roman" w:hAnsi="Times New Roman"/>
+                <w:sz w:val="26"/>
+                <w:rFonts w:ascii="Times New Roman" w:hAnsi="Times New Roman" w:cs="Times New Roman"/>
+              </w:rPr>
+              <w:t>Đánh giá định kỳ 2</w:t>
+            </w:r>
+          </w:p>
+        </w:tc>
+        <w:tc>
+          <w:tcPr>
+            <w:tcW w:type="dxa" w:w="624"/>
+            <w:vAlign w:val="center"/>
+            <w:tcW w:w="623" w:type="dxa"/>
+          </w:tcPr>
+          <w:p>
+            <w:pPr>
+              <w:spacing w:before="40" w:after="40" w:line="276" w:lineRule="auto"/>
+              <w:jc w:val="center"/>
+            </w:pPr>
+            <w:r>
+              <w:rPr>
+                <w:rFonts w:ascii="Times New Roman" w:hAnsi="Times New Roman"/>
+                <w:sz w:val="26"/>
+                <w:rFonts w:ascii="Times New Roman" w:hAnsi="Times New Roman" w:cs="Times New Roman"/>
+              </w:rPr>
+              <w:t>1</w:t>
+            </w:r>
+          </w:p>
+        </w:tc>
+        <w:tc>
+          <w:tcPr>
+            <w:tcW w:type="dxa" w:w="794"/>
+            <w:vAlign w:val="center"/>
+            <w:tcW w:w="793" w:type="dxa"/>
+          </w:tcPr>
+          <w:p>
+            <w:pPr>
+              <w:jc w:val="center"/>
+            </w:pPr>
+            <w:r>
+              <w:rPr>
+                <w:rFonts w:ascii="Times New Roman" w:hAnsi="Times New Roman"/>
+                <w:sz w:val="26"/>
+              </w:rPr>
+              <w:t>11</w:t>
+            </w:r>
+          </w:p>
+        </w:tc>
+        <w:tc>
+          <w:tcPr>
+            <w:tcW w:type="dxa" w:w="5272"/>
+            <w:vAlign w:val="center"/>
+            <w:tcW w:w="5273" w:type="dxa"/>
+          </w:tcPr>
+          <w:p>
+            <w:pPr>
+              <w:spacing w:before="40" w:after="40" w:line="276" w:lineRule="auto"/>
+              <w:jc w:val="both"/>
+            </w:pPr>
+            <w:r>
+              <w:rPr>
+                <w:rFonts w:ascii="Times New Roman" w:hAnsi="Times New Roman"/>
+                <w:sz w:val="26"/>
+                <w:rFonts w:ascii="Times New Roman" w:hAnsi="Times New Roman" w:cs="Times New Roman"/>
+              </w:rPr>
+              <w:t>Kiểm tra đánh giá kết quả học tập.</w:t>
+            </w:r>
+          </w:p>
+        </w:tc>
+      </w:tr>
+      <w:tr>
+        <w:tc>
+          <w:tcPr>
+            <w:tcW w:type="dxa" w:w="510"/>
+            <w:vAlign w:val="center"/>
+            <w:tcW w:w="510" w:type="dxa"/>
+          </w:tcPr>
+          <w:p>
+            <w:pPr>
+              <w:jc w:val="center"/>
+            </w:pPr>
+            <w:r>
+              <w:rPr>
+                <w:rFonts w:ascii="Times New Roman" w:hAnsi="Times New Roman"/>
+                <w:sz w:val="26"/>
+              </w:rPr>
+              <w:t>12</w:t>
+            </w:r>
+          </w:p>
+        </w:tc>
+        <w:tc>
+          <w:tcPr>
+            <w:tcW w:type="dxa" w:w="2154"/>
+            <w:vAlign w:val="center"/>
+            <w:tcW w:w="2154" w:type="dxa"/>
+          </w:tcPr>
+          <w:p>
+            <w:pPr>
+              <w:spacing w:before="40" w:after="40" w:line="276" w:lineRule="auto"/>
+              <w:jc w:val="both"/>
+            </w:pPr>
+            <w:r>
+              <w:rPr>
+                <w:rFonts w:ascii="Times New Roman" w:hAnsi="Times New Roman"/>
+                <w:sz w:val="26"/>
+                <w:rFonts w:ascii="Times New Roman" w:hAnsi="Times New Roman" w:cs="Times New Roman"/>
+              </w:rPr>
+              <w:t>Bài 8a. Làm việc với danh sách dạng liệt kê và hình ảnh trong văn bản</w:t>
+            </w:r>
+          </w:p>
+        </w:tc>
+        <w:tc>
+          <w:tcPr>
+            <w:tcW w:type="dxa" w:w="624"/>
+            <w:vAlign w:val="center"/>
+            <w:tcW w:w="623" w:type="dxa"/>
+          </w:tcPr>
+          <w:p>
+            <w:pPr>
+              <w:spacing w:before="40" w:after="40" w:line="276" w:lineRule="auto"/>
+              <w:jc w:val="center"/>
+            </w:pPr>
+            <w:r>
+              <w:rPr>
+                <w:rFonts w:ascii="Times New Roman" w:hAnsi="Times New Roman"/>
+                <w:sz w:val="26"/>
+                <w:rFonts w:ascii="Times New Roman" w:hAnsi="Times New Roman" w:cs="Times New Roman"/>
+              </w:rPr>
+              <w:t>1</w:t>
+            </w:r>
+          </w:p>
+        </w:tc>
+        <w:tc>
+          <w:tcPr>
+            <w:tcW w:type="dxa" w:w="794"/>
+            <w:vAlign w:val="center"/>
+            <w:tcW w:w="793" w:type="dxa"/>
+          </w:tcPr>
+          <w:p>
+            <w:pPr>
+              <w:jc w:val="center"/>
+            </w:pPr>
+            <w:r>
+              <w:rPr>
+                <w:rFonts w:ascii="Times New Roman" w:hAnsi="Times New Roman"/>
+                <w:sz w:val="26"/>
+              </w:rPr>
+              <w:t>12</w:t>
+            </w:r>
+          </w:p>
+        </w:tc>
+        <w:tc>
+          <w:tcPr>
+            <w:tcW w:type="dxa" w:w="5272"/>
+            <w:vAlign w:val="center"/>
+            <w:tcW w:w="5273" w:type="dxa"/>
+          </w:tcPr>
+          <w:p>
+            <w:pPr>
+              <w:spacing w:before="40" w:after="40" w:line="276" w:lineRule="auto"/>
+              <w:jc w:val="both"/>
+            </w:pPr>
+            <w:r>
+              <w:rPr>
+                <w:rFonts w:ascii="Times New Roman" w:hAnsi="Times New Roman"/>
+                <w:sz w:val="26"/>
+                <w:rFonts w:ascii="Times New Roman" w:hAnsi="Times New Roman" w:cs="Times New Roman"/>
+              </w:rPr>
+              <w:t>- Thao tác: tạo danh sách liệt kê, chèn, xóa, co dãn hình ảnh, vẽ hình đồ họa trong văn bản.  - Tạo sản phẩm văn bản có tính thẩm mỹ.</w:t>
+            </w:r>
+          </w:p>
+        </w:tc>
+      </w:tr>
+      <w:tr>
+        <w:tc>
+          <w:tcPr>
             <w:tcW w:type="dxa" w:w="9310"/>
             <w:gridSpan w:val="5"/>
             <w:vAlign w:val="center"/>
@@ -2163,7 +2840,7 @@
           <w:p>
             <w:pPr>
               <w:spacing w:before="40" w:after="40" w:line="276" w:lineRule="auto"/>
-              <w:jc w:val="both"/>
+              <w:jc w:val="left"/>
             </w:pPr>
             <w:r>
               <w:rPr>
@@ -2172,7 +2849,7 @@
                 <w:sz w:val="26"/>
                 <w:rFonts w:ascii="Times New Roman" w:hAnsi="Times New Roman" w:cs="Times New Roman"/>
               </w:rPr>
-              <w:t>Chủ đề 3: Đạo đức, pháp luật và văn hóa trong môi trường số</w:t>
+              <w:t>Chủ đề 4a: Soạn thảo văn bản và trình chiếu nâng cao (tiếp)</w:t>
             </w:r>
           </w:p>
         </w:tc>
@@ -2180,28 +2857,28 @@
       <w:tr>
         <w:tc>
           <w:tcPr>
-            <w:tcW w:type="dxa" w:w="680"/>
-            <w:vAlign w:val="center"/>
-          </w:tcPr>
-          <w:p>
-            <w:pPr>
-              <w:spacing w:before="40" w:after="40" w:line="276" w:lineRule="auto"/>
-              <w:jc w:val="center"/>
-            </w:pPr>
-            <w:r>
-              <w:rPr>
-                <w:rFonts w:ascii="Times New Roman" w:hAnsi="Times New Roman"/>
-                <w:sz w:val="26"/>
-                <w:rFonts w:ascii="Times New Roman" w:hAnsi="Times New Roman" w:cs="Times New Roman"/>
-              </w:rPr>
-              <w:t>7</w:t>
-            </w:r>
-          </w:p>
-        </w:tc>
-        <w:tc>
-          <w:tcPr>
-            <w:tcW w:type="dxa" w:w="3118"/>
-            <w:vAlign w:val="center"/>
+            <w:tcW w:type="dxa" w:w="510"/>
+            <w:vAlign w:val="center"/>
+            <w:tcW w:w="510" w:type="dxa"/>
+          </w:tcPr>
+          <w:p>
+            <w:pPr>
+              <w:jc w:val="center"/>
+            </w:pPr>
+            <w:r>
+              <w:rPr>
+                <w:rFonts w:ascii="Times New Roman" w:hAnsi="Times New Roman"/>
+                <w:sz w:val="26"/>
+              </w:rPr>
+              <w:t>13</w:t>
+            </w:r>
+          </w:p>
+        </w:tc>
+        <w:tc>
+          <w:tcPr>
+            <w:tcW w:type="dxa" w:w="2154"/>
+            <w:vAlign w:val="center"/>
+            <w:tcW w:w="2154" w:type="dxa"/>
           </w:tcPr>
           <w:p>
             <w:pPr>
@@ -2214,14 +2891,15 @@
                 <w:sz w:val="26"/>
                 <w:rFonts w:ascii="Times New Roman" w:hAnsi="Times New Roman" w:cs="Times New Roman"/>
               </w:rPr>
-              <w:t>Bài 4. Đạo đức và văn hóa trong sử dụng công nghệ số</w:t>
-            </w:r>
-          </w:p>
-        </w:tc>
-        <w:tc>
-          <w:tcPr>
-            <w:tcW w:type="dxa" w:w="850"/>
-            <w:vAlign w:val="center"/>
+              <w:t>Bài 9a. Tạo đầu trang, chân trang cho văn bản</w:t>
+            </w:r>
+          </w:p>
+        </w:tc>
+        <w:tc>
+          <w:tcPr>
+            <w:tcW w:type="dxa" w:w="624"/>
+            <w:vAlign w:val="center"/>
+            <w:tcW w:w="623" w:type="dxa"/>
           </w:tcPr>
           <w:p>
             <w:pPr>
@@ -2240,28 +2918,28 @@
         </w:tc>
         <w:tc>
           <w:tcPr>
-            <w:tcW w:type="dxa" w:w="1247"/>
-            <w:vAlign w:val="center"/>
-          </w:tcPr>
-          <w:p>
-            <w:pPr>
-              <w:spacing w:before="40" w:after="40" w:line="276" w:lineRule="auto"/>
-              <w:jc w:val="center"/>
-            </w:pPr>
-            <w:r>
-              <w:rPr>
-                <w:rFonts w:ascii="Times New Roman" w:hAnsi="Times New Roman"/>
-                <w:sz w:val="26"/>
-                <w:rFonts w:ascii="Times New Roman" w:hAnsi="Times New Roman" w:cs="Times New Roman"/>
-              </w:rPr>
-              <w:t>7</w:t>
-            </w:r>
-          </w:p>
-        </w:tc>
-        <w:tc>
-          <w:tcPr>
-            <w:tcW w:type="dxa" w:w="3402"/>
-            <w:vAlign w:val="center"/>
+            <w:tcW w:type="dxa" w:w="794"/>
+            <w:vAlign w:val="center"/>
+            <w:tcW w:w="793" w:type="dxa"/>
+          </w:tcPr>
+          <w:p>
+            <w:pPr>
+              <w:jc w:val="center"/>
+            </w:pPr>
+            <w:r>
+              <w:rPr>
+                <w:rFonts w:ascii="Times New Roman" w:hAnsi="Times New Roman"/>
+                <w:sz w:val="26"/>
+              </w:rPr>
+              <w:t>13</w:t>
+            </w:r>
+          </w:p>
+        </w:tc>
+        <w:tc>
+          <w:tcPr>
+            <w:tcW w:type="dxa" w:w="5272"/>
+            <w:vAlign w:val="center"/>
+            <w:tcW w:w="5273" w:type="dxa"/>
           </w:tcPr>
           <w:p>
             <w:pPr>
@@ -2274,7 +2952,7 @@
                 <w:sz w:val="26"/>
                 <w:rFonts w:ascii="Times New Roman" w:hAnsi="Times New Roman" w:cs="Times New Roman"/>
               </w:rPr>
-              <w:t>- Nhận biết, giải thích biểu hiện vi phạm đạo đức/pháp luật, thiếu văn hóa khi dùng công nghệ số.  - Đảm bảo sản phẩm số do bản thân tạo ra thể hiện tính văn hóa, đạo đức.</w:t>
+              <w:t>- Thực hiện thao tác đánh số trang, thêm đầu trang (Header) và chân trang (Footer) cho văn bản.</w:t>
             </w:r>
           </w:p>
         </w:tc>
@@ -2282,6 +2960,418 @@
       <w:tr>
         <w:tc>
           <w:tcPr>
+            <w:tcW w:type="dxa" w:w="510"/>
+            <w:vAlign w:val="center"/>
+            <w:tcW w:w="510" w:type="dxa"/>
+          </w:tcPr>
+          <w:p>
+            <w:pPr>
+              <w:jc w:val="center"/>
+            </w:pPr>
+            <w:r>
+              <w:rPr>
+                <w:rFonts w:ascii="Times New Roman" w:hAnsi="Times New Roman"/>
+                <w:sz w:val="26"/>
+              </w:rPr>
+              <w:t>14</w:t>
+            </w:r>
+          </w:p>
+        </w:tc>
+        <w:tc>
+          <w:tcPr>
+            <w:tcW w:type="dxa" w:w="2154"/>
+            <w:vAlign w:val="center"/>
+            <w:tcW w:w="2154" w:type="dxa"/>
+          </w:tcPr>
+          <w:p>
+            <w:pPr>
+              <w:spacing w:before="40" w:after="40" w:line="276" w:lineRule="auto"/>
+              <w:jc w:val="both"/>
+            </w:pPr>
+            <w:r>
+              <w:rPr>
+                <w:rFonts w:ascii="Times New Roman" w:hAnsi="Times New Roman"/>
+                <w:sz w:val="26"/>
+                <w:rFonts w:ascii="Times New Roman" w:hAnsi="Times New Roman" w:cs="Times New Roman"/>
+              </w:rPr>
+              <w:t>Bài 10a. Định dạng nâng cao cho trang chiếu</w:t>
+            </w:r>
+          </w:p>
+        </w:tc>
+        <w:tc>
+          <w:tcPr>
+            <w:tcW w:type="dxa" w:w="624"/>
+            <w:vAlign w:val="center"/>
+            <w:tcW w:w="623" w:type="dxa"/>
+          </w:tcPr>
+          <w:p>
+            <w:pPr>
+              <w:spacing w:before="40" w:after="40" w:line="276" w:lineRule="auto"/>
+              <w:jc w:val="center"/>
+            </w:pPr>
+            <w:r>
+              <w:rPr>
+                <w:rFonts w:ascii="Times New Roman" w:hAnsi="Times New Roman"/>
+                <w:sz w:val="26"/>
+                <w:rFonts w:ascii="Times New Roman" w:hAnsi="Times New Roman" w:cs="Times New Roman"/>
+              </w:rPr>
+              <w:t>1</w:t>
+            </w:r>
+          </w:p>
+        </w:tc>
+        <w:tc>
+          <w:tcPr>
+            <w:tcW w:type="dxa" w:w="794"/>
+            <w:vAlign w:val="center"/>
+            <w:tcW w:w="793" w:type="dxa"/>
+          </w:tcPr>
+          <w:p>
+            <w:pPr>
+              <w:jc w:val="center"/>
+            </w:pPr>
+            <w:r>
+              <w:rPr>
+                <w:rFonts w:ascii="Times New Roman" w:hAnsi="Times New Roman"/>
+                <w:sz w:val="26"/>
+              </w:rPr>
+              <w:t>14</w:t>
+            </w:r>
+          </w:p>
+        </w:tc>
+        <w:tc>
+          <w:tcPr>
+            <w:tcW w:type="dxa" w:w="5272"/>
+            <w:vAlign w:val="center"/>
+            <w:tcW w:w="5273" w:type="dxa"/>
+          </w:tcPr>
+          <w:p>
+            <w:pPr>
+              <w:spacing w:before="40" w:after="40" w:line="276" w:lineRule="auto"/>
+              <w:jc w:val="both"/>
+            </w:pPr>
+            <w:r>
+              <w:rPr>
+                <w:rFonts w:ascii="Times New Roman" w:hAnsi="Times New Roman"/>
+                <w:sz w:val="26"/>
+                <w:rFonts w:ascii="Times New Roman" w:hAnsi="Times New Roman" w:cs="Times New Roman"/>
+              </w:rPr>
+              <w:t>- Chọn màu sắc, cỡ chữ hài hòa với nội dung.  - Đánh số trang, thêm đầu trang và chân trang vào trang chiếu.</w:t>
+            </w:r>
+          </w:p>
+        </w:tc>
+      </w:tr>
+      <w:tr>
+        <w:tc>
+          <w:tcPr>
+            <w:tcW w:type="dxa" w:w="510"/>
+            <w:vAlign w:val="center"/>
+            <w:tcW w:w="510" w:type="dxa"/>
+          </w:tcPr>
+          <w:p>
+            <w:pPr>
+              <w:jc w:val="center"/>
+            </w:pPr>
+            <w:r>
+              <w:rPr>
+                <w:rFonts w:ascii="Times New Roman" w:hAnsi="Times New Roman"/>
+                <w:sz w:val="26"/>
+              </w:rPr>
+              <w:t>15</w:t>
+            </w:r>
+          </w:p>
+        </w:tc>
+        <w:tc>
+          <w:tcPr>
+            <w:tcW w:type="dxa" w:w="2154"/>
+            <w:vAlign w:val="center"/>
+            <w:tcW w:w="2154" w:type="dxa"/>
+          </w:tcPr>
+          <w:p>
+            <w:pPr>
+              <w:spacing w:before="40" w:after="40" w:line="276" w:lineRule="auto"/>
+              <w:jc w:val="both"/>
+            </w:pPr>
+            <w:r>
+              <w:rPr>
+                <w:rFonts w:ascii="Times New Roman" w:hAnsi="Times New Roman"/>
+                <w:sz w:val="26"/>
+                <w:rFonts w:ascii="Times New Roman" w:hAnsi="Times New Roman" w:cs="Times New Roman"/>
+              </w:rPr>
+              <w:t>Bài 11a. Sử dụng bản mẫu cho bài trình chiếu</w:t>
+            </w:r>
+          </w:p>
+        </w:tc>
+        <w:tc>
+          <w:tcPr>
+            <w:tcW w:type="dxa" w:w="624"/>
+            <w:vAlign w:val="center"/>
+            <w:tcW w:w="623" w:type="dxa"/>
+          </w:tcPr>
+          <w:p>
+            <w:pPr>
+              <w:spacing w:before="40" w:after="40" w:line="276" w:lineRule="auto"/>
+              <w:jc w:val="center"/>
+            </w:pPr>
+            <w:r>
+              <w:rPr>
+                <w:rFonts w:ascii="Times New Roman" w:hAnsi="Times New Roman"/>
+                <w:sz w:val="26"/>
+                <w:rFonts w:ascii="Times New Roman" w:hAnsi="Times New Roman" w:cs="Times New Roman"/>
+              </w:rPr>
+              <w:t>1</w:t>
+            </w:r>
+          </w:p>
+        </w:tc>
+        <w:tc>
+          <w:tcPr>
+            <w:tcW w:type="dxa" w:w="794"/>
+            <w:vAlign w:val="center"/>
+            <w:tcW w:w="793" w:type="dxa"/>
+          </w:tcPr>
+          <w:p>
+            <w:pPr>
+              <w:jc w:val="center"/>
+            </w:pPr>
+            <w:r>
+              <w:rPr>
+                <w:rFonts w:ascii="Times New Roman" w:hAnsi="Times New Roman"/>
+                <w:sz w:val="26"/>
+              </w:rPr>
+              <w:t>15</w:t>
+            </w:r>
+          </w:p>
+        </w:tc>
+        <w:tc>
+          <w:tcPr>
+            <w:tcW w:type="dxa" w:w="5272"/>
+            <w:vAlign w:val="center"/>
+            <w:tcW w:w="5273" w:type="dxa"/>
+          </w:tcPr>
+          <w:p>
+            <w:pPr>
+              <w:spacing w:before="40" w:after="40" w:line="276" w:lineRule="auto"/>
+              <w:jc w:val="both"/>
+            </w:pPr>
+            <w:r>
+              <w:rPr>
+                <w:rFonts w:ascii="Times New Roman" w:hAnsi="Times New Roman"/>
+                <w:sz w:val="26"/>
+                <w:rFonts w:ascii="Times New Roman" w:hAnsi="Times New Roman" w:cs="Times New Roman"/>
+              </w:rPr>
+              <w:t>- Sử dụng bản mẫu (template); nhúng đường dẫn đến video/tài liệu khác vào trang chiếu.  - Tạo sản phẩm văn bản/trình chiếu có tính thẩm mỹ phục vụ nhu cầu thực tế.</w:t>
+            </w:r>
+          </w:p>
+        </w:tc>
+      </w:tr>
+      <w:tr>
+        <w:tc>
+          <w:tcPr>
+            <w:tcW w:type="dxa" w:w="510"/>
+            <w:vAlign w:val="center"/>
+            <w:tcW w:w="510" w:type="dxa"/>
+          </w:tcPr>
+          <w:p>
+            <w:pPr>
+              <w:jc w:val="center"/>
+            </w:pPr>
+            <w:r>
+              <w:rPr>
+                <w:rFonts w:ascii="Times New Roman" w:hAnsi="Times New Roman"/>
+                <w:sz w:val="26"/>
+              </w:rPr>
+              <w:t>16</w:t>
+            </w:r>
+          </w:p>
+        </w:tc>
+        <w:tc>
+          <w:tcPr>
+            <w:tcW w:type="dxa" w:w="2154"/>
+            <w:vAlign w:val="center"/>
+            <w:tcW w:w="2154" w:type="dxa"/>
+          </w:tcPr>
+          <w:p>
+            <w:pPr>
+              <w:spacing w:before="40" w:after="40" w:line="276" w:lineRule="auto"/>
+              <w:jc w:val="both"/>
+            </w:pPr>
+            <w:r>
+              <w:rPr>
+                <w:rFonts w:ascii="Times New Roman" w:hAnsi="Times New Roman"/>
+                <w:sz w:val="26"/>
+                <w:rFonts w:ascii="Times New Roman" w:hAnsi="Times New Roman" w:cs="Times New Roman"/>
+              </w:rPr>
+              <w:t>Ôn tập Đánh giá định kỳ 3</w:t>
+            </w:r>
+          </w:p>
+        </w:tc>
+        <w:tc>
+          <w:tcPr>
+            <w:tcW w:type="dxa" w:w="624"/>
+            <w:vAlign w:val="center"/>
+            <w:tcW w:w="623" w:type="dxa"/>
+          </w:tcPr>
+          <w:p>
+            <w:pPr>
+              <w:spacing w:before="40" w:after="40" w:line="276" w:lineRule="auto"/>
+              <w:jc w:val="center"/>
+            </w:pPr>
+            <w:r>
+              <w:rPr>
+                <w:rFonts w:ascii="Times New Roman" w:hAnsi="Times New Roman"/>
+                <w:sz w:val="26"/>
+                <w:rFonts w:ascii="Times New Roman" w:hAnsi="Times New Roman" w:cs="Times New Roman"/>
+              </w:rPr>
+              <w:t>1</w:t>
+            </w:r>
+          </w:p>
+        </w:tc>
+        <w:tc>
+          <w:tcPr>
+            <w:tcW w:type="dxa" w:w="794"/>
+            <w:vAlign w:val="center"/>
+            <w:tcW w:w="793" w:type="dxa"/>
+          </w:tcPr>
+          <w:p>
+            <w:pPr>
+              <w:jc w:val="center"/>
+            </w:pPr>
+            <w:r>
+              <w:rPr>
+                <w:rFonts w:ascii="Times New Roman" w:hAnsi="Times New Roman"/>
+                <w:sz w:val="26"/>
+              </w:rPr>
+              <w:t>16</w:t>
+            </w:r>
+          </w:p>
+        </w:tc>
+        <w:tc>
+          <w:tcPr>
+            <w:tcW w:type="dxa" w:w="5272"/>
+            <w:vAlign w:val="center"/>
+            <w:tcW w:w="5273" w:type="dxa"/>
+          </w:tcPr>
+          <w:p>
+            <w:pPr>
+              <w:spacing w:before="40" w:after="40" w:line="276" w:lineRule="auto"/>
+              <w:jc w:val="both"/>
+            </w:pPr>
+            <w:r>
+              <w:rPr>
+                <w:rFonts w:ascii="Times New Roman" w:hAnsi="Times New Roman"/>
+                <w:sz w:val="26"/>
+                <w:rFonts w:ascii="Times New Roman" w:hAnsi="Times New Roman" w:cs="Times New Roman"/>
+              </w:rPr>
+              <w:t>Hệ thống hóa kiến thức chuẩn bị Đánh giá định kỳ 3.</w:t>
+            </w:r>
+          </w:p>
+        </w:tc>
+      </w:tr>
+      <w:tr>
+        <w:tc>
+          <w:tcPr>
+            <w:tcW w:type="dxa" w:w="510"/>
+            <w:vAlign w:val="center"/>
+            <w:tcW w:w="510" w:type="dxa"/>
+          </w:tcPr>
+          <w:p>
+            <w:pPr>
+              <w:jc w:val="center"/>
+            </w:pPr>
+            <w:r>
+              <w:rPr>
+                <w:rFonts w:ascii="Times New Roman" w:hAnsi="Times New Roman"/>
+                <w:sz w:val="26"/>
+              </w:rPr>
+              <w:t>17</w:t>
+            </w:r>
+          </w:p>
+        </w:tc>
+        <w:tc>
+          <w:tcPr>
+            <w:tcW w:type="dxa" w:w="2154"/>
+            <w:vAlign w:val="center"/>
+            <w:tcW w:w="2154" w:type="dxa"/>
+          </w:tcPr>
+          <w:p>
+            <w:pPr>
+              <w:spacing w:before="40" w:after="40" w:line="276" w:lineRule="auto"/>
+              <w:jc w:val="both"/>
+            </w:pPr>
+            <w:r>
+              <w:rPr>
+                <w:rFonts w:ascii="Times New Roman" w:hAnsi="Times New Roman"/>
+                <w:sz w:val="26"/>
+                <w:rFonts w:ascii="Times New Roman" w:hAnsi="Times New Roman" w:cs="Times New Roman"/>
+              </w:rPr>
+              <w:t>Đánh giá định kỳ 3</w:t>
+            </w:r>
+          </w:p>
+        </w:tc>
+        <w:tc>
+          <w:tcPr>
+            <w:tcW w:type="dxa" w:w="624"/>
+            <w:vAlign w:val="center"/>
+            <w:tcW w:w="623" w:type="dxa"/>
+          </w:tcPr>
+          <w:p>
+            <w:pPr>
+              <w:spacing w:before="40" w:after="40" w:line="276" w:lineRule="auto"/>
+              <w:jc w:val="center"/>
+            </w:pPr>
+            <w:r>
+              <w:rPr>
+                <w:rFonts w:ascii="Times New Roman" w:hAnsi="Times New Roman"/>
+                <w:sz w:val="26"/>
+                <w:rFonts w:ascii="Times New Roman" w:hAnsi="Times New Roman" w:cs="Times New Roman"/>
+              </w:rPr>
+              <w:t>1</w:t>
+            </w:r>
+          </w:p>
+        </w:tc>
+        <w:tc>
+          <w:tcPr>
+            <w:tcW w:type="dxa" w:w="794"/>
+            <w:vAlign w:val="center"/>
+            <w:tcW w:w="793" w:type="dxa"/>
+          </w:tcPr>
+          <w:p>
+            <w:pPr>
+              <w:jc w:val="center"/>
+            </w:pPr>
+            <w:r>
+              <w:rPr>
+                <w:rFonts w:ascii="Times New Roman" w:hAnsi="Times New Roman"/>
+                <w:sz w:val="26"/>
+              </w:rPr>
+              <w:t>17</w:t>
+            </w:r>
+          </w:p>
+        </w:tc>
+        <w:tc>
+          <w:tcPr>
+            <w:tcW w:type="dxa" w:w="5272"/>
+            <w:vAlign w:val="center"/>
+            <w:tcW w:w="5273" w:type="dxa"/>
+          </w:tcPr>
+          <w:p>
+            <w:pPr>
+              <w:spacing w:before="40" w:after="40" w:line="276" w:lineRule="auto"/>
+              <w:jc w:val="both"/>
+            </w:pPr>
+            <w:r>
+              <w:rPr>
+                <w:rFonts w:ascii="Times New Roman" w:hAnsi="Times New Roman"/>
+                <w:sz w:val="26"/>
+                <w:rFonts w:ascii="Times New Roman" w:hAnsi="Times New Roman" w:cs="Times New Roman"/>
+              </w:rPr>
+              <w:t>Kiểm tra đánh giá kết quả học tập.</w:t>
+            </w:r>
+          </w:p>
+        </w:tc>
+      </w:tr>
+      <w:tr>
+        <w:tc>
+          <w:tcPr>
             <w:tcW w:type="dxa" w:w="9310"/>
             <w:gridSpan w:val="5"/>
             <w:vAlign w:val="center"/>
@@ -2289,7 +3379,7 @@
           <w:p>
             <w:pPr>
               <w:spacing w:before="40" w:after="40" w:line="276" w:lineRule="auto"/>
-              <w:jc w:val="both"/>
+              <w:jc w:val="left"/>
             </w:pPr>
             <w:r>
               <w:rPr>
@@ -2298,7 +3388,7 @@
                 <w:sz w:val="26"/>
                 <w:rFonts w:ascii="Times New Roman" w:hAnsi="Times New Roman" w:cs="Times New Roman"/>
               </w:rPr>
-              <w:t>Chủ đề 4: Ứng dụng tin học</w:t>
+              <w:t>Chủ đề 5: Giải quyết vấn đề với sự trợ giúp của máy tính</w:t>
             </w:r>
           </w:p>
         </w:tc>
@@ -2306,28 +3396,28 @@
       <w:tr>
         <w:tc>
           <w:tcPr>
-            <w:tcW w:type="dxa" w:w="680"/>
-            <w:vAlign w:val="center"/>
-          </w:tcPr>
-          <w:p>
-            <w:pPr>
-              <w:spacing w:before="40" w:after="40" w:line="276" w:lineRule="auto"/>
-              <w:jc w:val="center"/>
-            </w:pPr>
-            <w:r>
-              <w:rPr>
-                <w:rFonts w:ascii="Times New Roman" w:hAnsi="Times New Roman"/>
-                <w:sz w:val="26"/>
-                <w:rFonts w:ascii="Times New Roman" w:hAnsi="Times New Roman" w:cs="Times New Roman"/>
-              </w:rPr>
-              <w:t>8</w:t>
-            </w:r>
-          </w:p>
-        </w:tc>
-        <w:tc>
-          <w:tcPr>
-            <w:tcW w:type="dxa" w:w="3118"/>
-            <w:vAlign w:val="center"/>
+            <w:tcW w:type="dxa" w:w="510"/>
+            <w:vAlign w:val="center"/>
+            <w:tcW w:w="510" w:type="dxa"/>
+          </w:tcPr>
+          <w:p>
+            <w:pPr>
+              <w:jc w:val="center"/>
+            </w:pPr>
+            <w:r>
+              <w:rPr>
+                <w:rFonts w:ascii="Times New Roman" w:hAnsi="Times New Roman"/>
+                <w:sz w:val="26"/>
+              </w:rPr>
+              <w:t>18</w:t>
+            </w:r>
+          </w:p>
+        </w:tc>
+        <w:tc>
+          <w:tcPr>
+            <w:tcW w:type="dxa" w:w="2154"/>
+            <w:vAlign w:val="center"/>
+            <w:tcW w:w="2154" w:type="dxa"/>
           </w:tcPr>
           <w:p>
             <w:pPr>
@@ -2340,14 +3430,15 @@
                 <w:sz w:val="26"/>
                 <w:rFonts w:ascii="Times New Roman" w:hAnsi="Times New Roman" w:cs="Times New Roman"/>
               </w:rPr>
-              <w:t>Bài 5. Sử dụng bảng tính giải quyết bài toán thực tế</w:t>
-            </w:r>
-          </w:p>
-        </w:tc>
-        <w:tc>
-          <w:tcPr>
-            <w:tcW w:type="dxa" w:w="850"/>
-            <w:vAlign w:val="center"/>
+              <w:t>Bài 12. Từ thuật toán đến chương trình</w:t>
+            </w:r>
+          </w:p>
+        </w:tc>
+        <w:tc>
+          <w:tcPr>
+            <w:tcW w:type="dxa" w:w="624"/>
+            <w:vAlign w:val="center"/>
+            <w:tcW w:w="623" w:type="dxa"/>
           </w:tcPr>
           <w:p>
             <w:pPr>
@@ -2366,28 +3457,28 @@
         </w:tc>
         <w:tc>
           <w:tcPr>
-            <w:tcW w:type="dxa" w:w="1247"/>
-            <w:vAlign w:val="center"/>
-          </w:tcPr>
-          <w:p>
-            <w:pPr>
-              <w:spacing w:before="40" w:after="40" w:line="276" w:lineRule="auto"/>
-              <w:jc w:val="center"/>
-            </w:pPr>
-            <w:r>
-              <w:rPr>
-                <w:rFonts w:ascii="Times New Roman" w:hAnsi="Times New Roman"/>
-                <w:sz w:val="26"/>
-                <w:rFonts w:ascii="Times New Roman" w:hAnsi="Times New Roman" w:cs="Times New Roman"/>
-              </w:rPr>
-              <w:t>8</w:t>
-            </w:r>
-          </w:p>
-        </w:tc>
-        <w:tc>
-          <w:tcPr>
-            <w:tcW w:type="dxa" w:w="3402"/>
-            <w:vAlign w:val="center"/>
+            <w:tcW w:type="dxa" w:w="794"/>
+            <w:vAlign w:val="center"/>
+            <w:tcW w:w="793" w:type="dxa"/>
+          </w:tcPr>
+          <w:p>
+            <w:pPr>
+              <w:jc w:val="center"/>
+            </w:pPr>
+            <w:r>
+              <w:rPr>
+                <w:rFonts w:ascii="Times New Roman" w:hAnsi="Times New Roman"/>
+                <w:sz w:val="26"/>
+              </w:rPr>
+              <w:t>18</w:t>
+            </w:r>
+          </w:p>
+        </w:tc>
+        <w:tc>
+          <w:tcPr>
+            <w:tcW w:type="dxa" w:w="5272"/>
+            <w:vAlign w:val="center"/>
+            <w:tcW w:w="5273" w:type="dxa"/>
           </w:tcPr>
           <w:p>
             <w:pPr>
@@ -2400,7 +3491,7 @@
                 <w:sz w:val="26"/>
                 <w:rFonts w:ascii="Times New Roman" w:hAnsi="Times New Roman" w:cs="Times New Roman"/>
               </w:rPr>
-              <w:t>- Giải thích sự thay đổi địa chỉ tương đối khi sao chép công thức; phân biệt địa chỉ tương đối và tuyệt đối.  - Sử dụng bảng tính giải quyết bài toán thực tế; sao chép dữ liệu từ tệp văn bản/trang chiếu sang trang tính.</w:t>
+              <w:t>- Mô tả kịch bản dưới dạng thuật toán; tạo chương trình đơn giản.  - Hiểu chương trình là dãy lệnh điều khiển máy tính thực hiện thuật toán.</w:t>
             </w:r>
           </w:p>
         </w:tc>
@@ -2408,28 +3499,28 @@
       <w:tr>
         <w:tc>
           <w:tcPr>
-            <w:tcW w:type="dxa" w:w="680"/>
-            <w:vAlign w:val="center"/>
-          </w:tcPr>
-          <w:p>
-            <w:pPr>
-              <w:spacing w:before="40" w:after="40" w:line="276" w:lineRule="auto"/>
-              <w:jc w:val="center"/>
-            </w:pPr>
-            <w:r>
-              <w:rPr>
-                <w:rFonts w:ascii="Times New Roman" w:hAnsi="Times New Roman"/>
-                <w:sz w:val="26"/>
-                <w:rFonts w:ascii="Times New Roman" w:hAnsi="Times New Roman" w:cs="Times New Roman"/>
-              </w:rPr>
-              <w:t>9</w:t>
-            </w:r>
-          </w:p>
-        </w:tc>
-        <w:tc>
-          <w:tcPr>
-            <w:tcW w:type="dxa" w:w="3118"/>
-            <w:vAlign w:val="center"/>
+            <w:tcW w:type="dxa" w:w="510"/>
+            <w:vAlign w:val="center"/>
+            <w:tcW w:w="510" w:type="dxa"/>
+          </w:tcPr>
+          <w:p>
+            <w:pPr>
+              <w:jc w:val="center"/>
+            </w:pPr>
+            <w:r>
+              <w:rPr>
+                <w:rFonts w:ascii="Times New Roman" w:hAnsi="Times New Roman"/>
+                <w:sz w:val="26"/>
+              </w:rPr>
+              <w:t>19</w:t>
+            </w:r>
+          </w:p>
+        </w:tc>
+        <w:tc>
+          <w:tcPr>
+            <w:tcW w:type="dxa" w:w="2154"/>
+            <w:vAlign w:val="center"/>
+            <w:tcW w:w="2154" w:type="dxa"/>
           </w:tcPr>
           <w:p>
             <w:pPr>
@@ -2442,14 +3533,15 @@
                 <w:sz w:val="26"/>
                 <w:rFonts w:ascii="Times New Roman" w:hAnsi="Times New Roman" w:cs="Times New Roman"/>
               </w:rPr>
-              <w:t>Bài 6. Sắp xếp và lọc dữ liệu</w:t>
-            </w:r>
-          </w:p>
-        </w:tc>
-        <w:tc>
-          <w:tcPr>
-            <w:tcW w:type="dxa" w:w="850"/>
-            <w:vAlign w:val="center"/>
+              <w:t>Ôn tập và luyện tập</w:t>
+            </w:r>
+          </w:p>
+        </w:tc>
+        <w:tc>
+          <w:tcPr>
+            <w:tcW w:type="dxa" w:w="624"/>
+            <w:vAlign w:val="center"/>
+            <w:tcW w:w="623" w:type="dxa"/>
           </w:tcPr>
           <w:p>
             <w:pPr>
@@ -2468,28 +3560,28 @@
         </w:tc>
         <w:tc>
           <w:tcPr>
-            <w:tcW w:type="dxa" w:w="1247"/>
-            <w:vAlign w:val="center"/>
-          </w:tcPr>
-          <w:p>
-            <w:pPr>
-              <w:spacing w:before="40" w:after="40" w:line="276" w:lineRule="auto"/>
-              <w:jc w:val="center"/>
-            </w:pPr>
-            <w:r>
-              <w:rPr>
-                <w:rFonts w:ascii="Times New Roman" w:hAnsi="Times New Roman"/>
-                <w:sz w:val="26"/>
-                <w:rFonts w:ascii="Times New Roman" w:hAnsi="Times New Roman" w:cs="Times New Roman"/>
-              </w:rPr>
-              <w:t>9</w:t>
-            </w:r>
-          </w:p>
-        </w:tc>
-        <w:tc>
-          <w:tcPr>
-            <w:tcW w:type="dxa" w:w="3402"/>
-            <w:vAlign w:val="center"/>
+            <w:tcW w:type="dxa" w:w="794"/>
+            <w:vAlign w:val="center"/>
+            <w:tcW w:w="793" w:type="dxa"/>
+          </w:tcPr>
+          <w:p>
+            <w:pPr>
+              <w:jc w:val="center"/>
+            </w:pPr>
+            <w:r>
+              <w:rPr>
+                <w:rFonts w:ascii="Times New Roman" w:hAnsi="Times New Roman"/>
+                <w:sz w:val="26"/>
+              </w:rPr>
+              <w:t>19</w:t>
+            </w:r>
+          </w:p>
+        </w:tc>
+        <w:tc>
+          <w:tcPr>
+            <w:tcW w:type="dxa" w:w="5272"/>
+            <w:vAlign w:val="center"/>
+            <w:tcW w:w="5273" w:type="dxa"/>
           </w:tcPr>
           <w:p>
             <w:pPr>
@@ -2502,7 +3594,7 @@
                 <w:sz w:val="26"/>
                 <w:rFonts w:ascii="Times New Roman" w:hAnsi="Times New Roman" w:cs="Times New Roman"/>
               </w:rPr>
-              <w:t>- Nêu tình huống thực tế cần sắp xếp/lọc dữ liệu.  - Thực hiện các thao tác lọc, sắp xếp dữ liệu của phần mềm bảng tính.</w:t>
+              <w:t>Ôn tập, luyện tập bổ sung kiến thức và kỹ năng.</w:t>
             </w:r>
           </w:p>
         </w:tc>
@@ -2510,28 +3602,28 @@
       <w:tr>
         <w:tc>
           <w:tcPr>
-            <w:tcW w:type="dxa" w:w="680"/>
-            <w:vAlign w:val="center"/>
-          </w:tcPr>
-          <w:p>
-            <w:pPr>
-              <w:spacing w:before="40" w:after="40" w:line="276" w:lineRule="auto"/>
-              <w:jc w:val="center"/>
-            </w:pPr>
-            <w:r>
-              <w:rPr>
-                <w:rFonts w:ascii="Times New Roman" w:hAnsi="Times New Roman"/>
-                <w:sz w:val="26"/>
-                <w:rFonts w:ascii="Times New Roman" w:hAnsi="Times New Roman" w:cs="Times New Roman"/>
-              </w:rPr>
-              <w:t>10</w:t>
-            </w:r>
-          </w:p>
-        </w:tc>
-        <w:tc>
-          <w:tcPr>
-            <w:tcW w:type="dxa" w:w="3118"/>
-            <w:vAlign w:val="center"/>
+            <w:tcW w:type="dxa" w:w="510"/>
+            <w:vAlign w:val="center"/>
+            <w:tcW w:w="510" w:type="dxa"/>
+          </w:tcPr>
+          <w:p>
+            <w:pPr>
+              <w:jc w:val="center"/>
+            </w:pPr>
+            <w:r>
+              <w:rPr>
+                <w:rFonts w:ascii="Times New Roman" w:hAnsi="Times New Roman"/>
+                <w:sz w:val="26"/>
+              </w:rPr>
+              <w:t>20</w:t>
+            </w:r>
+          </w:p>
+        </w:tc>
+        <w:tc>
+          <w:tcPr>
+            <w:tcW w:type="dxa" w:w="2154"/>
+            <w:vAlign w:val="center"/>
+            <w:tcW w:w="2154" w:type="dxa"/>
           </w:tcPr>
           <w:p>
             <w:pPr>
@@ -2544,14 +3636,15 @@
                 <w:sz w:val="26"/>
                 <w:rFonts w:ascii="Times New Roman" w:hAnsi="Times New Roman" w:cs="Times New Roman"/>
               </w:rPr>
-              <w:t>Bài 7. Trình bày dữ liệu bằng biểu đồ</w:t>
-            </w:r>
-          </w:p>
-        </w:tc>
-        <w:tc>
-          <w:tcPr>
-            <w:tcW w:type="dxa" w:w="850"/>
-            <w:vAlign w:val="center"/>
+              <w:t>Ôn tập Đánh giá định kỳ 4</w:t>
+            </w:r>
+          </w:p>
+        </w:tc>
+        <w:tc>
+          <w:tcPr>
+            <w:tcW w:type="dxa" w:w="624"/>
+            <w:vAlign w:val="center"/>
+            <w:tcW w:w="623" w:type="dxa"/>
           </w:tcPr>
           <w:p>
             <w:pPr>
@@ -2570,28 +3663,28 @@
         </w:tc>
         <w:tc>
           <w:tcPr>
-            <w:tcW w:type="dxa" w:w="1247"/>
-            <w:vAlign w:val="center"/>
-          </w:tcPr>
-          <w:p>
-            <w:pPr>
-              <w:spacing w:before="40" w:after="40" w:line="276" w:lineRule="auto"/>
-              <w:jc w:val="center"/>
-            </w:pPr>
-            <w:r>
-              <w:rPr>
-                <w:rFonts w:ascii="Times New Roman" w:hAnsi="Times New Roman"/>
-                <w:sz w:val="26"/>
-                <w:rFonts w:ascii="Times New Roman" w:hAnsi="Times New Roman" w:cs="Times New Roman"/>
-              </w:rPr>
-              <w:t>10</w:t>
-            </w:r>
-          </w:p>
-        </w:tc>
-        <w:tc>
-          <w:tcPr>
-            <w:tcW w:type="dxa" w:w="3402"/>
-            <w:vAlign w:val="center"/>
+            <w:tcW w:type="dxa" w:w="794"/>
+            <w:vAlign w:val="center"/>
+            <w:tcW w:w="793" w:type="dxa"/>
+          </w:tcPr>
+          <w:p>
+            <w:pPr>
+              <w:jc w:val="center"/>
+            </w:pPr>
+            <w:r>
+              <w:rPr>
+                <w:rFonts w:ascii="Times New Roman" w:hAnsi="Times New Roman"/>
+                <w:sz w:val="26"/>
+              </w:rPr>
+              <w:t>20</w:t>
+            </w:r>
+          </w:p>
+        </w:tc>
+        <w:tc>
+          <w:tcPr>
+            <w:tcW w:type="dxa" w:w="5272"/>
+            <w:vAlign w:val="center"/>
+            <w:tcW w:w="5273" w:type="dxa"/>
           </w:tcPr>
           <w:p>
             <w:pPr>
@@ -2604,7 +3697,7 @@
                 <w:sz w:val="26"/>
                 <w:rFonts w:ascii="Times New Roman" w:hAnsi="Times New Roman" w:cs="Times New Roman"/>
               </w:rPr>
-              <w:t>- Nêu tình huống thực tế cần tạo biểu đồ.  - Thực hiện thao tác tạo biểu đồ của phần mềm bảng tính.</w:t>
+              <w:t>Hệ thống hóa kiến thức chuẩn bị Đánh giá định kỳ 4.</w:t>
             </w:r>
           </w:p>
         </w:tc>
@@ -2612,28 +3705,28 @@
       <w:tr>
         <w:tc>
           <w:tcPr>
-            <w:tcW w:type="dxa" w:w="680"/>
-            <w:vAlign w:val="center"/>
-          </w:tcPr>
-          <w:p>
-            <w:pPr>
-              <w:spacing w:before="40" w:after="40" w:line="276" w:lineRule="auto"/>
-              <w:jc w:val="center"/>
-            </w:pPr>
-            <w:r>
-              <w:rPr>
-                <w:rFonts w:ascii="Times New Roman" w:hAnsi="Times New Roman"/>
-                <w:sz w:val="26"/>
-                <w:rFonts w:ascii="Times New Roman" w:hAnsi="Times New Roman" w:cs="Times New Roman"/>
-              </w:rPr>
-              <w:t>11</w:t>
-            </w:r>
-          </w:p>
-        </w:tc>
-        <w:tc>
-          <w:tcPr>
-            <w:tcW w:type="dxa" w:w="3118"/>
-            <w:vAlign w:val="center"/>
+            <w:tcW w:type="dxa" w:w="510"/>
+            <w:vAlign w:val="center"/>
+            <w:tcW w:w="510" w:type="dxa"/>
+          </w:tcPr>
+          <w:p>
+            <w:pPr>
+              <w:jc w:val="center"/>
+            </w:pPr>
+            <w:r>
+              <w:rPr>
+                <w:rFonts w:ascii="Times New Roman" w:hAnsi="Times New Roman"/>
+                <w:sz w:val="26"/>
+              </w:rPr>
+              <w:t>21</w:t>
+            </w:r>
+          </w:p>
+        </w:tc>
+        <w:tc>
+          <w:tcPr>
+            <w:tcW w:type="dxa" w:w="2154"/>
+            <w:vAlign w:val="center"/>
+            <w:tcW w:w="2154" w:type="dxa"/>
           </w:tcPr>
           <w:p>
             <w:pPr>
@@ -2646,14 +3739,15 @@
                 <w:sz w:val="26"/>
                 <w:rFonts w:ascii="Times New Roman" w:hAnsi="Times New Roman" w:cs="Times New Roman"/>
               </w:rPr>
-              <w:t>Ôn tập Đánh giá định kỳ 2</w:t>
-            </w:r>
-          </w:p>
-        </w:tc>
-        <w:tc>
-          <w:tcPr>
-            <w:tcW w:type="dxa" w:w="850"/>
-            <w:vAlign w:val="center"/>
+              <w:t>Đánh giá định kỳ 4</w:t>
+            </w:r>
+          </w:p>
+        </w:tc>
+        <w:tc>
+          <w:tcPr>
+            <w:tcW w:type="dxa" w:w="624"/>
+            <w:vAlign w:val="center"/>
+            <w:tcW w:w="623" w:type="dxa"/>
           </w:tcPr>
           <w:p>
             <w:pPr>
@@ -2672,28 +3766,28 @@
         </w:tc>
         <w:tc>
           <w:tcPr>
-            <w:tcW w:type="dxa" w:w="1247"/>
-            <w:vAlign w:val="center"/>
-          </w:tcPr>
-          <w:p>
-            <w:pPr>
-              <w:spacing w:before="40" w:after="40" w:line="276" w:lineRule="auto"/>
-              <w:jc w:val="center"/>
-            </w:pPr>
-            <w:r>
-              <w:rPr>
-                <w:rFonts w:ascii="Times New Roman" w:hAnsi="Times New Roman"/>
-                <w:sz w:val="26"/>
-                <w:rFonts w:ascii="Times New Roman" w:hAnsi="Times New Roman" w:cs="Times New Roman"/>
-              </w:rPr>
-              <w:t>11</w:t>
-            </w:r>
-          </w:p>
-        </w:tc>
-        <w:tc>
-          <w:tcPr>
-            <w:tcW w:type="dxa" w:w="3402"/>
-            <w:vAlign w:val="center"/>
+            <w:tcW w:type="dxa" w:w="794"/>
+            <w:vAlign w:val="center"/>
+            <w:tcW w:w="793" w:type="dxa"/>
+          </w:tcPr>
+          <w:p>
+            <w:pPr>
+              <w:jc w:val="center"/>
+            </w:pPr>
+            <w:r>
+              <w:rPr>
+                <w:rFonts w:ascii="Times New Roman" w:hAnsi="Times New Roman"/>
+                <w:sz w:val="26"/>
+              </w:rPr>
+              <w:t>21</w:t>
+            </w:r>
+          </w:p>
+        </w:tc>
+        <w:tc>
+          <w:tcPr>
+            <w:tcW w:type="dxa" w:w="5272"/>
+            <w:vAlign w:val="center"/>
+            <w:tcW w:w="5273" w:type="dxa"/>
           </w:tcPr>
           <w:p>
             <w:pPr>
@@ -2706,7 +3800,7 @@
                 <w:sz w:val="26"/>
                 <w:rFonts w:ascii="Times New Roman" w:hAnsi="Times New Roman" w:cs="Times New Roman"/>
               </w:rPr>
-              <w:t>Hệ thống hóa kiến thức chuẩn bị Đánh giá định kỳ 2.</w:t>
+              <w:t>Kiểm tra đánh giá kết quả học tập.</w:t>
             </w:r>
           </w:p>
         </w:tc>
@@ -2714,28 +3808,28 @@
       <w:tr>
         <w:tc>
           <w:tcPr>
-            <w:tcW w:type="dxa" w:w="680"/>
-            <w:vAlign w:val="center"/>
-          </w:tcPr>
-          <w:p>
-            <w:pPr>
-              <w:spacing w:before="40" w:after="40" w:line="276" w:lineRule="auto"/>
-              <w:jc w:val="center"/>
-            </w:pPr>
-            <w:r>
-              <w:rPr>
-                <w:rFonts w:ascii="Times New Roman" w:hAnsi="Times New Roman"/>
-                <w:sz w:val="26"/>
-                <w:rFonts w:ascii="Times New Roman" w:hAnsi="Times New Roman" w:cs="Times New Roman"/>
-              </w:rPr>
-              <w:t>12</w:t>
-            </w:r>
-          </w:p>
-        </w:tc>
-        <w:tc>
-          <w:tcPr>
-            <w:tcW w:type="dxa" w:w="3118"/>
-            <w:vAlign w:val="center"/>
+            <w:tcW w:type="dxa" w:w="510"/>
+            <w:vAlign w:val="center"/>
+            <w:tcW w:w="510" w:type="dxa"/>
+          </w:tcPr>
+          <w:p>
+            <w:pPr>
+              <w:jc w:val="center"/>
+            </w:pPr>
+            <w:r>
+              <w:rPr>
+                <w:rFonts w:ascii="Times New Roman" w:hAnsi="Times New Roman"/>
+                <w:sz w:val="26"/>
+              </w:rPr>
+              <w:t>22</w:t>
+            </w:r>
+          </w:p>
+        </w:tc>
+        <w:tc>
+          <w:tcPr>
+            <w:tcW w:type="dxa" w:w="2154"/>
+            <w:vAlign w:val="center"/>
+            <w:tcW w:w="2154" w:type="dxa"/>
           </w:tcPr>
           <w:p>
             <w:pPr>
@@ -2748,14 +3842,15 @@
                 <w:sz w:val="26"/>
                 <w:rFonts w:ascii="Times New Roman" w:hAnsi="Times New Roman" w:cs="Times New Roman"/>
               </w:rPr>
-              <w:t>Đánh giá định kỳ 2</w:t>
-            </w:r>
-          </w:p>
-        </w:tc>
-        <w:tc>
-          <w:tcPr>
-            <w:tcW w:type="dxa" w:w="850"/>
-            <w:vAlign w:val="center"/>
+              <w:t>Bài 16. Tin học với nghề nghiệp</w:t>
+            </w:r>
+          </w:p>
+        </w:tc>
+        <w:tc>
+          <w:tcPr>
+            <w:tcW w:type="dxa" w:w="624"/>
+            <w:vAlign w:val="center"/>
+            <w:tcW w:w="623" w:type="dxa"/>
           </w:tcPr>
           <w:p>
             <w:pPr>
@@ -2774,1027 +3869,18 @@
         </w:tc>
         <w:tc>
           <w:tcPr>
-            <w:tcW w:type="dxa" w:w="1247"/>
-            <w:vAlign w:val="center"/>
-          </w:tcPr>
-          <w:p>
-            <w:pPr>
-              <w:spacing w:before="40" w:after="40" w:line="276" w:lineRule="auto"/>
-              <w:jc w:val="center"/>
-            </w:pPr>
-            <w:r>
-              <w:rPr>
-                <w:rFonts w:ascii="Times New Roman" w:hAnsi="Times New Roman"/>
-                <w:sz w:val="26"/>
-                <w:rFonts w:ascii="Times New Roman" w:hAnsi="Times New Roman" w:cs="Times New Roman"/>
-              </w:rPr>
-              <w:t>12</w:t>
-            </w:r>
-          </w:p>
-        </w:tc>
-        <w:tc>
-          <w:tcPr>
-            <w:tcW w:type="dxa" w:w="3402"/>
-            <w:vAlign w:val="center"/>
-          </w:tcPr>
-          <w:p>
-            <w:pPr>
-              <w:spacing w:before="40" w:after="40" w:line="276" w:lineRule="auto"/>
-              <w:jc w:val="both"/>
-            </w:pPr>
-            <w:r>
-              <w:rPr>
-                <w:rFonts w:ascii="Times New Roman" w:hAnsi="Times New Roman"/>
-                <w:sz w:val="26"/>
-                <w:rFonts w:ascii="Times New Roman" w:hAnsi="Times New Roman" w:cs="Times New Roman"/>
-              </w:rPr>
-              <w:t>Kiểm tra đánh giá kết quả học tập.</w:t>
-            </w:r>
-          </w:p>
-        </w:tc>
-      </w:tr>
-      <w:tr>
-        <w:tc>
-          <w:tcPr>
-            <w:tcW w:type="dxa" w:w="680"/>
-            <w:vAlign w:val="center"/>
-          </w:tcPr>
-          <w:p>
-            <w:pPr>
-              <w:spacing w:before="40" w:after="40" w:line="276" w:lineRule="auto"/>
-              <w:jc w:val="center"/>
-            </w:pPr>
-            <w:r>
-              <w:rPr>
-                <w:rFonts w:ascii="Times New Roman" w:hAnsi="Times New Roman"/>
-                <w:sz w:val="26"/>
-                <w:rFonts w:ascii="Times New Roman" w:hAnsi="Times New Roman" w:cs="Times New Roman"/>
-              </w:rPr>
-              <w:t>13</w:t>
-            </w:r>
-          </w:p>
-        </w:tc>
-        <w:tc>
-          <w:tcPr>
-            <w:tcW w:type="dxa" w:w="3118"/>
-            <w:vAlign w:val="center"/>
-          </w:tcPr>
-          <w:p>
-            <w:pPr>
-              <w:spacing w:before="40" w:after="40" w:line="276" w:lineRule="auto"/>
-              <w:jc w:val="both"/>
-            </w:pPr>
-            <w:r>
-              <w:rPr>
-                <w:rFonts w:ascii="Times New Roman" w:hAnsi="Times New Roman"/>
-                <w:sz w:val="26"/>
-                <w:rFonts w:ascii="Times New Roman" w:hAnsi="Times New Roman" w:cs="Times New Roman"/>
-              </w:rPr>
-              <w:t>Bài 8a. Làm việc với danh sách dạng liệt kê và hình ảnh trong văn bản</w:t>
-            </w:r>
-          </w:p>
-        </w:tc>
-        <w:tc>
-          <w:tcPr>
-            <w:tcW w:type="dxa" w:w="850"/>
-            <w:vAlign w:val="center"/>
-          </w:tcPr>
-          <w:p>
-            <w:pPr>
-              <w:spacing w:before="40" w:after="40" w:line="276" w:lineRule="auto"/>
-              <w:jc w:val="center"/>
-            </w:pPr>
-            <w:r>
-              <w:rPr>
-                <w:rFonts w:ascii="Times New Roman" w:hAnsi="Times New Roman"/>
-                <w:sz w:val="26"/>
-                <w:rFonts w:ascii="Times New Roman" w:hAnsi="Times New Roman" w:cs="Times New Roman"/>
-              </w:rPr>
-              <w:t>1</w:t>
-            </w:r>
-          </w:p>
-        </w:tc>
-        <w:tc>
-          <w:tcPr>
-            <w:tcW w:type="dxa" w:w="1247"/>
-            <w:vAlign w:val="center"/>
-          </w:tcPr>
-          <w:p>
-            <w:pPr>
-              <w:spacing w:before="40" w:after="40" w:line="276" w:lineRule="auto"/>
-              <w:jc w:val="center"/>
-            </w:pPr>
-            <w:r>
-              <w:rPr>
-                <w:rFonts w:ascii="Times New Roman" w:hAnsi="Times New Roman"/>
-                <w:sz w:val="26"/>
-                <w:rFonts w:ascii="Times New Roman" w:hAnsi="Times New Roman" w:cs="Times New Roman"/>
-              </w:rPr>
-              <w:t>13</w:t>
-            </w:r>
-          </w:p>
-        </w:tc>
-        <w:tc>
-          <w:tcPr>
-            <w:tcW w:type="dxa" w:w="3402"/>
-            <w:vAlign w:val="center"/>
-          </w:tcPr>
-          <w:p>
-            <w:pPr>
-              <w:spacing w:before="40" w:after="40" w:line="276" w:lineRule="auto"/>
-              <w:jc w:val="both"/>
-            </w:pPr>
-            <w:r>
-              <w:rPr>
-                <w:rFonts w:ascii="Times New Roman" w:hAnsi="Times New Roman"/>
-                <w:sz w:val="26"/>
-                <w:rFonts w:ascii="Times New Roman" w:hAnsi="Times New Roman" w:cs="Times New Roman"/>
-              </w:rPr>
-              <w:t>- Thao tác: tạo danh sách liệt kê, chèn, xóa, co dãn hình ảnh, vẽ hình đồ họa trong văn bản.  - Tạo sản phẩm văn bản có tính thẩm mỹ.</w:t>
-            </w:r>
-          </w:p>
-        </w:tc>
-      </w:tr>
-      <w:tr>
-        <w:tc>
-          <w:tcPr>
-            <w:tcW w:type="dxa" w:w="9310"/>
-            <w:gridSpan w:val="5"/>
-            <w:vAlign w:val="center"/>
-          </w:tcPr>
-          <w:p>
-            <w:pPr>
-              <w:spacing w:before="40" w:after="40" w:line="276" w:lineRule="auto"/>
-              <w:jc w:val="both"/>
-            </w:pPr>
-            <w:r>
-              <w:rPr>
-                <w:rFonts w:ascii="Times New Roman" w:hAnsi="Times New Roman"/>
-                <w:b/>
-                <w:sz w:val="26"/>
-                <w:rFonts w:ascii="Times New Roman" w:hAnsi="Times New Roman" w:cs="Times New Roman"/>
-              </w:rPr>
-              <w:t>Chủ đề 4a: Soạn thảo văn bản và trình chiếu nâng cao (tiếp)</w:t>
-            </w:r>
-          </w:p>
-        </w:tc>
-      </w:tr>
-      <w:tr>
-        <w:tc>
-          <w:tcPr>
-            <w:tcW w:type="dxa" w:w="680"/>
-            <w:vAlign w:val="center"/>
-          </w:tcPr>
-          <w:p>
-            <w:pPr>
-              <w:spacing w:before="40" w:after="40" w:line="276" w:lineRule="auto"/>
-              <w:jc w:val="center"/>
-            </w:pPr>
-            <w:r>
-              <w:rPr>
-                <w:rFonts w:ascii="Times New Roman" w:hAnsi="Times New Roman"/>
-                <w:sz w:val="26"/>
-                <w:rFonts w:ascii="Times New Roman" w:hAnsi="Times New Roman" w:cs="Times New Roman"/>
-              </w:rPr>
-              <w:t>14</w:t>
-            </w:r>
-          </w:p>
-        </w:tc>
-        <w:tc>
-          <w:tcPr>
-            <w:tcW w:type="dxa" w:w="3118"/>
-            <w:vAlign w:val="center"/>
-          </w:tcPr>
-          <w:p>
-            <w:pPr>
-              <w:spacing w:before="40" w:after="40" w:line="276" w:lineRule="auto"/>
-              <w:jc w:val="both"/>
-            </w:pPr>
-            <w:r>
-              <w:rPr>
-                <w:rFonts w:ascii="Times New Roman" w:hAnsi="Times New Roman"/>
-                <w:sz w:val="26"/>
-                <w:rFonts w:ascii="Times New Roman" w:hAnsi="Times New Roman" w:cs="Times New Roman"/>
-              </w:rPr>
-              <w:t>Bài 9a. Tạo đầu trang, chân trang cho văn bản</w:t>
-            </w:r>
-          </w:p>
-        </w:tc>
-        <w:tc>
-          <w:tcPr>
-            <w:tcW w:type="dxa" w:w="850"/>
-            <w:vAlign w:val="center"/>
-          </w:tcPr>
-          <w:p>
-            <w:pPr>
-              <w:spacing w:before="40" w:after="40" w:line="276" w:lineRule="auto"/>
-              <w:jc w:val="center"/>
-            </w:pPr>
-            <w:r>
-              <w:rPr>
-                <w:rFonts w:ascii="Times New Roman" w:hAnsi="Times New Roman"/>
-                <w:sz w:val="26"/>
-                <w:rFonts w:ascii="Times New Roman" w:hAnsi="Times New Roman" w:cs="Times New Roman"/>
-              </w:rPr>
-              <w:t>1</w:t>
-            </w:r>
-          </w:p>
-        </w:tc>
-        <w:tc>
-          <w:tcPr>
-            <w:tcW w:type="dxa" w:w="1247"/>
-            <w:vAlign w:val="center"/>
-          </w:tcPr>
-          <w:p>
-            <w:pPr>
-              <w:spacing w:before="40" w:after="40" w:line="276" w:lineRule="auto"/>
-              <w:jc w:val="center"/>
-            </w:pPr>
-            <w:r>
-              <w:rPr>
-                <w:rFonts w:ascii="Times New Roman" w:hAnsi="Times New Roman"/>
-                <w:sz w:val="26"/>
-                <w:rFonts w:ascii="Times New Roman" w:hAnsi="Times New Roman" w:cs="Times New Roman"/>
-              </w:rPr>
-              <w:t>14</w:t>
-            </w:r>
-          </w:p>
-        </w:tc>
-        <w:tc>
-          <w:tcPr>
-            <w:tcW w:type="dxa" w:w="3402"/>
-            <w:vAlign w:val="center"/>
-          </w:tcPr>
-          <w:p>
-            <w:pPr>
-              <w:spacing w:before="40" w:after="40" w:line="276" w:lineRule="auto"/>
-              <w:jc w:val="both"/>
-            </w:pPr>
-            <w:r>
-              <w:rPr>
-                <w:rFonts w:ascii="Times New Roman" w:hAnsi="Times New Roman"/>
-                <w:sz w:val="26"/>
-                <w:rFonts w:ascii="Times New Roman" w:hAnsi="Times New Roman" w:cs="Times New Roman"/>
-              </w:rPr>
-              <w:t>- Thực hiện thao tác đánh số trang, thêm đầu trang (Header) và chân trang (Footer) cho văn bản.</w:t>
-            </w:r>
-          </w:p>
-        </w:tc>
-      </w:tr>
-      <w:tr>
-        <w:tc>
-          <w:tcPr>
-            <w:tcW w:type="dxa" w:w="680"/>
-            <w:vAlign w:val="center"/>
-          </w:tcPr>
-          <w:p>
-            <w:pPr>
-              <w:spacing w:before="40" w:after="40" w:line="276" w:lineRule="auto"/>
-              <w:jc w:val="center"/>
-            </w:pPr>
-            <w:r>
-              <w:rPr>
-                <w:rFonts w:ascii="Times New Roman" w:hAnsi="Times New Roman"/>
-                <w:sz w:val="26"/>
-                <w:rFonts w:ascii="Times New Roman" w:hAnsi="Times New Roman" w:cs="Times New Roman"/>
-              </w:rPr>
-              <w:t>15</w:t>
-            </w:r>
-          </w:p>
-        </w:tc>
-        <w:tc>
-          <w:tcPr>
-            <w:tcW w:type="dxa" w:w="3118"/>
-            <w:vAlign w:val="center"/>
-          </w:tcPr>
-          <w:p>
-            <w:pPr>
-              <w:spacing w:before="40" w:after="40" w:line="276" w:lineRule="auto"/>
-              <w:jc w:val="both"/>
-            </w:pPr>
-            <w:r>
-              <w:rPr>
-                <w:rFonts w:ascii="Times New Roman" w:hAnsi="Times New Roman"/>
-                <w:sz w:val="26"/>
-                <w:rFonts w:ascii="Times New Roman" w:hAnsi="Times New Roman" w:cs="Times New Roman"/>
-              </w:rPr>
-              <w:t>Bài 10a. Định dạng nâng cao cho trang chiếu</w:t>
-            </w:r>
-          </w:p>
-        </w:tc>
-        <w:tc>
-          <w:tcPr>
-            <w:tcW w:type="dxa" w:w="850"/>
-            <w:vAlign w:val="center"/>
-          </w:tcPr>
-          <w:p>
-            <w:pPr>
-              <w:spacing w:before="40" w:after="40" w:line="276" w:lineRule="auto"/>
-              <w:jc w:val="center"/>
-            </w:pPr>
-            <w:r>
-              <w:rPr>
-                <w:rFonts w:ascii="Times New Roman" w:hAnsi="Times New Roman"/>
-                <w:sz w:val="26"/>
-                <w:rFonts w:ascii="Times New Roman" w:hAnsi="Times New Roman" w:cs="Times New Roman"/>
-              </w:rPr>
-              <w:t>1</w:t>
-            </w:r>
-          </w:p>
-        </w:tc>
-        <w:tc>
-          <w:tcPr>
-            <w:tcW w:type="dxa" w:w="1247"/>
-            <w:vAlign w:val="center"/>
-          </w:tcPr>
-          <w:p>
-            <w:pPr>
-              <w:spacing w:before="40" w:after="40" w:line="276" w:lineRule="auto"/>
-              <w:jc w:val="center"/>
-            </w:pPr>
-            <w:r>
-              <w:rPr>
-                <w:rFonts w:ascii="Times New Roman" w:hAnsi="Times New Roman"/>
-                <w:sz w:val="26"/>
-                <w:rFonts w:ascii="Times New Roman" w:hAnsi="Times New Roman" w:cs="Times New Roman"/>
-              </w:rPr>
-              <w:t>15</w:t>
-            </w:r>
-          </w:p>
-        </w:tc>
-        <w:tc>
-          <w:tcPr>
-            <w:tcW w:type="dxa" w:w="3402"/>
-            <w:vAlign w:val="center"/>
-          </w:tcPr>
-          <w:p>
-            <w:pPr>
-              <w:spacing w:before="40" w:after="40" w:line="276" w:lineRule="auto"/>
-              <w:jc w:val="both"/>
-            </w:pPr>
-            <w:r>
-              <w:rPr>
-                <w:rFonts w:ascii="Times New Roman" w:hAnsi="Times New Roman"/>
-                <w:sz w:val="26"/>
-                <w:rFonts w:ascii="Times New Roman" w:hAnsi="Times New Roman" w:cs="Times New Roman"/>
-              </w:rPr>
-              <w:t>- Chọn màu sắc, cỡ chữ hài hòa với nội dung.  - Đánh số trang, thêm đầu trang và chân trang vào trang chiếu.</w:t>
-            </w:r>
-          </w:p>
-        </w:tc>
-      </w:tr>
-      <w:tr>
-        <w:tc>
-          <w:tcPr>
-            <w:tcW w:type="dxa" w:w="680"/>
-            <w:vAlign w:val="center"/>
-          </w:tcPr>
-          <w:p>
-            <w:pPr>
-              <w:spacing w:before="40" w:after="40" w:line="276" w:lineRule="auto"/>
-              <w:jc w:val="center"/>
-            </w:pPr>
-            <w:r>
-              <w:rPr>
-                <w:rFonts w:ascii="Times New Roman" w:hAnsi="Times New Roman"/>
-                <w:sz w:val="26"/>
-                <w:rFonts w:ascii="Times New Roman" w:hAnsi="Times New Roman" w:cs="Times New Roman"/>
-              </w:rPr>
-              <w:t>16</w:t>
-            </w:r>
-          </w:p>
-        </w:tc>
-        <w:tc>
-          <w:tcPr>
-            <w:tcW w:type="dxa" w:w="3118"/>
-            <w:vAlign w:val="center"/>
-          </w:tcPr>
-          <w:p>
-            <w:pPr>
-              <w:spacing w:before="40" w:after="40" w:line="276" w:lineRule="auto"/>
-              <w:jc w:val="both"/>
-            </w:pPr>
-            <w:r>
-              <w:rPr>
-                <w:rFonts w:ascii="Times New Roman" w:hAnsi="Times New Roman"/>
-                <w:sz w:val="26"/>
-                <w:rFonts w:ascii="Times New Roman" w:hAnsi="Times New Roman" w:cs="Times New Roman"/>
-              </w:rPr>
-              <w:t>Bài 11a. Sử dụng bản mẫu cho bài trình chiếu</w:t>
-            </w:r>
-          </w:p>
-        </w:tc>
-        <w:tc>
-          <w:tcPr>
-            <w:tcW w:type="dxa" w:w="850"/>
-            <w:vAlign w:val="center"/>
-          </w:tcPr>
-          <w:p>
-            <w:pPr>
-              <w:spacing w:before="40" w:after="40" w:line="276" w:lineRule="auto"/>
-              <w:jc w:val="center"/>
-            </w:pPr>
-            <w:r>
-              <w:rPr>
-                <w:rFonts w:ascii="Times New Roman" w:hAnsi="Times New Roman"/>
-                <w:sz w:val="26"/>
-                <w:rFonts w:ascii="Times New Roman" w:hAnsi="Times New Roman" w:cs="Times New Roman"/>
-              </w:rPr>
-              <w:t>1</w:t>
-            </w:r>
-          </w:p>
-        </w:tc>
-        <w:tc>
-          <w:tcPr>
-            <w:tcW w:type="dxa" w:w="1247"/>
-            <w:vAlign w:val="center"/>
-          </w:tcPr>
-          <w:p>
-            <w:pPr>
-              <w:spacing w:before="40" w:after="40" w:line="276" w:lineRule="auto"/>
-              <w:jc w:val="center"/>
-            </w:pPr>
-            <w:r>
-              <w:rPr>
-                <w:rFonts w:ascii="Times New Roman" w:hAnsi="Times New Roman"/>
-                <w:sz w:val="26"/>
-                <w:rFonts w:ascii="Times New Roman" w:hAnsi="Times New Roman" w:cs="Times New Roman"/>
-              </w:rPr>
-              <w:t>16</w:t>
-            </w:r>
-          </w:p>
-        </w:tc>
-        <w:tc>
-          <w:tcPr>
-            <w:tcW w:type="dxa" w:w="3402"/>
-            <w:vAlign w:val="center"/>
-          </w:tcPr>
-          <w:p>
-            <w:pPr>
-              <w:spacing w:before="40" w:after="40" w:line="276" w:lineRule="auto"/>
-              <w:jc w:val="both"/>
-            </w:pPr>
-            <w:r>
-              <w:rPr>
-                <w:rFonts w:ascii="Times New Roman" w:hAnsi="Times New Roman"/>
-                <w:sz w:val="26"/>
-                <w:rFonts w:ascii="Times New Roman" w:hAnsi="Times New Roman" w:cs="Times New Roman"/>
-              </w:rPr>
-              <w:t>- Sử dụng bản mẫu (template); nhúng đường dẫn đến video/tài liệu khác vào trang chiếu.  - Tạo sản phẩm văn bản/trình chiếu có tính thẩm mỹ phục vụ nhu cầu thực tế.</w:t>
-            </w:r>
-          </w:p>
-        </w:tc>
-      </w:tr>
-      <w:tr>
-        <w:tc>
-          <w:tcPr>
-            <w:tcW w:type="dxa" w:w="680"/>
-            <w:vAlign w:val="center"/>
-          </w:tcPr>
-          <w:p>
-            <w:pPr>
-              <w:spacing w:before="40" w:after="40" w:line="276" w:lineRule="auto"/>
-              <w:jc w:val="center"/>
-            </w:pPr>
-            <w:r>
-              <w:rPr>
-                <w:rFonts w:ascii="Times New Roman" w:hAnsi="Times New Roman"/>
-                <w:sz w:val="26"/>
-                <w:rFonts w:ascii="Times New Roman" w:hAnsi="Times New Roman" w:cs="Times New Roman"/>
-              </w:rPr>
-              <w:t>17</w:t>
-            </w:r>
-          </w:p>
-        </w:tc>
-        <w:tc>
-          <w:tcPr>
-            <w:tcW w:type="dxa" w:w="3118"/>
-            <w:vAlign w:val="center"/>
-          </w:tcPr>
-          <w:p>
-            <w:pPr>
-              <w:spacing w:before="40" w:after="40" w:line="276" w:lineRule="auto"/>
-              <w:jc w:val="both"/>
-            </w:pPr>
-            <w:r>
-              <w:rPr>
-                <w:rFonts w:ascii="Times New Roman" w:hAnsi="Times New Roman"/>
-                <w:sz w:val="26"/>
-                <w:rFonts w:ascii="Times New Roman" w:hAnsi="Times New Roman" w:cs="Times New Roman"/>
-              </w:rPr>
-              <w:t>Ôn tập Đánh giá định kỳ 3</w:t>
-            </w:r>
-          </w:p>
-        </w:tc>
-        <w:tc>
-          <w:tcPr>
-            <w:tcW w:type="dxa" w:w="850"/>
-            <w:vAlign w:val="center"/>
-          </w:tcPr>
-          <w:p>
-            <w:pPr>
-              <w:spacing w:before="40" w:after="40" w:line="276" w:lineRule="auto"/>
-              <w:jc w:val="center"/>
-            </w:pPr>
-            <w:r>
-              <w:rPr>
-                <w:rFonts w:ascii="Times New Roman" w:hAnsi="Times New Roman"/>
-                <w:sz w:val="26"/>
-                <w:rFonts w:ascii="Times New Roman" w:hAnsi="Times New Roman" w:cs="Times New Roman"/>
-              </w:rPr>
-              <w:t>1</w:t>
-            </w:r>
-          </w:p>
-        </w:tc>
-        <w:tc>
-          <w:tcPr>
-            <w:tcW w:type="dxa" w:w="1247"/>
-            <w:vAlign w:val="center"/>
-          </w:tcPr>
-          <w:p>
-            <w:pPr>
-              <w:spacing w:before="40" w:after="40" w:line="276" w:lineRule="auto"/>
-              <w:jc w:val="center"/>
-            </w:pPr>
-            <w:r>
-              <w:rPr>
-                <w:rFonts w:ascii="Times New Roman" w:hAnsi="Times New Roman"/>
-                <w:sz w:val="26"/>
-                <w:rFonts w:ascii="Times New Roman" w:hAnsi="Times New Roman" w:cs="Times New Roman"/>
-              </w:rPr>
-              <w:t>17</w:t>
-            </w:r>
-          </w:p>
-        </w:tc>
-        <w:tc>
-          <w:tcPr>
-            <w:tcW w:type="dxa" w:w="3402"/>
-            <w:vAlign w:val="center"/>
-          </w:tcPr>
-          <w:p>
-            <w:pPr>
-              <w:spacing w:before="40" w:after="40" w:line="276" w:lineRule="auto"/>
-              <w:jc w:val="both"/>
-            </w:pPr>
-            <w:r>
-              <w:rPr>
-                <w:rFonts w:ascii="Times New Roman" w:hAnsi="Times New Roman"/>
-                <w:sz w:val="26"/>
-                <w:rFonts w:ascii="Times New Roman" w:hAnsi="Times New Roman" w:cs="Times New Roman"/>
-              </w:rPr>
-              <w:t>Hệ thống hóa kiến thức chuẩn bị Đánh giá định kỳ 3.</w:t>
-            </w:r>
-          </w:p>
-        </w:tc>
-      </w:tr>
-      <w:tr>
-        <w:tc>
-          <w:tcPr>
-            <w:tcW w:type="dxa" w:w="680"/>
-            <w:vAlign w:val="center"/>
-          </w:tcPr>
-          <w:p>
-            <w:pPr>
-              <w:spacing w:before="40" w:after="40" w:line="276" w:lineRule="auto"/>
-              <w:jc w:val="center"/>
-            </w:pPr>
-            <w:r>
-              <w:rPr>
-                <w:rFonts w:ascii="Times New Roman" w:hAnsi="Times New Roman"/>
-                <w:sz w:val="26"/>
-                <w:rFonts w:ascii="Times New Roman" w:hAnsi="Times New Roman" w:cs="Times New Roman"/>
-              </w:rPr>
-              <w:t>18</w:t>
-            </w:r>
-          </w:p>
-        </w:tc>
-        <w:tc>
-          <w:tcPr>
-            <w:tcW w:type="dxa" w:w="3118"/>
-            <w:vAlign w:val="center"/>
-          </w:tcPr>
-          <w:p>
-            <w:pPr>
-              <w:spacing w:before="40" w:after="40" w:line="276" w:lineRule="auto"/>
-              <w:jc w:val="both"/>
-            </w:pPr>
-            <w:r>
-              <w:rPr>
-                <w:rFonts w:ascii="Times New Roman" w:hAnsi="Times New Roman"/>
-                <w:sz w:val="26"/>
-                <w:rFonts w:ascii="Times New Roman" w:hAnsi="Times New Roman" w:cs="Times New Roman"/>
-              </w:rPr>
-              <w:t>Đánh giá định kỳ 3</w:t>
-            </w:r>
-          </w:p>
-        </w:tc>
-        <w:tc>
-          <w:tcPr>
-            <w:tcW w:type="dxa" w:w="850"/>
-            <w:vAlign w:val="center"/>
-          </w:tcPr>
-          <w:p>
-            <w:pPr>
-              <w:spacing w:before="40" w:after="40" w:line="276" w:lineRule="auto"/>
-              <w:jc w:val="center"/>
-            </w:pPr>
-            <w:r>
-              <w:rPr>
-                <w:rFonts w:ascii="Times New Roman" w:hAnsi="Times New Roman"/>
-                <w:sz w:val="26"/>
-                <w:rFonts w:ascii="Times New Roman" w:hAnsi="Times New Roman" w:cs="Times New Roman"/>
-              </w:rPr>
-              <w:t>1</w:t>
-            </w:r>
-          </w:p>
-        </w:tc>
-        <w:tc>
-          <w:tcPr>
-            <w:tcW w:type="dxa" w:w="1247"/>
-            <w:vAlign w:val="center"/>
-          </w:tcPr>
-          <w:p>
-            <w:pPr>
-              <w:spacing w:before="40" w:after="40" w:line="276" w:lineRule="auto"/>
-              <w:jc w:val="center"/>
-            </w:pPr>
-            <w:r>
-              <w:rPr>
-                <w:rFonts w:ascii="Times New Roman" w:hAnsi="Times New Roman"/>
-                <w:sz w:val="26"/>
-                <w:rFonts w:ascii="Times New Roman" w:hAnsi="Times New Roman" w:cs="Times New Roman"/>
-              </w:rPr>
-              <w:t>18</w:t>
-            </w:r>
-          </w:p>
-        </w:tc>
-        <w:tc>
-          <w:tcPr>
-            <w:tcW w:type="dxa" w:w="3402"/>
-            <w:vAlign w:val="center"/>
-          </w:tcPr>
-          <w:p>
-            <w:pPr>
-              <w:spacing w:before="40" w:after="40" w:line="276" w:lineRule="auto"/>
-              <w:jc w:val="both"/>
-            </w:pPr>
-            <w:r>
-              <w:rPr>
-                <w:rFonts w:ascii="Times New Roman" w:hAnsi="Times New Roman"/>
-                <w:sz w:val="26"/>
-                <w:rFonts w:ascii="Times New Roman" w:hAnsi="Times New Roman" w:cs="Times New Roman"/>
-              </w:rPr>
-              <w:t>Kiểm tra đánh giá kết quả học tập.</w:t>
-            </w:r>
-          </w:p>
-        </w:tc>
-      </w:tr>
-      <w:tr>
-        <w:tc>
-          <w:tcPr>
-            <w:tcW w:type="dxa" w:w="9310"/>
-            <w:gridSpan w:val="5"/>
-            <w:vAlign w:val="center"/>
-          </w:tcPr>
-          <w:p>
-            <w:pPr>
-              <w:spacing w:before="40" w:after="40" w:line="276" w:lineRule="auto"/>
-              <w:jc w:val="both"/>
-            </w:pPr>
-            <w:r>
-              <w:rPr>
-                <w:rFonts w:ascii="Times New Roman" w:hAnsi="Times New Roman"/>
-                <w:b/>
-                <w:sz w:val="26"/>
-                <w:rFonts w:ascii="Times New Roman" w:hAnsi="Times New Roman" w:cs="Times New Roman"/>
-              </w:rPr>
-              <w:t>Chủ đề 5: Giải quyết vấn đề với sự trợ giúp của máy tính</w:t>
-            </w:r>
-          </w:p>
-        </w:tc>
-      </w:tr>
-      <w:tr>
-        <w:tc>
-          <w:tcPr>
-            <w:tcW w:type="dxa" w:w="680"/>
-            <w:vAlign w:val="center"/>
-          </w:tcPr>
-          <w:p>
-            <w:pPr>
-              <w:spacing w:before="40" w:after="40" w:line="276" w:lineRule="auto"/>
-              <w:jc w:val="center"/>
-            </w:pPr>
-            <w:r>
-              <w:rPr>
-                <w:rFonts w:ascii="Times New Roman" w:hAnsi="Times New Roman"/>
-                <w:sz w:val="26"/>
-                <w:rFonts w:ascii="Times New Roman" w:hAnsi="Times New Roman" w:cs="Times New Roman"/>
-              </w:rPr>
-              <w:t>19</w:t>
-            </w:r>
-          </w:p>
-        </w:tc>
-        <w:tc>
-          <w:tcPr>
-            <w:tcW w:type="dxa" w:w="3118"/>
-            <w:vAlign w:val="center"/>
-          </w:tcPr>
-          <w:p>
-            <w:pPr>
-              <w:spacing w:before="40" w:after="40" w:line="276" w:lineRule="auto"/>
-              <w:jc w:val="both"/>
-            </w:pPr>
-            <w:r>
-              <w:rPr>
-                <w:rFonts w:ascii="Times New Roman" w:hAnsi="Times New Roman"/>
-                <w:sz w:val="26"/>
-                <w:rFonts w:ascii="Times New Roman" w:hAnsi="Times New Roman" w:cs="Times New Roman"/>
-              </w:rPr>
-              <w:t>Bài 12. Từ thuật toán đến chương trình</w:t>
-            </w:r>
-          </w:p>
-        </w:tc>
-        <w:tc>
-          <w:tcPr>
-            <w:tcW w:type="dxa" w:w="850"/>
-            <w:vAlign w:val="center"/>
-          </w:tcPr>
-          <w:p>
-            <w:pPr>
-              <w:spacing w:before="40" w:after="40" w:line="276" w:lineRule="auto"/>
-              <w:jc w:val="center"/>
-            </w:pPr>
-            <w:r>
-              <w:rPr>
-                <w:rFonts w:ascii="Times New Roman" w:hAnsi="Times New Roman"/>
-                <w:sz w:val="26"/>
-                <w:rFonts w:ascii="Times New Roman" w:hAnsi="Times New Roman" w:cs="Times New Roman"/>
-              </w:rPr>
-              <w:t>1</w:t>
-            </w:r>
-          </w:p>
-        </w:tc>
-        <w:tc>
-          <w:tcPr>
-            <w:tcW w:type="dxa" w:w="1247"/>
-            <w:vAlign w:val="center"/>
-          </w:tcPr>
-          <w:p>
-            <w:pPr>
-              <w:spacing w:before="40" w:after="40" w:line="276" w:lineRule="auto"/>
-              <w:jc w:val="center"/>
-            </w:pPr>
-            <w:r>
-              <w:rPr>
-                <w:rFonts w:ascii="Times New Roman" w:hAnsi="Times New Roman"/>
-                <w:sz w:val="26"/>
-                <w:rFonts w:ascii="Times New Roman" w:hAnsi="Times New Roman" w:cs="Times New Roman"/>
-              </w:rPr>
-              <w:t>19</w:t>
-            </w:r>
-          </w:p>
-        </w:tc>
-        <w:tc>
-          <w:tcPr>
-            <w:tcW w:type="dxa" w:w="3402"/>
-            <w:vAlign w:val="center"/>
-          </w:tcPr>
-          <w:p>
-            <w:pPr>
-              <w:spacing w:before="40" w:after="40" w:line="276" w:lineRule="auto"/>
-              <w:jc w:val="both"/>
-            </w:pPr>
-            <w:r>
-              <w:rPr>
-                <w:rFonts w:ascii="Times New Roman" w:hAnsi="Times New Roman"/>
-                <w:sz w:val="26"/>
-                <w:rFonts w:ascii="Times New Roman" w:hAnsi="Times New Roman" w:cs="Times New Roman"/>
-              </w:rPr>
-              <w:t>- Mô tả kịch bản dưới dạng thuật toán; tạo chương trình đơn giản.  - Hiểu chương trình là dãy lệnh điều khiển máy tính thực hiện thuật toán.</w:t>
-            </w:r>
-          </w:p>
-        </w:tc>
-      </w:tr>
-      <w:tr>
-        <w:tc>
-          <w:tcPr>
-            <w:tcW w:type="dxa" w:w="680"/>
-            <w:vAlign w:val="center"/>
-          </w:tcPr>
-          <w:p>
-            <w:pPr>
-              <w:spacing w:before="40" w:after="40" w:line="276" w:lineRule="auto"/>
-              <w:jc w:val="center"/>
-            </w:pPr>
-            <w:r>
-              <w:rPr>
-                <w:rFonts w:ascii="Times New Roman" w:hAnsi="Times New Roman"/>
-                <w:sz w:val="26"/>
-                <w:rFonts w:ascii="Times New Roman" w:hAnsi="Times New Roman" w:cs="Times New Roman"/>
-              </w:rPr>
-              <w:t>20</w:t>
-            </w:r>
-          </w:p>
-        </w:tc>
-        <w:tc>
-          <w:tcPr>
-            <w:tcW w:type="dxa" w:w="3118"/>
-            <w:vAlign w:val="center"/>
-          </w:tcPr>
-          <w:p>
-            <w:pPr>
-              <w:spacing w:before="40" w:after="40" w:line="276" w:lineRule="auto"/>
-              <w:jc w:val="both"/>
-            </w:pPr>
-            <w:r>
-              <w:rPr>
-                <w:rFonts w:ascii="Times New Roman" w:hAnsi="Times New Roman"/>
-                <w:sz w:val="26"/>
-                <w:rFonts w:ascii="Times New Roman" w:hAnsi="Times New Roman" w:cs="Times New Roman"/>
-              </w:rPr>
-              <w:t>Ôn tập và luyện tập</w:t>
-            </w:r>
-          </w:p>
-        </w:tc>
-        <w:tc>
-          <w:tcPr>
-            <w:tcW w:type="dxa" w:w="850"/>
-            <w:vAlign w:val="center"/>
-          </w:tcPr>
-          <w:p>
-            <w:pPr>
-              <w:spacing w:before="40" w:after="40" w:line="276" w:lineRule="auto"/>
-              <w:jc w:val="center"/>
-            </w:pPr>
-            <w:r>
-              <w:rPr>
-                <w:rFonts w:ascii="Times New Roman" w:hAnsi="Times New Roman"/>
-                <w:sz w:val="26"/>
-                <w:rFonts w:ascii="Times New Roman" w:hAnsi="Times New Roman" w:cs="Times New Roman"/>
-              </w:rPr>
-              <w:t>1</w:t>
-            </w:r>
-          </w:p>
-        </w:tc>
-        <w:tc>
-          <w:tcPr>
-            <w:tcW w:type="dxa" w:w="1247"/>
-            <w:vAlign w:val="center"/>
-          </w:tcPr>
-          <w:p>
-            <w:pPr>
-              <w:spacing w:before="40" w:after="40" w:line="276" w:lineRule="auto"/>
-              <w:jc w:val="center"/>
-            </w:pPr>
-            <w:r>
-              <w:rPr>
-                <w:rFonts w:ascii="Times New Roman" w:hAnsi="Times New Roman"/>
-                <w:sz w:val="26"/>
-                <w:rFonts w:ascii="Times New Roman" w:hAnsi="Times New Roman" w:cs="Times New Roman"/>
-              </w:rPr>
-              <w:t>20</w:t>
-            </w:r>
-          </w:p>
-        </w:tc>
-        <w:tc>
-          <w:tcPr>
-            <w:tcW w:type="dxa" w:w="3402"/>
-            <w:vAlign w:val="center"/>
-          </w:tcPr>
-          <w:p>
-            <w:pPr>
-              <w:spacing w:before="40" w:after="40" w:line="276" w:lineRule="auto"/>
-              <w:jc w:val="both"/>
-            </w:pPr>
-            <w:r>
-              <w:rPr>
-                <w:rFonts w:ascii="Times New Roman" w:hAnsi="Times New Roman"/>
-                <w:sz w:val="26"/>
-                <w:rFonts w:ascii="Times New Roman" w:hAnsi="Times New Roman" w:cs="Times New Roman"/>
-              </w:rPr>
-              <w:t>Ôn tập, luyện tập bổ sung kiến thức và kỹ năng.</w:t>
-            </w:r>
-          </w:p>
-        </w:tc>
-      </w:tr>
-      <w:tr>
-        <w:tc>
-          <w:tcPr>
-            <w:tcW w:type="dxa" w:w="680"/>
-            <w:vAlign w:val="center"/>
-          </w:tcPr>
-          <w:p>
-            <w:pPr>
-              <w:spacing w:before="40" w:after="40" w:line="276" w:lineRule="auto"/>
-              <w:jc w:val="center"/>
-            </w:pPr>
-            <w:r>
-              <w:rPr>
-                <w:rFonts w:ascii="Times New Roman" w:hAnsi="Times New Roman"/>
-                <w:sz w:val="26"/>
-                <w:rFonts w:ascii="Times New Roman" w:hAnsi="Times New Roman" w:cs="Times New Roman"/>
-              </w:rPr>
-              <w:t>21</w:t>
-            </w:r>
-          </w:p>
-        </w:tc>
-        <w:tc>
-          <w:tcPr>
-            <w:tcW w:type="dxa" w:w="3118"/>
-            <w:vAlign w:val="center"/>
-          </w:tcPr>
-          <w:p>
-            <w:pPr>
-              <w:spacing w:before="40" w:after="40" w:line="276" w:lineRule="auto"/>
-              <w:jc w:val="both"/>
-            </w:pPr>
-            <w:r>
-              <w:rPr>
-                <w:rFonts w:ascii="Times New Roman" w:hAnsi="Times New Roman"/>
-                <w:sz w:val="26"/>
-                <w:rFonts w:ascii="Times New Roman" w:hAnsi="Times New Roman" w:cs="Times New Roman"/>
-              </w:rPr>
-              <w:t>Ôn tập Đánh giá định kỳ 4</w:t>
-            </w:r>
-          </w:p>
-        </w:tc>
-        <w:tc>
-          <w:tcPr>
-            <w:tcW w:type="dxa" w:w="850"/>
-            <w:vAlign w:val="center"/>
-          </w:tcPr>
-          <w:p>
-            <w:pPr>
-              <w:spacing w:before="40" w:after="40" w:line="276" w:lineRule="auto"/>
-              <w:jc w:val="center"/>
-            </w:pPr>
-            <w:r>
-              <w:rPr>
-                <w:rFonts w:ascii="Times New Roman" w:hAnsi="Times New Roman"/>
-                <w:sz w:val="26"/>
-                <w:rFonts w:ascii="Times New Roman" w:hAnsi="Times New Roman" w:cs="Times New Roman"/>
-              </w:rPr>
-              <w:t>1</w:t>
-            </w:r>
-          </w:p>
-        </w:tc>
-        <w:tc>
-          <w:tcPr>
-            <w:tcW w:type="dxa" w:w="1247"/>
-            <w:vAlign w:val="center"/>
-          </w:tcPr>
-          <w:p>
-            <w:pPr>
-              <w:spacing w:before="40" w:after="40" w:line="276" w:lineRule="auto"/>
-              <w:jc w:val="center"/>
-            </w:pPr>
-            <w:r>
-              <w:rPr>
-                <w:rFonts w:ascii="Times New Roman" w:hAnsi="Times New Roman"/>
-                <w:sz w:val="26"/>
-                <w:rFonts w:ascii="Times New Roman" w:hAnsi="Times New Roman" w:cs="Times New Roman"/>
-              </w:rPr>
-              <w:t>21</w:t>
-            </w:r>
-          </w:p>
-        </w:tc>
-        <w:tc>
-          <w:tcPr>
-            <w:tcW w:type="dxa" w:w="3402"/>
-            <w:vAlign w:val="center"/>
-          </w:tcPr>
-          <w:p>
-            <w:pPr>
-              <w:spacing w:before="40" w:after="40" w:line="276" w:lineRule="auto"/>
-              <w:jc w:val="both"/>
-            </w:pPr>
-            <w:r>
-              <w:rPr>
-                <w:rFonts w:ascii="Times New Roman" w:hAnsi="Times New Roman"/>
-                <w:sz w:val="26"/>
-                <w:rFonts w:ascii="Times New Roman" w:hAnsi="Times New Roman" w:cs="Times New Roman"/>
-              </w:rPr>
-              <w:t>Hệ thống hóa kiến thức chuẩn bị Đánh giá định kỳ 4.</w:t>
-            </w:r>
-          </w:p>
-        </w:tc>
-      </w:tr>
-      <w:tr>
-        <w:tc>
-          <w:tcPr>
-            <w:tcW w:type="dxa" w:w="680"/>
-            <w:vAlign w:val="center"/>
-          </w:tcPr>
-          <w:p>
-            <w:pPr>
-              <w:spacing w:before="40" w:after="40" w:line="276" w:lineRule="auto"/>
-              <w:jc w:val="center"/>
-            </w:pPr>
-            <w:r>
-              <w:rPr>
-                <w:rFonts w:ascii="Times New Roman" w:hAnsi="Times New Roman"/>
-                <w:sz w:val="26"/>
-                <w:rFonts w:ascii="Times New Roman" w:hAnsi="Times New Roman" w:cs="Times New Roman"/>
+            <w:tcW w:type="dxa" w:w="794"/>
+            <w:vAlign w:val="center"/>
+            <w:tcW w:w="793" w:type="dxa"/>
+          </w:tcPr>
+          <w:p>
+            <w:pPr>
+              <w:jc w:val="center"/>
+            </w:pPr>
+            <w:r>
+              <w:rPr>
+                <w:rFonts w:ascii="Times New Roman" w:hAnsi="Times New Roman"/>
+                <w:sz w:val="26"/>
               </w:rPr>
               <w:t>22</w:t>
             </w:r>
@@ -3802,170 +3888,9 @@
         </w:tc>
         <w:tc>
           <w:tcPr>
-            <w:tcW w:type="dxa" w:w="3118"/>
-            <w:vAlign w:val="center"/>
-          </w:tcPr>
-          <w:p>
-            <w:pPr>
-              <w:spacing w:before="40" w:after="40" w:line="276" w:lineRule="auto"/>
-              <w:jc w:val="both"/>
-            </w:pPr>
-            <w:r>
-              <w:rPr>
-                <w:rFonts w:ascii="Times New Roman" w:hAnsi="Times New Roman"/>
-                <w:sz w:val="26"/>
-                <w:rFonts w:ascii="Times New Roman" w:hAnsi="Times New Roman" w:cs="Times New Roman"/>
-              </w:rPr>
-              <w:t>Đánh giá định kỳ 4</w:t>
-            </w:r>
-          </w:p>
-        </w:tc>
-        <w:tc>
-          <w:tcPr>
-            <w:tcW w:type="dxa" w:w="850"/>
-            <w:vAlign w:val="center"/>
-          </w:tcPr>
-          <w:p>
-            <w:pPr>
-              <w:spacing w:before="40" w:after="40" w:line="276" w:lineRule="auto"/>
-              <w:jc w:val="center"/>
-            </w:pPr>
-            <w:r>
-              <w:rPr>
-                <w:rFonts w:ascii="Times New Roman" w:hAnsi="Times New Roman"/>
-                <w:sz w:val="26"/>
-                <w:rFonts w:ascii="Times New Roman" w:hAnsi="Times New Roman" w:cs="Times New Roman"/>
-              </w:rPr>
-              <w:t>1</w:t>
-            </w:r>
-          </w:p>
-        </w:tc>
-        <w:tc>
-          <w:tcPr>
-            <w:tcW w:type="dxa" w:w="1247"/>
-            <w:vAlign w:val="center"/>
-          </w:tcPr>
-          <w:p>
-            <w:pPr>
-              <w:spacing w:before="40" w:after="40" w:line="276" w:lineRule="auto"/>
-              <w:jc w:val="center"/>
-            </w:pPr>
-            <w:r>
-              <w:rPr>
-                <w:rFonts w:ascii="Times New Roman" w:hAnsi="Times New Roman"/>
-                <w:sz w:val="26"/>
-                <w:rFonts w:ascii="Times New Roman" w:hAnsi="Times New Roman" w:cs="Times New Roman"/>
-              </w:rPr>
-              <w:t>22</w:t>
-            </w:r>
-          </w:p>
-        </w:tc>
-        <w:tc>
-          <w:tcPr>
-            <w:tcW w:type="dxa" w:w="3402"/>
-            <w:vAlign w:val="center"/>
-          </w:tcPr>
-          <w:p>
-            <w:pPr>
-              <w:spacing w:before="40" w:after="40" w:line="276" w:lineRule="auto"/>
-              <w:jc w:val="both"/>
-            </w:pPr>
-            <w:r>
-              <w:rPr>
-                <w:rFonts w:ascii="Times New Roman" w:hAnsi="Times New Roman"/>
-                <w:sz w:val="26"/>
-                <w:rFonts w:ascii="Times New Roman" w:hAnsi="Times New Roman" w:cs="Times New Roman"/>
-              </w:rPr>
-              <w:t>Kiểm tra đánh giá kết quả học tập.</w:t>
-            </w:r>
-          </w:p>
-        </w:tc>
-      </w:tr>
-      <w:tr>
-        <w:tc>
-          <w:tcPr>
-            <w:tcW w:type="dxa" w:w="680"/>
-            <w:vAlign w:val="center"/>
-          </w:tcPr>
-          <w:p>
-            <w:pPr>
-              <w:spacing w:before="40" w:after="40" w:line="276" w:lineRule="auto"/>
-              <w:jc w:val="center"/>
-            </w:pPr>
-            <w:r>
-              <w:rPr>
-                <w:rFonts w:ascii="Times New Roman" w:hAnsi="Times New Roman"/>
-                <w:sz w:val="26"/>
-                <w:rFonts w:ascii="Times New Roman" w:hAnsi="Times New Roman" w:cs="Times New Roman"/>
-              </w:rPr>
-              <w:t>23</w:t>
-            </w:r>
-          </w:p>
-        </w:tc>
-        <w:tc>
-          <w:tcPr>
-            <w:tcW w:type="dxa" w:w="3118"/>
-            <w:vAlign w:val="center"/>
-          </w:tcPr>
-          <w:p>
-            <w:pPr>
-              <w:spacing w:before="40" w:after="40" w:line="276" w:lineRule="auto"/>
-              <w:jc w:val="both"/>
-            </w:pPr>
-            <w:r>
-              <w:rPr>
-                <w:rFonts w:ascii="Times New Roman" w:hAnsi="Times New Roman"/>
-                <w:sz w:val="26"/>
-                <w:rFonts w:ascii="Times New Roman" w:hAnsi="Times New Roman" w:cs="Times New Roman"/>
-              </w:rPr>
-              <w:t>Bài 16. Tin học với nghề nghiệp</w:t>
-            </w:r>
-          </w:p>
-        </w:tc>
-        <w:tc>
-          <w:tcPr>
-            <w:tcW w:type="dxa" w:w="850"/>
-            <w:vAlign w:val="center"/>
-          </w:tcPr>
-          <w:p>
-            <w:pPr>
-              <w:spacing w:before="40" w:after="40" w:line="276" w:lineRule="auto"/>
-              <w:jc w:val="center"/>
-            </w:pPr>
-            <w:r>
-              <w:rPr>
-                <w:rFonts w:ascii="Times New Roman" w:hAnsi="Times New Roman"/>
-                <w:sz w:val="26"/>
-                <w:rFonts w:ascii="Times New Roman" w:hAnsi="Times New Roman" w:cs="Times New Roman"/>
-              </w:rPr>
-              <w:t>1</w:t>
-            </w:r>
-          </w:p>
-        </w:tc>
-        <w:tc>
-          <w:tcPr>
-            <w:tcW w:type="dxa" w:w="1247"/>
-            <w:vAlign w:val="center"/>
-          </w:tcPr>
-          <w:p>
-            <w:pPr>
-              <w:spacing w:before="40" w:after="40" w:line="276" w:lineRule="auto"/>
-              <w:jc w:val="center"/>
-            </w:pPr>
-            <w:r>
-              <w:rPr>
-                <w:rFonts w:ascii="Times New Roman" w:hAnsi="Times New Roman"/>
-                <w:sz w:val="26"/>
-                <w:rFonts w:ascii="Times New Roman" w:hAnsi="Times New Roman" w:cs="Times New Roman"/>
-              </w:rPr>
-              <w:t>23</w:t>
-            </w:r>
-          </w:p>
-        </w:tc>
-        <w:tc>
-          <w:tcPr>
-            <w:tcW w:type="dxa" w:w="3402"/>
-            <w:vAlign w:val="center"/>
+            <w:tcW w:type="dxa" w:w="5272"/>
+            <w:vAlign w:val="center"/>
+            <w:tcW w:w="5273" w:type="dxa"/>
           </w:tcPr>
           <w:p>
             <w:pPr>
@@ -4144,6 +4069,8 @@
     <w:tbl>
       <w:tblPr>
         <w:tblW w:w="9580" w:type="dxa"/>
+        <w:tblLayout w:type="fixed"/>
+        <w:tblLook w:val="0400" w:firstRow="0" w:lastRow="0" w:firstColumn="0" w:lastColumn="0" w:noHBand="0" w:noVBand="1"/>
         <w:tblBorders>
           <w:top w:val="single" w:sz="4" w:space="0" w:color="000000"/>
           <w:left w:val="single" w:sz="4" w:space="0" w:color="000000"/>
@@ -4152,8 +4079,6 @@
           <w:insideH w:val="single" w:sz="4" w:space="0" w:color="000000"/>
           <w:insideV w:val="single" w:sz="4" w:space="0" w:color="000000"/>
         </w:tblBorders>
-        <w:tblLayout w:type="fixed"/>
-        <w:tblLook w:val="0400" w:firstRow="0" w:lastRow="0" w:firstColumn="0" w:lastColumn="0" w:noHBand="0" w:noVBand="1"/>
       </w:tblPr>
       <w:tblGrid>
         <w:gridCol w:w="1696"/>
@@ -4843,16 +4768,16 @@
         <w:tblStyle w:val="a4"/>
         <w:tblW w:w="9300" w:type="dxa"/>
         <w:tblInd w:w="0" w:type="dxa"/>
-        <w:tblBorders>
-          <w:top w:val="nil"/>
-          <w:left w:val="nil"/>
-          <w:bottom w:val="nil"/>
-          <w:right w:val="nil"/>
-          <w:insideH w:val="nil"/>
-          <w:insideV w:val="nil"/>
-        </w:tblBorders>
         <w:tblLayout w:type="fixed"/>
         <w:tblLook w:val="0400" w:firstRow="0" w:lastRow="0" w:firstColumn="0" w:lastColumn="0" w:noHBand="0" w:noVBand="1"/>
+        <w:tblBorders>
+          <w:top w:val="single" w:sz="4" w:space="0" w:color="000000"/>
+          <w:left w:val="single" w:sz="4" w:space="0" w:color="000000"/>
+          <w:bottom w:val="single" w:sz="4" w:space="0" w:color="000000"/>
+          <w:right w:val="single" w:sz="4" w:space="0" w:color="000000"/>
+          <w:insideH w:val="single" w:sz="4" w:space="0" w:color="000000"/>
+          <w:insideV w:val="single" w:sz="4" w:space="0" w:color="000000"/>
+        </w:tblBorders>
       </w:tblPr>
       <w:tblGrid>
         <w:gridCol w:w="4650"/>
@@ -6309,6 +6234,10 @@
     <w:name w:val="Normal"/>
     <w:qFormat/>
     <w:rsid w:val="00545BE2"/>
+    <w:rPr>
+      <w:rFonts w:ascii="Times New Roman" w:hAnsi="Times New Roman"/>
+      <w:sz w:val="26"/>
+    </w:rPr>
   </w:style>
   <w:style w:type="paragraph" w:styleId="Heading1">
     <w:name w:val="heading 1"/>
